--- a/fuentes/21720191_CF2_DU.docx
+++ b/fuentes/21720191_CF2_DU.docx
@@ -1,11 +1,15 @@
 
 <file path=word/document.xml><?xml version="1.0" encoding="utf-8"?>
-<w:document xmlns:wpc="http://schemas.microsoft.com/office/word/2010/wordprocessingCanvas" xmlns:cx="http://schemas.microsoft.com/office/drawing/2014/chartex" xmlns:cx1="http://schemas.microsoft.com/office/drawing/2015/9/8/chartex" xmlns:cx2="http://schemas.microsoft.com/office/drawing/2015/10/21/chartex" xmlns:cx3="http://schemas.microsoft.com/office/drawing/2016/5/9/chartex" xmlns:cx4="http://schemas.microsoft.com/office/drawing/2016/5/10/chartex" xmlns:cx5="http://schemas.microsoft.com/office/drawing/2016/5/11/chartex" xmlns:cx6="http://schemas.microsoft.com/office/drawing/2016/5/12/chartex" xmlns:cx7="http://schemas.microsoft.com/office/drawing/2016/5/13/chartex" xmlns:cx8="http://schemas.microsoft.com/office/drawing/2016/5/14/chartex" xmlns:mc="http://schemas.openxmlformats.org/markup-compatibility/2006" xmlns:aink="http://schemas.microsoft.com/office/drawing/2016/ink" xmlns:am3d="http://schemas.microsoft.com/office/drawing/2017/model3d" xmlns:o="urn:schemas-microsoft-com:office:office" xmlns:oel="http://schemas.microsoft.com/office/2019/extlst" xmlns:r="http://schemas.openxmlformats.org/officeDocument/2006/relationships" xmlns:m="http://schemas.openxmlformats.org/officeDocument/2006/math" xmlns:v="urn:schemas-microsoft-com:vml" xmlns:wp14="http://schemas.microsoft.com/office/word/2010/wordprocessingDrawing" xmlns:wp="http://schemas.openxmlformats.org/drawingml/2006/wordprocessingDrawing" xmlns:w10="urn:schemas-microsoft-com:office:word" xmlns:w="http://schemas.openxmlformats.org/wordprocessingml/2006/main" xmlns:w14="http://schemas.microsoft.com/office/word/2010/wordml" xmlns:w15="http://schemas.microsoft.com/office/word/2012/wordml" xmlns:w16cei="http://schemas.microsoft.com/office/word/2026/wordml/cei" xmlns:w16cex="http://schemas.microsoft.com/office/word/2018/wordml/cex" xmlns:w16cid="http://schemas.microsoft.com/office/word/2016/wordml/cid" xmlns:w16="http://schemas.microsoft.com/office/word/2018/wordml" xmlns:w16du="http://schemas.microsoft.com/office/word/2023/wordml/word16du" xmlns:w16sdtdh="http://schemas.microsoft.com/office/word/2020/wordml/sdtdatahash" xmlns:w16sdtfl="http://schemas.microsoft.com/office/word/2024/wordml/sdtformatlock" xmlns:w16se="http://schemas.microsoft.com/office/word/2015/wordml/symex" xmlns:wpg="http://schemas.microsoft.com/office/word/2010/wordprocessingGroup" xmlns:wpi="http://schemas.microsoft.com/office/word/2010/wordprocessingInk" xmlns:wne="http://schemas.microsoft.com/office/word/2006/wordml" xmlns:wps="http://schemas.microsoft.com/office/word/2010/wordprocessingShape" mc:Ignorable="w14 w15 w16se w16cid w16 w16cex w16sdtdh w16sdtfl w16du wp14">
+<w:document xmlns:wpc="http://schemas.microsoft.com/office/word/2010/wordprocessingCanvas" xmlns:cx="http://schemas.microsoft.com/office/drawing/2014/chartex" xmlns:cx1="http://schemas.microsoft.com/office/drawing/2015/9/8/chartex" xmlns:cx2="http://schemas.microsoft.com/office/drawing/2015/10/21/chartex" xmlns:cx3="http://schemas.microsoft.com/office/drawing/2016/5/9/chartex" xmlns:cx4="http://schemas.microsoft.com/office/drawing/2016/5/10/chartex" xmlns:cx5="http://schemas.microsoft.com/office/drawing/2016/5/11/chartex" xmlns:cx6="http://schemas.microsoft.com/office/drawing/2016/5/12/chartex" xmlns:cx7="http://schemas.microsoft.com/office/drawing/2016/5/13/chartex" xmlns:cx8="http://schemas.microsoft.com/office/drawing/2016/5/14/chartex" xmlns:mc="http://schemas.openxmlformats.org/markup-compatibility/2006" xmlns:aink="http://schemas.microsoft.com/office/drawing/2016/ink" xmlns:am3d="http://schemas.microsoft.com/office/drawing/2017/model3d" xmlns:o="urn:schemas-microsoft-com:office:office" xmlns:oel="http://schemas.microsoft.com/office/2019/extlst" xmlns:r="http://schemas.openxmlformats.org/officeDocument/2006/relationships" xmlns:m="http://schemas.openxmlformats.org/officeDocument/2006/math" xmlns:v="urn:schemas-microsoft-com:vml" xmlns:wp14="http://schemas.microsoft.com/office/word/2010/wordprocessingDrawing" xmlns:wp="http://schemas.openxmlformats.org/drawingml/2006/wordprocessingDrawing" xmlns:w10="urn:schemas-microsoft-com:office:word" xmlns:w="http://schemas.openxmlformats.org/wordprocessingml/2006/main" xmlns:w14="http://schemas.microsoft.com/office/word/2010/wordml" xmlns:w15="http://schemas.microsoft.com/office/word/2012/wordml" xmlns:w16cei="http://schemas.microsoft.com/office/word/2026/wordml/cei" xmlns:w16cex="http://schemas.microsoft.com/office/word/2018/wordml/cex" xmlns:w16cid="http://schemas.microsoft.com/office/word/2016/wordml/cid" xmlns:w16="http://schemas.microsoft.com/office/word/2018/wordml" xmlns:w16du="http://schemas.microsoft.com/office/word/2023/wordml/word16du" xmlns:w16sdtdh="http://schemas.microsoft.com/office/word/2020/wordml/sdtdatahash" xmlns:w16sdtfl="http://schemas.microsoft.com/office/word/2024/wordml/sdtformatlock" xmlns:w16se="http://schemas.microsoft.com/office/word/2015/wordml/symex" xmlns:wpg="http://schemas.microsoft.com/office/word/2010/wordprocessingGroup" xmlns:wpi="http://schemas.microsoft.com/office/word/2010/wordprocessingInk" xmlns:wne="http://schemas.microsoft.com/office/word/2006/wordml" xmlns:wps="http://schemas.microsoft.com/office/word/2010/wordprocessingShape" xmlns:a="http://schemas.openxmlformats.org/drawingml/2006/main" xmlns:adec="http://schemas.microsoft.com/office/drawing/2017/decorative" xmlns:pic="http://schemas.openxmlformats.org/drawingml/2006/picture" xmlns:a14="http://schemas.microsoft.com/office/drawing/2010/main" xmlns:asvg="http://schemas.microsoft.com/office/drawing/2016/SVG/main" mc:Ignorable="w14 w15 w16se w16cid w16 w16cex w16sdtdh w16sdtfl w16du wp14">
   <w:body>
     <w:p>
       <w:pPr>
         <w:spacing w:before="0" w:after="0"/>
         <w:ind w:firstLine="1"/>
+        <w:rPr>
+          <w:b w:val="1"/>
+          <w:bCs w:val="1"/>
+        </w:rPr>
       </w:pPr>
       <w:r>
         <w:rPr>
@@ -212,7 +216,7 @@
           </mc:Choice>
           <mc:Fallback>
             <w:pict>
-              <v:rect w14:anchorId="4C256C62" id="Rectángulo 3" o:spid="_x0000_s1026" alt="&quot;&quot;" style="position:absolute;margin-left:-55.95pt;margin-top:26.4pt;width:613.85pt;height:164.25pt;z-index:-251655168;visibility:visible;mso-wrap-style:square;mso-height-percent:0;mso-wrap-distance-left:9pt;mso-wrap-distance-top:0;mso-wrap-distance-right:9pt;mso-wrap-distance-bottom:0;mso-position-horizontal:absolute;mso-position-horizontal-relative:text;mso-position-vertical:absolute;mso-position-vertical-relative:text;mso-height-percent:0;mso-height-relative:margin;v-text-anchor:middle" o:gfxdata="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" fillcolor="#00314d" stroked="f" strokeweight="1pt"/>
+              <v:rect id="Rectángulo 3" style="position:absolute;margin-left:-55.95pt;margin-top:26.4pt;width:613.85pt;height:164.25pt;z-index:-251655168;visibility:visible;mso-wrap-style:square;mso-height-percent:0;mso-wrap-distance-left:9pt;mso-wrap-distance-top:0;mso-wrap-distance-right:9pt;mso-wrap-distance-bottom:0;mso-position-horizontal:absolute;mso-position-horizontal-relative:text;mso-position-vertical:absolute;mso-position-vertical-relative:text;mso-height-percent:0;mso-height-relative:margin;v-text-anchor:middle" alt="&quot;&quot;" o:spid="_x0000_s1026" fillcolor="#00314d" stroked="f" strokeweight="1pt" w14:anchorId="4C256C62" o:gfxdata="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"/>
             </w:pict>
           </mc:Fallback>
         </mc:AlternateContent>
@@ -238,15 +242,15 @@
         <mc:AlternateContent>
           <mc:Choice Requires="wps">
             <w:drawing>
-              <wp:anchor distT="45720" distB="45720" distL="114300" distR="114300" simplePos="0" relativeHeight="251663360" behindDoc="0" locked="0" layoutInCell="1" allowOverlap="1" wp14:anchorId="2E2DABF6" wp14:editId="74E8631D">
+              <wp:anchor distT="45720" distB="45720" distL="114300" distR="114300" simplePos="0" relativeHeight="251663360" behindDoc="0" locked="0" layoutInCell="1" allowOverlap="1" wp14:anchorId="2E2DABF6" wp14:editId="1D8ED27D">
                 <wp:simplePos x="0" y="0"/>
                 <wp:positionH relativeFrom="margin">
                   <wp:align>left</wp:align>
                 </wp:positionH>
                 <wp:positionV relativeFrom="paragraph">
-                  <wp:posOffset>41911</wp:posOffset>
+                  <wp:posOffset>45085</wp:posOffset>
                 </wp:positionV>
-                <wp:extent cx="6638925" cy="1828800"/>
+                <wp:extent cx="6648450" cy="1828800"/>
                 <wp:effectExtent l="0" t="0" r="0" b="0"/>
                 <wp:wrapNone/>
                 <wp:docPr id="217" name="Cuadro de texto 2">
@@ -268,7 +272,7 @@
                       <wps:spPr bwMode="auto">
                         <a:xfrm>
                           <a:off x="0" y="0"/>
-                          <a:ext cx="6638925" cy="1828800"/>
+                          <a:ext cx="6648450" cy="1828800"/>
                         </a:xfrm>
                         <a:prstGeom prst="rect">
                           <a:avLst/>
@@ -320,11 +324,11 @@
           </mc:Choice>
           <mc:Fallback>
             <w:pict>
-              <v:shapetype w14:anchorId="2E2DABF6" id="_x0000_t202" coordsize="21600,21600" o:spt="202" path="m,l,21600r21600,l21600,xe">
+              <v:shapetype id="_x0000_t202" coordsize="21600,21600" o:spt="202" path="m,l,21600r21600,l21600,xe" w14:anchorId="2E2DABF6">
                 <v:stroke joinstyle="miter"/>
                 <v:path gradientshapeok="t" o:connecttype="rect"/>
               </v:shapetype>
-              <v:shape id="Cuadro de texto 2" o:spid="_x0000_s1026" type="#_x0000_t202" alt="&quot;&quot;" style="position:absolute;left:0;text-align:left;margin-left:0;margin-top:3.3pt;width:522.75pt;height:2in;z-index:251663360;visibility:visible;mso-wrap-style:square;mso-width-percent:0;mso-height-percent:0;mso-wrap-distance-left:9pt;mso-wrap-distance-top:3.6pt;mso-wrap-distance-right:9pt;mso-wrap-distance-bottom:3.6pt;mso-position-horizontal:left;mso-position-horizontal-relative:margin;mso-position-vertical:absolute;mso-position-vertical-relative:text;mso-width-percent:0;mso-height-percent:0;mso-width-relative:margin;mso-height-relative:margin;v-text-anchor:top" o:gfxdata="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" filled="f" stroked="f">
+              <v:shape id="Cuadro de texto 2" style="position:absolute;left:0;text-align:left;margin-left:0;margin-top:3.55pt;width:523.5pt;height:2in;z-index:251663360;visibility:visible;mso-wrap-style:square;mso-width-percent:0;mso-height-percent:0;mso-wrap-distance-left:9pt;mso-wrap-distance-top:3.6pt;mso-wrap-distance-right:9pt;mso-wrap-distance-bottom:3.6pt;mso-position-horizontal:left;mso-position-horizontal-relative:margin;mso-position-vertical:absolute;mso-position-vertical-relative:text;mso-width-percent:0;mso-height-percent:0;mso-width-relative:margin;mso-height-relative:margin;v-text-anchor:top" alt="&quot;&quot;" o:spid="_x0000_s1026" filled="f" stroked="f" type="#_x0000_t202" o:gfxdata="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">
                 <v:textbox>
                   <w:txbxContent>
                     <w:p>
@@ -461,7 +465,7 @@
     <w:p>
       <w:pPr>
         <w:pBdr>
-          <w:bottom w:val="single" w:sz="12" w:space="1" w:color="auto"/>
+          <w:bottom w:val="single" w:color="auto" w:sz="12" w:space="1"/>
         </w:pBdr>
         <w:spacing w:before="0" w:after="0"/>
         <w:ind w:firstLine="708"/>
@@ -529,9 +533,15 @@
     </w:p>
     <w:sdt>
       <w:sdtPr>
-        <w:rPr>
-          <w:rFonts w:asciiTheme="minorHAnsi" w:eastAsiaTheme="minorEastAsia" w:hAnsiTheme="minorHAnsi" w:cstheme="minorBidi"/>
+        <w:id w:val="-1852639233"/>
+        <w:docPartObj>
+          <w:docPartGallery w:val="Table of Contents"/>
+          <w:docPartUnique/>
+        </w:docPartObj>
+        <w:rPr>
+          <w:rFonts w:ascii="Calibri" w:hAnsi="Calibri" w:eastAsia="游明朝" w:cs="Arial" w:asciiTheme="minorAscii" w:hAnsiTheme="minorAscii" w:eastAsiaTheme="minorEastAsia" w:cstheme="minorBidi"/>
           <w:b w:val="0"/>
+          <w:bCs w:val="0"/>
           <w:color w:val="auto"/>
           <w:kern w:val="2"/>
           <w:sz w:val="28"/>
@@ -539,11 +549,6 @@
           <w:lang w:eastAsia="en-US"/>
           <w14:ligatures w14:val="standardContextual"/>
         </w:rPr>
-        <w:id w:val="-1852639233"/>
-        <w:docPartObj>
-          <w:docPartGallery w:val="Table of Contents"/>
-          <w:docPartUnique/>
-        </w:docPartObj>
       </w:sdtPr>
       <w:sdtContent>
         <w:p>
@@ -563,12 +568,11 @@
             <w:tabs>
               <w:tab w:val="right" w:leader="dot" w:pos="9962"/>
             </w:tabs>
-            <w:spacing w:before="0" w:after="0"/>
             <w:rPr>
               <w:rFonts w:eastAsiaTheme="minorEastAsia"/>
               <w:noProof/>
-              <w:sz w:val="26"/>
-              <w:szCs w:val="26"/>
+              <w:sz w:val="24"/>
+              <w:szCs w:val="24"/>
               <w:lang w:eastAsia="es-CO"/>
             </w:rPr>
           </w:pPr>
@@ -581,13 +585,11 @@
           <w:r>
             <w:fldChar w:fldCharType="separate"/>
           </w:r>
-          <w:hyperlink w:anchor="_Toc236321495" w:history="1">
+          <w:hyperlink w:history="1" w:anchor="_Toc236652048">
             <w:r>
               <w:rPr>
                 <w:rStyle w:val="Hipervnculo"/>
                 <w:noProof/>
-                <w:sz w:val="26"/>
-                <w:szCs w:val="26"/>
               </w:rPr>
               <w:t>Introducción</w:t>
             </w:r>
@@ -595,8 +597,6 @@
               <w:rPr>
                 <w:noProof/>
                 <w:webHidden/>
-                <w:sz w:val="26"/>
-                <w:szCs w:val="26"/>
               </w:rPr>
               <w:tab/>
             </w:r>
@@ -604,8 +604,6 @@
               <w:rPr>
                 <w:noProof/>
                 <w:webHidden/>
-                <w:sz w:val="26"/>
-                <w:szCs w:val="26"/>
               </w:rPr>
               <w:fldChar w:fldCharType="begin"/>
             </w:r>
@@ -613,25 +611,19 @@
               <w:rPr>
                 <w:noProof/>
                 <w:webHidden/>
-                <w:sz w:val="26"/>
-                <w:szCs w:val="26"/>
-              </w:rPr>
-              <w:instrText xml:space="preserve"> PAGEREF _Toc236321495 \h </w:instrText>
-            </w:r>
-            <w:r>
-              <w:rPr>
-                <w:noProof/>
-                <w:webHidden/>
-                <w:sz w:val="26"/>
-                <w:szCs w:val="26"/>
-              </w:rPr>
-            </w:r>
-            <w:r>
-              <w:rPr>
-                <w:noProof/>
-                <w:webHidden/>
-                <w:sz w:val="26"/>
-                <w:szCs w:val="26"/>
+              </w:rPr>
+              <w:instrText xml:space="preserve"> PAGEREF _Toc236652048 \h </w:instrText>
+            </w:r>
+            <w:r>
+              <w:rPr>
+                <w:noProof/>
+                <w:webHidden/>
+              </w:rPr>
+            </w:r>
+            <w:r>
+              <w:rPr>
+                <w:noProof/>
+                <w:webHidden/>
               </w:rPr>
               <w:fldChar w:fldCharType="separate"/>
             </w:r>
@@ -639,8 +631,6 @@
               <w:rPr>
                 <w:noProof/>
                 <w:webHidden/>
-                <w:sz w:val="26"/>
-                <w:szCs w:val="26"/>
               </w:rPr>
               <w:t>4</w:t>
             </w:r>
@@ -648,8 +638,6 @@
               <w:rPr>
                 <w:noProof/>
                 <w:webHidden/>
-                <w:sz w:val="26"/>
-                <w:szCs w:val="26"/>
               </w:rPr>
               <w:fldChar w:fldCharType="end"/>
             </w:r>
@@ -665,18 +653,16 @@
             <w:rPr>
               <w:rFonts w:eastAsiaTheme="minorEastAsia"/>
               <w:noProof/>
-              <w:sz w:val="26"/>
-              <w:szCs w:val="26"/>
+              <w:sz w:val="24"/>
+              <w:szCs w:val="24"/>
               <w:lang w:eastAsia="es-CO"/>
             </w:rPr>
           </w:pPr>
-          <w:hyperlink w:anchor="_Toc236321496" w:history="1">
+          <w:hyperlink w:history="1" w:anchor="_Toc236652049">
             <w:r>
               <w:rPr>
                 <w:rStyle w:val="Hipervnculo"/>
                 <w:noProof/>
-                <w:sz w:val="26"/>
-                <w:szCs w:val="26"/>
               </w:rPr>
               <w:t>1. El ecosistema de Microsoft 365 en las organizaciones 4.0</w:t>
             </w:r>
@@ -684,8 +670,6 @@
               <w:rPr>
                 <w:noProof/>
                 <w:webHidden/>
-                <w:sz w:val="26"/>
-                <w:szCs w:val="26"/>
               </w:rPr>
               <w:tab/>
             </w:r>
@@ -693,8 +677,6 @@
               <w:rPr>
                 <w:noProof/>
                 <w:webHidden/>
-                <w:sz w:val="26"/>
-                <w:szCs w:val="26"/>
               </w:rPr>
               <w:fldChar w:fldCharType="begin"/>
             </w:r>
@@ -702,25 +684,19 @@
               <w:rPr>
                 <w:noProof/>
                 <w:webHidden/>
-                <w:sz w:val="26"/>
-                <w:szCs w:val="26"/>
-              </w:rPr>
-              <w:instrText xml:space="preserve"> PAGEREF _Toc236321496 \h </w:instrText>
-            </w:r>
-            <w:r>
-              <w:rPr>
-                <w:noProof/>
-                <w:webHidden/>
-                <w:sz w:val="26"/>
-                <w:szCs w:val="26"/>
-              </w:rPr>
-            </w:r>
-            <w:r>
-              <w:rPr>
-                <w:noProof/>
-                <w:webHidden/>
-                <w:sz w:val="26"/>
-                <w:szCs w:val="26"/>
+              </w:rPr>
+              <w:instrText xml:space="preserve"> PAGEREF _Toc236652049 \h </w:instrText>
+            </w:r>
+            <w:r>
+              <w:rPr>
+                <w:noProof/>
+                <w:webHidden/>
+              </w:rPr>
+            </w:r>
+            <w:r>
+              <w:rPr>
+                <w:noProof/>
+                <w:webHidden/>
               </w:rPr>
               <w:fldChar w:fldCharType="separate"/>
             </w:r>
@@ -728,8 +704,6 @@
               <w:rPr>
                 <w:noProof/>
                 <w:webHidden/>
-                <w:sz w:val="26"/>
-                <w:szCs w:val="26"/>
               </w:rPr>
               <w:t>8</w:t>
             </w:r>
@@ -737,8 +711,6 @@
               <w:rPr>
                 <w:noProof/>
                 <w:webHidden/>
-                <w:sz w:val="26"/>
-                <w:szCs w:val="26"/>
               </w:rPr>
               <w:fldChar w:fldCharType="end"/>
             </w:r>
@@ -754,18 +726,16 @@
             <w:rPr>
               <w:rFonts w:eastAsiaTheme="minorEastAsia"/>
               <w:noProof/>
-              <w:sz w:val="26"/>
-              <w:szCs w:val="26"/>
+              <w:sz w:val="24"/>
+              <w:szCs w:val="24"/>
               <w:lang w:eastAsia="es-CO"/>
             </w:rPr>
           </w:pPr>
-          <w:hyperlink w:anchor="_Toc236321497" w:history="1">
+          <w:hyperlink w:history="1" w:anchor="_Toc236652050">
             <w:r>
               <w:rPr>
                 <w:rStyle w:val="Hipervnculo"/>
                 <w:noProof/>
-                <w:sz w:val="26"/>
-                <w:szCs w:val="26"/>
               </w:rPr>
               <w:t>1.1. De la ofimática tradicional a la productividad en la nube</w:t>
             </w:r>
@@ -773,8 +743,6 @@
               <w:rPr>
                 <w:noProof/>
                 <w:webHidden/>
-                <w:sz w:val="26"/>
-                <w:szCs w:val="26"/>
               </w:rPr>
               <w:tab/>
             </w:r>
@@ -782,8 +750,6 @@
               <w:rPr>
                 <w:noProof/>
                 <w:webHidden/>
-                <w:sz w:val="26"/>
-                <w:szCs w:val="26"/>
               </w:rPr>
               <w:fldChar w:fldCharType="begin"/>
             </w:r>
@@ -791,25 +757,19 @@
               <w:rPr>
                 <w:noProof/>
                 <w:webHidden/>
-                <w:sz w:val="26"/>
-                <w:szCs w:val="26"/>
-              </w:rPr>
-              <w:instrText xml:space="preserve"> PAGEREF _Toc236321497 \h </w:instrText>
-            </w:r>
-            <w:r>
-              <w:rPr>
-                <w:noProof/>
-                <w:webHidden/>
-                <w:sz w:val="26"/>
-                <w:szCs w:val="26"/>
-              </w:rPr>
-            </w:r>
-            <w:r>
-              <w:rPr>
-                <w:noProof/>
-                <w:webHidden/>
-                <w:sz w:val="26"/>
-                <w:szCs w:val="26"/>
+              </w:rPr>
+              <w:instrText xml:space="preserve"> PAGEREF _Toc236652050 \h </w:instrText>
+            </w:r>
+            <w:r>
+              <w:rPr>
+                <w:noProof/>
+                <w:webHidden/>
+              </w:rPr>
+            </w:r>
+            <w:r>
+              <w:rPr>
+                <w:noProof/>
+                <w:webHidden/>
               </w:rPr>
               <w:fldChar w:fldCharType="separate"/>
             </w:r>
@@ -817,8 +777,6 @@
               <w:rPr>
                 <w:noProof/>
                 <w:webHidden/>
-                <w:sz w:val="26"/>
-                <w:szCs w:val="26"/>
               </w:rPr>
               <w:t>8</w:t>
             </w:r>
@@ -826,8 +784,6 @@
               <w:rPr>
                 <w:noProof/>
                 <w:webHidden/>
-                <w:sz w:val="26"/>
-                <w:szCs w:val="26"/>
               </w:rPr>
               <w:fldChar w:fldCharType="end"/>
             </w:r>
@@ -844,18 +800,16 @@
             <w:rPr>
               <w:rFonts w:eastAsiaTheme="minorEastAsia"/>
               <w:noProof/>
-              <w:sz w:val="26"/>
-              <w:szCs w:val="26"/>
+              <w:sz w:val="24"/>
+              <w:szCs w:val="24"/>
               <w:lang w:eastAsia="es-CO"/>
             </w:rPr>
           </w:pPr>
-          <w:hyperlink w:anchor="_Toc236321498" w:history="1">
+          <w:hyperlink w:history="1" w:anchor="_Toc236652051">
             <w:r>
               <w:rPr>
                 <w:rStyle w:val="Hipervnculo"/>
                 <w:noProof/>
-                <w:sz w:val="26"/>
-                <w:szCs w:val="26"/>
               </w:rPr>
               <w:t>1.2. Importancia de la gestión de la información en la cuarta revolución industrial</w:t>
             </w:r>
@@ -863,8 +817,6 @@
               <w:rPr>
                 <w:noProof/>
                 <w:webHidden/>
-                <w:sz w:val="26"/>
-                <w:szCs w:val="26"/>
               </w:rPr>
               <w:tab/>
             </w:r>
@@ -872,8 +824,6 @@
               <w:rPr>
                 <w:noProof/>
                 <w:webHidden/>
-                <w:sz w:val="26"/>
-                <w:szCs w:val="26"/>
               </w:rPr>
               <w:fldChar w:fldCharType="begin"/>
             </w:r>
@@ -881,25 +831,19 @@
               <w:rPr>
                 <w:noProof/>
                 <w:webHidden/>
-                <w:sz w:val="26"/>
-                <w:szCs w:val="26"/>
-              </w:rPr>
-              <w:instrText xml:space="preserve"> PAGEREF _Toc236321498 \h </w:instrText>
-            </w:r>
-            <w:r>
-              <w:rPr>
-                <w:noProof/>
-                <w:webHidden/>
-                <w:sz w:val="26"/>
-                <w:szCs w:val="26"/>
-              </w:rPr>
-            </w:r>
-            <w:r>
-              <w:rPr>
-                <w:noProof/>
-                <w:webHidden/>
-                <w:sz w:val="26"/>
-                <w:szCs w:val="26"/>
+              </w:rPr>
+              <w:instrText xml:space="preserve"> PAGEREF _Toc236652051 \h </w:instrText>
+            </w:r>
+            <w:r>
+              <w:rPr>
+                <w:noProof/>
+                <w:webHidden/>
+              </w:rPr>
+            </w:r>
+            <w:r>
+              <w:rPr>
+                <w:noProof/>
+                <w:webHidden/>
               </w:rPr>
               <w:fldChar w:fldCharType="separate"/>
             </w:r>
@@ -907,8 +851,6 @@
               <w:rPr>
                 <w:noProof/>
                 <w:webHidden/>
-                <w:sz w:val="26"/>
-                <w:szCs w:val="26"/>
               </w:rPr>
               <w:t>11</w:t>
             </w:r>
@@ -916,8 +858,6 @@
               <w:rPr>
                 <w:noProof/>
                 <w:webHidden/>
-                <w:sz w:val="26"/>
-                <w:szCs w:val="26"/>
               </w:rPr>
               <w:fldChar w:fldCharType="end"/>
             </w:r>
@@ -933,18 +873,16 @@
             <w:rPr>
               <w:rFonts w:eastAsiaTheme="minorEastAsia"/>
               <w:noProof/>
-              <w:sz w:val="26"/>
-              <w:szCs w:val="26"/>
+              <w:sz w:val="24"/>
+              <w:szCs w:val="24"/>
               <w:lang w:eastAsia="es-CO"/>
             </w:rPr>
           </w:pPr>
-          <w:hyperlink w:anchor="_Toc236321499" w:history="1">
+          <w:hyperlink w:history="1" w:anchor="_Toc236652052">
             <w:r>
               <w:rPr>
                 <w:rStyle w:val="Hipervnculo"/>
                 <w:noProof/>
-                <w:sz w:val="26"/>
-                <w:szCs w:val="26"/>
               </w:rPr>
               <w:t>2. Administración estratégica del correo electrónico Microsoft Outlook 365</w:t>
             </w:r>
@@ -952,8 +890,6 @@
               <w:rPr>
                 <w:noProof/>
                 <w:webHidden/>
-                <w:sz w:val="26"/>
-                <w:szCs w:val="26"/>
               </w:rPr>
               <w:tab/>
             </w:r>
@@ -961,8 +897,6 @@
               <w:rPr>
                 <w:noProof/>
                 <w:webHidden/>
-                <w:sz w:val="26"/>
-                <w:szCs w:val="26"/>
               </w:rPr>
               <w:fldChar w:fldCharType="begin"/>
             </w:r>
@@ -970,25 +904,19 @@
               <w:rPr>
                 <w:noProof/>
                 <w:webHidden/>
-                <w:sz w:val="26"/>
-                <w:szCs w:val="26"/>
-              </w:rPr>
-              <w:instrText xml:space="preserve"> PAGEREF _Toc236321499 \h </w:instrText>
-            </w:r>
-            <w:r>
-              <w:rPr>
-                <w:noProof/>
-                <w:webHidden/>
-                <w:sz w:val="26"/>
-                <w:szCs w:val="26"/>
-              </w:rPr>
-            </w:r>
-            <w:r>
-              <w:rPr>
-                <w:noProof/>
-                <w:webHidden/>
-                <w:sz w:val="26"/>
-                <w:szCs w:val="26"/>
+              </w:rPr>
+              <w:instrText xml:space="preserve"> PAGEREF _Toc236652052 \h </w:instrText>
+            </w:r>
+            <w:r>
+              <w:rPr>
+                <w:noProof/>
+                <w:webHidden/>
+              </w:rPr>
+            </w:r>
+            <w:r>
+              <w:rPr>
+                <w:noProof/>
+                <w:webHidden/>
               </w:rPr>
               <w:fldChar w:fldCharType="separate"/>
             </w:r>
@@ -996,8 +924,6 @@
               <w:rPr>
                 <w:noProof/>
                 <w:webHidden/>
-                <w:sz w:val="26"/>
-                <w:szCs w:val="26"/>
               </w:rPr>
               <w:t>12</w:t>
             </w:r>
@@ -1005,8 +931,6 @@
               <w:rPr>
                 <w:noProof/>
                 <w:webHidden/>
-                <w:sz w:val="26"/>
-                <w:szCs w:val="26"/>
               </w:rPr>
               <w:fldChar w:fldCharType="end"/>
             </w:r>
@@ -1023,18 +947,16 @@
             <w:rPr>
               <w:rFonts w:eastAsiaTheme="minorEastAsia"/>
               <w:noProof/>
-              <w:sz w:val="26"/>
-              <w:szCs w:val="26"/>
+              <w:sz w:val="24"/>
+              <w:szCs w:val="24"/>
               <w:lang w:eastAsia="es-CO"/>
             </w:rPr>
           </w:pPr>
-          <w:hyperlink w:anchor="_Toc236321500" w:history="1">
+          <w:hyperlink w:history="1" w:anchor="_Toc236652053">
             <w:r>
               <w:rPr>
                 <w:rStyle w:val="Hipervnculo"/>
                 <w:noProof/>
-                <w:sz w:val="26"/>
-                <w:szCs w:val="26"/>
               </w:rPr>
               <w:t>2.1. Fundamentos conceptuales del correo corporativo como herramienta pedagógica y profesional</w:t>
             </w:r>
@@ -1042,8 +964,6 @@
               <w:rPr>
                 <w:noProof/>
                 <w:webHidden/>
-                <w:sz w:val="26"/>
-                <w:szCs w:val="26"/>
               </w:rPr>
               <w:tab/>
             </w:r>
@@ -1051,8 +971,6 @@
               <w:rPr>
                 <w:noProof/>
                 <w:webHidden/>
-                <w:sz w:val="26"/>
-                <w:szCs w:val="26"/>
               </w:rPr>
               <w:fldChar w:fldCharType="begin"/>
             </w:r>
@@ -1060,25 +978,19 @@
               <w:rPr>
                 <w:noProof/>
                 <w:webHidden/>
-                <w:sz w:val="26"/>
-                <w:szCs w:val="26"/>
-              </w:rPr>
-              <w:instrText xml:space="preserve"> PAGEREF _Toc236321500 \h </w:instrText>
-            </w:r>
-            <w:r>
-              <w:rPr>
-                <w:noProof/>
-                <w:webHidden/>
-                <w:sz w:val="26"/>
-                <w:szCs w:val="26"/>
-              </w:rPr>
-            </w:r>
-            <w:r>
-              <w:rPr>
-                <w:noProof/>
-                <w:webHidden/>
-                <w:sz w:val="26"/>
-                <w:szCs w:val="26"/>
+              </w:rPr>
+              <w:instrText xml:space="preserve"> PAGEREF _Toc236652053 \h </w:instrText>
+            </w:r>
+            <w:r>
+              <w:rPr>
+                <w:noProof/>
+                <w:webHidden/>
+              </w:rPr>
+            </w:r>
+            <w:r>
+              <w:rPr>
+                <w:noProof/>
+                <w:webHidden/>
               </w:rPr>
               <w:fldChar w:fldCharType="separate"/>
             </w:r>
@@ -1086,8 +998,6 @@
               <w:rPr>
                 <w:noProof/>
                 <w:webHidden/>
-                <w:sz w:val="26"/>
-                <w:szCs w:val="26"/>
               </w:rPr>
               <w:t>12</w:t>
             </w:r>
@@ -1095,8 +1005,6 @@
               <w:rPr>
                 <w:noProof/>
                 <w:webHidden/>
-                <w:sz w:val="26"/>
-                <w:szCs w:val="26"/>
               </w:rPr>
               <w:fldChar w:fldCharType="end"/>
             </w:r>
@@ -1112,18 +1020,16 @@
             <w:rPr>
               <w:rFonts w:eastAsiaTheme="minorEastAsia"/>
               <w:noProof/>
-              <w:sz w:val="26"/>
-              <w:szCs w:val="26"/>
+              <w:sz w:val="24"/>
+              <w:szCs w:val="24"/>
               <w:lang w:eastAsia="es-CO"/>
             </w:rPr>
           </w:pPr>
-          <w:hyperlink w:anchor="_Toc236321501" w:history="1">
+          <w:hyperlink w:history="1" w:anchor="_Toc236652054">
             <w:r>
               <w:rPr>
                 <w:rStyle w:val="Hipervnculo"/>
                 <w:noProof/>
-                <w:sz w:val="26"/>
-                <w:szCs w:val="26"/>
               </w:rPr>
               <w:t>2.2. Gestión avanzada y organización de la bandeja de entrada</w:t>
             </w:r>
@@ -1131,8 +1037,6 @@
               <w:rPr>
                 <w:noProof/>
                 <w:webHidden/>
-                <w:sz w:val="26"/>
-                <w:szCs w:val="26"/>
               </w:rPr>
               <w:tab/>
             </w:r>
@@ -1140,8 +1044,6 @@
               <w:rPr>
                 <w:noProof/>
                 <w:webHidden/>
-                <w:sz w:val="26"/>
-                <w:szCs w:val="26"/>
               </w:rPr>
               <w:fldChar w:fldCharType="begin"/>
             </w:r>
@@ -1149,25 +1051,19 @@
               <w:rPr>
                 <w:noProof/>
                 <w:webHidden/>
-                <w:sz w:val="26"/>
-                <w:szCs w:val="26"/>
-              </w:rPr>
-              <w:instrText xml:space="preserve"> PAGEREF _Toc236321501 \h </w:instrText>
-            </w:r>
-            <w:r>
-              <w:rPr>
-                <w:noProof/>
-                <w:webHidden/>
-                <w:sz w:val="26"/>
-                <w:szCs w:val="26"/>
-              </w:rPr>
-            </w:r>
-            <w:r>
-              <w:rPr>
-                <w:noProof/>
-                <w:webHidden/>
-                <w:sz w:val="26"/>
-                <w:szCs w:val="26"/>
+              </w:rPr>
+              <w:instrText xml:space="preserve"> PAGEREF _Toc236652054 \h </w:instrText>
+            </w:r>
+            <w:r>
+              <w:rPr>
+                <w:noProof/>
+                <w:webHidden/>
+              </w:rPr>
+            </w:r>
+            <w:r>
+              <w:rPr>
+                <w:noProof/>
+                <w:webHidden/>
               </w:rPr>
               <w:fldChar w:fldCharType="separate"/>
             </w:r>
@@ -1175,8 +1071,6 @@
               <w:rPr>
                 <w:noProof/>
                 <w:webHidden/>
-                <w:sz w:val="26"/>
-                <w:szCs w:val="26"/>
               </w:rPr>
               <w:t>13</w:t>
             </w:r>
@@ -1184,8 +1078,6 @@
               <w:rPr>
                 <w:noProof/>
                 <w:webHidden/>
-                <w:sz w:val="26"/>
-                <w:szCs w:val="26"/>
               </w:rPr>
               <w:fldChar w:fldCharType="end"/>
             </w:r>
@@ -1201,18 +1093,16 @@
             <w:rPr>
               <w:rFonts w:eastAsiaTheme="minorEastAsia"/>
               <w:noProof/>
-              <w:sz w:val="26"/>
-              <w:szCs w:val="26"/>
+              <w:sz w:val="24"/>
+              <w:szCs w:val="24"/>
               <w:lang w:eastAsia="es-CO"/>
             </w:rPr>
           </w:pPr>
-          <w:hyperlink w:anchor="_Toc236321502" w:history="1">
+          <w:hyperlink w:history="1" w:anchor="_Toc236652055">
             <w:r>
               <w:rPr>
                 <w:rStyle w:val="Hipervnculo"/>
                 <w:noProof/>
-                <w:sz w:val="26"/>
-                <w:szCs w:val="26"/>
               </w:rPr>
               <w:t>2.3. Configuración, personalización y automatización del entorno de trabajo</w:t>
             </w:r>
@@ -1220,8 +1110,6 @@
               <w:rPr>
                 <w:noProof/>
                 <w:webHidden/>
-                <w:sz w:val="26"/>
-                <w:szCs w:val="26"/>
               </w:rPr>
               <w:tab/>
             </w:r>
@@ -1229,8 +1117,6 @@
               <w:rPr>
                 <w:noProof/>
                 <w:webHidden/>
-                <w:sz w:val="26"/>
-                <w:szCs w:val="26"/>
               </w:rPr>
               <w:fldChar w:fldCharType="begin"/>
             </w:r>
@@ -1238,25 +1124,19 @@
               <w:rPr>
                 <w:noProof/>
                 <w:webHidden/>
-                <w:sz w:val="26"/>
-                <w:szCs w:val="26"/>
-              </w:rPr>
-              <w:instrText xml:space="preserve"> PAGEREF _Toc236321502 \h </w:instrText>
-            </w:r>
-            <w:r>
-              <w:rPr>
-                <w:noProof/>
-                <w:webHidden/>
-                <w:sz w:val="26"/>
-                <w:szCs w:val="26"/>
-              </w:rPr>
-            </w:r>
-            <w:r>
-              <w:rPr>
-                <w:noProof/>
-                <w:webHidden/>
-                <w:sz w:val="26"/>
-                <w:szCs w:val="26"/>
+              </w:rPr>
+              <w:instrText xml:space="preserve"> PAGEREF _Toc236652055 \h </w:instrText>
+            </w:r>
+            <w:r>
+              <w:rPr>
+                <w:noProof/>
+                <w:webHidden/>
+              </w:rPr>
+            </w:r>
+            <w:r>
+              <w:rPr>
+                <w:noProof/>
+                <w:webHidden/>
               </w:rPr>
               <w:fldChar w:fldCharType="separate"/>
             </w:r>
@@ -1264,8 +1144,6 @@
               <w:rPr>
                 <w:noProof/>
                 <w:webHidden/>
-                <w:sz w:val="26"/>
-                <w:szCs w:val="26"/>
               </w:rPr>
               <w:t>16</w:t>
             </w:r>
@@ -1273,8 +1151,6 @@
               <w:rPr>
                 <w:noProof/>
                 <w:webHidden/>
-                <w:sz w:val="26"/>
-                <w:szCs w:val="26"/>
               </w:rPr>
               <w:fldChar w:fldCharType="end"/>
             </w:r>
@@ -1290,18 +1166,16 @@
             <w:rPr>
               <w:rFonts w:eastAsiaTheme="minorEastAsia"/>
               <w:noProof/>
-              <w:sz w:val="26"/>
-              <w:szCs w:val="26"/>
+              <w:sz w:val="24"/>
+              <w:szCs w:val="24"/>
               <w:lang w:eastAsia="es-CO"/>
             </w:rPr>
           </w:pPr>
-          <w:hyperlink w:anchor="_Toc236321503" w:history="1">
+          <w:hyperlink w:history="1" w:anchor="_Toc236652056">
             <w:r>
               <w:rPr>
                 <w:rStyle w:val="Hipervnculo"/>
                 <w:noProof/>
-                <w:sz w:val="26"/>
-                <w:szCs w:val="26"/>
               </w:rPr>
               <w:t>3. Gestión de contactos y construcción de redes de colaboración</w:t>
             </w:r>
@@ -1309,8 +1183,6 @@
               <w:rPr>
                 <w:noProof/>
                 <w:webHidden/>
-                <w:sz w:val="26"/>
-                <w:szCs w:val="26"/>
               </w:rPr>
               <w:tab/>
             </w:r>
@@ -1318,8 +1190,6 @@
               <w:rPr>
                 <w:noProof/>
                 <w:webHidden/>
-                <w:sz w:val="26"/>
-                <w:szCs w:val="26"/>
               </w:rPr>
               <w:fldChar w:fldCharType="begin"/>
             </w:r>
@@ -1327,25 +1197,19 @@
               <w:rPr>
                 <w:noProof/>
                 <w:webHidden/>
-                <w:sz w:val="26"/>
-                <w:szCs w:val="26"/>
-              </w:rPr>
-              <w:instrText xml:space="preserve"> PAGEREF _Toc236321503 \h </w:instrText>
-            </w:r>
-            <w:r>
-              <w:rPr>
-                <w:noProof/>
-                <w:webHidden/>
-                <w:sz w:val="26"/>
-                <w:szCs w:val="26"/>
-              </w:rPr>
-            </w:r>
-            <w:r>
-              <w:rPr>
-                <w:noProof/>
-                <w:webHidden/>
-                <w:sz w:val="26"/>
-                <w:szCs w:val="26"/>
+              </w:rPr>
+              <w:instrText xml:space="preserve"> PAGEREF _Toc236652056 \h </w:instrText>
+            </w:r>
+            <w:r>
+              <w:rPr>
+                <w:noProof/>
+                <w:webHidden/>
+              </w:rPr>
+            </w:r>
+            <w:r>
+              <w:rPr>
+                <w:noProof/>
+                <w:webHidden/>
               </w:rPr>
               <w:fldChar w:fldCharType="separate"/>
             </w:r>
@@ -1353,8 +1217,6 @@
               <w:rPr>
                 <w:noProof/>
                 <w:webHidden/>
-                <w:sz w:val="26"/>
-                <w:szCs w:val="26"/>
               </w:rPr>
               <w:t>17</w:t>
             </w:r>
@@ -1362,8 +1224,6 @@
               <w:rPr>
                 <w:noProof/>
                 <w:webHidden/>
-                <w:sz w:val="26"/>
-                <w:szCs w:val="26"/>
               </w:rPr>
               <w:fldChar w:fldCharType="end"/>
             </w:r>
@@ -1380,18 +1240,16 @@
             <w:rPr>
               <w:rFonts w:eastAsiaTheme="minorEastAsia"/>
               <w:noProof/>
-              <w:sz w:val="26"/>
-              <w:szCs w:val="26"/>
+              <w:sz w:val="24"/>
+              <w:szCs w:val="24"/>
               <w:lang w:eastAsia="es-CO"/>
             </w:rPr>
           </w:pPr>
-          <w:hyperlink w:anchor="_Toc236321504" w:history="1">
+          <w:hyperlink w:history="1" w:anchor="_Toc236652057">
             <w:r>
               <w:rPr>
                 <w:rStyle w:val="Hipervnculo"/>
                 <w:noProof/>
-                <w:sz w:val="26"/>
-                <w:szCs w:val="26"/>
               </w:rPr>
               <w:t>3.2. Operaciones avanzadas, grupos de distribución y su impacto en el trabajo colaborativo</w:t>
             </w:r>
@@ -1399,8 +1257,6 @@
               <w:rPr>
                 <w:noProof/>
                 <w:webHidden/>
-                <w:sz w:val="26"/>
-                <w:szCs w:val="26"/>
               </w:rPr>
               <w:tab/>
             </w:r>
@@ -1408,8 +1264,6 @@
               <w:rPr>
                 <w:noProof/>
                 <w:webHidden/>
-                <w:sz w:val="26"/>
-                <w:szCs w:val="26"/>
               </w:rPr>
               <w:fldChar w:fldCharType="begin"/>
             </w:r>
@@ -1417,25 +1271,19 @@
               <w:rPr>
                 <w:noProof/>
                 <w:webHidden/>
-                <w:sz w:val="26"/>
-                <w:szCs w:val="26"/>
-              </w:rPr>
-              <w:instrText xml:space="preserve"> PAGEREF _Toc236321504 \h </w:instrText>
-            </w:r>
-            <w:r>
-              <w:rPr>
-                <w:noProof/>
-                <w:webHidden/>
-                <w:sz w:val="26"/>
-                <w:szCs w:val="26"/>
-              </w:rPr>
-            </w:r>
-            <w:r>
-              <w:rPr>
-                <w:noProof/>
-                <w:webHidden/>
-                <w:sz w:val="26"/>
-                <w:szCs w:val="26"/>
+              </w:rPr>
+              <w:instrText xml:space="preserve"> PAGEREF _Toc236652057 \h </w:instrText>
+            </w:r>
+            <w:r>
+              <w:rPr>
+                <w:noProof/>
+                <w:webHidden/>
+              </w:rPr>
+            </w:r>
+            <w:r>
+              <w:rPr>
+                <w:noProof/>
+                <w:webHidden/>
               </w:rPr>
               <w:fldChar w:fldCharType="separate"/>
             </w:r>
@@ -1443,8 +1291,6 @@
               <w:rPr>
                 <w:noProof/>
                 <w:webHidden/>
-                <w:sz w:val="26"/>
-                <w:szCs w:val="26"/>
               </w:rPr>
               <w:t>18</w:t>
             </w:r>
@@ -1452,8 +1298,6 @@
               <w:rPr>
                 <w:noProof/>
                 <w:webHidden/>
-                <w:sz w:val="26"/>
-                <w:szCs w:val="26"/>
               </w:rPr>
               <w:fldChar w:fldCharType="end"/>
             </w:r>
@@ -1469,18 +1313,16 @@
             <w:rPr>
               <w:rFonts w:eastAsiaTheme="minorEastAsia"/>
               <w:noProof/>
-              <w:sz w:val="26"/>
-              <w:szCs w:val="26"/>
+              <w:sz w:val="24"/>
+              <w:szCs w:val="24"/>
               <w:lang w:eastAsia="es-CO"/>
             </w:rPr>
           </w:pPr>
-          <w:hyperlink w:anchor="_Toc236321505" w:history="1">
+          <w:hyperlink w:history="1" w:anchor="_Toc236652058">
             <w:r>
               <w:rPr>
                 <w:rStyle w:val="Hipervnculo"/>
                 <w:noProof/>
-                <w:sz w:val="26"/>
-                <w:szCs w:val="26"/>
               </w:rPr>
               <w:t>4. Herramientas complementarias para la gestión del tiempo y la información</w:t>
             </w:r>
@@ -1488,8 +1330,6 @@
               <w:rPr>
                 <w:noProof/>
                 <w:webHidden/>
-                <w:sz w:val="26"/>
-                <w:szCs w:val="26"/>
               </w:rPr>
               <w:tab/>
             </w:r>
@@ -1497,8 +1337,6 @@
               <w:rPr>
                 <w:noProof/>
                 <w:webHidden/>
-                <w:sz w:val="26"/>
-                <w:szCs w:val="26"/>
               </w:rPr>
               <w:fldChar w:fldCharType="begin"/>
             </w:r>
@@ -1506,25 +1344,19 @@
               <w:rPr>
                 <w:noProof/>
                 <w:webHidden/>
-                <w:sz w:val="26"/>
-                <w:szCs w:val="26"/>
-              </w:rPr>
-              <w:instrText xml:space="preserve"> PAGEREF _Toc236321505 \h </w:instrText>
-            </w:r>
-            <w:r>
-              <w:rPr>
-                <w:noProof/>
-                <w:webHidden/>
-                <w:sz w:val="26"/>
-                <w:szCs w:val="26"/>
-              </w:rPr>
-            </w:r>
-            <w:r>
-              <w:rPr>
-                <w:noProof/>
-                <w:webHidden/>
-                <w:sz w:val="26"/>
-                <w:szCs w:val="26"/>
+              </w:rPr>
+              <w:instrText xml:space="preserve"> PAGEREF _Toc236652058 \h </w:instrText>
+            </w:r>
+            <w:r>
+              <w:rPr>
+                <w:noProof/>
+                <w:webHidden/>
+              </w:rPr>
+            </w:r>
+            <w:r>
+              <w:rPr>
+                <w:noProof/>
+                <w:webHidden/>
               </w:rPr>
               <w:fldChar w:fldCharType="separate"/>
             </w:r>
@@ -1532,8 +1364,6 @@
               <w:rPr>
                 <w:noProof/>
                 <w:webHidden/>
-                <w:sz w:val="26"/>
-                <w:szCs w:val="26"/>
               </w:rPr>
               <w:t>21</w:t>
             </w:r>
@@ -1541,8 +1371,6 @@
               <w:rPr>
                 <w:noProof/>
                 <w:webHidden/>
-                <w:sz w:val="26"/>
-                <w:szCs w:val="26"/>
               </w:rPr>
               <w:fldChar w:fldCharType="end"/>
             </w:r>
@@ -1559,18 +1387,16 @@
             <w:rPr>
               <w:rFonts w:eastAsiaTheme="minorEastAsia"/>
               <w:noProof/>
-              <w:sz w:val="26"/>
-              <w:szCs w:val="26"/>
+              <w:sz w:val="24"/>
+              <w:szCs w:val="24"/>
               <w:lang w:eastAsia="es-CO"/>
             </w:rPr>
           </w:pPr>
-          <w:hyperlink w:anchor="_Toc236321506" w:history="1">
+          <w:hyperlink w:history="1" w:anchor="_Toc236652059">
             <w:r>
               <w:rPr>
                 <w:rStyle w:val="Hipervnculo"/>
                 <w:noProof/>
-                <w:sz w:val="26"/>
-                <w:szCs w:val="26"/>
               </w:rPr>
               <w:t>4.1. El calendario interactivo como eje articulador de la gestión del tiempo y eventos</w:t>
             </w:r>
@@ -1578,8 +1404,6 @@
               <w:rPr>
                 <w:noProof/>
                 <w:webHidden/>
-                <w:sz w:val="26"/>
-                <w:szCs w:val="26"/>
               </w:rPr>
               <w:tab/>
             </w:r>
@@ -1587,8 +1411,6 @@
               <w:rPr>
                 <w:noProof/>
                 <w:webHidden/>
-                <w:sz w:val="26"/>
-                <w:szCs w:val="26"/>
               </w:rPr>
               <w:fldChar w:fldCharType="begin"/>
             </w:r>
@@ -1596,25 +1418,19 @@
               <w:rPr>
                 <w:noProof/>
                 <w:webHidden/>
-                <w:sz w:val="26"/>
-                <w:szCs w:val="26"/>
-              </w:rPr>
-              <w:instrText xml:space="preserve"> PAGEREF _Toc236321506 \h </w:instrText>
-            </w:r>
-            <w:r>
-              <w:rPr>
-                <w:noProof/>
-                <w:webHidden/>
-                <w:sz w:val="26"/>
-                <w:szCs w:val="26"/>
-              </w:rPr>
-            </w:r>
-            <w:r>
-              <w:rPr>
-                <w:noProof/>
-                <w:webHidden/>
-                <w:sz w:val="26"/>
-                <w:szCs w:val="26"/>
+              </w:rPr>
+              <w:instrText xml:space="preserve"> PAGEREF _Toc236652059 \h </w:instrText>
+            </w:r>
+            <w:r>
+              <w:rPr>
+                <w:noProof/>
+                <w:webHidden/>
+              </w:rPr>
+            </w:r>
+            <w:r>
+              <w:rPr>
+                <w:noProof/>
+                <w:webHidden/>
               </w:rPr>
               <w:fldChar w:fldCharType="separate"/>
             </w:r>
@@ -1622,8 +1438,6 @@
               <w:rPr>
                 <w:noProof/>
                 <w:webHidden/>
-                <w:sz w:val="26"/>
-                <w:szCs w:val="26"/>
               </w:rPr>
               <w:t>21</w:t>
             </w:r>
@@ -1631,8 +1445,6 @@
               <w:rPr>
                 <w:noProof/>
                 <w:webHidden/>
-                <w:sz w:val="26"/>
-                <w:szCs w:val="26"/>
               </w:rPr>
               <w:fldChar w:fldCharType="end"/>
             </w:r>
@@ -1648,18 +1460,16 @@
             <w:rPr>
               <w:rFonts w:eastAsiaTheme="minorEastAsia"/>
               <w:noProof/>
-              <w:sz w:val="26"/>
-              <w:szCs w:val="26"/>
+              <w:sz w:val="24"/>
+              <w:szCs w:val="24"/>
               <w:lang w:eastAsia="es-CO"/>
             </w:rPr>
           </w:pPr>
-          <w:hyperlink w:anchor="_Toc236321507" w:history="1">
+          <w:hyperlink w:history="1" w:anchor="_Toc236652060">
             <w:r>
               <w:rPr>
                 <w:rStyle w:val="Hipervnculo"/>
                 <w:noProof/>
-                <w:sz w:val="26"/>
-                <w:szCs w:val="26"/>
               </w:rPr>
               <w:t>4.2. Administración de tareas para el seguimiento y ejecución de proyectos</w:t>
             </w:r>
@@ -1667,8 +1477,6 @@
               <w:rPr>
                 <w:noProof/>
                 <w:webHidden/>
-                <w:sz w:val="26"/>
-                <w:szCs w:val="26"/>
               </w:rPr>
               <w:tab/>
             </w:r>
@@ -1676,8 +1484,6 @@
               <w:rPr>
                 <w:noProof/>
                 <w:webHidden/>
-                <w:sz w:val="26"/>
-                <w:szCs w:val="26"/>
               </w:rPr>
               <w:fldChar w:fldCharType="begin"/>
             </w:r>
@@ -1685,25 +1491,19 @@
               <w:rPr>
                 <w:noProof/>
                 <w:webHidden/>
-                <w:sz w:val="26"/>
-                <w:szCs w:val="26"/>
-              </w:rPr>
-              <w:instrText xml:space="preserve"> PAGEREF _Toc236321507 \h </w:instrText>
-            </w:r>
-            <w:r>
-              <w:rPr>
-                <w:noProof/>
-                <w:webHidden/>
-                <w:sz w:val="26"/>
-                <w:szCs w:val="26"/>
-              </w:rPr>
-            </w:r>
-            <w:r>
-              <w:rPr>
-                <w:noProof/>
-                <w:webHidden/>
-                <w:sz w:val="26"/>
-                <w:szCs w:val="26"/>
+              </w:rPr>
+              <w:instrText xml:space="preserve"> PAGEREF _Toc236652060 \h </w:instrText>
+            </w:r>
+            <w:r>
+              <w:rPr>
+                <w:noProof/>
+                <w:webHidden/>
+              </w:rPr>
+            </w:r>
+            <w:r>
+              <w:rPr>
+                <w:noProof/>
+                <w:webHidden/>
               </w:rPr>
               <w:fldChar w:fldCharType="separate"/>
             </w:r>
@@ -1711,8 +1511,6 @@
               <w:rPr>
                 <w:noProof/>
                 <w:webHidden/>
-                <w:sz w:val="26"/>
-                <w:szCs w:val="26"/>
               </w:rPr>
               <w:t>23</w:t>
             </w:r>
@@ -1720,8 +1518,6 @@
               <w:rPr>
                 <w:noProof/>
                 <w:webHidden/>
-                <w:sz w:val="26"/>
-                <w:szCs w:val="26"/>
               </w:rPr>
               <w:fldChar w:fldCharType="end"/>
             </w:r>
@@ -1737,18 +1533,16 @@
             <w:rPr>
               <w:rFonts w:eastAsiaTheme="minorEastAsia"/>
               <w:noProof/>
-              <w:sz w:val="26"/>
-              <w:szCs w:val="26"/>
+              <w:sz w:val="24"/>
+              <w:szCs w:val="24"/>
               <w:lang w:eastAsia="es-CO"/>
             </w:rPr>
           </w:pPr>
-          <w:hyperlink w:anchor="_Toc236321508" w:history="1">
+          <w:hyperlink w:history="1" w:anchor="_Toc236652061">
             <w:r>
               <w:rPr>
                 <w:rStyle w:val="Hipervnculo"/>
                 <w:noProof/>
-                <w:sz w:val="26"/>
-                <w:szCs w:val="26"/>
               </w:rPr>
               <w:t>4.3. Integración de notas digitales para la captura ágil de conocimiento</w:t>
             </w:r>
@@ -1756,8 +1550,6 @@
               <w:rPr>
                 <w:noProof/>
                 <w:webHidden/>
-                <w:sz w:val="26"/>
-                <w:szCs w:val="26"/>
               </w:rPr>
               <w:tab/>
             </w:r>
@@ -1765,8 +1557,6 @@
               <w:rPr>
                 <w:noProof/>
                 <w:webHidden/>
-                <w:sz w:val="26"/>
-                <w:szCs w:val="26"/>
               </w:rPr>
               <w:fldChar w:fldCharType="begin"/>
             </w:r>
@@ -1774,25 +1564,19 @@
               <w:rPr>
                 <w:noProof/>
                 <w:webHidden/>
-                <w:sz w:val="26"/>
-                <w:szCs w:val="26"/>
-              </w:rPr>
-              <w:instrText xml:space="preserve"> PAGEREF _Toc236321508 \h </w:instrText>
-            </w:r>
-            <w:r>
-              <w:rPr>
-                <w:noProof/>
-                <w:webHidden/>
-                <w:sz w:val="26"/>
-                <w:szCs w:val="26"/>
-              </w:rPr>
-            </w:r>
-            <w:r>
-              <w:rPr>
-                <w:noProof/>
-                <w:webHidden/>
-                <w:sz w:val="26"/>
-                <w:szCs w:val="26"/>
+              </w:rPr>
+              <w:instrText xml:space="preserve"> PAGEREF _Toc236652061 \h </w:instrText>
+            </w:r>
+            <w:r>
+              <w:rPr>
+                <w:noProof/>
+                <w:webHidden/>
+              </w:rPr>
+            </w:r>
+            <w:r>
+              <w:rPr>
+                <w:noProof/>
+                <w:webHidden/>
               </w:rPr>
               <w:fldChar w:fldCharType="separate"/>
             </w:r>
@@ -1800,8 +1584,6 @@
               <w:rPr>
                 <w:noProof/>
                 <w:webHidden/>
-                <w:sz w:val="26"/>
-                <w:szCs w:val="26"/>
               </w:rPr>
               <w:t>25</w:t>
             </w:r>
@@ -1809,8 +1591,6 @@
               <w:rPr>
                 <w:noProof/>
                 <w:webHidden/>
-                <w:sz w:val="26"/>
-                <w:szCs w:val="26"/>
               </w:rPr>
               <w:fldChar w:fldCharType="end"/>
             </w:r>
@@ -1826,27 +1606,23 @@
             <w:rPr>
               <w:rFonts w:eastAsiaTheme="minorEastAsia"/>
               <w:noProof/>
-              <w:sz w:val="26"/>
-              <w:szCs w:val="26"/>
+              <w:sz w:val="24"/>
+              <w:szCs w:val="24"/>
               <w:lang w:eastAsia="es-CO"/>
             </w:rPr>
           </w:pPr>
-          <w:hyperlink w:anchor="_Toc236321509" w:history="1">
+          <w:hyperlink w:history="1" w:anchor="_Toc236652062">
             <w:r>
               <w:rPr>
                 <w:rStyle w:val="Hipervnculo"/>
                 <w:noProof/>
-                <w:sz w:val="26"/>
-                <w:szCs w:val="26"/>
               </w:rPr>
               <w:t>5. Integración práctica en entornos de formación profesional y proyectos digitales</w:t>
             </w:r>
             <w:r>
               <w:rPr>
-                <w:noProof/>
-                <w:webHidden/>
-                <w:sz w:val="26"/>
-                <w:szCs w:val="26"/>
+                <w:rStyle w:val="Hipervnculo"/>
+                <w:noProof/>
               </w:rPr>
               <w:tab/>
             </w:r>
@@ -1854,8 +1630,13 @@
               <w:rPr>
                 <w:noProof/>
                 <w:webHidden/>
-                <w:sz w:val="26"/>
-                <w:szCs w:val="26"/>
+              </w:rPr>
+              <w:tab/>
+            </w:r>
+            <w:r>
+              <w:rPr>
+                <w:noProof/>
+                <w:webHidden/>
               </w:rPr>
               <w:fldChar w:fldCharType="begin"/>
             </w:r>
@@ -1863,25 +1644,19 @@
               <w:rPr>
                 <w:noProof/>
                 <w:webHidden/>
-                <w:sz w:val="26"/>
-                <w:szCs w:val="26"/>
-              </w:rPr>
-              <w:instrText xml:space="preserve"> PAGEREF _Toc236321509 \h </w:instrText>
-            </w:r>
-            <w:r>
-              <w:rPr>
-                <w:noProof/>
-                <w:webHidden/>
-                <w:sz w:val="26"/>
-                <w:szCs w:val="26"/>
-              </w:rPr>
-            </w:r>
-            <w:r>
-              <w:rPr>
-                <w:noProof/>
-                <w:webHidden/>
-                <w:sz w:val="26"/>
-                <w:szCs w:val="26"/>
+              </w:rPr>
+              <w:instrText xml:space="preserve"> PAGEREF _Toc236652062 \h </w:instrText>
+            </w:r>
+            <w:r>
+              <w:rPr>
+                <w:noProof/>
+                <w:webHidden/>
+              </w:rPr>
+            </w:r>
+            <w:r>
+              <w:rPr>
+                <w:noProof/>
+                <w:webHidden/>
               </w:rPr>
               <w:fldChar w:fldCharType="separate"/>
             </w:r>
@@ -1889,8 +1664,6 @@
               <w:rPr>
                 <w:noProof/>
                 <w:webHidden/>
-                <w:sz w:val="26"/>
-                <w:szCs w:val="26"/>
               </w:rPr>
               <w:t>27</w:t>
             </w:r>
@@ -1898,8 +1671,6 @@
               <w:rPr>
                 <w:noProof/>
                 <w:webHidden/>
-                <w:sz w:val="26"/>
-                <w:szCs w:val="26"/>
               </w:rPr>
               <w:fldChar w:fldCharType="end"/>
             </w:r>
@@ -1916,18 +1687,16 @@
             <w:rPr>
               <w:rFonts w:eastAsiaTheme="minorEastAsia"/>
               <w:noProof/>
-              <w:sz w:val="26"/>
-              <w:szCs w:val="26"/>
+              <w:sz w:val="24"/>
+              <w:szCs w:val="24"/>
               <w:lang w:eastAsia="es-CO"/>
             </w:rPr>
           </w:pPr>
-          <w:hyperlink w:anchor="_Toc236321510" w:history="1">
+          <w:hyperlink w:history="1" w:anchor="_Toc236652063">
             <w:r>
               <w:rPr>
                 <w:rStyle w:val="Hipervnculo"/>
                 <w:noProof/>
-                <w:sz w:val="26"/>
-                <w:szCs w:val="26"/>
               </w:rPr>
               <w:t>5.1. Resolución de necesidades reales en el aprendizaje virtual y el trabajo remoto</w:t>
             </w:r>
@@ -1935,8 +1704,6 @@
               <w:rPr>
                 <w:noProof/>
                 <w:webHidden/>
-                <w:sz w:val="26"/>
-                <w:szCs w:val="26"/>
               </w:rPr>
               <w:tab/>
             </w:r>
@@ -1944,8 +1711,6 @@
               <w:rPr>
                 <w:noProof/>
                 <w:webHidden/>
-                <w:sz w:val="26"/>
-                <w:szCs w:val="26"/>
               </w:rPr>
               <w:fldChar w:fldCharType="begin"/>
             </w:r>
@@ -1953,25 +1718,19 @@
               <w:rPr>
                 <w:noProof/>
                 <w:webHidden/>
-                <w:sz w:val="26"/>
-                <w:szCs w:val="26"/>
-              </w:rPr>
-              <w:instrText xml:space="preserve"> PAGEREF _Toc236321510 \h </w:instrText>
-            </w:r>
-            <w:r>
-              <w:rPr>
-                <w:noProof/>
-                <w:webHidden/>
-                <w:sz w:val="26"/>
-                <w:szCs w:val="26"/>
-              </w:rPr>
-            </w:r>
-            <w:r>
-              <w:rPr>
-                <w:noProof/>
-                <w:webHidden/>
-                <w:sz w:val="26"/>
-                <w:szCs w:val="26"/>
+              </w:rPr>
+              <w:instrText xml:space="preserve"> PAGEREF _Toc236652063 \h </w:instrText>
+            </w:r>
+            <w:r>
+              <w:rPr>
+                <w:noProof/>
+                <w:webHidden/>
+              </w:rPr>
+            </w:r>
+            <w:r>
+              <w:rPr>
+                <w:noProof/>
+                <w:webHidden/>
               </w:rPr>
               <w:fldChar w:fldCharType="separate"/>
             </w:r>
@@ -1979,8 +1738,6 @@
               <w:rPr>
                 <w:noProof/>
                 <w:webHidden/>
-                <w:sz w:val="26"/>
-                <w:szCs w:val="26"/>
               </w:rPr>
               <w:t>27</w:t>
             </w:r>
@@ -1988,8 +1745,6 @@
               <w:rPr>
                 <w:noProof/>
                 <w:webHidden/>
-                <w:sz w:val="26"/>
-                <w:szCs w:val="26"/>
               </w:rPr>
               <w:fldChar w:fldCharType="end"/>
             </w:r>
@@ -2005,18 +1760,16 @@
             <w:rPr>
               <w:rFonts w:eastAsiaTheme="minorEastAsia"/>
               <w:noProof/>
-              <w:sz w:val="26"/>
-              <w:szCs w:val="26"/>
+              <w:sz w:val="24"/>
+              <w:szCs w:val="24"/>
               <w:lang w:eastAsia="es-CO"/>
             </w:rPr>
           </w:pPr>
-          <w:hyperlink w:anchor="_Toc236321511" w:history="1">
+          <w:hyperlink w:history="1" w:anchor="_Toc236652064">
             <w:r>
               <w:rPr>
                 <w:rStyle w:val="Hipervnculo"/>
                 <w:noProof/>
-                <w:sz w:val="26"/>
-                <w:szCs w:val="26"/>
               </w:rPr>
               <w:t>5.2. Estrategias pedagógicas apoyadas en el ecosistema Outlook 365</w:t>
             </w:r>
@@ -2024,8 +1777,6 @@
               <w:rPr>
                 <w:noProof/>
                 <w:webHidden/>
-                <w:sz w:val="26"/>
-                <w:szCs w:val="26"/>
               </w:rPr>
               <w:tab/>
             </w:r>
@@ -2033,8 +1784,6 @@
               <w:rPr>
                 <w:noProof/>
                 <w:webHidden/>
-                <w:sz w:val="26"/>
-                <w:szCs w:val="26"/>
               </w:rPr>
               <w:fldChar w:fldCharType="begin"/>
             </w:r>
@@ -2042,25 +1791,19 @@
               <w:rPr>
                 <w:noProof/>
                 <w:webHidden/>
-                <w:sz w:val="26"/>
-                <w:szCs w:val="26"/>
-              </w:rPr>
-              <w:instrText xml:space="preserve"> PAGEREF _Toc236321511 \h </w:instrText>
-            </w:r>
-            <w:r>
-              <w:rPr>
-                <w:noProof/>
-                <w:webHidden/>
-                <w:sz w:val="26"/>
-                <w:szCs w:val="26"/>
-              </w:rPr>
-            </w:r>
-            <w:r>
-              <w:rPr>
-                <w:noProof/>
-                <w:webHidden/>
-                <w:sz w:val="26"/>
-                <w:szCs w:val="26"/>
+              </w:rPr>
+              <w:instrText xml:space="preserve"> PAGEREF _Toc236652064 \h </w:instrText>
+            </w:r>
+            <w:r>
+              <w:rPr>
+                <w:noProof/>
+                <w:webHidden/>
+              </w:rPr>
+            </w:r>
+            <w:r>
+              <w:rPr>
+                <w:noProof/>
+                <w:webHidden/>
               </w:rPr>
               <w:fldChar w:fldCharType="separate"/>
             </w:r>
@@ -2068,8 +1811,6 @@
               <w:rPr>
                 <w:noProof/>
                 <w:webHidden/>
-                <w:sz w:val="26"/>
-                <w:szCs w:val="26"/>
               </w:rPr>
               <w:t>29</w:t>
             </w:r>
@@ -2077,8 +1818,6 @@
               <w:rPr>
                 <w:noProof/>
                 <w:webHidden/>
-                <w:sz w:val="26"/>
-                <w:szCs w:val="26"/>
               </w:rPr>
               <w:fldChar w:fldCharType="end"/>
             </w:r>
@@ -2094,18 +1833,16 @@
             <w:rPr>
               <w:rFonts w:eastAsiaTheme="minorEastAsia"/>
               <w:noProof/>
-              <w:sz w:val="26"/>
-              <w:szCs w:val="26"/>
+              <w:sz w:val="24"/>
+              <w:szCs w:val="24"/>
               <w:lang w:eastAsia="es-CO"/>
             </w:rPr>
           </w:pPr>
-          <w:hyperlink w:anchor="_Toc236321512" w:history="1">
+          <w:hyperlink w:history="1" w:anchor="_Toc236652065">
             <w:r>
               <w:rPr>
                 <w:rStyle w:val="Hipervnculo"/>
                 <w:noProof/>
-                <w:sz w:val="26"/>
-                <w:szCs w:val="26"/>
               </w:rPr>
               <w:t>Síntesis</w:t>
             </w:r>
@@ -2113,8 +1850,6 @@
               <w:rPr>
                 <w:noProof/>
                 <w:webHidden/>
-                <w:sz w:val="26"/>
-                <w:szCs w:val="26"/>
               </w:rPr>
               <w:tab/>
             </w:r>
@@ -2122,8 +1857,6 @@
               <w:rPr>
                 <w:noProof/>
                 <w:webHidden/>
-                <w:sz w:val="26"/>
-                <w:szCs w:val="26"/>
               </w:rPr>
               <w:fldChar w:fldCharType="begin"/>
             </w:r>
@@ -2131,25 +1864,19 @@
               <w:rPr>
                 <w:noProof/>
                 <w:webHidden/>
-                <w:sz w:val="26"/>
-                <w:szCs w:val="26"/>
-              </w:rPr>
-              <w:instrText xml:space="preserve"> PAGEREF _Toc236321512 \h </w:instrText>
-            </w:r>
-            <w:r>
-              <w:rPr>
-                <w:noProof/>
-                <w:webHidden/>
-                <w:sz w:val="26"/>
-                <w:szCs w:val="26"/>
-              </w:rPr>
-            </w:r>
-            <w:r>
-              <w:rPr>
-                <w:noProof/>
-                <w:webHidden/>
-                <w:sz w:val="26"/>
-                <w:szCs w:val="26"/>
+              </w:rPr>
+              <w:instrText xml:space="preserve"> PAGEREF _Toc236652065 \h </w:instrText>
+            </w:r>
+            <w:r>
+              <w:rPr>
+                <w:noProof/>
+                <w:webHidden/>
+              </w:rPr>
+            </w:r>
+            <w:r>
+              <w:rPr>
+                <w:noProof/>
+                <w:webHidden/>
               </w:rPr>
               <w:fldChar w:fldCharType="separate"/>
             </w:r>
@@ -2157,8 +1884,6 @@
               <w:rPr>
                 <w:noProof/>
                 <w:webHidden/>
-                <w:sz w:val="26"/>
-                <w:szCs w:val="26"/>
               </w:rPr>
               <w:t>31</w:t>
             </w:r>
@@ -2166,8 +1891,6 @@
               <w:rPr>
                 <w:noProof/>
                 <w:webHidden/>
-                <w:sz w:val="26"/>
-                <w:szCs w:val="26"/>
               </w:rPr>
               <w:fldChar w:fldCharType="end"/>
             </w:r>
@@ -2183,18 +1906,16 @@
             <w:rPr>
               <w:rFonts w:eastAsiaTheme="minorEastAsia"/>
               <w:noProof/>
-              <w:sz w:val="26"/>
-              <w:szCs w:val="26"/>
+              <w:sz w:val="24"/>
+              <w:szCs w:val="24"/>
               <w:lang w:eastAsia="es-CO"/>
             </w:rPr>
           </w:pPr>
-          <w:hyperlink w:anchor="_Toc236321513" w:history="1">
+          <w:hyperlink w:history="1" w:anchor="_Toc236652066">
             <w:r>
               <w:rPr>
                 <w:rStyle w:val="Hipervnculo"/>
                 <w:noProof/>
-                <w:sz w:val="26"/>
-                <w:szCs w:val="26"/>
               </w:rPr>
               <w:t>Glosario</w:t>
             </w:r>
@@ -2202,8 +1923,6 @@
               <w:rPr>
                 <w:noProof/>
                 <w:webHidden/>
-                <w:sz w:val="26"/>
-                <w:szCs w:val="26"/>
               </w:rPr>
               <w:tab/>
             </w:r>
@@ -2211,8 +1930,6 @@
               <w:rPr>
                 <w:noProof/>
                 <w:webHidden/>
-                <w:sz w:val="26"/>
-                <w:szCs w:val="26"/>
               </w:rPr>
               <w:fldChar w:fldCharType="begin"/>
             </w:r>
@@ -2220,25 +1937,19 @@
               <w:rPr>
                 <w:noProof/>
                 <w:webHidden/>
-                <w:sz w:val="26"/>
-                <w:szCs w:val="26"/>
-              </w:rPr>
-              <w:instrText xml:space="preserve"> PAGEREF _Toc236321513 \h </w:instrText>
-            </w:r>
-            <w:r>
-              <w:rPr>
-                <w:noProof/>
-                <w:webHidden/>
-                <w:sz w:val="26"/>
-                <w:szCs w:val="26"/>
-              </w:rPr>
-            </w:r>
-            <w:r>
-              <w:rPr>
-                <w:noProof/>
-                <w:webHidden/>
-                <w:sz w:val="26"/>
-                <w:szCs w:val="26"/>
+              </w:rPr>
+              <w:instrText xml:space="preserve"> PAGEREF _Toc236652066 \h </w:instrText>
+            </w:r>
+            <w:r>
+              <w:rPr>
+                <w:noProof/>
+                <w:webHidden/>
+              </w:rPr>
+            </w:r>
+            <w:r>
+              <w:rPr>
+                <w:noProof/>
+                <w:webHidden/>
               </w:rPr>
               <w:fldChar w:fldCharType="separate"/>
             </w:r>
@@ -2246,8 +1957,6 @@
               <w:rPr>
                 <w:noProof/>
                 <w:webHidden/>
-                <w:sz w:val="26"/>
-                <w:szCs w:val="26"/>
               </w:rPr>
               <w:t>33</w:t>
             </w:r>
@@ -2255,8 +1964,6 @@
               <w:rPr>
                 <w:noProof/>
                 <w:webHidden/>
-                <w:sz w:val="26"/>
-                <w:szCs w:val="26"/>
               </w:rPr>
               <w:fldChar w:fldCharType="end"/>
             </w:r>
@@ -2272,18 +1979,16 @@
             <w:rPr>
               <w:rFonts w:eastAsiaTheme="minorEastAsia"/>
               <w:noProof/>
-              <w:sz w:val="26"/>
-              <w:szCs w:val="26"/>
+              <w:sz w:val="24"/>
+              <w:szCs w:val="24"/>
               <w:lang w:eastAsia="es-CO"/>
             </w:rPr>
           </w:pPr>
-          <w:hyperlink w:anchor="_Toc236321514" w:history="1">
+          <w:hyperlink w:history="1" w:anchor="_Toc236652067">
             <w:r>
               <w:rPr>
                 <w:rStyle w:val="Hipervnculo"/>
                 <w:noProof/>
-                <w:sz w:val="26"/>
-                <w:szCs w:val="26"/>
               </w:rPr>
               <w:t>Referencias bibliográficas</w:t>
             </w:r>
@@ -2291,8 +1996,6 @@
               <w:rPr>
                 <w:noProof/>
                 <w:webHidden/>
-                <w:sz w:val="26"/>
-                <w:szCs w:val="26"/>
               </w:rPr>
               <w:tab/>
             </w:r>
@@ -2300,8 +2003,6 @@
               <w:rPr>
                 <w:noProof/>
                 <w:webHidden/>
-                <w:sz w:val="26"/>
-                <w:szCs w:val="26"/>
               </w:rPr>
               <w:fldChar w:fldCharType="begin"/>
             </w:r>
@@ -2309,25 +2010,19 @@
               <w:rPr>
                 <w:noProof/>
                 <w:webHidden/>
-                <w:sz w:val="26"/>
-                <w:szCs w:val="26"/>
-              </w:rPr>
-              <w:instrText xml:space="preserve"> PAGEREF _Toc236321514 \h </w:instrText>
-            </w:r>
-            <w:r>
-              <w:rPr>
-                <w:noProof/>
-                <w:webHidden/>
-                <w:sz w:val="26"/>
-                <w:szCs w:val="26"/>
-              </w:rPr>
-            </w:r>
-            <w:r>
-              <w:rPr>
-                <w:noProof/>
-                <w:webHidden/>
-                <w:sz w:val="26"/>
-                <w:szCs w:val="26"/>
+              </w:rPr>
+              <w:instrText xml:space="preserve"> PAGEREF _Toc236652067 \h </w:instrText>
+            </w:r>
+            <w:r>
+              <w:rPr>
+                <w:noProof/>
+                <w:webHidden/>
+              </w:rPr>
+            </w:r>
+            <w:r>
+              <w:rPr>
+                <w:noProof/>
+                <w:webHidden/>
               </w:rPr>
               <w:fldChar w:fldCharType="separate"/>
             </w:r>
@@ -2335,8 +2030,6 @@
               <w:rPr>
                 <w:noProof/>
                 <w:webHidden/>
-                <w:sz w:val="26"/>
-                <w:szCs w:val="26"/>
               </w:rPr>
               <w:t>35</w:t>
             </w:r>
@@ -2344,8 +2037,6 @@
               <w:rPr>
                 <w:noProof/>
                 <w:webHidden/>
-                <w:sz w:val="26"/>
-                <w:szCs w:val="26"/>
               </w:rPr>
               <w:fldChar w:fldCharType="end"/>
             </w:r>
@@ -2361,18 +2052,16 @@
             <w:rPr>
               <w:rFonts w:eastAsiaTheme="minorEastAsia"/>
               <w:noProof/>
-              <w:sz w:val="26"/>
-              <w:szCs w:val="26"/>
+              <w:sz w:val="24"/>
+              <w:szCs w:val="24"/>
               <w:lang w:eastAsia="es-CO"/>
             </w:rPr>
           </w:pPr>
-          <w:hyperlink w:anchor="_Toc236321515" w:history="1">
+          <w:hyperlink w:history="1" w:anchor="_Toc236652068">
             <w:r>
               <w:rPr>
                 <w:rStyle w:val="Hipervnculo"/>
                 <w:noProof/>
-                <w:sz w:val="26"/>
-                <w:szCs w:val="26"/>
               </w:rPr>
               <w:t>Créditos</w:t>
             </w:r>
@@ -2380,8 +2069,6 @@
               <w:rPr>
                 <w:noProof/>
                 <w:webHidden/>
-                <w:sz w:val="26"/>
-                <w:szCs w:val="26"/>
               </w:rPr>
               <w:tab/>
             </w:r>
@@ -2389,8 +2076,6 @@
               <w:rPr>
                 <w:noProof/>
                 <w:webHidden/>
-                <w:sz w:val="26"/>
-                <w:szCs w:val="26"/>
               </w:rPr>
               <w:fldChar w:fldCharType="begin"/>
             </w:r>
@@ -2398,25 +2083,19 @@
               <w:rPr>
                 <w:noProof/>
                 <w:webHidden/>
-                <w:sz w:val="26"/>
-                <w:szCs w:val="26"/>
-              </w:rPr>
-              <w:instrText xml:space="preserve"> PAGEREF _Toc236321515 \h </w:instrText>
-            </w:r>
-            <w:r>
-              <w:rPr>
-                <w:noProof/>
-                <w:webHidden/>
-                <w:sz w:val="26"/>
-                <w:szCs w:val="26"/>
-              </w:rPr>
-            </w:r>
-            <w:r>
-              <w:rPr>
-                <w:noProof/>
-                <w:webHidden/>
-                <w:sz w:val="26"/>
-                <w:szCs w:val="26"/>
+              </w:rPr>
+              <w:instrText xml:space="preserve"> PAGEREF _Toc236652068 \h </w:instrText>
+            </w:r>
+            <w:r>
+              <w:rPr>
+                <w:noProof/>
+                <w:webHidden/>
+              </w:rPr>
+            </w:r>
+            <w:r>
+              <w:rPr>
+                <w:noProof/>
+                <w:webHidden/>
               </w:rPr>
               <w:fldChar w:fldCharType="separate"/>
             </w:r>
@@ -2424,8 +2103,6 @@
               <w:rPr>
                 <w:noProof/>
                 <w:webHidden/>
-                <w:sz w:val="26"/>
-                <w:szCs w:val="26"/>
               </w:rPr>
               <w:t>36</w:t>
             </w:r>
@@ -2433,8 +2110,6 @@
               <w:rPr>
                 <w:noProof/>
                 <w:webHidden/>
-                <w:sz w:val="26"/>
-                <w:szCs w:val="26"/>
               </w:rPr>
               <w:fldChar w:fldCharType="end"/>
             </w:r>
@@ -2456,12 +2131,23 @@
           </w:r>
         </w:p>
       </w:sdtContent>
+      <w:sdtEndPr>
+        <w:rPr>
+          <w:rFonts w:ascii="Calibri" w:hAnsi="Calibri" w:eastAsia="游明朝" w:cs="Arial" w:asciiTheme="minorAscii" w:hAnsiTheme="minorAscii" w:eastAsiaTheme="minorEastAsia" w:cstheme="minorBidi"/>
+          <w:b w:val="0"/>
+          <w:bCs w:val="0"/>
+          <w:color w:val="auto"/>
+          <w:sz w:val="28"/>
+          <w:szCs w:val="28"/>
+          <w:lang w:eastAsia="en-US"/>
+        </w:rPr>
+      </w:sdtEndPr>
     </w:sdt>
     <w:p>
       <w:pPr>
         <w:pStyle w:val="Titulosgenerales"/>
       </w:pPr>
-      <w:bookmarkStart w:id="0" w:name="_Toc236321495"/>
+      <w:bookmarkStart w:name="_Toc236652048" w:id="0"/>
       <w:r>
         <w:lastRenderedPageBreak/>
         <w:t>Introducción</w:t>
@@ -2602,7 +2288,7 @@
           <w:b/>
         </w:rPr>
       </w:pPr>
-      <w:hyperlink r:id="rId13" w:history="1">
+      <w:hyperlink w:history="1" r:id="rId13">
         <w:r>
           <w:rPr>
             <w:rStyle w:val="Hipervnculo"/>
@@ -2645,7 +2331,13 @@
               <w:t xml:space="preserve">Transcripción del video: </w:t>
             </w:r>
             <w:r>
-              <w:t>Administración segura de mensajería y agendamiento corporativo</w:t>
+              <w:rPr>
+                <w:bCs/>
+              </w:rPr>
+              <w:t>a</w:t>
+            </w:r>
+            <w:r>
+              <w:t>dministración segura de mensajería y agendamiento corporativo</w:t>
             </w:r>
           </w:p>
         </w:tc>
@@ -2673,19 +2365,22 @@
               <w:t xml:space="preserve">A lo largo de este proceso de aprendizaje se desarrollan habilidades fundamentales para la administración estratégica del correo electrónico </w:t>
             </w:r>
             <w:r>
+              <w:t>Microsoft Outlook 365.</w:t>
+            </w:r>
+            <w:r>
+              <w:t xml:space="preserve"> Exploraremos cómo transformar la bandeja de entrada, a menudo un foco de infoxicación, en un centro de mando unificado mediante la implementación de reglas de automatización, categorías por colores y flujos lógicos de toma de decisiones como el método</w:t>
+            </w:r>
+            <w:r>
               <w:rPr>
                 <w:rStyle w:val="Extranjerismo"/>
               </w:rPr>
-              <w:t>Microsoft Outlook</w:t>
-            </w:r>
-            <w:r>
-              <w:t xml:space="preserve"> 365. Exploraremos cómo transformar la bandeja de entrada, a menudo un foco de infoxicación, en un centro de mando unificado mediante la implementación de reglas de automatización, categorías por colores y flujos lógicos de toma de decisiones como el método </w:t>
+              <w:t xml:space="preserve"> Inbox Zero</w:t>
             </w:r>
             <w:r>
               <w:rPr>
                 <w:rStyle w:val="Extranjerismo"/>
               </w:rPr>
-              <w:t>Inbox Zero.</w:t>
+              <w:t>.</w:t>
             </w:r>
           </w:p>
           <w:p>
@@ -2731,7 +2426,7 @@
               <w:ind w:right="-142" w:firstLine="0"/>
             </w:pPr>
             <w:r>
-              <w:t>Bienvenido a este espacio dedicado a potenciar su perfil profesional a través de la gestión inteligente de la información y el tiempo. Po.</w:t>
+              <w:t xml:space="preserve">Bienvenido a este espacio dedicado a potenciar su perfil profesional a través de la gestión inteligente de la información y el tiempo. </w:t>
             </w:r>
           </w:p>
         </w:tc>
@@ -2773,7 +2468,7 @@
       <w:pPr>
         <w:pStyle w:val="Ttulo1"/>
       </w:pPr>
-      <w:bookmarkStart w:id="1" w:name="_Toc236321496"/>
+      <w:bookmarkStart w:name="_Toc236652049" w:id="1"/>
       <w:r>
         <w:lastRenderedPageBreak/>
         <w:t>El ecosistema de Microsoft 365 en las organizaciones 4.0</w:t>
@@ -2789,13 +2484,12 @@
       </w:r>
       <w:r>
         <w:rPr>
-          <w:i/>
-          <w:iCs/>
-        </w:rPr>
-        <w:t>software</w:t>
-      </w:r>
-      <w:r>
-        <w:t> ha evolucionado de ser una herramienta instalada de manera aislada en un equipo físico a convertirse en un ecosistema interconectado en la nube. Comprender esta transición es el primer paso para dominar las herramientas de productividad contemporáneas y alinearlas con los resultados de aprendizaje proyectados para la formación profesional integral.</w:t>
+          <w:rStyle w:val="Extranjerismo"/>
+        </w:rPr>
+        <w:t>software </w:t>
+      </w:r>
+      <w:r>
+        <w:t>ha evolucionado de ser una herramienta instalada de manera aislada en un equipo físico a convertirse en un ecosistema interconectado en la nube. Comprender esta transición es el primer paso para dominar las herramientas de productividad contemporáneas y alinearlas con los resultados de aprendizaje proyectados para la formación profesional integral.</w:t>
       </w:r>
     </w:p>
     <w:p>
@@ -2803,7 +2497,7 @@
         <w:pStyle w:val="Ttulo2"/>
         <w:spacing w:before="0" w:after="0" w:line="360" w:lineRule="auto"/>
       </w:pPr>
-      <w:bookmarkStart w:id="2" w:name="_Toc236321497"/>
+      <w:bookmarkStart w:name="_Toc236652050" w:id="2"/>
       <w:r>
         <w:t>De la ofimática tradicional a la productividad en la nube</w:t>
       </w:r>
@@ -2964,10 +2658,10 @@
           <w:lang w:eastAsia="es-CO"/>
         </w:rPr>
         <w:drawing>
-          <wp:inline distT="0" distB="0" distL="0" distR="0" wp14:anchorId="619906C2" wp14:editId="53159A42">
+          <wp:inline distT="0" distB="0" distL="0" distR="0" wp14:anchorId="619906C2" wp14:editId="5FED4876">
             <wp:extent cx="4680000" cy="6880320"/>
             <wp:effectExtent l="0" t="0" r="6350" b="0"/>
-            <wp:docPr id="1856420439" name="Gráfico 4" descr="nfografía comparativa dividida en dos paneles. A la izquierda, la “Ofimática tradicional” (modelo aislado) se ilustra con una computadora de escritorio antigua, archivadores físicos, almacenamiento local en disco duro y correos unidireccionales. A la derecha, el “Ecosistema en la nube de Microsoft 365” (modelo conectado) muestra una laptop, tablet y celular sincronizados a una nube central brillante que integra aplicaciones como Outlook, Teams y SharePoint, destacando la colaboración en tiempo real, archivos compartidos y el acceso desde múltiples dispositivos."/>
+            <wp:docPr id="1856420439" name="Gráfico 4" descr="Infografía comparativa dividida en dos paneles. A la izquierda, la “Ofimática tradicional” (modelo aislado) se ilustra con una computadora de escritorio antigua, archivadores físicos, almacenamiento local en disco duro y correos unidireccionales. A la derecha, el “Ecosistema en la nube de Microsoft 365” (modelo conectado) muestra una laptop, tablet y celular sincronizados a una nube central brillante que integra aplicaciones como Outlook, Teams y SharePoint, destacando la colaboración en tiempo real, archivos compartidos y el acceso desde múltiples dispositivos."/>
             <wp:cNvGraphicFramePr>
               <a:graphicFrameLocks xmlns:a="http://schemas.openxmlformats.org/drawingml/2006/main" noChangeAspect="1"/>
             </wp:cNvGraphicFramePr>
@@ -2975,7 +2669,7 @@
               <a:graphicData uri="http://schemas.openxmlformats.org/drawingml/2006/picture">
                 <pic:pic xmlns:pic="http://schemas.openxmlformats.org/drawingml/2006/picture">
                   <pic:nvPicPr>
-                    <pic:cNvPr id="1856420439" name="Gráfico 4" descr="nfografía comparativa dividida en dos paneles. A la izquierda, la “Ofimática tradicional” (modelo aislado) se ilustra con una computadora de escritorio antigua, archivadores físicos, almacenamiento local en disco duro y correos unidireccionales. A la derecha, el “Ecosistema en la nube de Microsoft 365” (modelo conectado) muestra una laptop, tablet y celular sincronizados a una nube central brillante que integra aplicaciones como Outlook, Teams y SharePoint, destacando la colaboración en tiempo real, archivos compartidos y el acceso desde múltiples dispositivos."/>
+                    <pic:cNvPr id="1856420439" name="Gráfico 4" descr="Infografía comparativa dividida en dos paneles. A la izquierda, la “Ofimática tradicional” (modelo aislado) se ilustra con una computadora de escritorio antigua, archivadores físicos, almacenamiento local en disco duro y correos unidireccionales. A la derecha, el “Ecosistema en la nube de Microsoft 365” (modelo conectado) muestra una laptop, tablet y celular sincronizados a una nube central brillante que integra aplicaciones como Outlook, Teams y SharePoint, destacando la colaboración en tiempo real, archivos compartidos y el acceso desde múltiples dispositivos."/>
                     <pic:cNvPicPr/>
                   </pic:nvPicPr>
                   <pic:blipFill>
@@ -3016,7 +2710,7 @@
         <w:pStyle w:val="Ttulo2"/>
         <w:spacing w:before="0" w:after="0" w:line="360" w:lineRule="auto"/>
       </w:pPr>
-      <w:bookmarkStart w:id="3" w:name="_Toc236321498"/>
+      <w:bookmarkStart w:name="_Toc236652051" w:id="3"/>
       <w:r>
         <w:lastRenderedPageBreak/>
         <w:t>Importancia de la gestión de la información en la cuarta revolución industrial</w:t>
@@ -3073,7 +2767,7 @@
       <w:pPr>
         <w:pStyle w:val="Ttulo1"/>
       </w:pPr>
-      <w:bookmarkStart w:id="4" w:name="_Toc236321499"/>
+      <w:bookmarkStart w:name="_Toc236652052" w:id="4"/>
       <w:r>
         <w:lastRenderedPageBreak/>
         <w:t>Administración estratégica del correo electrónico Microsoft Outlook 365</w:t>
@@ -3093,7 +2787,7 @@
         <w:pStyle w:val="Ttulo2"/>
         <w:spacing w:before="0" w:after="0" w:line="360" w:lineRule="auto"/>
       </w:pPr>
-      <w:bookmarkStart w:id="5" w:name="_Toc236321500"/>
+      <w:bookmarkStart w:name="_Toc236652053" w:id="5"/>
       <w:r>
         <w:t>Fundamentos conceptuales del correo corporativo como herramienta pedagógica y profesional</w:t>
       </w:r>
@@ -3140,7 +2834,16 @@
         <w:spacing w:before="0" w:after="0"/>
       </w:pPr>
       <w:r>
-        <w:t>En un programa de formación técnica en desarrollo de software, un grupo de aprendices debe entregar el avance de un sitio web. Al utilizar Outlook 365, el líder del equipo redacta un correo dirigido al instructor (campo “Para”), pone en copia a los miembros de su equipo para mantenerlos informados de la entrega (campo “CC”), y estructura el cuerpo del mensaje detallando los logros del sprint y los enlaces al repositorio del código. Este uso reflexivo de los campos de destinatario no solo cumple con el envío de la tarea, sino que evidencia habilidades de comunicación organizacional y trabajo colaborativo, competencias altamente demandadas en el sector tecnológico.</w:t>
+        <w:t xml:space="preserve">En un programa de formación técnica en desarrollo de </w:t>
+      </w:r>
+      <w:r>
+        <w:rPr>
+          <w:rStyle w:val="Extranjerismo"/>
+        </w:rPr>
+        <w:t>software</w:t>
+      </w:r>
+      <w:r>
+        <w:t>, un grupo de aprendices debe entregar el avance de un sitio web. Al utilizar Outlook 365, el líder del equipo redacta un correo dirigido al instructor (campo “Para”), pone en copia a los miembros de su equipo para mantenerlos informados de la entrega (campo “CC”), y estructura el cuerpo del mensaje detallando los logros del sprint y los enlaces al repositorio del código. Este uso reflexivo de los campos de destinatario no solo cumple con el envío de la tarea, sino que evidencia habilidades de comunicación organizacional y trabajo colaborativo, competencias altamente demandadas en el sector tecnológico.</w:t>
       </w:r>
     </w:p>
     <w:p>
@@ -3153,7 +2856,7 @@
         <w:pStyle w:val="Ttulo2"/>
         <w:spacing w:before="0" w:after="0" w:line="360" w:lineRule="auto"/>
       </w:pPr>
-      <w:bookmarkStart w:id="6" w:name="_Toc236321501"/>
+      <w:bookmarkStart w:name="_Toc236652054" w:id="6"/>
       <w:r>
         <w:t>Gestión avanzada y organización de la bandeja de entrada</w:t>
       </w:r>
@@ -3172,7 +2875,16 @@
         <w:spacing w:before="0" w:after="0"/>
       </w:pPr>
       <w:r>
-        <w:t>Para lograr una administración óptima, se deben implementar estrategias pedagógicas de organización digital, tales como el método de “Inbox Zero” (bandeja de entrada a cero) adaptado a las necesidades operativas. Este método no implica tener la bandeja siempre vacía por obsesión, sino procesar cada elemento de manera consciente. Para ello, Microsoft Outlook 365 ofrece funcionalidades técnicas que materializan estos procesos cognitivos de clasificación:</w:t>
+        <w:t>Para lograr una administración óptima, se deben implementar estrategias pedagógicas de organización digital, tales como el método de “</w:t>
+      </w:r>
+      <w:r>
+        <w:rPr>
+          <w:rStyle w:val="Extranjerismo"/>
+        </w:rPr>
+        <w:t>Inbox Zero</w:t>
+      </w:r>
+      <w:r>
+        <w:t>” (bandeja de entrada a cero) adaptado a las necesidades operativas. Este método no implica tener la bandeja siempre vacía por obsesión, sino procesar cada elemento de manera consciente. Para ello, Microsoft Outlook 365 ofrece funcionalidades técnicas que materializan estos procesos cognitivos de clasificación:</w:t>
       </w:r>
     </w:p>
     <w:p>
@@ -3332,12 +3044,21 @@
       </w:pPr>
       <w:r>
         <w:lastRenderedPageBreak/>
-        <w:t>A través de este proceso, el estudiante no solo aprende a usar una función de software, sino que asimila conceptos de automatización de flujos de trabajo (</w:t>
+        <w:t xml:space="preserve">A través de este proceso, el estudiante no solo aprende a usar una función de </w:t>
       </w:r>
       <w:r>
         <w:rPr>
           <w:rStyle w:val="Extranjerismo"/>
         </w:rPr>
+        <w:t>software</w:t>
+      </w:r>
+      <w:r>
+        <w:t>, sino que asimila conceptos de automatización de flujos de trabajo (</w:t>
+      </w:r>
+      <w:r>
+        <w:rPr>
+          <w:rStyle w:val="Extranjerismo"/>
+        </w:rPr>
         <w:t>workflow</w:t>
       </w:r>
       <w:r>
@@ -3363,10 +3084,10 @@
           <w:noProof/>
         </w:rPr>
         <w:drawing>
-          <wp:inline distT="0" distB="0" distL="0" distR="0" wp14:anchorId="663AB97D" wp14:editId="47D5E320">
+          <wp:inline distT="0" distB="0" distL="0" distR="0" wp14:anchorId="19CE0672" wp14:editId="30C20129">
             <wp:extent cx="4680000" cy="5811258"/>
             <wp:effectExtent l="0" t="0" r="6350" b="0"/>
-            <wp:docPr id="1237687481" name="Gráfico 3" descr="El proceso inicia evaluando “¿es accionable?” si la respuesta es “No”, la acción es archivar o eliminar el correo. Si es “si”, avanza a la siguiente pregunta: “¿Toma menos de dos minutos?”. Si la respuesta es afirmativa, se debe responder de inmediato; si es negativa, la instrucción final es convertir el correo en una tarea o programarlo en el calendario."/>
+            <wp:docPr id="625194251" name="Gráfico 3" descr="El proceso inicia evaluando “¿es accionable?” si la respuesta es “No”, la acción es archivar o eliminar el correo. Si es “si”, avanza a la siguiente pregunta: “¿Toma menos de dos minutos?”. Si la respuesta es afirmativa, se debe responder de inmediato; si es negativa, la instrucción final es convertir el correo en una tarea o programarlo en el calendario."/>
             <wp:cNvGraphicFramePr>
               <a:graphicFrameLocks xmlns:a="http://schemas.openxmlformats.org/drawingml/2006/main" noChangeAspect="1"/>
             </wp:cNvGraphicFramePr>
@@ -3374,7 +3095,7 @@
               <a:graphicData uri="http://schemas.openxmlformats.org/drawingml/2006/picture">
                 <pic:pic xmlns:pic="http://schemas.openxmlformats.org/drawingml/2006/picture">
                   <pic:nvPicPr>
-                    <pic:cNvPr id="1237687481" name="Gráfico 3" descr="El proceso inicia evaluando “¿es accionable?” si la respuesta es “No”, la acción es archivar o eliminar el correo. Si es “si”, avanza a la siguiente pregunta: “¿Toma menos de dos minutos?”. Si la respuesta es afirmativa, se debe responder de inmediato; si es negativa, la instrucción final es convertir el correo en una tarea o programarlo en el calendario."/>
+                    <pic:cNvPr id="625194251" name="Gráfico 3" descr="El proceso inicia evaluando “¿es accionable?” si la respuesta es “No”, la acción es archivar o eliminar el correo. Si es “si”, avanza a la siguiente pregunta: “¿Toma menos de dos minutos?”. Si la respuesta es afirmativa, se debe responder de inmediato; si es negativa, la instrucción final es convertir el correo en una tarea o programarlo en el calendario."/>
                     <pic:cNvPicPr/>
                   </pic:nvPicPr>
                   <pic:blipFill>
@@ -3410,7 +3131,7 @@
         <w:pStyle w:val="Ttulo2"/>
         <w:spacing w:before="0" w:after="0" w:line="360" w:lineRule="auto"/>
       </w:pPr>
-      <w:bookmarkStart w:id="7" w:name="_Toc236321502"/>
+      <w:bookmarkStart w:name="_Toc236652055" w:id="7"/>
       <w:r>
         <w:lastRenderedPageBreak/>
         <w:t>Configuración, personalización y automatización del entorno de trabajo</w:t>
@@ -3445,7 +3166,7 @@
       <w:pPr>
         <w:pStyle w:val="Ttulo1"/>
       </w:pPr>
-      <w:bookmarkStart w:id="8" w:name="_Toc236321503"/>
+      <w:bookmarkStart w:name="_Toc236652056" w:id="8"/>
       <w:r>
         <w:lastRenderedPageBreak/>
         <w:t>Gestión de contactos y construcción de redes de colaboración</w:t>
@@ -3465,6 +3186,11 @@
     </w:p>
     <w:p>
       <w:pPr>
+        <w:spacing w:before="0" w:after="0"/>
+      </w:pPr>
+    </w:p>
+    <w:p>
+      <w:pPr>
         <w:pStyle w:val="Ttulo3"/>
         <w:spacing w:before="0" w:line="360" w:lineRule="auto"/>
       </w:pPr>
@@ -3526,7 +3252,7 @@
         <w:pStyle w:val="Ttulo2"/>
         <w:spacing w:before="0" w:after="0" w:line="360" w:lineRule="auto"/>
       </w:pPr>
-      <w:bookmarkStart w:id="9" w:name="_Toc236321504"/>
+      <w:bookmarkStart w:name="_Toc236652057" w:id="9"/>
       <w:r>
         <w:t>Operaciones avanzadas, grupos de distribución y su impacto en el trabajo colaborativo</w:t>
       </w:r>
@@ -3599,7 +3325,16 @@
       </w:r>
       <w:r>
         <w:lastRenderedPageBreak/>
-        <w:t>lista. Si a mitad del proyecto se incorpora un nuevo instructor al comité, el aprendiz solo debe actualizar la lista de contactos añadiendo al nuevo miembro; en los envíos futuros, este recibirá la información automáticamente. Esto demuestra cómo el dominio técnico del software se traduce en una mejora tangible en la eficiencia de los procesos operativos de un entorno formativo profesional.</w:t>
+        <w:t xml:space="preserve">lista. Si a mitad del proyecto se incorpora un nuevo instructor al comité, el aprendiz solo debe actualizar la lista de contactos añadiendo al nuevo miembro; en los envíos futuros, este recibirá la información automáticamente. Esto demuestra cómo el dominio técnico del </w:t>
+      </w:r>
+      <w:r>
+        <w:rPr>
+          <w:rStyle w:val="Extranjerismo"/>
+        </w:rPr>
+        <w:t>software</w:t>
+      </w:r>
+      <w:r>
+        <w:t xml:space="preserve"> se traduce en una mejora tangible en la eficiencia de los procesos operativos de un entorno formativo profesional.</w:t>
       </w:r>
     </w:p>
     <w:p>
@@ -3956,7 +3691,7 @@
       <w:pPr>
         <w:pStyle w:val="Ttulo1"/>
       </w:pPr>
-      <w:bookmarkStart w:id="10" w:name="_Toc236321505"/>
+      <w:bookmarkStart w:name="_Toc236652058" w:id="10"/>
       <w:r>
         <w:lastRenderedPageBreak/>
         <w:t>Herramientas complementarias para la gestión del tiempo y la información</w:t>
@@ -4007,7 +3742,7 @@
         <w:pStyle w:val="Ttulo2"/>
         <w:spacing w:before="0" w:after="0" w:line="360" w:lineRule="auto"/>
       </w:pPr>
-      <w:bookmarkStart w:id="11" w:name="_Toc236321506"/>
+      <w:bookmarkStart w:name="_Toc236652059" w:id="11"/>
       <w:r>
         <w:t>El calendario interactivo como eje articulador de la gestión del tiempo y eventos</w:t>
       </w:r>
@@ -4090,7 +3825,16 @@
         <w:ind w:left="708"/>
       </w:pPr>
       <w:r>
-        <w:t>Es un evento que implica la convocatoria de otros participantes. Al crear una reunión, el sistema envía invitaciones formales, gestiona las confirmaciones de asistencia (RVP) y permite agregar enlaces para encuentros sincrónicos a través de Microsoft Teams.</w:t>
+        <w:t>Es un evento que implica la convocatoria de otros participantes. Al crear una reunión, el sistema envía invitaciones formales, gestiona las confirmaciones de asistencia (</w:t>
+      </w:r>
+      <w:r>
+        <w:rPr>
+          <w:rStyle w:val="Extranjerismo"/>
+        </w:rPr>
+        <w:t>RVP</w:t>
+      </w:r>
+      <w:r>
+        <w:t>) y permite agregar enlaces para encuentros sincrónicos a través de Microsoft Teams.</w:t>
       </w:r>
     </w:p>
     <w:p>
@@ -4198,7 +3942,7 @@
         <w:pStyle w:val="Ttulo2"/>
         <w:spacing w:before="0" w:after="0" w:line="360" w:lineRule="auto"/>
       </w:pPr>
-      <w:bookmarkStart w:id="12" w:name="_Toc236321507"/>
+      <w:bookmarkStart w:name="_Toc236652060" w:id="12"/>
       <w:r>
         <w:t>Administración de tareas para el seguimiento y ejecución de proyectos</w:t>
       </w:r>
@@ -4209,7 +3953,15 @@
         <w:spacing w:before="0" w:after="0"/>
       </w:pPr>
       <w:r>
-        <w:t>Mientras que el calendario gestiona el “cuándo”, la herramienta de tareas (integrada actualmente con Microsoft To Do dentro del ecosistema 365) gestiona el “qué”. Un error común en la gestión digital es utilizar la bandeja de entrada del correo como una lista de tareas pendientes. Esto genera estrés y desorganización, ya que los correos nuevos empujan hacia abajo los compromisos antiguos. El proceso correcto, alineado con el saber de manejar herramientas complementarias, consiste en convertir la información recibida en elementos de acción concretos. Outlook 365 permite arrastrar un correo electrónico hacia el ícono de tareas, creando automáticamente una actividad pendiente que contiene el cuerpo del mensaje como contexto.</w:t>
+        <w:t xml:space="preserve">Mientras que el calendario gestiona el “cuándo”, la herramienta de tareas (integrada actualmente con Microsoft </w:t>
+      </w:r>
+      <w:proofErr w:type="spellStart"/>
+      <w:r>
+        <w:t>To</w:t>
+      </w:r>
+      <w:proofErr w:type="spellEnd"/>
+      <w:r>
+        <w:t xml:space="preserve"> Do dentro del ecosistema 365) gestiona el “qué”. Un error común en la gestión digital es utilizar la bandeja de entrada del correo como una lista de tareas pendientes. Esto genera estrés y desorganización, ya que los correos nuevos empujan hacia abajo los compromisos antiguos. El proceso correcto, alineado con el saber de manejar herramientas complementarias, consiste en convertir la información recibida en elementos de acción concretos. Outlook 365 permite arrastrar un correo electrónico hacia el ícono de tareas, creando automáticamente una actividad pendiente que contiene el cuerpo del mensaje como contexto.</w:t>
       </w:r>
     </w:p>
     <w:p>
@@ -4384,7 +4136,7 @@
         <w:pStyle w:val="Ttulo2"/>
         <w:spacing w:before="0" w:after="0" w:line="360" w:lineRule="auto"/>
       </w:pPr>
-      <w:bookmarkStart w:id="13" w:name="_Toc236321508"/>
+      <w:bookmarkStart w:name="_Toc236652061" w:id="13"/>
       <w:r>
         <w:t>Integración de notas digitales para la captura ágil de conocimiento</w:t>
       </w:r>
@@ -4402,30 +4154,41 @@
       <w:pPr>
         <w:spacing w:before="0" w:after="0"/>
       </w:pPr>
-    </w:p>
-    <w:p>
-      <w:pPr>
-        <w:spacing w:before="0" w:after="0"/>
-      </w:pPr>
-      <w:r>
-        <w:t>Las notas digitales actúan como una memoria extendida. A diferencia de un documento de Word, que requiere una estructura formal, un título y un proceso de guardado en carpetas, las notas en Outlook están diseñadas para la fricción cero. Se pueden abrir con un solo clic, se guardan automáticamente en la nube y son fácilmente localizables gracias a los potentes motores de indexación de Microsoft, que incluso pueden leer texto dentro de imágenes (Reconocimiento óptico de caracteres - OCR).</w:t>
-      </w:r>
-    </w:p>
-    <w:p>
-      <w:pPr>
-        <w:spacing w:before="0" w:after="0"/>
-      </w:pPr>
-    </w:p>
-    <w:p>
-      <w:pPr>
-        <w:spacing w:before="0" w:after="0"/>
-      </w:pPr>
-      <w:r>
-        <w:t xml:space="preserve">Una aplicación pedagógica vital de esta herramienta es la creación de actas de reunión dinámicas. Cuando un grupo de aprendices asiste a una sesión de asesoría con su instructor, pueden abrir un bloc de notas compartido directamente desde la invitación del calendario en Outlook. Durante la reunión, todos los miembros del equipo pueden escribir simultáneamente, pegando capturas de pantalla de los errores de código, registrando las recomendaciones del instructor y documentando los </w:t>
+      <w:r>
+        <w:t xml:space="preserve">Las notas digitales actúan como una memoria extendida. A diferencia de un documento de Word, que requiere una estructura formal, un título y un proceso de guardado en carpetas, las notas en </w:t>
+      </w:r>
+      <w:r>
+        <w:t>Outlook</w:t>
+      </w:r>
+      <w:r>
+        <w:t xml:space="preserve"> están diseñadas para la fricción cero. Se pueden abrir con un solo clic, se guardan automáticamente en la nube y son fácilmente localizables gracias a los potentes motores de indexación de </w:t>
+      </w:r>
+      <w:r>
+        <w:t>Microsoft</w:t>
+      </w:r>
+      <w:r>
+        <w:t xml:space="preserve">, que incluso pueden leer texto dentro de imágenes (Reconocimiento óptico de caracteres - </w:t>
+      </w:r>
+      <w:r>
+        <w:rPr>
+          <w:rStyle w:val="Extranjerismo"/>
+        </w:rPr>
+        <w:t>OCR</w:t>
+      </w:r>
+      <w:r>
+        <w:t>).</w:t>
+      </w:r>
+    </w:p>
+    <w:p>
+      <w:pPr>
+        <w:spacing w:before="0" w:after="0"/>
+      </w:pPr>
+      <w:r>
+        <w:t xml:space="preserve">Una aplicación pedagógica vital de esta herramienta es la creación de actas de reunión dinámicas. Cuando un grupo de aprendices asiste a una sesión de asesoría con su instructor, pueden abrir un bloc de notas compartido directamente desde la invitación del calendario en Outlook. Durante la reunión, todos los miembros del equipo pueden escribir simultáneamente, pegando capturas de pantalla de los errores de código, registrando las recomendaciones del instructor y documentando los acuerdos. Al finalizar la reunión, estas notas quedan vinculadas perpetuamente al evento del calendario, creando un repositorio histórico del proyecto al que se puede </w:t>
       </w:r>
       <w:r>
         <w:lastRenderedPageBreak/>
-        <w:t>acuerdos. Al finalizar la reunión, estas notas quedan vinculadas perpetuamente al evento del calendario, creando un repositorio histórico del proyecto al que se puede acudir meses después para comprender por qué se tomó una decisión de diseño específica.</w:t>
+        <w:t>acudir meses después para comprender por qué se tomó una decisión de diseño específica.</w:t>
       </w:r>
     </w:p>
     <w:p>
@@ -4527,18 +4290,18 @@
       <w:pPr>
         <w:pStyle w:val="Ttulo1"/>
       </w:pPr>
-      <w:bookmarkStart w:id="14" w:name="_Toc236321509"/>
+      <w:bookmarkStart w:name="_Toc236652062" w:id="14"/>
+      <w:r>
+        <w:t>Integración práctica en entornos de formación profesional y proyectos digitales</w:t>
+      </w:r>
+      <w:bookmarkEnd w:id="14"/>
+    </w:p>
+    <w:p>
+      <w:pPr>
+        <w:spacing w:before="0" w:after="0"/>
+      </w:pPr>
       <w:r>
         <w:lastRenderedPageBreak/>
-        <w:t>Integración práctica en entornos de formación profesional y proyectos digitales</w:t>
-      </w:r>
-      <w:bookmarkEnd w:id="14"/>
-    </w:p>
-    <w:p>
-      <w:pPr>
-        <w:spacing w:before="0" w:after="0"/>
-      </w:pPr>
-      <w:r>
         <w:t>El dominio aislado de las funciones de correo, contactos, calendarios, tareas y notas carece de impacto si no se articula en una estrategia unificada de trabajo. La formación profesional integral del SENA busca que el aprendiz trascienda el rol de “operador de </w:t>
       </w:r>
       <w:r>
@@ -4561,7 +4324,7 @@
         <w:pStyle w:val="Ttulo2"/>
         <w:spacing w:before="0" w:after="0" w:line="360" w:lineRule="auto"/>
       </w:pPr>
-      <w:bookmarkStart w:id="15" w:name="_Toc236321510"/>
+      <w:bookmarkStart w:name="_Toc236652063" w:id="15"/>
       <w:r>
         <w:t>Resolución de necesidades reales en el aprendizaje virtual y el trabajo remoto</w:t>
       </w:r>
@@ -4627,11 +4390,7 @@
         <w:ind w:left="708" w:firstLine="708"/>
       </w:pPr>
       <w:r>
-        <w:t xml:space="preserve">Un equipo de cuatro aprendices del área de diseño e integración multimedia recibe, mediante un correo electrónico de su instructor, los </w:t>
-      </w:r>
-      <w:r>
-        <w:lastRenderedPageBreak/>
-        <w:t>requerimientos técnicos para el proyecto final: diseñar un portal web accesible para una empresa local.</w:t>
+        <w:t>Un equipo de cuatro aprendices del área de diseño e integración multimedia recibe, mediante un correo electrónico de su instructor, los requerimientos técnicos para el proyecto final: diseñar un portal web accesible para una empresa local.</w:t>
       </w:r>
     </w:p>
     <w:p>
@@ -4652,6 +4411,7 @@
           <w:b/>
           <w:bCs/>
         </w:rPr>
+        <w:lastRenderedPageBreak/>
         <w:t>Recepción y procesamiento (correo y tareas)</w:t>
       </w:r>
     </w:p>
@@ -4760,24 +4520,21 @@
         <w:ind w:left="1416"/>
       </w:pPr>
       <w:r>
-        <w:t xml:space="preserve">Durante la reunión de planeación, el equipo utiliza un bloc de notas compartido vinculado al evento del calendario para hacer una lluvia de ideas sobre la paleta de colores y la estructura del sitio. De esa reunión surgen decisiones concretas que el gestor traduce inmediatamente en nuevas tareas asignadas a cada miembro (por ejemplo: “Diseñar logo </w:t>
-      </w:r>
+        <w:t>Durante la reunión de planeación, el equipo utiliza un bloc de notas compartido vinculado al evento del calendario para hacer una lluvia de ideas sobre la paleta de colores y la estructura del sitio. De esa reunión surgen decisiones concretas que el gestor traduce inmediatamente en nuevas tareas asignadas a cada miembro (por ejemplo: “Diseñar logo vectorial” asignado a María; “Configurar base de datos” asignado a Juan), cada una con fechas de vencimiento alineadas a los hitos del calendario.</w:t>
+      </w:r>
+    </w:p>
+    <w:p>
+      <w:pPr>
+        <w:spacing w:before="0" w:after="0"/>
+        <w:ind w:left="1416"/>
+      </w:pPr>
+    </w:p>
+    <w:p>
+      <w:pPr>
+        <w:spacing w:before="0" w:after="0"/>
+      </w:pPr>
       <w:r>
         <w:lastRenderedPageBreak/>
-        <w:t>vectorial” asignado a María; “Configurar base de datos” asignado a Juan), cada una con fechas de vencimiento alineadas a los hitos del calendario.</w:t>
-      </w:r>
-    </w:p>
-    <w:p>
-      <w:pPr>
-        <w:spacing w:before="0" w:after="0"/>
-        <w:ind w:left="1416"/>
-      </w:pPr>
-    </w:p>
-    <w:p>
-      <w:pPr>
-        <w:spacing w:before="0" w:after="0"/>
-      </w:pPr>
-      <w:r>
         <w:t>En este escenario, la tecnología actúa como un soporte invisible pero fundamental. Ninguna información se pierde, las responsabilidades están claramente delimitadas, los plazos son visibles para todos y la comunicación es asertiva. El aprendiz ha demostrado el cumplimiento del resultado de aprendizaje al emplear de manera óptima el ecosistema en un contexto productivo real.</w:t>
       </w:r>
     </w:p>
@@ -4791,7 +4548,7 @@
         <w:pStyle w:val="Ttulo2"/>
         <w:spacing w:before="0" w:after="0" w:line="360" w:lineRule="auto"/>
       </w:pPr>
-      <w:bookmarkStart w:id="16" w:name="_Toc236321511"/>
+      <w:bookmarkStart w:name="_Toc236652064" w:id="16"/>
       <w:r>
         <w:t>Estrategias pedagógicas apoyadas en el ecosistema Outlook 365</w:t>
       </w:r>
@@ -4828,11 +4585,11 @@
         <w:spacing w:before="0" w:after="0"/>
       </w:pPr>
       <w:r>
-        <w:t xml:space="preserve">En cuanto al aprendizaje colaborativo, herramientas como las listas de distribución y los calendarios compartidos rompen los silos de información. Se fomenta </w:t>
+        <w:t xml:space="preserve">En cuanto al aprendizaje colaborativo, herramientas como las listas de distribución y los calendarios compartidos rompen los silos de información. Se fomenta una pedagogía de la transparencia, donde el trabajo de un individuo es visible y auditable por sus pares. Esto genera dinámicas de coevaluación natural; si un aprendiz </w:t>
       </w:r>
       <w:r>
         <w:lastRenderedPageBreak/>
-        <w:t>una pedagogía de la transparencia, donde el trabajo de un individuo es visible y auditable por sus pares. Esto genera dinámicas de coevaluación natural; si un aprendiz no actualiza el estado de sus tareas en la plataforma, el equipo entero identifica el cuello de botella y puede ofrecer apoyo o redistribuir cargas.</w:t>
+        <w:t>no actualiza el estado de sus tareas en la plataforma, el equipo entero identifica el cuello de botella y puede ofrecer apoyo o redistribuir cargas.</w:t>
       </w:r>
     </w:p>
     <w:p>
@@ -4906,7 +4663,7 @@
           <w:u w:val="single"/>
         </w:rPr>
       </w:pPr>
-      <w:bookmarkStart w:id="17" w:name="_Toc236321512"/>
+      <w:bookmarkStart w:name="_Toc236652065" w:id="17"/>
       <w:r>
         <w:lastRenderedPageBreak/>
         <w:t>S</w:t>
@@ -4936,17 +4693,30 @@
       </w:r>
       <w:r>
         <w:rPr>
+          <w:lang w:eastAsia="es-CO"/>
+        </w:rPr>
+        <w:t xml:space="preserve">Microsoft Office 365 </w:t>
+      </w:r>
+      <w:r>
+        <w:rPr>
+          <w:noProof/>
+          <w:lang w:eastAsia="es-CO"/>
+        </w:rPr>
+        <w:t>trasciende la instrucción instrumental, consolidándose como la apropiación de un ecosistema digital integral para la productividad organizacional. A lo largo del documento, se han cimentado las bases operativas y cognitivas para una gestión de comunicaciones rigurosa, abarcando desde la estructuración, etiqueta y automatización del correo electrónico, hasta la articulación estratégica de redes de contacto. Este andamiaje se integra de manera armónica con herramientas complementarias indispensables: calendarios interactivos enfocados en la gestión del tiempo (</w:t>
+      </w:r>
+      <w:r>
+        <w:rPr>
           <w:rStyle w:val="Extranjerismo"/>
           <w:lang w:eastAsia="es-CO"/>
         </w:rPr>
-        <w:t>Microsoft Office</w:t>
+        <w:t>time-blocking</w:t>
       </w:r>
       <w:r>
         <w:rPr>
           <w:noProof/>
           <w:lang w:eastAsia="es-CO"/>
         </w:rPr>
-        <w:t xml:space="preserve"> 365 trasciende la instrucción instrumental, consolidándose como la apropiación de un ecosistema digital integral para la productividad organizacional. A lo largo del documento, se han cimentado las bases operativas y cognitivas para una gestión de comunicaciones rigurosa, abarcando desde la estructuración, etiqueta y automatización del correo electrónico, hasta la articulación estratégica de redes de contacto. Este andamiaje se integra de manera armónica con herramientas complementarias indispensables: calendarios interactivos enfocados en la gestión del tiempo (time-blocking), administradores de tareas que viabilizan el seguimiento de prioridades, y notas digitales diseñadas para la captura ágil de conocimiento y la formulación de actas dinámicas, mitigando la "infoxicación" y optimizando los flujos de trabajo.</w:t>
+        <w:t>), administradores de tareas que viabilizan el seguimiento de prioridades, y notas digitales diseñadas para la captura ágil de conocimiento y la formulación de actas dinámicas, mitigando la "infoxicación" y optimizando los flujos de trabajo.</w:t>
       </w:r>
     </w:p>
     <w:p>
@@ -5046,7 +4816,7 @@
       <w:pPr>
         <w:pStyle w:val="Titulosgenerales"/>
       </w:pPr>
-      <w:bookmarkStart w:id="18" w:name="_Toc236321513"/>
+      <w:bookmarkStart w:name="_Toc236652066" w:id="18"/>
       <w:r>
         <w:lastRenderedPageBreak/>
         <w:t>Glosario</w:t>
@@ -5309,7 +5079,16 @@
         <w:t xml:space="preserve">): </w:t>
       </w:r>
       <w:r>
-        <w:t>modelo de prestación de servicios informáticos (almacenamiento, software, procesamiento) a través de Internet, permitiendo acceso ubicuo y sincronización en tiempo real.</w:t>
+        <w:t xml:space="preserve">modelo de prestación de servicios informáticos (almacenamiento, </w:t>
+      </w:r>
+      <w:r>
+        <w:rPr>
+          <w:rStyle w:val="Extranjerismo"/>
+        </w:rPr>
+        <w:t>software</w:t>
+      </w:r>
+      <w:r>
+        <w:t>, procesamiento) a través de Internet, permitiendo acceso ubicuo y sincronización en tiempo real.</w:t>
       </w:r>
     </w:p>
     <w:p>
@@ -5424,7 +5203,7 @@
       <w:pPr>
         <w:pStyle w:val="Titulosgenerales"/>
       </w:pPr>
-      <w:bookmarkStart w:id="19" w:name="_Toc236321514"/>
+      <w:bookmarkStart w:name="_Toc236652067" w:id="19"/>
       <w:r>
         <w:lastRenderedPageBreak/>
         <w:t>Referencias bibliográficas</w:t>
@@ -5463,10 +5242,13 @@
         <w:spacing w:before="0" w:after="0"/>
       </w:pPr>
       <w:r>
+        <w:t xml:space="preserve">Microsoft </w:t>
+      </w:r>
+      <w:r>
         <w:rPr>
           <w:rStyle w:val="Extranjerismo"/>
         </w:rPr>
-        <w:t>Microsoft Corporation</w:t>
+        <w:t>Corporation</w:t>
       </w:r>
       <w:r>
         <w:t>. (2023). Documentación de entrenamiento para Microsoft 365: Outlook. Microsoft Learn.</w:t>
@@ -5515,7 +5297,7 @@
       <w:pPr>
         <w:pStyle w:val="Titulosgenerales"/>
       </w:pPr>
-      <w:bookmarkStart w:id="20" w:name="_Toc236321515"/>
+      <w:bookmarkStart w:name="_Toc236652068" w:id="20"/>
       <w:r>
         <w:lastRenderedPageBreak/>
         <w:t>Créditos</w:t>
@@ -6370,7 +6152,7 @@
     <w:sectPr>
       <w:headerReference w:type="default" r:id="rId20"/>
       <w:footerReference w:type="default" r:id="rId21"/>
-      <w:pgSz w:w="12240" w:h="15840"/>
+      <w:pgSz w:w="12240" w:h="15840" w:orient="portrait"/>
       <w:pgMar w:top="1701" w:right="1134" w:bottom="1134" w:left="1134" w:header="709" w:footer="737" w:gutter="0"/>
       <w:pgNumType w:start="1"/>
       <w:cols w:space="708"/>
@@ -6477,7 +6259,7 @@
 </file>
 
 <file path=word/header1.xml><?xml version="1.0" encoding="utf-8"?>
-<w:hdr xmlns:wpc="http://schemas.microsoft.com/office/word/2010/wordprocessingCanvas" xmlns:cx="http://schemas.microsoft.com/office/drawing/2014/chartex" xmlns:cx1="http://schemas.microsoft.com/office/drawing/2015/9/8/chartex" xmlns:cx2="http://schemas.microsoft.com/office/drawing/2015/10/21/chartex" xmlns:cx3="http://schemas.microsoft.com/office/drawing/2016/5/9/chartex" xmlns:cx4="http://schemas.microsoft.com/office/drawing/2016/5/10/chartex" xmlns:cx5="http://schemas.microsoft.com/office/drawing/2016/5/11/chartex" xmlns:cx6="http://schemas.microsoft.com/office/drawing/2016/5/12/chartex" xmlns:cx7="http://schemas.microsoft.com/office/drawing/2016/5/13/chartex" xmlns:cx8="http://schemas.microsoft.com/office/drawing/2016/5/14/chartex" xmlns:mc="http://schemas.openxmlformats.org/markup-compatibility/2006" xmlns:aink="http://schemas.microsoft.com/office/drawing/2016/ink" xmlns:am3d="http://schemas.microsoft.com/office/drawing/2017/model3d" xmlns:o="urn:schemas-microsoft-com:office:office" xmlns:oel="http://schemas.microsoft.com/office/2019/extlst" xmlns:r="http://schemas.openxmlformats.org/officeDocument/2006/relationships" xmlns:m="http://schemas.openxmlformats.org/officeDocument/2006/math" xmlns:v="urn:schemas-microsoft-com:vml" xmlns:wp14="http://schemas.microsoft.com/office/word/2010/wordprocessingDrawing" xmlns:wp="http://schemas.openxmlformats.org/drawingml/2006/wordprocessingDrawing" xmlns:w10="urn:schemas-microsoft-com:office:word" xmlns:w="http://schemas.openxmlformats.org/wordprocessingml/2006/main" xmlns:w14="http://schemas.microsoft.com/office/word/2010/wordml" xmlns:w15="http://schemas.microsoft.com/office/word/2012/wordml" xmlns:w16cei="http://schemas.microsoft.com/office/word/2026/wordml/cei" xmlns:w16cex="http://schemas.microsoft.com/office/word/2018/wordml/cex" xmlns:w16cid="http://schemas.microsoft.com/office/word/2016/wordml/cid" xmlns:w16="http://schemas.microsoft.com/office/word/2018/wordml" xmlns:w16du="http://schemas.microsoft.com/office/word/2023/wordml/word16du" xmlns:w16sdtdh="http://schemas.microsoft.com/office/word/2020/wordml/sdtdatahash" xmlns:w16sdtfl="http://schemas.microsoft.com/office/word/2024/wordml/sdtformatlock" xmlns:w16se="http://schemas.microsoft.com/office/word/2015/wordml/symex" xmlns:wpg="http://schemas.microsoft.com/office/word/2010/wordprocessingGroup" xmlns:wpi="http://schemas.microsoft.com/office/word/2010/wordprocessingInk" xmlns:wne="http://schemas.microsoft.com/office/word/2006/wordml" xmlns:wps="http://schemas.microsoft.com/office/word/2010/wordprocessingShape" mc:Ignorable="w14 w15 w16se w16cid w16 w16cex w16sdtdh w16sdtfl w16du wp14">
+<w:hdr xmlns:wpc="http://schemas.microsoft.com/office/word/2010/wordprocessingCanvas" xmlns:cx="http://schemas.microsoft.com/office/drawing/2014/chartex" xmlns:cx1="http://schemas.microsoft.com/office/drawing/2015/9/8/chartex" xmlns:cx2="http://schemas.microsoft.com/office/drawing/2015/10/21/chartex" xmlns:cx3="http://schemas.microsoft.com/office/drawing/2016/5/9/chartex" xmlns:cx4="http://schemas.microsoft.com/office/drawing/2016/5/10/chartex" xmlns:cx5="http://schemas.microsoft.com/office/drawing/2016/5/11/chartex" xmlns:cx6="http://schemas.microsoft.com/office/drawing/2016/5/12/chartex" xmlns:cx7="http://schemas.microsoft.com/office/drawing/2016/5/13/chartex" xmlns:cx8="http://schemas.microsoft.com/office/drawing/2016/5/14/chartex" xmlns:mc="http://schemas.openxmlformats.org/markup-compatibility/2006" xmlns:aink="http://schemas.microsoft.com/office/drawing/2016/ink" xmlns:am3d="http://schemas.microsoft.com/office/drawing/2017/model3d" xmlns:o="urn:schemas-microsoft-com:office:office" xmlns:oel="http://schemas.microsoft.com/office/2019/extlst" xmlns:r="http://schemas.openxmlformats.org/officeDocument/2006/relationships" xmlns:m="http://schemas.openxmlformats.org/officeDocument/2006/math" xmlns:v="urn:schemas-microsoft-com:vml" xmlns:wp14="http://schemas.microsoft.com/office/word/2010/wordprocessingDrawing" xmlns:wp="http://schemas.openxmlformats.org/drawingml/2006/wordprocessingDrawing" xmlns:w10="urn:schemas-microsoft-com:office:word" xmlns:w="http://schemas.openxmlformats.org/wordprocessingml/2006/main" xmlns:w14="http://schemas.microsoft.com/office/word/2010/wordml" xmlns:w15="http://schemas.microsoft.com/office/word/2012/wordml" xmlns:w16cei="http://schemas.microsoft.com/office/word/2026/wordml/cei" xmlns:w16cex="http://schemas.microsoft.com/office/word/2018/wordml/cex" xmlns:w16cid="http://schemas.microsoft.com/office/word/2016/wordml/cid" xmlns:w16="http://schemas.microsoft.com/office/word/2018/wordml" xmlns:w16du="http://schemas.microsoft.com/office/word/2023/wordml/word16du" xmlns:w16sdtdh="http://schemas.microsoft.com/office/word/2020/wordml/sdtdatahash" xmlns:w16sdtfl="http://schemas.microsoft.com/office/word/2024/wordml/sdtformatlock" xmlns:w16se="http://schemas.microsoft.com/office/word/2015/wordml/symex" xmlns:wpg="http://schemas.microsoft.com/office/word/2010/wordprocessingGroup" xmlns:wpi="http://schemas.microsoft.com/office/word/2010/wordprocessingInk" xmlns:wne="http://schemas.microsoft.com/office/word/2006/wordml" xmlns:wps="http://schemas.microsoft.com/office/word/2010/wordprocessingShape" xmlns:a="http://schemas.openxmlformats.org/drawingml/2006/main" xmlns:adec="http://schemas.microsoft.com/office/drawing/2017/decorative" xmlns:pic="http://schemas.openxmlformats.org/drawingml/2006/picture" xmlns:a14="http://schemas.microsoft.com/office/drawing/2010/main" xmlns:asvg="http://schemas.microsoft.com/office/drawing/2016/SVG/main" mc:Ignorable="w14 w15 w16se w16cid w16 w16cex w16sdtdh w16sdtfl w16du wp14">
   <w:p>
     <w:pPr>
       <w:pStyle w:val="Encabezado"/>
@@ -6581,7 +6363,7 @@
         <w:ind w:left="360" w:hanging="360"/>
       </w:pPr>
       <w:rPr>
-        <w:rFonts w:ascii="Symbol" w:hAnsi="Symbol" w:hint="default"/>
+        <w:rFonts w:hint="default" w:ascii="Symbol" w:hAnsi="Symbol"/>
       </w:rPr>
     </w:lvl>
   </w:abstractNum>
@@ -6598,7 +6380,7 @@
         <w:ind w:left="1713" w:hanging="360"/>
       </w:pPr>
       <w:rPr>
-        <w:rFonts w:ascii="Symbol" w:hAnsi="Symbol" w:hint="default"/>
+        <w:rFonts w:hint="default" w:ascii="Symbol" w:hAnsi="Symbol"/>
       </w:rPr>
     </w:lvl>
     <w:lvl w:ilvl="1" w:tplc="FFFFFFFF" w:tentative="1">
@@ -6610,7 +6392,7 @@
         <w:ind w:left="2433" w:hanging="360"/>
       </w:pPr>
       <w:rPr>
-        <w:rFonts w:ascii="Courier New" w:hAnsi="Courier New" w:cs="Courier New" w:hint="default"/>
+        <w:rFonts w:hint="default" w:ascii="Courier New" w:hAnsi="Courier New" w:cs="Courier New"/>
       </w:rPr>
     </w:lvl>
     <w:lvl w:ilvl="2" w:tplc="FFFFFFFF" w:tentative="1">
@@ -6622,7 +6404,7 @@
         <w:ind w:left="3153" w:hanging="360"/>
       </w:pPr>
       <w:rPr>
-        <w:rFonts w:ascii="Wingdings" w:hAnsi="Wingdings" w:hint="default"/>
+        <w:rFonts w:hint="default" w:ascii="Wingdings" w:hAnsi="Wingdings"/>
       </w:rPr>
     </w:lvl>
     <w:lvl w:ilvl="3" w:tplc="FFFFFFFF" w:tentative="1">
@@ -6634,7 +6416,7 @@
         <w:ind w:left="3873" w:hanging="360"/>
       </w:pPr>
       <w:rPr>
-        <w:rFonts w:ascii="Symbol" w:hAnsi="Symbol" w:hint="default"/>
+        <w:rFonts w:hint="default" w:ascii="Symbol" w:hAnsi="Symbol"/>
       </w:rPr>
     </w:lvl>
     <w:lvl w:ilvl="4" w:tplc="FFFFFFFF" w:tentative="1">
@@ -6646,7 +6428,7 @@
         <w:ind w:left="4593" w:hanging="360"/>
       </w:pPr>
       <w:rPr>
-        <w:rFonts w:ascii="Courier New" w:hAnsi="Courier New" w:cs="Courier New" w:hint="default"/>
+        <w:rFonts w:hint="default" w:ascii="Courier New" w:hAnsi="Courier New" w:cs="Courier New"/>
       </w:rPr>
     </w:lvl>
     <w:lvl w:ilvl="5" w:tplc="FFFFFFFF" w:tentative="1">
@@ -6658,7 +6440,7 @@
         <w:ind w:left="5313" w:hanging="360"/>
       </w:pPr>
       <w:rPr>
-        <w:rFonts w:ascii="Wingdings" w:hAnsi="Wingdings" w:hint="default"/>
+        <w:rFonts w:hint="default" w:ascii="Wingdings" w:hAnsi="Wingdings"/>
       </w:rPr>
     </w:lvl>
     <w:lvl w:ilvl="6" w:tplc="FFFFFFFF" w:tentative="1">
@@ -6670,7 +6452,7 @@
         <w:ind w:left="6033" w:hanging="360"/>
       </w:pPr>
       <w:rPr>
-        <w:rFonts w:ascii="Symbol" w:hAnsi="Symbol" w:hint="default"/>
+        <w:rFonts w:hint="default" w:ascii="Symbol" w:hAnsi="Symbol"/>
       </w:rPr>
     </w:lvl>
     <w:lvl w:ilvl="7" w:tplc="FFFFFFFF" w:tentative="1">
@@ -6682,7 +6464,7 @@
         <w:ind w:left="6753" w:hanging="360"/>
       </w:pPr>
       <w:rPr>
-        <w:rFonts w:ascii="Courier New" w:hAnsi="Courier New" w:cs="Courier New" w:hint="default"/>
+        <w:rFonts w:hint="default" w:ascii="Courier New" w:hAnsi="Courier New" w:cs="Courier New"/>
       </w:rPr>
     </w:lvl>
     <w:lvl w:ilvl="8" w:tplc="FFFFFFFF" w:tentative="1">
@@ -6694,7 +6476,7 @@
         <w:ind w:left="7473" w:hanging="360"/>
       </w:pPr>
       <w:rPr>
-        <w:rFonts w:ascii="Wingdings" w:hAnsi="Wingdings" w:hint="default"/>
+        <w:rFonts w:hint="default" w:ascii="Wingdings" w:hAnsi="Wingdings"/>
       </w:rPr>
     </w:lvl>
   </w:abstractNum>
@@ -6711,7 +6493,7 @@
         <w:ind w:left="1429" w:hanging="360"/>
       </w:pPr>
       <w:rPr>
-        <w:rFonts w:ascii="Symbol" w:hAnsi="Symbol" w:hint="default"/>
+        <w:rFonts w:hint="default" w:ascii="Symbol" w:hAnsi="Symbol"/>
       </w:rPr>
     </w:lvl>
     <w:lvl w:ilvl="1" w:tplc="0C0A0003" w:tentative="1">
@@ -6723,7 +6505,7 @@
         <w:ind w:left="2149" w:hanging="360"/>
       </w:pPr>
       <w:rPr>
-        <w:rFonts w:ascii="Courier New" w:hAnsi="Courier New" w:cs="Courier New" w:hint="default"/>
+        <w:rFonts w:hint="default" w:ascii="Courier New" w:hAnsi="Courier New" w:cs="Courier New"/>
       </w:rPr>
     </w:lvl>
     <w:lvl w:ilvl="2" w:tplc="0C0A0005" w:tentative="1">
@@ -6735,7 +6517,7 @@
         <w:ind w:left="2869" w:hanging="360"/>
       </w:pPr>
       <w:rPr>
-        <w:rFonts w:ascii="Wingdings" w:hAnsi="Wingdings" w:hint="default"/>
+        <w:rFonts w:hint="default" w:ascii="Wingdings" w:hAnsi="Wingdings"/>
       </w:rPr>
     </w:lvl>
     <w:lvl w:ilvl="3" w:tplc="0C0A0001" w:tentative="1">
@@ -6747,7 +6529,7 @@
         <w:ind w:left="3589" w:hanging="360"/>
       </w:pPr>
       <w:rPr>
-        <w:rFonts w:ascii="Symbol" w:hAnsi="Symbol" w:hint="default"/>
+        <w:rFonts w:hint="default" w:ascii="Symbol" w:hAnsi="Symbol"/>
       </w:rPr>
     </w:lvl>
     <w:lvl w:ilvl="4" w:tplc="0C0A0003" w:tentative="1">
@@ -6759,7 +6541,7 @@
         <w:ind w:left="4309" w:hanging="360"/>
       </w:pPr>
       <w:rPr>
-        <w:rFonts w:ascii="Courier New" w:hAnsi="Courier New" w:cs="Courier New" w:hint="default"/>
+        <w:rFonts w:hint="default" w:ascii="Courier New" w:hAnsi="Courier New" w:cs="Courier New"/>
       </w:rPr>
     </w:lvl>
     <w:lvl w:ilvl="5" w:tplc="0C0A0005" w:tentative="1">
@@ -6771,7 +6553,7 @@
         <w:ind w:left="5029" w:hanging="360"/>
       </w:pPr>
       <w:rPr>
-        <w:rFonts w:ascii="Wingdings" w:hAnsi="Wingdings" w:hint="default"/>
+        <w:rFonts w:hint="default" w:ascii="Wingdings" w:hAnsi="Wingdings"/>
       </w:rPr>
     </w:lvl>
     <w:lvl w:ilvl="6" w:tplc="0C0A0001" w:tentative="1">
@@ -6783,7 +6565,7 @@
         <w:ind w:left="5749" w:hanging="360"/>
       </w:pPr>
       <w:rPr>
-        <w:rFonts w:ascii="Symbol" w:hAnsi="Symbol" w:hint="default"/>
+        <w:rFonts w:hint="default" w:ascii="Symbol" w:hAnsi="Symbol"/>
       </w:rPr>
     </w:lvl>
     <w:lvl w:ilvl="7" w:tplc="0C0A0003" w:tentative="1">
@@ -6795,7 +6577,7 @@
         <w:ind w:left="6469" w:hanging="360"/>
       </w:pPr>
       <w:rPr>
-        <w:rFonts w:ascii="Courier New" w:hAnsi="Courier New" w:cs="Courier New" w:hint="default"/>
+        <w:rFonts w:hint="default" w:ascii="Courier New" w:hAnsi="Courier New" w:cs="Courier New"/>
       </w:rPr>
     </w:lvl>
     <w:lvl w:ilvl="8" w:tplc="0C0A0005" w:tentative="1">
@@ -6807,7 +6589,7 @@
         <w:ind w:left="7189" w:hanging="360"/>
       </w:pPr>
       <w:rPr>
-        <w:rFonts w:ascii="Wingdings" w:hAnsi="Wingdings" w:hint="default"/>
+        <w:rFonts w:hint="default" w:ascii="Wingdings" w:hAnsi="Wingdings"/>
       </w:rPr>
     </w:lvl>
   </w:abstractNum>
@@ -6836,7 +6618,7 @@
         <w:ind w:left="1789" w:hanging="360"/>
       </w:pPr>
       <w:rPr>
-        <w:rFonts w:ascii="Courier New" w:hAnsi="Courier New" w:cs="Courier New" w:hint="default"/>
+        <w:rFonts w:hint="default" w:ascii="Courier New" w:hAnsi="Courier New" w:cs="Courier New"/>
       </w:rPr>
     </w:lvl>
     <w:lvl w:ilvl="2" w:tplc="240A0005" w:tentative="1">
@@ -6848,7 +6630,7 @@
         <w:ind w:left="2509" w:hanging="360"/>
       </w:pPr>
       <w:rPr>
-        <w:rFonts w:ascii="Wingdings" w:hAnsi="Wingdings" w:hint="default"/>
+        <w:rFonts w:hint="default" w:ascii="Wingdings" w:hAnsi="Wingdings"/>
       </w:rPr>
     </w:lvl>
     <w:lvl w:ilvl="3" w:tplc="240A0001" w:tentative="1">
@@ -6860,7 +6642,7 @@
         <w:ind w:left="3229" w:hanging="360"/>
       </w:pPr>
       <w:rPr>
-        <w:rFonts w:ascii="Symbol" w:hAnsi="Symbol" w:hint="default"/>
+        <w:rFonts w:hint="default" w:ascii="Symbol" w:hAnsi="Symbol"/>
       </w:rPr>
     </w:lvl>
     <w:lvl w:ilvl="4" w:tplc="240A0003" w:tentative="1">
@@ -6872,7 +6654,7 @@
         <w:ind w:left="3949" w:hanging="360"/>
       </w:pPr>
       <w:rPr>
-        <w:rFonts w:ascii="Courier New" w:hAnsi="Courier New" w:cs="Courier New" w:hint="default"/>
+        <w:rFonts w:hint="default" w:ascii="Courier New" w:hAnsi="Courier New" w:cs="Courier New"/>
       </w:rPr>
     </w:lvl>
     <w:lvl w:ilvl="5" w:tplc="240A0005" w:tentative="1">
@@ -6884,7 +6666,7 @@
         <w:ind w:left="4669" w:hanging="360"/>
       </w:pPr>
       <w:rPr>
-        <w:rFonts w:ascii="Wingdings" w:hAnsi="Wingdings" w:hint="default"/>
+        <w:rFonts w:hint="default" w:ascii="Wingdings" w:hAnsi="Wingdings"/>
       </w:rPr>
     </w:lvl>
     <w:lvl w:ilvl="6" w:tplc="240A0001" w:tentative="1">
@@ -6896,7 +6678,7 @@
         <w:ind w:left="5389" w:hanging="360"/>
       </w:pPr>
       <w:rPr>
-        <w:rFonts w:ascii="Symbol" w:hAnsi="Symbol" w:hint="default"/>
+        <w:rFonts w:hint="default" w:ascii="Symbol" w:hAnsi="Symbol"/>
       </w:rPr>
     </w:lvl>
     <w:lvl w:ilvl="7" w:tplc="240A0003" w:tentative="1">
@@ -6908,7 +6690,7 @@
         <w:ind w:left="6109" w:hanging="360"/>
       </w:pPr>
       <w:rPr>
-        <w:rFonts w:ascii="Courier New" w:hAnsi="Courier New" w:cs="Courier New" w:hint="default"/>
+        <w:rFonts w:hint="default" w:ascii="Courier New" w:hAnsi="Courier New" w:cs="Courier New"/>
       </w:rPr>
     </w:lvl>
     <w:lvl w:ilvl="8" w:tplc="240A0005" w:tentative="1">
@@ -6920,7 +6702,7 @@
         <w:ind w:left="6829" w:hanging="360"/>
       </w:pPr>
       <w:rPr>
-        <w:rFonts w:ascii="Wingdings" w:hAnsi="Wingdings" w:hint="default"/>
+        <w:rFonts w:hint="default" w:ascii="Wingdings" w:hAnsi="Wingdings"/>
       </w:rPr>
     </w:lvl>
   </w:abstractNum>
@@ -7027,7 +6809,7 @@
         <w:ind w:left="1713" w:hanging="360"/>
       </w:pPr>
       <w:rPr>
-        <w:rFonts w:ascii="Courier New" w:hAnsi="Courier New" w:cs="Courier New" w:hint="default"/>
+        <w:rFonts w:hint="default" w:ascii="Courier New" w:hAnsi="Courier New" w:cs="Courier New"/>
       </w:rPr>
     </w:lvl>
     <w:lvl w:ilvl="1" w:tplc="0C0A0003" w:tentative="1">
@@ -7039,7 +6821,7 @@
         <w:ind w:left="2433" w:hanging="360"/>
       </w:pPr>
       <w:rPr>
-        <w:rFonts w:ascii="Courier New" w:hAnsi="Courier New" w:cs="Courier New" w:hint="default"/>
+        <w:rFonts w:hint="default" w:ascii="Courier New" w:hAnsi="Courier New" w:cs="Courier New"/>
       </w:rPr>
     </w:lvl>
     <w:lvl w:ilvl="2" w:tplc="0C0A0005" w:tentative="1">
@@ -7051,7 +6833,7 @@
         <w:ind w:left="3153" w:hanging="360"/>
       </w:pPr>
       <w:rPr>
-        <w:rFonts w:ascii="Wingdings" w:hAnsi="Wingdings" w:hint="default"/>
+        <w:rFonts w:hint="default" w:ascii="Wingdings" w:hAnsi="Wingdings"/>
       </w:rPr>
     </w:lvl>
     <w:lvl w:ilvl="3" w:tplc="0C0A0001" w:tentative="1">
@@ -7063,7 +6845,7 @@
         <w:ind w:left="3873" w:hanging="360"/>
       </w:pPr>
       <w:rPr>
-        <w:rFonts w:ascii="Symbol" w:hAnsi="Symbol" w:hint="default"/>
+        <w:rFonts w:hint="default" w:ascii="Symbol" w:hAnsi="Symbol"/>
       </w:rPr>
     </w:lvl>
     <w:lvl w:ilvl="4" w:tplc="0C0A0003" w:tentative="1">
@@ -7075,7 +6857,7 @@
         <w:ind w:left="4593" w:hanging="360"/>
       </w:pPr>
       <w:rPr>
-        <w:rFonts w:ascii="Courier New" w:hAnsi="Courier New" w:cs="Courier New" w:hint="default"/>
+        <w:rFonts w:hint="default" w:ascii="Courier New" w:hAnsi="Courier New" w:cs="Courier New"/>
       </w:rPr>
     </w:lvl>
     <w:lvl w:ilvl="5" w:tplc="0C0A0005" w:tentative="1">
@@ -7087,7 +6869,7 @@
         <w:ind w:left="5313" w:hanging="360"/>
       </w:pPr>
       <w:rPr>
-        <w:rFonts w:ascii="Wingdings" w:hAnsi="Wingdings" w:hint="default"/>
+        <w:rFonts w:hint="default" w:ascii="Wingdings" w:hAnsi="Wingdings"/>
       </w:rPr>
     </w:lvl>
     <w:lvl w:ilvl="6" w:tplc="0C0A0001" w:tentative="1">
@@ -7099,7 +6881,7 @@
         <w:ind w:left="6033" w:hanging="360"/>
       </w:pPr>
       <w:rPr>
-        <w:rFonts w:ascii="Symbol" w:hAnsi="Symbol" w:hint="default"/>
+        <w:rFonts w:hint="default" w:ascii="Symbol" w:hAnsi="Symbol"/>
       </w:rPr>
     </w:lvl>
     <w:lvl w:ilvl="7" w:tplc="0C0A0003" w:tentative="1">
@@ -7111,7 +6893,7 @@
         <w:ind w:left="6753" w:hanging="360"/>
       </w:pPr>
       <w:rPr>
-        <w:rFonts w:ascii="Courier New" w:hAnsi="Courier New" w:cs="Courier New" w:hint="default"/>
+        <w:rFonts w:hint="default" w:ascii="Courier New" w:hAnsi="Courier New" w:cs="Courier New"/>
       </w:rPr>
     </w:lvl>
     <w:lvl w:ilvl="8" w:tplc="0C0A0005" w:tentative="1">
@@ -7123,7 +6905,7 @@
         <w:ind w:left="7473" w:hanging="360"/>
       </w:pPr>
       <w:rPr>
-        <w:rFonts w:ascii="Wingdings" w:hAnsi="Wingdings" w:hint="default"/>
+        <w:rFonts w:hint="default" w:ascii="Wingdings" w:hAnsi="Wingdings"/>
       </w:rPr>
     </w:lvl>
   </w:abstractNum>
@@ -7152,7 +6934,7 @@
         <w:ind w:left="3204" w:hanging="360"/>
       </w:pPr>
       <w:rPr>
-        <w:rFonts w:ascii="Courier New" w:hAnsi="Courier New" w:cs="Courier New" w:hint="default"/>
+        <w:rFonts w:hint="default" w:ascii="Courier New" w:hAnsi="Courier New" w:cs="Courier New"/>
       </w:rPr>
     </w:lvl>
     <w:lvl w:ilvl="2" w:tplc="FFFFFFFF" w:tentative="1">
@@ -7164,7 +6946,7 @@
         <w:ind w:left="3924" w:hanging="360"/>
       </w:pPr>
       <w:rPr>
-        <w:rFonts w:ascii="Wingdings" w:hAnsi="Wingdings" w:hint="default"/>
+        <w:rFonts w:hint="default" w:ascii="Wingdings" w:hAnsi="Wingdings"/>
       </w:rPr>
     </w:lvl>
     <w:lvl w:ilvl="3" w:tplc="FFFFFFFF" w:tentative="1">
@@ -7176,7 +6958,7 @@
         <w:ind w:left="4644" w:hanging="360"/>
       </w:pPr>
       <w:rPr>
-        <w:rFonts w:ascii="Symbol" w:hAnsi="Symbol" w:hint="default"/>
+        <w:rFonts w:hint="default" w:ascii="Symbol" w:hAnsi="Symbol"/>
       </w:rPr>
     </w:lvl>
     <w:lvl w:ilvl="4" w:tplc="FFFFFFFF" w:tentative="1">
@@ -7188,7 +6970,7 @@
         <w:ind w:left="5364" w:hanging="360"/>
       </w:pPr>
       <w:rPr>
-        <w:rFonts w:ascii="Courier New" w:hAnsi="Courier New" w:cs="Courier New" w:hint="default"/>
+        <w:rFonts w:hint="default" w:ascii="Courier New" w:hAnsi="Courier New" w:cs="Courier New"/>
       </w:rPr>
     </w:lvl>
     <w:lvl w:ilvl="5" w:tplc="FFFFFFFF" w:tentative="1">
@@ -7200,7 +6982,7 @@
         <w:ind w:left="6084" w:hanging="360"/>
       </w:pPr>
       <w:rPr>
-        <w:rFonts w:ascii="Wingdings" w:hAnsi="Wingdings" w:hint="default"/>
+        <w:rFonts w:hint="default" w:ascii="Wingdings" w:hAnsi="Wingdings"/>
       </w:rPr>
     </w:lvl>
     <w:lvl w:ilvl="6" w:tplc="FFFFFFFF" w:tentative="1">
@@ -7212,7 +6994,7 @@
         <w:ind w:left="6804" w:hanging="360"/>
       </w:pPr>
       <w:rPr>
-        <w:rFonts w:ascii="Symbol" w:hAnsi="Symbol" w:hint="default"/>
+        <w:rFonts w:hint="default" w:ascii="Symbol" w:hAnsi="Symbol"/>
       </w:rPr>
     </w:lvl>
     <w:lvl w:ilvl="7" w:tplc="FFFFFFFF" w:tentative="1">
@@ -7224,7 +7006,7 @@
         <w:ind w:left="7524" w:hanging="360"/>
       </w:pPr>
       <w:rPr>
-        <w:rFonts w:ascii="Courier New" w:hAnsi="Courier New" w:cs="Courier New" w:hint="default"/>
+        <w:rFonts w:hint="default" w:ascii="Courier New" w:hAnsi="Courier New" w:cs="Courier New"/>
       </w:rPr>
     </w:lvl>
     <w:lvl w:ilvl="8" w:tplc="FFFFFFFF" w:tentative="1">
@@ -7236,7 +7018,7 @@
         <w:ind w:left="8244" w:hanging="360"/>
       </w:pPr>
       <w:rPr>
-        <w:rFonts w:ascii="Wingdings" w:hAnsi="Wingdings" w:hint="default"/>
+        <w:rFonts w:hint="default" w:ascii="Wingdings" w:hAnsi="Wingdings"/>
       </w:rPr>
     </w:lvl>
   </w:abstractNum>
@@ -7253,7 +7035,7 @@
         <w:ind w:left="1429" w:hanging="360"/>
       </w:pPr>
       <w:rPr>
-        <w:rFonts w:ascii="Symbol" w:hAnsi="Symbol" w:hint="default"/>
+        <w:rFonts w:hint="default" w:ascii="Symbol" w:hAnsi="Symbol"/>
       </w:rPr>
     </w:lvl>
     <w:lvl w:ilvl="1" w:tplc="0C0A0003" w:tentative="1">
@@ -7265,7 +7047,7 @@
         <w:ind w:left="2149" w:hanging="360"/>
       </w:pPr>
       <w:rPr>
-        <w:rFonts w:ascii="Courier New" w:hAnsi="Courier New" w:cs="Courier New" w:hint="default"/>
+        <w:rFonts w:hint="default" w:ascii="Courier New" w:hAnsi="Courier New" w:cs="Courier New"/>
       </w:rPr>
     </w:lvl>
     <w:lvl w:ilvl="2" w:tplc="0C0A0005" w:tentative="1">
@@ -7277,7 +7059,7 @@
         <w:ind w:left="2869" w:hanging="360"/>
       </w:pPr>
       <w:rPr>
-        <w:rFonts w:ascii="Wingdings" w:hAnsi="Wingdings" w:hint="default"/>
+        <w:rFonts w:hint="default" w:ascii="Wingdings" w:hAnsi="Wingdings"/>
       </w:rPr>
     </w:lvl>
     <w:lvl w:ilvl="3" w:tplc="0C0A0001" w:tentative="1">
@@ -7289,7 +7071,7 @@
         <w:ind w:left="3589" w:hanging="360"/>
       </w:pPr>
       <w:rPr>
-        <w:rFonts w:ascii="Symbol" w:hAnsi="Symbol" w:hint="default"/>
+        <w:rFonts w:hint="default" w:ascii="Symbol" w:hAnsi="Symbol"/>
       </w:rPr>
     </w:lvl>
     <w:lvl w:ilvl="4" w:tplc="0C0A0003" w:tentative="1">
@@ -7301,7 +7083,7 @@
         <w:ind w:left="4309" w:hanging="360"/>
       </w:pPr>
       <w:rPr>
-        <w:rFonts w:ascii="Courier New" w:hAnsi="Courier New" w:cs="Courier New" w:hint="default"/>
+        <w:rFonts w:hint="default" w:ascii="Courier New" w:hAnsi="Courier New" w:cs="Courier New"/>
       </w:rPr>
     </w:lvl>
     <w:lvl w:ilvl="5" w:tplc="0C0A0005" w:tentative="1">
@@ -7313,7 +7095,7 @@
         <w:ind w:left="5029" w:hanging="360"/>
       </w:pPr>
       <w:rPr>
-        <w:rFonts w:ascii="Wingdings" w:hAnsi="Wingdings" w:hint="default"/>
+        <w:rFonts w:hint="default" w:ascii="Wingdings" w:hAnsi="Wingdings"/>
       </w:rPr>
     </w:lvl>
     <w:lvl w:ilvl="6" w:tplc="0C0A0001" w:tentative="1">
@@ -7325,7 +7107,7 @@
         <w:ind w:left="5749" w:hanging="360"/>
       </w:pPr>
       <w:rPr>
-        <w:rFonts w:ascii="Symbol" w:hAnsi="Symbol" w:hint="default"/>
+        <w:rFonts w:hint="default" w:ascii="Symbol" w:hAnsi="Symbol"/>
       </w:rPr>
     </w:lvl>
     <w:lvl w:ilvl="7" w:tplc="0C0A0003" w:tentative="1">
@@ -7337,7 +7119,7 @@
         <w:ind w:left="6469" w:hanging="360"/>
       </w:pPr>
       <w:rPr>
-        <w:rFonts w:ascii="Courier New" w:hAnsi="Courier New" w:cs="Courier New" w:hint="default"/>
+        <w:rFonts w:hint="default" w:ascii="Courier New" w:hAnsi="Courier New" w:cs="Courier New"/>
       </w:rPr>
     </w:lvl>
     <w:lvl w:ilvl="8" w:tplc="0C0A0005" w:tentative="1">
@@ -7349,7 +7131,7 @@
         <w:ind w:left="7189" w:hanging="360"/>
       </w:pPr>
       <w:rPr>
-        <w:rFonts w:ascii="Wingdings" w:hAnsi="Wingdings" w:hint="default"/>
+        <w:rFonts w:hint="default" w:ascii="Wingdings" w:hAnsi="Wingdings"/>
       </w:rPr>
     </w:lvl>
   </w:abstractNum>
@@ -7456,7 +7238,7 @@
         <w:ind w:left="1713" w:hanging="360"/>
       </w:pPr>
       <w:rPr>
-        <w:rFonts w:ascii="Symbol" w:hAnsi="Symbol" w:hint="default"/>
+        <w:rFonts w:hint="default" w:ascii="Symbol" w:hAnsi="Symbol"/>
       </w:rPr>
     </w:lvl>
     <w:lvl w:ilvl="1" w:tplc="FFFFFFFF" w:tentative="1">
@@ -7468,7 +7250,7 @@
         <w:ind w:left="2433" w:hanging="360"/>
       </w:pPr>
       <w:rPr>
-        <w:rFonts w:ascii="Courier New" w:hAnsi="Courier New" w:cs="Courier New" w:hint="default"/>
+        <w:rFonts w:hint="default" w:ascii="Courier New" w:hAnsi="Courier New" w:cs="Courier New"/>
       </w:rPr>
     </w:lvl>
     <w:lvl w:ilvl="2" w:tplc="FFFFFFFF" w:tentative="1">
@@ -7480,7 +7262,7 @@
         <w:ind w:left="3153" w:hanging="360"/>
       </w:pPr>
       <w:rPr>
-        <w:rFonts w:ascii="Wingdings" w:hAnsi="Wingdings" w:hint="default"/>
+        <w:rFonts w:hint="default" w:ascii="Wingdings" w:hAnsi="Wingdings"/>
       </w:rPr>
     </w:lvl>
     <w:lvl w:ilvl="3" w:tplc="FFFFFFFF" w:tentative="1">
@@ -7492,7 +7274,7 @@
         <w:ind w:left="3873" w:hanging="360"/>
       </w:pPr>
       <w:rPr>
-        <w:rFonts w:ascii="Symbol" w:hAnsi="Symbol" w:hint="default"/>
+        <w:rFonts w:hint="default" w:ascii="Symbol" w:hAnsi="Symbol"/>
       </w:rPr>
     </w:lvl>
     <w:lvl w:ilvl="4" w:tplc="FFFFFFFF" w:tentative="1">
@@ -7504,7 +7286,7 @@
         <w:ind w:left="4593" w:hanging="360"/>
       </w:pPr>
       <w:rPr>
-        <w:rFonts w:ascii="Courier New" w:hAnsi="Courier New" w:cs="Courier New" w:hint="default"/>
+        <w:rFonts w:hint="default" w:ascii="Courier New" w:hAnsi="Courier New" w:cs="Courier New"/>
       </w:rPr>
     </w:lvl>
     <w:lvl w:ilvl="5" w:tplc="FFFFFFFF" w:tentative="1">
@@ -7516,7 +7298,7 @@
         <w:ind w:left="5313" w:hanging="360"/>
       </w:pPr>
       <w:rPr>
-        <w:rFonts w:ascii="Wingdings" w:hAnsi="Wingdings" w:hint="default"/>
+        <w:rFonts w:hint="default" w:ascii="Wingdings" w:hAnsi="Wingdings"/>
       </w:rPr>
     </w:lvl>
     <w:lvl w:ilvl="6" w:tplc="FFFFFFFF" w:tentative="1">
@@ -7528,7 +7310,7 @@
         <w:ind w:left="6033" w:hanging="360"/>
       </w:pPr>
       <w:rPr>
-        <w:rFonts w:ascii="Symbol" w:hAnsi="Symbol" w:hint="default"/>
+        <w:rFonts w:hint="default" w:ascii="Symbol" w:hAnsi="Symbol"/>
       </w:rPr>
     </w:lvl>
     <w:lvl w:ilvl="7" w:tplc="FFFFFFFF" w:tentative="1">
@@ -7540,7 +7322,7 @@
         <w:ind w:left="6753" w:hanging="360"/>
       </w:pPr>
       <w:rPr>
-        <w:rFonts w:ascii="Courier New" w:hAnsi="Courier New" w:cs="Courier New" w:hint="default"/>
+        <w:rFonts w:hint="default" w:ascii="Courier New" w:hAnsi="Courier New" w:cs="Courier New"/>
       </w:rPr>
     </w:lvl>
     <w:lvl w:ilvl="8" w:tplc="FFFFFFFF" w:tentative="1">
@@ -7552,7 +7334,7 @@
         <w:ind w:left="7473" w:hanging="360"/>
       </w:pPr>
       <w:rPr>
-        <w:rFonts w:ascii="Wingdings" w:hAnsi="Wingdings" w:hint="default"/>
+        <w:rFonts w:hint="default" w:ascii="Wingdings" w:hAnsi="Wingdings"/>
       </w:rPr>
     </w:lvl>
   </w:abstractNum>
@@ -7569,7 +7351,7 @@
         <w:ind w:left="1429" w:hanging="360"/>
       </w:pPr>
       <w:rPr>
-        <w:rFonts w:ascii="Symbol" w:hAnsi="Symbol" w:hint="default"/>
+        <w:rFonts w:hint="default" w:ascii="Symbol" w:hAnsi="Symbol"/>
       </w:rPr>
     </w:lvl>
     <w:lvl w:ilvl="1" w:tplc="0C0A0003" w:tentative="1">
@@ -7581,7 +7363,7 @@
         <w:ind w:left="2149" w:hanging="360"/>
       </w:pPr>
       <w:rPr>
-        <w:rFonts w:ascii="Courier New" w:hAnsi="Courier New" w:cs="Courier New" w:hint="default"/>
+        <w:rFonts w:hint="default" w:ascii="Courier New" w:hAnsi="Courier New" w:cs="Courier New"/>
       </w:rPr>
     </w:lvl>
     <w:lvl w:ilvl="2" w:tplc="0C0A0005" w:tentative="1">
@@ -7593,7 +7375,7 @@
         <w:ind w:left="2869" w:hanging="360"/>
       </w:pPr>
       <w:rPr>
-        <w:rFonts w:ascii="Wingdings" w:hAnsi="Wingdings" w:hint="default"/>
+        <w:rFonts w:hint="default" w:ascii="Wingdings" w:hAnsi="Wingdings"/>
       </w:rPr>
     </w:lvl>
     <w:lvl w:ilvl="3" w:tplc="0C0A0001" w:tentative="1">
@@ -7605,7 +7387,7 @@
         <w:ind w:left="3589" w:hanging="360"/>
       </w:pPr>
       <w:rPr>
-        <w:rFonts w:ascii="Symbol" w:hAnsi="Symbol" w:hint="default"/>
+        <w:rFonts w:hint="default" w:ascii="Symbol" w:hAnsi="Symbol"/>
       </w:rPr>
     </w:lvl>
     <w:lvl w:ilvl="4" w:tplc="0C0A0003" w:tentative="1">
@@ -7617,7 +7399,7 @@
         <w:ind w:left="4309" w:hanging="360"/>
       </w:pPr>
       <w:rPr>
-        <w:rFonts w:ascii="Courier New" w:hAnsi="Courier New" w:cs="Courier New" w:hint="default"/>
+        <w:rFonts w:hint="default" w:ascii="Courier New" w:hAnsi="Courier New" w:cs="Courier New"/>
       </w:rPr>
     </w:lvl>
     <w:lvl w:ilvl="5" w:tplc="0C0A0005" w:tentative="1">
@@ -7629,7 +7411,7 @@
         <w:ind w:left="5029" w:hanging="360"/>
       </w:pPr>
       <w:rPr>
-        <w:rFonts w:ascii="Wingdings" w:hAnsi="Wingdings" w:hint="default"/>
+        <w:rFonts w:hint="default" w:ascii="Wingdings" w:hAnsi="Wingdings"/>
       </w:rPr>
     </w:lvl>
     <w:lvl w:ilvl="6" w:tplc="0C0A0001" w:tentative="1">
@@ -7641,7 +7423,7 @@
         <w:ind w:left="5749" w:hanging="360"/>
       </w:pPr>
       <w:rPr>
-        <w:rFonts w:ascii="Symbol" w:hAnsi="Symbol" w:hint="default"/>
+        <w:rFonts w:hint="default" w:ascii="Symbol" w:hAnsi="Symbol"/>
       </w:rPr>
     </w:lvl>
     <w:lvl w:ilvl="7" w:tplc="0C0A0003" w:tentative="1">
@@ -7653,7 +7435,7 @@
         <w:ind w:left="6469" w:hanging="360"/>
       </w:pPr>
       <w:rPr>
-        <w:rFonts w:ascii="Courier New" w:hAnsi="Courier New" w:cs="Courier New" w:hint="default"/>
+        <w:rFonts w:hint="default" w:ascii="Courier New" w:hAnsi="Courier New" w:cs="Courier New"/>
       </w:rPr>
     </w:lvl>
     <w:lvl w:ilvl="8" w:tplc="0C0A0005" w:tentative="1">
@@ -7665,7 +7447,7 @@
         <w:ind w:left="7189" w:hanging="360"/>
       </w:pPr>
       <w:rPr>
-        <w:rFonts w:ascii="Wingdings" w:hAnsi="Wingdings" w:hint="default"/>
+        <w:rFonts w:hint="default" w:ascii="Wingdings" w:hAnsi="Wingdings"/>
       </w:rPr>
     </w:lvl>
   </w:abstractNum>
@@ -7773,7 +7555,7 @@
         <w:ind w:left="1429" w:hanging="360"/>
       </w:pPr>
       <w:rPr>
-        <w:rFonts w:ascii="Symbol" w:hAnsi="Symbol" w:hint="default"/>
+        <w:rFonts w:hint="default" w:ascii="Symbol" w:hAnsi="Symbol"/>
       </w:rPr>
     </w:lvl>
     <w:lvl w:ilvl="1" w:tplc="0C0A0003" w:tentative="1">
@@ -7785,7 +7567,7 @@
         <w:ind w:left="2149" w:hanging="360"/>
       </w:pPr>
       <w:rPr>
-        <w:rFonts w:ascii="Courier New" w:hAnsi="Courier New" w:cs="Courier New" w:hint="default"/>
+        <w:rFonts w:hint="default" w:ascii="Courier New" w:hAnsi="Courier New" w:cs="Courier New"/>
       </w:rPr>
     </w:lvl>
     <w:lvl w:ilvl="2" w:tplc="0C0A0005" w:tentative="1">
@@ -7797,7 +7579,7 @@
         <w:ind w:left="2869" w:hanging="360"/>
       </w:pPr>
       <w:rPr>
-        <w:rFonts w:ascii="Wingdings" w:hAnsi="Wingdings" w:hint="default"/>
+        <w:rFonts w:hint="default" w:ascii="Wingdings" w:hAnsi="Wingdings"/>
       </w:rPr>
     </w:lvl>
     <w:lvl w:ilvl="3" w:tplc="0C0A0001" w:tentative="1">
@@ -7809,7 +7591,7 @@
         <w:ind w:left="3589" w:hanging="360"/>
       </w:pPr>
       <w:rPr>
-        <w:rFonts w:ascii="Symbol" w:hAnsi="Symbol" w:hint="default"/>
+        <w:rFonts w:hint="default" w:ascii="Symbol" w:hAnsi="Symbol"/>
       </w:rPr>
     </w:lvl>
     <w:lvl w:ilvl="4" w:tplc="0C0A0003" w:tentative="1">
@@ -7821,7 +7603,7 @@
         <w:ind w:left="4309" w:hanging="360"/>
       </w:pPr>
       <w:rPr>
-        <w:rFonts w:ascii="Courier New" w:hAnsi="Courier New" w:cs="Courier New" w:hint="default"/>
+        <w:rFonts w:hint="default" w:ascii="Courier New" w:hAnsi="Courier New" w:cs="Courier New"/>
       </w:rPr>
     </w:lvl>
     <w:lvl w:ilvl="5" w:tplc="0C0A0005" w:tentative="1">
@@ -7833,7 +7615,7 @@
         <w:ind w:left="5029" w:hanging="360"/>
       </w:pPr>
       <w:rPr>
-        <w:rFonts w:ascii="Wingdings" w:hAnsi="Wingdings" w:hint="default"/>
+        <w:rFonts w:hint="default" w:ascii="Wingdings" w:hAnsi="Wingdings"/>
       </w:rPr>
     </w:lvl>
     <w:lvl w:ilvl="6" w:tplc="0C0A0001" w:tentative="1">
@@ -7845,7 +7627,7 @@
         <w:ind w:left="5749" w:hanging="360"/>
       </w:pPr>
       <w:rPr>
-        <w:rFonts w:ascii="Symbol" w:hAnsi="Symbol" w:hint="default"/>
+        <w:rFonts w:hint="default" w:ascii="Symbol" w:hAnsi="Symbol"/>
       </w:rPr>
     </w:lvl>
     <w:lvl w:ilvl="7" w:tplc="0C0A0003" w:tentative="1">
@@ -7857,7 +7639,7 @@
         <w:ind w:left="6469" w:hanging="360"/>
       </w:pPr>
       <w:rPr>
-        <w:rFonts w:ascii="Courier New" w:hAnsi="Courier New" w:cs="Courier New" w:hint="default"/>
+        <w:rFonts w:hint="default" w:ascii="Courier New" w:hAnsi="Courier New" w:cs="Courier New"/>
       </w:rPr>
     </w:lvl>
     <w:lvl w:ilvl="8" w:tplc="0C0A0005" w:tentative="1">
@@ -7869,7 +7651,7 @@
         <w:ind w:left="7189" w:hanging="360"/>
       </w:pPr>
       <w:rPr>
-        <w:rFonts w:ascii="Wingdings" w:hAnsi="Wingdings" w:hint="default"/>
+        <w:rFonts w:hint="default" w:ascii="Wingdings" w:hAnsi="Wingdings"/>
       </w:rPr>
     </w:lvl>
   </w:abstractNum>
@@ -7886,7 +7668,7 @@
         <w:ind w:left="1429" w:hanging="360"/>
       </w:pPr>
       <w:rPr>
-        <w:rFonts w:ascii="Symbol" w:hAnsi="Symbol" w:hint="default"/>
+        <w:rFonts w:hint="default" w:ascii="Symbol" w:hAnsi="Symbol"/>
       </w:rPr>
     </w:lvl>
     <w:lvl w:ilvl="1" w:tplc="240A0003" w:tentative="1">
@@ -7898,7 +7680,7 @@
         <w:ind w:left="2149" w:hanging="360"/>
       </w:pPr>
       <w:rPr>
-        <w:rFonts w:ascii="Courier New" w:hAnsi="Courier New" w:cs="Courier New" w:hint="default"/>
+        <w:rFonts w:hint="default" w:ascii="Courier New" w:hAnsi="Courier New" w:cs="Courier New"/>
       </w:rPr>
     </w:lvl>
     <w:lvl w:ilvl="2" w:tplc="240A0005" w:tentative="1">
@@ -7910,7 +7692,7 @@
         <w:ind w:left="2869" w:hanging="360"/>
       </w:pPr>
       <w:rPr>
-        <w:rFonts w:ascii="Wingdings" w:hAnsi="Wingdings" w:hint="default"/>
+        <w:rFonts w:hint="default" w:ascii="Wingdings" w:hAnsi="Wingdings"/>
       </w:rPr>
     </w:lvl>
     <w:lvl w:ilvl="3" w:tplc="240A0001" w:tentative="1">
@@ -7922,7 +7704,7 @@
         <w:ind w:left="3589" w:hanging="360"/>
       </w:pPr>
       <w:rPr>
-        <w:rFonts w:ascii="Symbol" w:hAnsi="Symbol" w:hint="default"/>
+        <w:rFonts w:hint="default" w:ascii="Symbol" w:hAnsi="Symbol"/>
       </w:rPr>
     </w:lvl>
     <w:lvl w:ilvl="4" w:tplc="240A0003" w:tentative="1">
@@ -7934,7 +7716,7 @@
         <w:ind w:left="4309" w:hanging="360"/>
       </w:pPr>
       <w:rPr>
-        <w:rFonts w:ascii="Courier New" w:hAnsi="Courier New" w:cs="Courier New" w:hint="default"/>
+        <w:rFonts w:hint="default" w:ascii="Courier New" w:hAnsi="Courier New" w:cs="Courier New"/>
       </w:rPr>
     </w:lvl>
     <w:lvl w:ilvl="5" w:tplc="240A0005" w:tentative="1">
@@ -7946,7 +7728,7 @@
         <w:ind w:left="5029" w:hanging="360"/>
       </w:pPr>
       <w:rPr>
-        <w:rFonts w:ascii="Wingdings" w:hAnsi="Wingdings" w:hint="default"/>
+        <w:rFonts w:hint="default" w:ascii="Wingdings" w:hAnsi="Wingdings"/>
       </w:rPr>
     </w:lvl>
     <w:lvl w:ilvl="6" w:tplc="240A0001" w:tentative="1">
@@ -7958,7 +7740,7 @@
         <w:ind w:left="5749" w:hanging="360"/>
       </w:pPr>
       <w:rPr>
-        <w:rFonts w:ascii="Symbol" w:hAnsi="Symbol" w:hint="default"/>
+        <w:rFonts w:hint="default" w:ascii="Symbol" w:hAnsi="Symbol"/>
       </w:rPr>
     </w:lvl>
     <w:lvl w:ilvl="7" w:tplc="240A0003" w:tentative="1">
@@ -7970,7 +7752,7 @@
         <w:ind w:left="6469" w:hanging="360"/>
       </w:pPr>
       <w:rPr>
-        <w:rFonts w:ascii="Courier New" w:hAnsi="Courier New" w:cs="Courier New" w:hint="default"/>
+        <w:rFonts w:hint="default" w:ascii="Courier New" w:hAnsi="Courier New" w:cs="Courier New"/>
       </w:rPr>
     </w:lvl>
     <w:lvl w:ilvl="8" w:tplc="240A0005" w:tentative="1">
@@ -7982,7 +7764,7 @@
         <w:ind w:left="7189" w:hanging="360"/>
       </w:pPr>
       <w:rPr>
-        <w:rFonts w:ascii="Wingdings" w:hAnsi="Wingdings" w:hint="default"/>
+        <w:rFonts w:hint="default" w:ascii="Wingdings" w:hAnsi="Wingdings"/>
       </w:rPr>
     </w:lvl>
   </w:abstractNum>
@@ -7999,7 +7781,7 @@
         <w:ind w:left="1429" w:hanging="360"/>
       </w:pPr>
       <w:rPr>
-        <w:rFonts w:ascii="Symbol" w:hAnsi="Symbol" w:hint="default"/>
+        <w:rFonts w:hint="default" w:ascii="Symbol" w:hAnsi="Symbol"/>
       </w:rPr>
     </w:lvl>
     <w:lvl w:ilvl="1" w:tplc="0C0A0003" w:tentative="1">
@@ -8011,7 +7793,7 @@
         <w:ind w:left="2149" w:hanging="360"/>
       </w:pPr>
       <w:rPr>
-        <w:rFonts w:ascii="Courier New" w:hAnsi="Courier New" w:cs="Courier New" w:hint="default"/>
+        <w:rFonts w:hint="default" w:ascii="Courier New" w:hAnsi="Courier New" w:cs="Courier New"/>
       </w:rPr>
     </w:lvl>
     <w:lvl w:ilvl="2" w:tplc="0C0A0005" w:tentative="1">
@@ -8023,7 +7805,7 @@
         <w:ind w:left="2869" w:hanging="360"/>
       </w:pPr>
       <w:rPr>
-        <w:rFonts w:ascii="Wingdings" w:hAnsi="Wingdings" w:hint="default"/>
+        <w:rFonts w:hint="default" w:ascii="Wingdings" w:hAnsi="Wingdings"/>
       </w:rPr>
     </w:lvl>
     <w:lvl w:ilvl="3" w:tplc="0C0A0001" w:tentative="1">
@@ -8035,7 +7817,7 @@
         <w:ind w:left="3589" w:hanging="360"/>
       </w:pPr>
       <w:rPr>
-        <w:rFonts w:ascii="Symbol" w:hAnsi="Symbol" w:hint="default"/>
+        <w:rFonts w:hint="default" w:ascii="Symbol" w:hAnsi="Symbol"/>
       </w:rPr>
     </w:lvl>
     <w:lvl w:ilvl="4" w:tplc="0C0A0003" w:tentative="1">
@@ -8047,7 +7829,7 @@
         <w:ind w:left="4309" w:hanging="360"/>
       </w:pPr>
       <w:rPr>
-        <w:rFonts w:ascii="Courier New" w:hAnsi="Courier New" w:cs="Courier New" w:hint="default"/>
+        <w:rFonts w:hint="default" w:ascii="Courier New" w:hAnsi="Courier New" w:cs="Courier New"/>
       </w:rPr>
     </w:lvl>
     <w:lvl w:ilvl="5" w:tplc="0C0A0005" w:tentative="1">
@@ -8059,7 +7841,7 @@
         <w:ind w:left="5029" w:hanging="360"/>
       </w:pPr>
       <w:rPr>
-        <w:rFonts w:ascii="Wingdings" w:hAnsi="Wingdings" w:hint="default"/>
+        <w:rFonts w:hint="default" w:ascii="Wingdings" w:hAnsi="Wingdings"/>
       </w:rPr>
     </w:lvl>
     <w:lvl w:ilvl="6" w:tplc="0C0A0001" w:tentative="1">
@@ -8071,7 +7853,7 @@
         <w:ind w:left="5749" w:hanging="360"/>
       </w:pPr>
       <w:rPr>
-        <w:rFonts w:ascii="Symbol" w:hAnsi="Symbol" w:hint="default"/>
+        <w:rFonts w:hint="default" w:ascii="Symbol" w:hAnsi="Symbol"/>
       </w:rPr>
     </w:lvl>
     <w:lvl w:ilvl="7" w:tplc="0C0A0003" w:tentative="1">
@@ -8083,7 +7865,7 @@
         <w:ind w:left="6469" w:hanging="360"/>
       </w:pPr>
       <w:rPr>
-        <w:rFonts w:ascii="Courier New" w:hAnsi="Courier New" w:cs="Courier New" w:hint="default"/>
+        <w:rFonts w:hint="default" w:ascii="Courier New" w:hAnsi="Courier New" w:cs="Courier New"/>
       </w:rPr>
     </w:lvl>
     <w:lvl w:ilvl="8" w:tplc="0C0A0005" w:tentative="1">
@@ -8095,7 +7877,7 @@
         <w:ind w:left="7189" w:hanging="360"/>
       </w:pPr>
       <w:rPr>
-        <w:rFonts w:ascii="Wingdings" w:hAnsi="Wingdings" w:hint="default"/>
+        <w:rFonts w:hint="default" w:ascii="Wingdings" w:hAnsi="Wingdings"/>
       </w:rPr>
     </w:lvl>
   </w:abstractNum>
@@ -8198,7 +7980,7 @@
         <w:ind w:left="1789" w:hanging="360"/>
       </w:pPr>
       <w:rPr>
-        <w:rFonts w:ascii="Courier New" w:hAnsi="Courier New" w:cs="Courier New" w:hint="default"/>
+        <w:rFonts w:hint="default" w:ascii="Courier New" w:hAnsi="Courier New" w:cs="Courier New"/>
       </w:rPr>
     </w:lvl>
     <w:lvl w:ilvl="1" w:tplc="240A0003" w:tentative="1">
@@ -8210,7 +7992,7 @@
         <w:ind w:left="2509" w:hanging="360"/>
       </w:pPr>
       <w:rPr>
-        <w:rFonts w:ascii="Courier New" w:hAnsi="Courier New" w:cs="Courier New" w:hint="default"/>
+        <w:rFonts w:hint="default" w:ascii="Courier New" w:hAnsi="Courier New" w:cs="Courier New"/>
       </w:rPr>
     </w:lvl>
     <w:lvl w:ilvl="2" w:tplc="240A0005" w:tentative="1">
@@ -8222,7 +8004,7 @@
         <w:ind w:left="3229" w:hanging="360"/>
       </w:pPr>
       <w:rPr>
-        <w:rFonts w:ascii="Wingdings" w:hAnsi="Wingdings" w:hint="default"/>
+        <w:rFonts w:hint="default" w:ascii="Wingdings" w:hAnsi="Wingdings"/>
       </w:rPr>
     </w:lvl>
     <w:lvl w:ilvl="3" w:tplc="240A0001" w:tentative="1">
@@ -8234,7 +8016,7 @@
         <w:ind w:left="3949" w:hanging="360"/>
       </w:pPr>
       <w:rPr>
-        <w:rFonts w:ascii="Symbol" w:hAnsi="Symbol" w:hint="default"/>
+        <w:rFonts w:hint="default" w:ascii="Symbol" w:hAnsi="Symbol"/>
       </w:rPr>
     </w:lvl>
     <w:lvl w:ilvl="4" w:tplc="240A0003" w:tentative="1">
@@ -8246,7 +8028,7 @@
         <w:ind w:left="4669" w:hanging="360"/>
       </w:pPr>
       <w:rPr>
-        <w:rFonts w:ascii="Courier New" w:hAnsi="Courier New" w:cs="Courier New" w:hint="default"/>
+        <w:rFonts w:hint="default" w:ascii="Courier New" w:hAnsi="Courier New" w:cs="Courier New"/>
       </w:rPr>
     </w:lvl>
     <w:lvl w:ilvl="5" w:tplc="240A0005" w:tentative="1">
@@ -8258,7 +8040,7 @@
         <w:ind w:left="5389" w:hanging="360"/>
       </w:pPr>
       <w:rPr>
-        <w:rFonts w:ascii="Wingdings" w:hAnsi="Wingdings" w:hint="default"/>
+        <w:rFonts w:hint="default" w:ascii="Wingdings" w:hAnsi="Wingdings"/>
       </w:rPr>
     </w:lvl>
     <w:lvl w:ilvl="6" w:tplc="240A0001" w:tentative="1">
@@ -8270,7 +8052,7 @@
         <w:ind w:left="6109" w:hanging="360"/>
       </w:pPr>
       <w:rPr>
-        <w:rFonts w:ascii="Symbol" w:hAnsi="Symbol" w:hint="default"/>
+        <w:rFonts w:hint="default" w:ascii="Symbol" w:hAnsi="Symbol"/>
       </w:rPr>
     </w:lvl>
     <w:lvl w:ilvl="7" w:tplc="240A0003" w:tentative="1">
@@ -8282,7 +8064,7 @@
         <w:ind w:left="6829" w:hanging="360"/>
       </w:pPr>
       <w:rPr>
-        <w:rFonts w:ascii="Courier New" w:hAnsi="Courier New" w:cs="Courier New" w:hint="default"/>
+        <w:rFonts w:hint="default" w:ascii="Courier New" w:hAnsi="Courier New" w:cs="Courier New"/>
       </w:rPr>
     </w:lvl>
     <w:lvl w:ilvl="8" w:tplc="240A0005" w:tentative="1">
@@ -8294,7 +8076,7 @@
         <w:ind w:left="7549" w:hanging="360"/>
       </w:pPr>
       <w:rPr>
-        <w:rFonts w:ascii="Wingdings" w:hAnsi="Wingdings" w:hint="default"/>
+        <w:rFonts w:hint="default" w:ascii="Wingdings" w:hAnsi="Wingdings"/>
       </w:rPr>
     </w:lvl>
   </w:abstractNum>
@@ -8312,7 +8094,7 @@
         <w:ind w:left="1211" w:hanging="360"/>
       </w:pPr>
       <w:rPr>
-        <w:rFonts w:ascii="Arial" w:hAnsi="Arial" w:hint="default"/>
+        <w:rFonts w:hint="default" w:ascii="Arial" w:hAnsi="Arial"/>
         <w:b/>
         <w:i w:val="0"/>
         <w:caps w:val="0"/>
@@ -8405,7 +8187,7 @@
         <w:ind w:left="1429" w:hanging="360"/>
       </w:pPr>
       <w:rPr>
-        <w:rFonts w:ascii="Symbol" w:hAnsi="Symbol" w:hint="default"/>
+        <w:rFonts w:hint="default" w:ascii="Symbol" w:hAnsi="Symbol"/>
       </w:rPr>
     </w:lvl>
     <w:lvl w:ilvl="1" w:tplc="0C0A0003" w:tentative="1">
@@ -8417,7 +8199,7 @@
         <w:ind w:left="2149" w:hanging="360"/>
       </w:pPr>
       <w:rPr>
-        <w:rFonts w:ascii="Courier New" w:hAnsi="Courier New" w:cs="Courier New" w:hint="default"/>
+        <w:rFonts w:hint="default" w:ascii="Courier New" w:hAnsi="Courier New" w:cs="Courier New"/>
       </w:rPr>
     </w:lvl>
     <w:lvl w:ilvl="2" w:tplc="0C0A0005" w:tentative="1">
@@ -8429,7 +8211,7 @@
         <w:ind w:left="2869" w:hanging="360"/>
       </w:pPr>
       <w:rPr>
-        <w:rFonts w:ascii="Wingdings" w:hAnsi="Wingdings" w:hint="default"/>
+        <w:rFonts w:hint="default" w:ascii="Wingdings" w:hAnsi="Wingdings"/>
       </w:rPr>
     </w:lvl>
     <w:lvl w:ilvl="3" w:tplc="0C0A0001" w:tentative="1">
@@ -8441,7 +8223,7 @@
         <w:ind w:left="3589" w:hanging="360"/>
       </w:pPr>
       <w:rPr>
-        <w:rFonts w:ascii="Symbol" w:hAnsi="Symbol" w:hint="default"/>
+        <w:rFonts w:hint="default" w:ascii="Symbol" w:hAnsi="Symbol"/>
       </w:rPr>
     </w:lvl>
     <w:lvl w:ilvl="4" w:tplc="0C0A0003" w:tentative="1">
@@ -8453,7 +8235,7 @@
         <w:ind w:left="4309" w:hanging="360"/>
       </w:pPr>
       <w:rPr>
-        <w:rFonts w:ascii="Courier New" w:hAnsi="Courier New" w:cs="Courier New" w:hint="default"/>
+        <w:rFonts w:hint="default" w:ascii="Courier New" w:hAnsi="Courier New" w:cs="Courier New"/>
       </w:rPr>
     </w:lvl>
     <w:lvl w:ilvl="5" w:tplc="0C0A0005" w:tentative="1">
@@ -8465,7 +8247,7 @@
         <w:ind w:left="5029" w:hanging="360"/>
       </w:pPr>
       <w:rPr>
-        <w:rFonts w:ascii="Wingdings" w:hAnsi="Wingdings" w:hint="default"/>
+        <w:rFonts w:hint="default" w:ascii="Wingdings" w:hAnsi="Wingdings"/>
       </w:rPr>
     </w:lvl>
     <w:lvl w:ilvl="6" w:tplc="0C0A0001" w:tentative="1">
@@ -8477,7 +8259,7 @@
         <w:ind w:left="5749" w:hanging="360"/>
       </w:pPr>
       <w:rPr>
-        <w:rFonts w:ascii="Symbol" w:hAnsi="Symbol" w:hint="default"/>
+        <w:rFonts w:hint="default" w:ascii="Symbol" w:hAnsi="Symbol"/>
       </w:rPr>
     </w:lvl>
     <w:lvl w:ilvl="7" w:tplc="0C0A0003" w:tentative="1">
@@ -8489,7 +8271,7 @@
         <w:ind w:left="6469" w:hanging="360"/>
       </w:pPr>
       <w:rPr>
-        <w:rFonts w:ascii="Courier New" w:hAnsi="Courier New" w:cs="Courier New" w:hint="default"/>
+        <w:rFonts w:hint="default" w:ascii="Courier New" w:hAnsi="Courier New" w:cs="Courier New"/>
       </w:rPr>
     </w:lvl>
     <w:lvl w:ilvl="8" w:tplc="0C0A0005" w:tentative="1">
@@ -8501,7 +8283,7 @@
         <w:ind w:left="7189" w:hanging="360"/>
       </w:pPr>
       <w:rPr>
-        <w:rFonts w:ascii="Wingdings" w:hAnsi="Wingdings" w:hint="default"/>
+        <w:rFonts w:hint="default" w:ascii="Wingdings" w:hAnsi="Wingdings"/>
       </w:rPr>
     </w:lvl>
   </w:abstractNum>
@@ -8639,7 +8421,7 @@
         <w:ind w:left="1429" w:hanging="360"/>
       </w:pPr>
       <w:rPr>
-        <w:rFonts w:ascii="Symbol" w:hAnsi="Symbol" w:hint="default"/>
+        <w:rFonts w:hint="default" w:ascii="Symbol" w:hAnsi="Symbol"/>
       </w:rPr>
     </w:lvl>
     <w:lvl w:ilvl="1" w:tplc="0C0A0003" w:tentative="1">
@@ -8651,7 +8433,7 @@
         <w:ind w:left="2149" w:hanging="360"/>
       </w:pPr>
       <w:rPr>
-        <w:rFonts w:ascii="Courier New" w:hAnsi="Courier New" w:cs="Courier New" w:hint="default"/>
+        <w:rFonts w:hint="default" w:ascii="Courier New" w:hAnsi="Courier New" w:cs="Courier New"/>
       </w:rPr>
     </w:lvl>
     <w:lvl w:ilvl="2" w:tplc="0C0A0005" w:tentative="1">
@@ -8663,7 +8445,7 @@
         <w:ind w:left="2869" w:hanging="360"/>
       </w:pPr>
       <w:rPr>
-        <w:rFonts w:ascii="Wingdings" w:hAnsi="Wingdings" w:hint="default"/>
+        <w:rFonts w:hint="default" w:ascii="Wingdings" w:hAnsi="Wingdings"/>
       </w:rPr>
     </w:lvl>
     <w:lvl w:ilvl="3" w:tplc="0C0A0001" w:tentative="1">
@@ -8675,7 +8457,7 @@
         <w:ind w:left="3589" w:hanging="360"/>
       </w:pPr>
       <w:rPr>
-        <w:rFonts w:ascii="Symbol" w:hAnsi="Symbol" w:hint="default"/>
+        <w:rFonts w:hint="default" w:ascii="Symbol" w:hAnsi="Symbol"/>
       </w:rPr>
     </w:lvl>
     <w:lvl w:ilvl="4" w:tplc="0C0A0003" w:tentative="1">
@@ -8687,7 +8469,7 @@
         <w:ind w:left="4309" w:hanging="360"/>
       </w:pPr>
       <w:rPr>
-        <w:rFonts w:ascii="Courier New" w:hAnsi="Courier New" w:cs="Courier New" w:hint="default"/>
+        <w:rFonts w:hint="default" w:ascii="Courier New" w:hAnsi="Courier New" w:cs="Courier New"/>
       </w:rPr>
     </w:lvl>
     <w:lvl w:ilvl="5" w:tplc="0C0A0005" w:tentative="1">
@@ -8699,7 +8481,7 @@
         <w:ind w:left="5029" w:hanging="360"/>
       </w:pPr>
       <w:rPr>
-        <w:rFonts w:ascii="Wingdings" w:hAnsi="Wingdings" w:hint="default"/>
+        <w:rFonts w:hint="default" w:ascii="Wingdings" w:hAnsi="Wingdings"/>
       </w:rPr>
     </w:lvl>
     <w:lvl w:ilvl="6" w:tplc="0C0A0001" w:tentative="1">
@@ -8711,7 +8493,7 @@
         <w:ind w:left="5749" w:hanging="360"/>
       </w:pPr>
       <w:rPr>
-        <w:rFonts w:ascii="Symbol" w:hAnsi="Symbol" w:hint="default"/>
+        <w:rFonts w:hint="default" w:ascii="Symbol" w:hAnsi="Symbol"/>
       </w:rPr>
     </w:lvl>
     <w:lvl w:ilvl="7" w:tplc="0C0A0003" w:tentative="1">
@@ -8723,7 +8505,7 @@
         <w:ind w:left="6469" w:hanging="360"/>
       </w:pPr>
       <w:rPr>
-        <w:rFonts w:ascii="Courier New" w:hAnsi="Courier New" w:cs="Courier New" w:hint="default"/>
+        <w:rFonts w:hint="default" w:ascii="Courier New" w:hAnsi="Courier New" w:cs="Courier New"/>
       </w:rPr>
     </w:lvl>
     <w:lvl w:ilvl="8" w:tplc="0C0A0005" w:tentative="1">
@@ -8735,7 +8517,7 @@
         <w:ind w:left="7189" w:hanging="360"/>
       </w:pPr>
       <w:rPr>
-        <w:rFonts w:ascii="Wingdings" w:hAnsi="Wingdings" w:hint="default"/>
+        <w:rFonts w:hint="default" w:ascii="Wingdings" w:hAnsi="Wingdings"/>
       </w:rPr>
     </w:lvl>
   </w:abstractNum>
@@ -8838,7 +8620,7 @@
         <w:ind w:left="1713" w:hanging="360"/>
       </w:pPr>
       <w:rPr>
-        <w:rFonts w:ascii="Symbol" w:hAnsi="Symbol" w:hint="default"/>
+        <w:rFonts w:hint="default" w:ascii="Symbol" w:hAnsi="Symbol"/>
       </w:rPr>
     </w:lvl>
     <w:lvl w:ilvl="1" w:tplc="FFFFFFFF" w:tentative="1">
@@ -8850,7 +8632,7 @@
         <w:ind w:left="2433" w:hanging="360"/>
       </w:pPr>
       <w:rPr>
-        <w:rFonts w:ascii="Courier New" w:hAnsi="Courier New" w:cs="Courier New" w:hint="default"/>
+        <w:rFonts w:hint="default" w:ascii="Courier New" w:hAnsi="Courier New" w:cs="Courier New"/>
       </w:rPr>
     </w:lvl>
     <w:lvl w:ilvl="2" w:tplc="FFFFFFFF" w:tentative="1">
@@ -8862,7 +8644,7 @@
         <w:ind w:left="3153" w:hanging="360"/>
       </w:pPr>
       <w:rPr>
-        <w:rFonts w:ascii="Wingdings" w:hAnsi="Wingdings" w:hint="default"/>
+        <w:rFonts w:hint="default" w:ascii="Wingdings" w:hAnsi="Wingdings"/>
       </w:rPr>
     </w:lvl>
     <w:lvl w:ilvl="3" w:tplc="FFFFFFFF" w:tentative="1">
@@ -8874,7 +8656,7 @@
         <w:ind w:left="3873" w:hanging="360"/>
       </w:pPr>
       <w:rPr>
-        <w:rFonts w:ascii="Symbol" w:hAnsi="Symbol" w:hint="default"/>
+        <w:rFonts w:hint="default" w:ascii="Symbol" w:hAnsi="Symbol"/>
       </w:rPr>
     </w:lvl>
     <w:lvl w:ilvl="4" w:tplc="FFFFFFFF" w:tentative="1">
@@ -8886,7 +8668,7 @@
         <w:ind w:left="4593" w:hanging="360"/>
       </w:pPr>
       <w:rPr>
-        <w:rFonts w:ascii="Courier New" w:hAnsi="Courier New" w:cs="Courier New" w:hint="default"/>
+        <w:rFonts w:hint="default" w:ascii="Courier New" w:hAnsi="Courier New" w:cs="Courier New"/>
       </w:rPr>
     </w:lvl>
     <w:lvl w:ilvl="5" w:tplc="FFFFFFFF" w:tentative="1">
@@ -8898,7 +8680,7 @@
         <w:ind w:left="5313" w:hanging="360"/>
       </w:pPr>
       <w:rPr>
-        <w:rFonts w:ascii="Wingdings" w:hAnsi="Wingdings" w:hint="default"/>
+        <w:rFonts w:hint="default" w:ascii="Wingdings" w:hAnsi="Wingdings"/>
       </w:rPr>
     </w:lvl>
     <w:lvl w:ilvl="6" w:tplc="FFFFFFFF" w:tentative="1">
@@ -8910,7 +8692,7 @@
         <w:ind w:left="6033" w:hanging="360"/>
       </w:pPr>
       <w:rPr>
-        <w:rFonts w:ascii="Symbol" w:hAnsi="Symbol" w:hint="default"/>
+        <w:rFonts w:hint="default" w:ascii="Symbol" w:hAnsi="Symbol"/>
       </w:rPr>
     </w:lvl>
     <w:lvl w:ilvl="7" w:tplc="FFFFFFFF" w:tentative="1">
@@ -8922,7 +8704,7 @@
         <w:ind w:left="6753" w:hanging="360"/>
       </w:pPr>
       <w:rPr>
-        <w:rFonts w:ascii="Courier New" w:hAnsi="Courier New" w:cs="Courier New" w:hint="default"/>
+        <w:rFonts w:hint="default" w:ascii="Courier New" w:hAnsi="Courier New" w:cs="Courier New"/>
       </w:rPr>
     </w:lvl>
     <w:lvl w:ilvl="8" w:tplc="FFFFFFFF" w:tentative="1">
@@ -8934,7 +8716,7 @@
         <w:ind w:left="7473" w:hanging="360"/>
       </w:pPr>
       <w:rPr>
-        <w:rFonts w:ascii="Wingdings" w:hAnsi="Wingdings" w:hint="default"/>
+        <w:rFonts w:hint="default" w:ascii="Wingdings" w:hAnsi="Wingdings"/>
       </w:rPr>
     </w:lvl>
   </w:abstractNum>
@@ -8951,7 +8733,7 @@
         <w:ind w:left="1429" w:hanging="360"/>
       </w:pPr>
       <w:rPr>
-        <w:rFonts w:ascii="Symbol" w:hAnsi="Symbol" w:hint="default"/>
+        <w:rFonts w:hint="default" w:ascii="Symbol" w:hAnsi="Symbol"/>
       </w:rPr>
     </w:lvl>
     <w:lvl w:ilvl="1" w:tplc="0C0A0003" w:tentative="1">
@@ -8963,7 +8745,7 @@
         <w:ind w:left="2149" w:hanging="360"/>
       </w:pPr>
       <w:rPr>
-        <w:rFonts w:ascii="Courier New" w:hAnsi="Courier New" w:cs="Courier New" w:hint="default"/>
+        <w:rFonts w:hint="default" w:ascii="Courier New" w:hAnsi="Courier New" w:cs="Courier New"/>
       </w:rPr>
     </w:lvl>
     <w:lvl w:ilvl="2" w:tplc="0C0A0005" w:tentative="1">
@@ -8975,7 +8757,7 @@
         <w:ind w:left="2869" w:hanging="360"/>
       </w:pPr>
       <w:rPr>
-        <w:rFonts w:ascii="Wingdings" w:hAnsi="Wingdings" w:hint="default"/>
+        <w:rFonts w:hint="default" w:ascii="Wingdings" w:hAnsi="Wingdings"/>
       </w:rPr>
     </w:lvl>
     <w:lvl w:ilvl="3" w:tplc="0C0A0001" w:tentative="1">
@@ -8987,7 +8769,7 @@
         <w:ind w:left="3589" w:hanging="360"/>
       </w:pPr>
       <w:rPr>
-        <w:rFonts w:ascii="Symbol" w:hAnsi="Symbol" w:hint="default"/>
+        <w:rFonts w:hint="default" w:ascii="Symbol" w:hAnsi="Symbol"/>
       </w:rPr>
     </w:lvl>
     <w:lvl w:ilvl="4" w:tplc="0C0A0003" w:tentative="1">
@@ -8999,7 +8781,7 @@
         <w:ind w:left="4309" w:hanging="360"/>
       </w:pPr>
       <w:rPr>
-        <w:rFonts w:ascii="Courier New" w:hAnsi="Courier New" w:cs="Courier New" w:hint="default"/>
+        <w:rFonts w:hint="default" w:ascii="Courier New" w:hAnsi="Courier New" w:cs="Courier New"/>
       </w:rPr>
     </w:lvl>
     <w:lvl w:ilvl="5" w:tplc="0C0A0005" w:tentative="1">
@@ -9011,7 +8793,7 @@
         <w:ind w:left="5029" w:hanging="360"/>
       </w:pPr>
       <w:rPr>
-        <w:rFonts w:ascii="Wingdings" w:hAnsi="Wingdings" w:hint="default"/>
+        <w:rFonts w:hint="default" w:ascii="Wingdings" w:hAnsi="Wingdings"/>
       </w:rPr>
     </w:lvl>
     <w:lvl w:ilvl="6" w:tplc="0C0A0001" w:tentative="1">
@@ -9023,7 +8805,7 @@
         <w:ind w:left="5749" w:hanging="360"/>
       </w:pPr>
       <w:rPr>
-        <w:rFonts w:ascii="Symbol" w:hAnsi="Symbol" w:hint="default"/>
+        <w:rFonts w:hint="default" w:ascii="Symbol" w:hAnsi="Symbol"/>
       </w:rPr>
     </w:lvl>
     <w:lvl w:ilvl="7" w:tplc="0C0A0003" w:tentative="1">
@@ -9035,7 +8817,7 @@
         <w:ind w:left="6469" w:hanging="360"/>
       </w:pPr>
       <w:rPr>
-        <w:rFonts w:ascii="Courier New" w:hAnsi="Courier New" w:cs="Courier New" w:hint="default"/>
+        <w:rFonts w:hint="default" w:ascii="Courier New" w:hAnsi="Courier New" w:cs="Courier New"/>
       </w:rPr>
     </w:lvl>
     <w:lvl w:ilvl="8" w:tplc="0C0A0005" w:tentative="1">
@@ -9047,7 +8829,7 @@
         <w:ind w:left="7189" w:hanging="360"/>
       </w:pPr>
       <w:rPr>
-        <w:rFonts w:ascii="Wingdings" w:hAnsi="Wingdings" w:hint="default"/>
+        <w:rFonts w:hint="default" w:ascii="Wingdings" w:hAnsi="Wingdings"/>
       </w:rPr>
     </w:lvl>
   </w:abstractNum>
@@ -9155,7 +8937,7 @@
         <w:ind w:left="1429" w:hanging="360"/>
       </w:pPr>
       <w:rPr>
-        <w:rFonts w:ascii="Symbol" w:hAnsi="Symbol" w:hint="default"/>
+        <w:rFonts w:hint="default" w:ascii="Symbol" w:hAnsi="Symbol"/>
       </w:rPr>
     </w:lvl>
     <w:lvl w:ilvl="1" w:tplc="0C0A0003" w:tentative="1">
@@ -9167,7 +8949,7 @@
         <w:ind w:left="2149" w:hanging="360"/>
       </w:pPr>
       <w:rPr>
-        <w:rFonts w:ascii="Courier New" w:hAnsi="Courier New" w:cs="Courier New" w:hint="default"/>
+        <w:rFonts w:hint="default" w:ascii="Courier New" w:hAnsi="Courier New" w:cs="Courier New"/>
       </w:rPr>
     </w:lvl>
     <w:lvl w:ilvl="2" w:tplc="0C0A0005" w:tentative="1">
@@ -9179,7 +8961,7 @@
         <w:ind w:left="2869" w:hanging="360"/>
       </w:pPr>
       <w:rPr>
-        <w:rFonts w:ascii="Wingdings" w:hAnsi="Wingdings" w:hint="default"/>
+        <w:rFonts w:hint="default" w:ascii="Wingdings" w:hAnsi="Wingdings"/>
       </w:rPr>
     </w:lvl>
     <w:lvl w:ilvl="3" w:tplc="0C0A0001" w:tentative="1">
@@ -9191,7 +8973,7 @@
         <w:ind w:left="3589" w:hanging="360"/>
       </w:pPr>
       <w:rPr>
-        <w:rFonts w:ascii="Symbol" w:hAnsi="Symbol" w:hint="default"/>
+        <w:rFonts w:hint="default" w:ascii="Symbol" w:hAnsi="Symbol"/>
       </w:rPr>
     </w:lvl>
     <w:lvl w:ilvl="4" w:tplc="0C0A0003" w:tentative="1">
@@ -9203,7 +8985,7 @@
         <w:ind w:left="4309" w:hanging="360"/>
       </w:pPr>
       <w:rPr>
-        <w:rFonts w:ascii="Courier New" w:hAnsi="Courier New" w:cs="Courier New" w:hint="default"/>
+        <w:rFonts w:hint="default" w:ascii="Courier New" w:hAnsi="Courier New" w:cs="Courier New"/>
       </w:rPr>
     </w:lvl>
     <w:lvl w:ilvl="5" w:tplc="0C0A0005" w:tentative="1">
@@ -9215,7 +8997,7 @@
         <w:ind w:left="5029" w:hanging="360"/>
       </w:pPr>
       <w:rPr>
-        <w:rFonts w:ascii="Wingdings" w:hAnsi="Wingdings" w:hint="default"/>
+        <w:rFonts w:hint="default" w:ascii="Wingdings" w:hAnsi="Wingdings"/>
       </w:rPr>
     </w:lvl>
     <w:lvl w:ilvl="6" w:tplc="0C0A0001" w:tentative="1">
@@ -9227,7 +9009,7 @@
         <w:ind w:left="5749" w:hanging="360"/>
       </w:pPr>
       <w:rPr>
-        <w:rFonts w:ascii="Symbol" w:hAnsi="Symbol" w:hint="default"/>
+        <w:rFonts w:hint="default" w:ascii="Symbol" w:hAnsi="Symbol"/>
       </w:rPr>
     </w:lvl>
     <w:lvl w:ilvl="7" w:tplc="0C0A0003" w:tentative="1">
@@ -9239,7 +9021,7 @@
         <w:ind w:left="6469" w:hanging="360"/>
       </w:pPr>
       <w:rPr>
-        <w:rFonts w:ascii="Courier New" w:hAnsi="Courier New" w:cs="Courier New" w:hint="default"/>
+        <w:rFonts w:hint="default" w:ascii="Courier New" w:hAnsi="Courier New" w:cs="Courier New"/>
       </w:rPr>
     </w:lvl>
     <w:lvl w:ilvl="8" w:tplc="0C0A0005" w:tentative="1">
@@ -9251,7 +9033,7 @@
         <w:ind w:left="7189" w:hanging="360"/>
       </w:pPr>
       <w:rPr>
-        <w:rFonts w:ascii="Wingdings" w:hAnsi="Wingdings" w:hint="default"/>
+        <w:rFonts w:hint="default" w:ascii="Wingdings" w:hAnsi="Wingdings"/>
       </w:rPr>
     </w:lvl>
   </w:abstractNum>
@@ -9268,7 +9050,7 @@
         <w:ind w:left="1429" w:hanging="360"/>
       </w:pPr>
       <w:rPr>
-        <w:rFonts w:ascii="Symbol" w:hAnsi="Symbol" w:hint="default"/>
+        <w:rFonts w:hint="default" w:ascii="Symbol" w:hAnsi="Symbol"/>
       </w:rPr>
     </w:lvl>
     <w:lvl w:ilvl="1" w:tplc="0C0A0003" w:tentative="1">
@@ -9280,7 +9062,7 @@
         <w:ind w:left="2149" w:hanging="360"/>
       </w:pPr>
       <w:rPr>
-        <w:rFonts w:ascii="Courier New" w:hAnsi="Courier New" w:cs="Courier New" w:hint="default"/>
+        <w:rFonts w:hint="default" w:ascii="Courier New" w:hAnsi="Courier New" w:cs="Courier New"/>
       </w:rPr>
     </w:lvl>
     <w:lvl w:ilvl="2" w:tplc="0C0A0005" w:tentative="1">
@@ -9292,7 +9074,7 @@
         <w:ind w:left="2869" w:hanging="360"/>
       </w:pPr>
       <w:rPr>
-        <w:rFonts w:ascii="Wingdings" w:hAnsi="Wingdings" w:hint="default"/>
+        <w:rFonts w:hint="default" w:ascii="Wingdings" w:hAnsi="Wingdings"/>
       </w:rPr>
     </w:lvl>
     <w:lvl w:ilvl="3" w:tplc="0C0A0001" w:tentative="1">
@@ -9304,7 +9086,7 @@
         <w:ind w:left="3589" w:hanging="360"/>
       </w:pPr>
       <w:rPr>
-        <w:rFonts w:ascii="Symbol" w:hAnsi="Symbol" w:hint="default"/>
+        <w:rFonts w:hint="default" w:ascii="Symbol" w:hAnsi="Symbol"/>
       </w:rPr>
     </w:lvl>
     <w:lvl w:ilvl="4" w:tplc="0C0A0003" w:tentative="1">
@@ -9316,7 +9098,7 @@
         <w:ind w:left="4309" w:hanging="360"/>
       </w:pPr>
       <w:rPr>
-        <w:rFonts w:ascii="Courier New" w:hAnsi="Courier New" w:cs="Courier New" w:hint="default"/>
+        <w:rFonts w:hint="default" w:ascii="Courier New" w:hAnsi="Courier New" w:cs="Courier New"/>
       </w:rPr>
     </w:lvl>
     <w:lvl w:ilvl="5" w:tplc="0C0A0005" w:tentative="1">
@@ -9328,7 +9110,7 @@
         <w:ind w:left="5029" w:hanging="360"/>
       </w:pPr>
       <w:rPr>
-        <w:rFonts w:ascii="Wingdings" w:hAnsi="Wingdings" w:hint="default"/>
+        <w:rFonts w:hint="default" w:ascii="Wingdings" w:hAnsi="Wingdings"/>
       </w:rPr>
     </w:lvl>
     <w:lvl w:ilvl="6" w:tplc="0C0A0001" w:tentative="1">
@@ -9340,7 +9122,7 @@
         <w:ind w:left="5749" w:hanging="360"/>
       </w:pPr>
       <w:rPr>
-        <w:rFonts w:ascii="Symbol" w:hAnsi="Symbol" w:hint="default"/>
+        <w:rFonts w:hint="default" w:ascii="Symbol" w:hAnsi="Symbol"/>
       </w:rPr>
     </w:lvl>
     <w:lvl w:ilvl="7" w:tplc="0C0A0003" w:tentative="1">
@@ -9352,7 +9134,7 @@
         <w:ind w:left="6469" w:hanging="360"/>
       </w:pPr>
       <w:rPr>
-        <w:rFonts w:ascii="Courier New" w:hAnsi="Courier New" w:cs="Courier New" w:hint="default"/>
+        <w:rFonts w:hint="default" w:ascii="Courier New" w:hAnsi="Courier New" w:cs="Courier New"/>
       </w:rPr>
     </w:lvl>
     <w:lvl w:ilvl="8" w:tplc="0C0A0005" w:tentative="1">
@@ -9364,7 +9146,7 @@
         <w:ind w:left="7189" w:hanging="360"/>
       </w:pPr>
       <w:rPr>
-        <w:rFonts w:ascii="Wingdings" w:hAnsi="Wingdings" w:hint="default"/>
+        <w:rFonts w:hint="default" w:ascii="Wingdings" w:hAnsi="Wingdings"/>
       </w:rPr>
     </w:lvl>
   </w:abstractNum>
@@ -9557,7 +9339,7 @@
         <w:ind w:left="2136" w:hanging="360"/>
       </w:pPr>
       <w:rPr>
-        <w:rFonts w:ascii="Symbol" w:hAnsi="Symbol" w:hint="default"/>
+        <w:rFonts w:hint="default" w:ascii="Symbol" w:hAnsi="Symbol"/>
       </w:rPr>
     </w:lvl>
     <w:lvl w:ilvl="1" w:tplc="240A0003" w:tentative="1">
@@ -9569,7 +9351,7 @@
         <w:ind w:left="2856" w:hanging="360"/>
       </w:pPr>
       <w:rPr>
-        <w:rFonts w:ascii="Courier New" w:hAnsi="Courier New" w:cs="Courier New" w:hint="default"/>
+        <w:rFonts w:hint="default" w:ascii="Courier New" w:hAnsi="Courier New" w:cs="Courier New"/>
       </w:rPr>
     </w:lvl>
     <w:lvl w:ilvl="2" w:tplc="240A0005" w:tentative="1">
@@ -9581,7 +9363,7 @@
         <w:ind w:left="3576" w:hanging="360"/>
       </w:pPr>
       <w:rPr>
-        <w:rFonts w:ascii="Wingdings" w:hAnsi="Wingdings" w:hint="default"/>
+        <w:rFonts w:hint="default" w:ascii="Wingdings" w:hAnsi="Wingdings"/>
       </w:rPr>
     </w:lvl>
     <w:lvl w:ilvl="3" w:tplc="240A0001" w:tentative="1">
@@ -9593,7 +9375,7 @@
         <w:ind w:left="4296" w:hanging="360"/>
       </w:pPr>
       <w:rPr>
-        <w:rFonts w:ascii="Symbol" w:hAnsi="Symbol" w:hint="default"/>
+        <w:rFonts w:hint="default" w:ascii="Symbol" w:hAnsi="Symbol"/>
       </w:rPr>
     </w:lvl>
     <w:lvl w:ilvl="4" w:tplc="240A0003" w:tentative="1">
@@ -9605,7 +9387,7 @@
         <w:ind w:left="5016" w:hanging="360"/>
       </w:pPr>
       <w:rPr>
-        <w:rFonts w:ascii="Courier New" w:hAnsi="Courier New" w:cs="Courier New" w:hint="default"/>
+        <w:rFonts w:hint="default" w:ascii="Courier New" w:hAnsi="Courier New" w:cs="Courier New"/>
       </w:rPr>
     </w:lvl>
     <w:lvl w:ilvl="5" w:tplc="240A0005" w:tentative="1">
@@ -9617,7 +9399,7 @@
         <w:ind w:left="5736" w:hanging="360"/>
       </w:pPr>
       <w:rPr>
-        <w:rFonts w:ascii="Wingdings" w:hAnsi="Wingdings" w:hint="default"/>
+        <w:rFonts w:hint="default" w:ascii="Wingdings" w:hAnsi="Wingdings"/>
       </w:rPr>
     </w:lvl>
     <w:lvl w:ilvl="6" w:tplc="240A0001" w:tentative="1">
@@ -9629,7 +9411,7 @@
         <w:ind w:left="6456" w:hanging="360"/>
       </w:pPr>
       <w:rPr>
-        <w:rFonts w:ascii="Symbol" w:hAnsi="Symbol" w:hint="default"/>
+        <w:rFonts w:hint="default" w:ascii="Symbol" w:hAnsi="Symbol"/>
       </w:rPr>
     </w:lvl>
     <w:lvl w:ilvl="7" w:tplc="240A0003" w:tentative="1">
@@ -9641,7 +9423,7 @@
         <w:ind w:left="7176" w:hanging="360"/>
       </w:pPr>
       <w:rPr>
-        <w:rFonts w:ascii="Courier New" w:hAnsi="Courier New" w:cs="Courier New" w:hint="default"/>
+        <w:rFonts w:hint="default" w:ascii="Courier New" w:hAnsi="Courier New" w:cs="Courier New"/>
       </w:rPr>
     </w:lvl>
     <w:lvl w:ilvl="8" w:tplc="240A0005" w:tentative="1">
@@ -9653,7 +9435,7 @@
         <w:ind w:left="7896" w:hanging="360"/>
       </w:pPr>
       <w:rPr>
-        <w:rFonts w:ascii="Wingdings" w:hAnsi="Wingdings" w:hint="default"/>
+        <w:rFonts w:hint="default" w:ascii="Wingdings" w:hAnsi="Wingdings"/>
       </w:rPr>
     </w:lvl>
   </w:abstractNum>
@@ -9756,7 +9538,7 @@
         <w:ind w:left="1429" w:hanging="360"/>
       </w:pPr>
       <w:rPr>
-        <w:rFonts w:ascii="Symbol" w:hAnsi="Symbol" w:hint="default"/>
+        <w:rFonts w:hint="default" w:ascii="Symbol" w:hAnsi="Symbol"/>
       </w:rPr>
     </w:lvl>
     <w:lvl w:ilvl="1" w:tplc="240A0003" w:tentative="1">
@@ -9768,7 +9550,7 @@
         <w:ind w:left="2149" w:hanging="360"/>
       </w:pPr>
       <w:rPr>
-        <w:rFonts w:ascii="Courier New" w:hAnsi="Courier New" w:cs="Courier New" w:hint="default"/>
+        <w:rFonts w:hint="default" w:ascii="Courier New" w:hAnsi="Courier New" w:cs="Courier New"/>
       </w:rPr>
     </w:lvl>
     <w:lvl w:ilvl="2" w:tplc="240A0005" w:tentative="1">
@@ -9780,7 +9562,7 @@
         <w:ind w:left="2869" w:hanging="360"/>
       </w:pPr>
       <w:rPr>
-        <w:rFonts w:ascii="Wingdings" w:hAnsi="Wingdings" w:hint="default"/>
+        <w:rFonts w:hint="default" w:ascii="Wingdings" w:hAnsi="Wingdings"/>
       </w:rPr>
     </w:lvl>
     <w:lvl w:ilvl="3" w:tplc="240A0001" w:tentative="1">
@@ -9792,7 +9574,7 @@
         <w:ind w:left="3589" w:hanging="360"/>
       </w:pPr>
       <w:rPr>
-        <w:rFonts w:ascii="Symbol" w:hAnsi="Symbol" w:hint="default"/>
+        <w:rFonts w:hint="default" w:ascii="Symbol" w:hAnsi="Symbol"/>
       </w:rPr>
     </w:lvl>
     <w:lvl w:ilvl="4" w:tplc="240A0003" w:tentative="1">
@@ -9804,7 +9586,7 @@
         <w:ind w:left="4309" w:hanging="360"/>
       </w:pPr>
       <w:rPr>
-        <w:rFonts w:ascii="Courier New" w:hAnsi="Courier New" w:cs="Courier New" w:hint="default"/>
+        <w:rFonts w:hint="default" w:ascii="Courier New" w:hAnsi="Courier New" w:cs="Courier New"/>
       </w:rPr>
     </w:lvl>
     <w:lvl w:ilvl="5" w:tplc="240A0005" w:tentative="1">
@@ -9816,7 +9598,7 @@
         <w:ind w:left="5029" w:hanging="360"/>
       </w:pPr>
       <w:rPr>
-        <w:rFonts w:ascii="Wingdings" w:hAnsi="Wingdings" w:hint="default"/>
+        <w:rFonts w:hint="default" w:ascii="Wingdings" w:hAnsi="Wingdings"/>
       </w:rPr>
     </w:lvl>
     <w:lvl w:ilvl="6" w:tplc="240A0001" w:tentative="1">
@@ -9828,7 +9610,7 @@
         <w:ind w:left="5749" w:hanging="360"/>
       </w:pPr>
       <w:rPr>
-        <w:rFonts w:ascii="Symbol" w:hAnsi="Symbol" w:hint="default"/>
+        <w:rFonts w:hint="default" w:ascii="Symbol" w:hAnsi="Symbol"/>
       </w:rPr>
     </w:lvl>
     <w:lvl w:ilvl="7" w:tplc="240A0003" w:tentative="1">
@@ -9840,7 +9622,7 @@
         <w:ind w:left="6469" w:hanging="360"/>
       </w:pPr>
       <w:rPr>
-        <w:rFonts w:ascii="Courier New" w:hAnsi="Courier New" w:cs="Courier New" w:hint="default"/>
+        <w:rFonts w:hint="default" w:ascii="Courier New" w:hAnsi="Courier New" w:cs="Courier New"/>
       </w:rPr>
     </w:lvl>
     <w:lvl w:ilvl="8" w:tplc="240A0005" w:tentative="1">
@@ -9852,7 +9634,7 @@
         <w:ind w:left="7189" w:hanging="360"/>
       </w:pPr>
       <w:rPr>
-        <w:rFonts w:ascii="Wingdings" w:hAnsi="Wingdings" w:hint="default"/>
+        <w:rFonts w:hint="default" w:ascii="Wingdings" w:hAnsi="Wingdings"/>
       </w:rPr>
     </w:lvl>
   </w:abstractNum>
@@ -9869,7 +9651,7 @@
         <w:ind w:left="1429" w:hanging="360"/>
       </w:pPr>
       <w:rPr>
-        <w:rFonts w:ascii="Symbol" w:hAnsi="Symbol" w:hint="default"/>
+        <w:rFonts w:hint="default" w:ascii="Symbol" w:hAnsi="Symbol"/>
       </w:rPr>
     </w:lvl>
     <w:lvl w:ilvl="1" w:tplc="0C0A0003" w:tentative="1">
@@ -9881,7 +9663,7 @@
         <w:ind w:left="2149" w:hanging="360"/>
       </w:pPr>
       <w:rPr>
-        <w:rFonts w:ascii="Courier New" w:hAnsi="Courier New" w:cs="Courier New" w:hint="default"/>
+        <w:rFonts w:hint="default" w:ascii="Courier New" w:hAnsi="Courier New" w:cs="Courier New"/>
       </w:rPr>
     </w:lvl>
     <w:lvl w:ilvl="2" w:tplc="0C0A0005" w:tentative="1">
@@ -9893,7 +9675,7 @@
         <w:ind w:left="2869" w:hanging="360"/>
       </w:pPr>
       <w:rPr>
-        <w:rFonts w:ascii="Wingdings" w:hAnsi="Wingdings" w:hint="default"/>
+        <w:rFonts w:hint="default" w:ascii="Wingdings" w:hAnsi="Wingdings"/>
       </w:rPr>
     </w:lvl>
     <w:lvl w:ilvl="3" w:tplc="0C0A0001" w:tentative="1">
@@ -9905,7 +9687,7 @@
         <w:ind w:left="3589" w:hanging="360"/>
       </w:pPr>
       <w:rPr>
-        <w:rFonts w:ascii="Symbol" w:hAnsi="Symbol" w:hint="default"/>
+        <w:rFonts w:hint="default" w:ascii="Symbol" w:hAnsi="Symbol"/>
       </w:rPr>
     </w:lvl>
     <w:lvl w:ilvl="4" w:tplc="0C0A0003" w:tentative="1">
@@ -9917,7 +9699,7 @@
         <w:ind w:left="4309" w:hanging="360"/>
       </w:pPr>
       <w:rPr>
-        <w:rFonts w:ascii="Courier New" w:hAnsi="Courier New" w:cs="Courier New" w:hint="default"/>
+        <w:rFonts w:hint="default" w:ascii="Courier New" w:hAnsi="Courier New" w:cs="Courier New"/>
       </w:rPr>
     </w:lvl>
     <w:lvl w:ilvl="5" w:tplc="0C0A0005" w:tentative="1">
@@ -9929,7 +9711,7 @@
         <w:ind w:left="5029" w:hanging="360"/>
       </w:pPr>
       <w:rPr>
-        <w:rFonts w:ascii="Wingdings" w:hAnsi="Wingdings" w:hint="default"/>
+        <w:rFonts w:hint="default" w:ascii="Wingdings" w:hAnsi="Wingdings"/>
       </w:rPr>
     </w:lvl>
     <w:lvl w:ilvl="6" w:tplc="0C0A0001" w:tentative="1">
@@ -9941,7 +9723,7 @@
         <w:ind w:left="5749" w:hanging="360"/>
       </w:pPr>
       <w:rPr>
-        <w:rFonts w:ascii="Symbol" w:hAnsi="Symbol" w:hint="default"/>
+        <w:rFonts w:hint="default" w:ascii="Symbol" w:hAnsi="Symbol"/>
       </w:rPr>
     </w:lvl>
     <w:lvl w:ilvl="7" w:tplc="0C0A0003" w:tentative="1">
@@ -9953,7 +9735,7 @@
         <w:ind w:left="6469" w:hanging="360"/>
       </w:pPr>
       <w:rPr>
-        <w:rFonts w:ascii="Courier New" w:hAnsi="Courier New" w:cs="Courier New" w:hint="default"/>
+        <w:rFonts w:hint="default" w:ascii="Courier New" w:hAnsi="Courier New" w:cs="Courier New"/>
       </w:rPr>
     </w:lvl>
     <w:lvl w:ilvl="8" w:tplc="0C0A0005" w:tentative="1">
@@ -9965,7 +9747,7 @@
         <w:ind w:left="7189" w:hanging="360"/>
       </w:pPr>
       <w:rPr>
-        <w:rFonts w:ascii="Wingdings" w:hAnsi="Wingdings" w:hint="default"/>
+        <w:rFonts w:hint="default" w:ascii="Wingdings" w:hAnsi="Wingdings"/>
       </w:rPr>
     </w:lvl>
   </w:abstractNum>
@@ -10128,7 +9910,7 @@
   <w:docDefaults>
     <w:rPrDefault>
       <w:rPr>
-        <w:rFonts w:asciiTheme="minorHAnsi" w:eastAsiaTheme="minorHAnsi" w:hAnsiTheme="minorHAnsi" w:cstheme="minorBidi"/>
+        <w:rFonts w:asciiTheme="minorHAnsi" w:hAnsiTheme="minorHAnsi" w:eastAsiaTheme="minorHAnsi" w:cstheme="minorBidi"/>
         <w:kern w:val="2"/>
         <w:sz w:val="22"/>
         <w:szCs w:val="22"/>
@@ -10145,14 +9927,14 @@
   <w:latentStyles w:defLockedState="0" w:defUIPriority="99" w:defSemiHidden="0" w:defUnhideWhenUsed="0" w:defQFormat="0" w:count="376">
     <w:lsdException w:name="Normal" w:uiPriority="0" w:qFormat="1"/>
     <w:lsdException w:name="heading 1" w:uiPriority="9" w:qFormat="1"/>
-    <w:lsdException w:name="heading 2" w:semiHidden="1" w:uiPriority="9" w:unhideWhenUsed="1" w:qFormat="1"/>
-    <w:lsdException w:name="heading 3" w:semiHidden="1" w:uiPriority="9" w:unhideWhenUsed="1" w:qFormat="1"/>
-    <w:lsdException w:name="heading 4" w:semiHidden="1" w:uiPriority="9" w:unhideWhenUsed="1" w:qFormat="1"/>
-    <w:lsdException w:name="heading 5" w:semiHidden="1" w:uiPriority="9" w:unhideWhenUsed="1" w:qFormat="1"/>
-    <w:lsdException w:name="heading 6" w:semiHidden="1" w:uiPriority="9" w:unhideWhenUsed="1"/>
-    <w:lsdException w:name="heading 7" w:semiHidden="1" w:uiPriority="9" w:unhideWhenUsed="1" w:qFormat="1"/>
-    <w:lsdException w:name="heading 8" w:semiHidden="1" w:uiPriority="9" w:unhideWhenUsed="1" w:qFormat="1"/>
-    <w:lsdException w:name="heading 9" w:semiHidden="1" w:uiPriority="9" w:unhideWhenUsed="1" w:qFormat="1"/>
+    <w:lsdException w:name="heading 2" w:uiPriority="9" w:semiHidden="1" w:unhideWhenUsed="1" w:qFormat="1"/>
+    <w:lsdException w:name="heading 3" w:uiPriority="9" w:semiHidden="1" w:unhideWhenUsed="1" w:qFormat="1"/>
+    <w:lsdException w:name="heading 4" w:uiPriority="9" w:semiHidden="1" w:unhideWhenUsed="1" w:qFormat="1"/>
+    <w:lsdException w:name="heading 5" w:uiPriority="9" w:semiHidden="1" w:unhideWhenUsed="1" w:qFormat="1"/>
+    <w:lsdException w:name="heading 6" w:uiPriority="9" w:semiHidden="1" w:unhideWhenUsed="1"/>
+    <w:lsdException w:name="heading 7" w:uiPriority="9" w:semiHidden="1" w:unhideWhenUsed="1" w:qFormat="1"/>
+    <w:lsdException w:name="heading 8" w:uiPriority="9" w:semiHidden="1" w:unhideWhenUsed="1" w:qFormat="1"/>
+    <w:lsdException w:name="heading 9" w:uiPriority="9" w:semiHidden="1" w:unhideWhenUsed="1" w:qFormat="1"/>
     <w:lsdException w:name="index 1" w:semiHidden="1" w:unhideWhenUsed="1"/>
     <w:lsdException w:name="index 2" w:semiHidden="1" w:unhideWhenUsed="1"/>
     <w:lsdException w:name="index 3" w:semiHidden="1" w:unhideWhenUsed="1"/>
@@ -10162,22 +9944,22 @@
     <w:lsdException w:name="index 7" w:semiHidden="1" w:unhideWhenUsed="1"/>
     <w:lsdException w:name="index 8" w:semiHidden="1" w:unhideWhenUsed="1"/>
     <w:lsdException w:name="index 9" w:semiHidden="1" w:unhideWhenUsed="1"/>
-    <w:lsdException w:name="toc 1" w:semiHidden="1" w:uiPriority="39" w:unhideWhenUsed="1"/>
-    <w:lsdException w:name="toc 2" w:semiHidden="1" w:uiPriority="39" w:unhideWhenUsed="1"/>
-    <w:lsdException w:name="toc 3" w:semiHidden="1" w:uiPriority="39" w:unhideWhenUsed="1"/>
-    <w:lsdException w:name="toc 4" w:semiHidden="1" w:uiPriority="39" w:unhideWhenUsed="1"/>
-    <w:lsdException w:name="toc 5" w:semiHidden="1" w:uiPriority="39" w:unhideWhenUsed="1"/>
-    <w:lsdException w:name="toc 6" w:semiHidden="1" w:uiPriority="39" w:unhideWhenUsed="1"/>
-    <w:lsdException w:name="toc 7" w:semiHidden="1" w:uiPriority="39" w:unhideWhenUsed="1"/>
-    <w:lsdException w:name="toc 8" w:semiHidden="1" w:uiPriority="39" w:unhideWhenUsed="1"/>
-    <w:lsdException w:name="toc 9" w:semiHidden="1" w:uiPriority="39" w:unhideWhenUsed="1"/>
+    <w:lsdException w:name="toc 1" w:uiPriority="39" w:semiHidden="1" w:unhideWhenUsed="1"/>
+    <w:lsdException w:name="toc 2" w:uiPriority="39" w:semiHidden="1" w:unhideWhenUsed="1"/>
+    <w:lsdException w:name="toc 3" w:uiPriority="39" w:semiHidden="1" w:unhideWhenUsed="1"/>
+    <w:lsdException w:name="toc 4" w:uiPriority="39" w:semiHidden="1" w:unhideWhenUsed="1"/>
+    <w:lsdException w:name="toc 5" w:uiPriority="39" w:semiHidden="1" w:unhideWhenUsed="1"/>
+    <w:lsdException w:name="toc 6" w:uiPriority="39" w:semiHidden="1" w:unhideWhenUsed="1"/>
+    <w:lsdException w:name="toc 7" w:uiPriority="39" w:semiHidden="1" w:unhideWhenUsed="1"/>
+    <w:lsdException w:name="toc 8" w:uiPriority="39" w:semiHidden="1" w:unhideWhenUsed="1"/>
+    <w:lsdException w:name="toc 9" w:uiPriority="39" w:semiHidden="1" w:unhideWhenUsed="1"/>
     <w:lsdException w:name="Normal Indent" w:semiHidden="1" w:unhideWhenUsed="1"/>
     <w:lsdException w:name="footnote text" w:semiHidden="1" w:unhideWhenUsed="1"/>
     <w:lsdException w:name="annotation text" w:semiHidden="1" w:unhideWhenUsed="1"/>
     <w:lsdException w:name="header" w:semiHidden="1" w:unhideWhenUsed="1"/>
     <w:lsdException w:name="footer" w:semiHidden="1" w:unhideWhenUsed="1"/>
     <w:lsdException w:name="index heading" w:semiHidden="1" w:unhideWhenUsed="1"/>
-    <w:lsdException w:name="caption" w:semiHidden="1" w:uiPriority="35" w:unhideWhenUsed="1" w:qFormat="1"/>
+    <w:lsdException w:name="caption" w:uiPriority="35" w:semiHidden="1" w:unhideWhenUsed="1" w:qFormat="1"/>
     <w:lsdException w:name="table of figures" w:semiHidden="1" w:unhideWhenUsed="1"/>
     <w:lsdException w:name="envelope address" w:semiHidden="1" w:unhideWhenUsed="1"/>
     <w:lsdException w:name="envelope return" w:semiHidden="1" w:unhideWhenUsed="1"/>
@@ -10208,7 +9990,7 @@
     <w:lsdException w:name="Title" w:uiPriority="10" w:qFormat="1"/>
     <w:lsdException w:name="Closing" w:semiHidden="1" w:unhideWhenUsed="1"/>
     <w:lsdException w:name="Signature" w:semiHidden="1" w:unhideWhenUsed="1"/>
-    <w:lsdException w:name="Default Paragraph Font" w:semiHidden="1" w:uiPriority="1" w:unhideWhenUsed="1"/>
+    <w:lsdException w:name="Default Paragraph Font" w:uiPriority="1" w:semiHidden="1" w:unhideWhenUsed="1"/>
     <w:lsdException w:name="Body Text" w:semiHidden="1" w:unhideWhenUsed="1"/>
     <w:lsdException w:name="Body Text Indent" w:semiHidden="1" w:unhideWhenUsed="1"/>
     <w:lsdException w:name="List Continue" w:semiHidden="1" w:unhideWhenUsed="1"/>
@@ -10408,8 +10190,8 @@
     <w:lsdException w:name="Subtle Reference" w:uiPriority="31" w:qFormat="1"/>
     <w:lsdException w:name="Intense Reference" w:uiPriority="32" w:qFormat="1"/>
     <w:lsdException w:name="Book Title" w:uiPriority="33" w:qFormat="1"/>
-    <w:lsdException w:name="Bibliography" w:semiHidden="1" w:uiPriority="37" w:unhideWhenUsed="1"/>
-    <w:lsdException w:name="TOC Heading" w:semiHidden="1" w:uiPriority="39" w:unhideWhenUsed="1" w:qFormat="1"/>
+    <w:lsdException w:name="Bibliography" w:uiPriority="37" w:semiHidden="1" w:unhideWhenUsed="1"/>
+    <w:lsdException w:name="TOC Heading" w:uiPriority="39" w:semiHidden="1" w:unhideWhenUsed="1" w:qFormat="1"/>
     <w:lsdException w:name="Plain Table 1" w:uiPriority="41"/>
     <w:lsdException w:name="Plain Table 2" w:uiPriority="42"/>
     <w:lsdException w:name="Plain Table 3" w:uiPriority="43"/>
@@ -10520,7 +10302,7 @@
     <w:lsdException w:name="Unresolved Mention" w:semiHidden="1" w:unhideWhenUsed="1"/>
     <w:lsdException w:name="Smart Link" w:semiHidden="1" w:unhideWhenUsed="1"/>
   </w:latentStyles>
-  <w:style w:type="paragraph" w:default="1" w:styleId="Normal">
+  <w:style w:type="paragraph" w:styleId="Normal" w:default="1">
     <w:name w:val="Normal"/>
     <w:qFormat/>
     <w:rsid w:val="001B0577"/>
@@ -10550,7 +10332,7 @@
       <w:outlineLvl w:val="0"/>
     </w:pPr>
     <w:rPr>
-      <w:rFonts w:ascii="Calibri" w:eastAsia="Times New Roman" w:hAnsi="Calibri" w:cs="Times New Roman (Títulos en alf"/>
+      <w:rFonts w:ascii="Calibri" w:hAnsi="Calibri" w:eastAsia="Times New Roman" w:cs="Times New Roman (Títulos en alf"/>
       <w:b/>
       <w:color w:val="000000" w:themeColor="text1"/>
       <w:kern w:val="0"/>
@@ -10581,7 +10363,7 @@
       <w:outlineLvl w:val="1"/>
     </w:pPr>
     <w:rPr>
-      <w:rFonts w:ascii="Calibri" w:eastAsiaTheme="majorEastAsia" w:hAnsi="Calibri" w:cstheme="majorBidi"/>
+      <w:rFonts w:ascii="Calibri" w:hAnsi="Calibri" w:eastAsiaTheme="majorEastAsia" w:cstheme="majorBidi"/>
       <w:b/>
       <w:color w:val="000000" w:themeColor="text1"/>
       <w:kern w:val="0"/>
@@ -10680,19 +10462,18 @@
       <w:outlineLvl w:val="6"/>
     </w:pPr>
     <w:rPr>
-      <w:rFonts w:asciiTheme="majorHAnsi" w:eastAsiaTheme="majorEastAsia" w:hAnsiTheme="majorHAnsi" w:cstheme="majorBidi"/>
+      <w:rFonts w:asciiTheme="majorHAnsi" w:hAnsiTheme="majorHAnsi" w:eastAsiaTheme="majorEastAsia" w:cstheme="majorBidi"/>
       <w:i/>
       <w:iCs/>
       <w:color w:val="1F3763" w:themeColor="accent1" w:themeShade="7F"/>
     </w:rPr>
   </w:style>
-  <w:style w:type="character" w:default="1" w:styleId="Fuentedeprrafopredeter">
+  <w:style w:type="character" w:styleId="Fuentedeprrafopredeter" w:default="1">
     <w:name w:val="Default Paragraph Font"/>
     <w:uiPriority w:val="1"/>
-    <w:semiHidden/>
     <w:unhideWhenUsed/>
   </w:style>
-  <w:style w:type="table" w:default="1" w:styleId="Tablanormal">
+  <w:style w:type="table" w:styleId="Tablanormal" w:default="1">
     <w:name w:val="Normal Table"/>
     <w:uiPriority w:val="99"/>
     <w:semiHidden/>
@@ -10707,7 +10488,7 @@
       </w:tblCellMar>
     </w:tblPr>
   </w:style>
-  <w:style w:type="numbering" w:default="1" w:styleId="Sinlista">
+  <w:style w:type="numbering" w:styleId="Sinlista" w:default="1">
     <w:name w:val="No List"/>
     <w:uiPriority w:val="99"/>
     <w:semiHidden/>
@@ -10724,7 +10505,7 @@
       <w:contextualSpacing/>
     </w:pPr>
   </w:style>
-  <w:style w:type="paragraph" w:customStyle="1" w:styleId="TituloPortada">
+  <w:style w:type="paragraph" w:styleId="TituloPortada" w:customStyle="1">
     <w:name w:val="Titulo Portada"/>
     <w:basedOn w:val="Normal"/>
     <w:rsid w:val="00C407C1"/>
@@ -10738,14 +10519,14 @@
       <w:lang w:val="es-419"/>
     </w:rPr>
   </w:style>
-  <w:style w:type="character" w:customStyle="1" w:styleId="Ttulo1Car">
+  <w:style w:type="character" w:styleId="Ttulo1Car" w:customStyle="1">
     <w:name w:val="Título 1 Car"/>
     <w:basedOn w:val="Fuentedeprrafopredeter"/>
     <w:link w:val="Ttulo1"/>
     <w:uiPriority w:val="9"/>
     <w:rsid w:val="004210B9"/>
     <w:rPr>
-      <w:rFonts w:ascii="Calibri" w:eastAsia="Times New Roman" w:hAnsi="Calibri" w:cs="Times New Roman (Títulos en alf"/>
+      <w:rFonts w:ascii="Calibri" w:hAnsi="Calibri" w:eastAsia="Times New Roman" w:cs="Times New Roman (Títulos en alf"/>
       <w:b/>
       <w:color w:val="000000" w:themeColor="text1"/>
       <w:spacing w:val="-10"/>
@@ -10757,14 +10538,14 @@
       <w14:ligatures w14:val="none"/>
     </w:rPr>
   </w:style>
-  <w:style w:type="character" w:customStyle="1" w:styleId="Ttulo2Car">
+  <w:style w:type="character" w:styleId="Ttulo2Car" w:customStyle="1">
     <w:name w:val="Título 2 Car"/>
     <w:basedOn w:val="Fuentedeprrafopredeter"/>
     <w:link w:val="Ttulo2"/>
     <w:uiPriority w:val="9"/>
     <w:rsid w:val="0064331C"/>
     <w:rPr>
-      <w:rFonts w:ascii="Calibri" w:eastAsiaTheme="majorEastAsia" w:hAnsi="Calibri" w:cstheme="majorBidi"/>
+      <w:rFonts w:ascii="Calibri" w:hAnsi="Calibri" w:eastAsiaTheme="majorEastAsia" w:cstheme="majorBidi"/>
       <w:b/>
       <w:color w:val="000000" w:themeColor="text1"/>
       <w:kern w:val="0"/>
@@ -10774,14 +10555,14 @@
       <w14:ligatures w14:val="none"/>
     </w:rPr>
   </w:style>
-  <w:style w:type="character" w:customStyle="1" w:styleId="Ttulo3Car">
+  <w:style w:type="character" w:styleId="Ttulo3Car" w:customStyle="1">
     <w:name w:val="Título 3 Car"/>
     <w:basedOn w:val="Fuentedeprrafopredeter"/>
     <w:link w:val="Ttulo3"/>
     <w:uiPriority w:val="9"/>
     <w:rsid w:val="00F014CE"/>
     <w:rPr>
-      <w:rFonts w:ascii="Calibri" w:eastAsiaTheme="majorEastAsia" w:hAnsi="Calibri" w:cstheme="majorBidi"/>
+      <w:rFonts w:ascii="Calibri" w:hAnsi="Calibri" w:eastAsiaTheme="majorEastAsia" w:cstheme="majorBidi"/>
       <w:b/>
       <w:iCs/>
       <w:color w:val="000000" w:themeColor="text1"/>
@@ -10811,7 +10592,7 @@
       <w14:ligatures w14:val="none"/>
     </w:rPr>
   </w:style>
-  <w:style w:type="character" w:customStyle="1" w:styleId="Extranjerismo">
+  <w:style w:type="character" w:styleId="Extranjerismo" w:customStyle="1">
     <w:name w:val="Extranjerismo"/>
     <w:basedOn w:val="Fuentedeprrafopredeter"/>
     <w:uiPriority w:val="1"/>
@@ -10822,7 +10603,7 @@
       <w:lang w:val="en-US"/>
     </w:rPr>
   </w:style>
-  <w:style w:type="paragraph" w:customStyle="1" w:styleId="Figura">
+  <w:style w:type="paragraph" w:styleId="Figura" w:customStyle="1">
     <w:name w:val="Figura"/>
     <w:basedOn w:val="Normal"/>
     <w:next w:val="Normal"/>
@@ -10848,7 +10629,7 @@
       <w14:ligatures w14:val="none"/>
     </w:rPr>
   </w:style>
-  <w:style w:type="character" w:customStyle="1" w:styleId="FiguraCar">
+  <w:style w:type="character" w:styleId="FiguraCar" w:customStyle="1">
     <w:name w:val="Figura Car"/>
     <w:basedOn w:val="Fuentedeprrafopredeter"/>
     <w:link w:val="Figura"/>
@@ -10863,14 +10644,14 @@
       <w14:ligatures w14:val="none"/>
     </w:rPr>
   </w:style>
-  <w:style w:type="character" w:customStyle="1" w:styleId="Ttulo4Car">
+  <w:style w:type="character" w:styleId="Ttulo4Car" w:customStyle="1">
     <w:name w:val="Título 4 Car"/>
     <w:basedOn w:val="Fuentedeprrafopredeter"/>
     <w:link w:val="Ttulo4"/>
     <w:uiPriority w:val="9"/>
     <w:rsid w:val="001B57A6"/>
     <w:rPr>
-      <w:rFonts w:ascii="Calibri" w:eastAsiaTheme="majorEastAsia" w:hAnsi="Calibri" w:cstheme="majorBidi"/>
+      <w:rFonts w:ascii="Calibri" w:hAnsi="Calibri" w:eastAsiaTheme="majorEastAsia" w:cstheme="majorBidi"/>
       <w:b/>
       <w:color w:val="000000" w:themeColor="text1"/>
       <w:kern w:val="0"/>
@@ -10880,14 +10661,14 @@
       <w14:ligatures w14:val="none"/>
     </w:rPr>
   </w:style>
-  <w:style w:type="character" w:customStyle="1" w:styleId="Ttulo5Car">
+  <w:style w:type="character" w:styleId="Ttulo5Car" w:customStyle="1">
     <w:name w:val="Título 5 Car"/>
     <w:basedOn w:val="Fuentedeprrafopredeter"/>
     <w:link w:val="Ttulo5"/>
     <w:uiPriority w:val="9"/>
     <w:rsid w:val="00746AD1"/>
     <w:rPr>
-      <w:rFonts w:ascii="Calibri" w:eastAsiaTheme="majorEastAsia" w:hAnsi="Calibri" w:cstheme="majorBidi"/>
+      <w:rFonts w:ascii="Calibri" w:hAnsi="Calibri" w:eastAsiaTheme="majorEastAsia" w:cstheme="majorBidi"/>
       <w:b/>
       <w:color w:val="000000" w:themeColor="text1"/>
       <w:kern w:val="0"/>
@@ -10897,7 +10678,7 @@
       <w14:ligatures w14:val="none"/>
     </w:rPr>
   </w:style>
-  <w:style w:type="paragraph" w:customStyle="1" w:styleId="Tabla">
+  <w:style w:type="paragraph" w:styleId="Tabla" w:customStyle="1">
     <w:name w:val="Tabla"/>
     <w:basedOn w:val="Normal"/>
     <w:next w:val="Normal"/>
@@ -10933,28 +10714,28 @@
       <w:contextualSpacing/>
     </w:pPr>
     <w:rPr>
-      <w:rFonts w:asciiTheme="majorHAnsi" w:eastAsiaTheme="majorEastAsia" w:hAnsiTheme="majorHAnsi" w:cstheme="majorBidi"/>
+      <w:rFonts w:asciiTheme="majorHAnsi" w:hAnsiTheme="majorHAnsi" w:eastAsiaTheme="majorEastAsia" w:cstheme="majorBidi"/>
       <w:spacing w:val="-10"/>
       <w:kern w:val="28"/>
       <w:sz w:val="56"/>
       <w:szCs w:val="56"/>
     </w:rPr>
   </w:style>
-  <w:style w:type="character" w:customStyle="1" w:styleId="TtuloCar">
+  <w:style w:type="character" w:styleId="TtuloCar" w:customStyle="1">
     <w:name w:val="Título Car"/>
     <w:basedOn w:val="Fuentedeprrafopredeter"/>
     <w:link w:val="Ttulo"/>
     <w:uiPriority w:val="10"/>
     <w:rsid w:val="00590D20"/>
     <w:rPr>
-      <w:rFonts w:asciiTheme="majorHAnsi" w:eastAsiaTheme="majorEastAsia" w:hAnsiTheme="majorHAnsi" w:cstheme="majorBidi"/>
+      <w:rFonts w:asciiTheme="majorHAnsi" w:hAnsiTheme="majorHAnsi" w:eastAsiaTheme="majorEastAsia" w:cstheme="majorBidi"/>
       <w:spacing w:val="-10"/>
       <w:kern w:val="28"/>
       <w:sz w:val="56"/>
       <w:szCs w:val="56"/>
     </w:rPr>
   </w:style>
-  <w:style w:type="character" w:customStyle="1" w:styleId="TablaCar">
+  <w:style w:type="character" w:styleId="TablaCar" w:customStyle="1">
     <w:name w:val="Tabla Car"/>
     <w:basedOn w:val="Fuentedeprrafopredeter"/>
     <w:link w:val="Tabla"/>
@@ -10969,7 +10750,7 @@
       <w14:ligatures w14:val="none"/>
     </w:rPr>
   </w:style>
-  <w:style w:type="table" w:customStyle="1" w:styleId="SENA">
+  <w:style w:type="table" w:styleId="SENA" w:customStyle="1">
     <w:name w:val="SENA"/>
     <w:basedOn w:val="Tablanormal"/>
     <w:uiPriority w:val="99"/>
@@ -10986,18 +10767,18 @@
     <w:tblPr>
       <w:tblStyleRowBandSize w:val="1"/>
       <w:tblBorders>
-        <w:top w:val="single" w:sz="4" w:space="0" w:color="D9D9D9" w:themeColor="background1" w:themeShade="D9"/>
-        <w:left w:val="single" w:sz="4" w:space="0" w:color="D9D9D9" w:themeColor="background1" w:themeShade="D9"/>
-        <w:bottom w:val="single" w:sz="4" w:space="0" w:color="D9D9D9" w:themeColor="background1" w:themeShade="D9"/>
-        <w:right w:val="single" w:sz="4" w:space="0" w:color="D9D9D9" w:themeColor="background1" w:themeShade="D9"/>
-        <w:insideH w:val="single" w:sz="4" w:space="0" w:color="D9D9D9" w:themeColor="background1" w:themeShade="D9"/>
-        <w:insideV w:val="single" w:sz="4" w:space="0" w:color="D9D9D9" w:themeColor="background1" w:themeShade="D9"/>
+        <w:top w:val="single" w:color="D9D9D9" w:themeColor="background1" w:themeShade="D9" w:sz="4" w:space="0"/>
+        <w:left w:val="single" w:color="D9D9D9" w:themeColor="background1" w:themeShade="D9" w:sz="4" w:space="0"/>
+        <w:bottom w:val="single" w:color="D9D9D9" w:themeColor="background1" w:themeShade="D9" w:sz="4" w:space="0"/>
+        <w:right w:val="single" w:color="D9D9D9" w:themeColor="background1" w:themeShade="D9" w:sz="4" w:space="0"/>
+        <w:insideH w:val="single" w:color="D9D9D9" w:themeColor="background1" w:themeShade="D9" w:sz="4" w:space="0"/>
+        <w:insideV w:val="single" w:color="D9D9D9" w:themeColor="background1" w:themeShade="D9" w:sz="4" w:space="0"/>
       </w:tblBorders>
     </w:tblPr>
     <w:tblStylePr w:type="firstRow">
       <w:pPr>
         <w:wordWrap/>
-        <w:spacing w:beforeLines="0" w:before="120" w:beforeAutospacing="0" w:afterLines="0" w:after="120" w:afterAutospacing="0"/>
+        <w:spacing w:before="120" w:beforeLines="0" w:beforeAutospacing="0" w:after="120" w:afterLines="0" w:afterAutospacing="0"/>
       </w:pPr>
       <w:rPr>
         <w:b/>
@@ -11024,12 +10805,12 @@
     </w:pPr>
     <w:tblPr>
       <w:tblBorders>
-        <w:top w:val="single" w:sz="4" w:space="0" w:color="auto"/>
-        <w:left w:val="single" w:sz="4" w:space="0" w:color="auto"/>
-        <w:bottom w:val="single" w:sz="4" w:space="0" w:color="auto"/>
-        <w:right w:val="single" w:sz="4" w:space="0" w:color="auto"/>
-        <w:insideH w:val="single" w:sz="4" w:space="0" w:color="auto"/>
-        <w:insideV w:val="single" w:sz="4" w:space="0" w:color="auto"/>
+        <w:top w:val="single" w:color="auto" w:sz="4" w:space="0"/>
+        <w:left w:val="single" w:color="auto" w:sz="4" w:space="0"/>
+        <w:bottom w:val="single" w:color="auto" w:sz="4" w:space="0"/>
+        <w:right w:val="single" w:color="auto" w:sz="4" w:space="0"/>
+        <w:insideH w:val="single" w:color="auto" w:sz="4" w:space="0"/>
+        <w:insideV w:val="single" w:color="auto" w:sz="4" w:space="0"/>
       </w:tblBorders>
     </w:tblPr>
   </w:style>
@@ -11044,7 +10825,7 @@
       <w:u w:val="single"/>
     </w:rPr>
   </w:style>
-  <w:style w:type="paragraph" w:customStyle="1" w:styleId="Video">
+  <w:style w:type="paragraph" w:styleId="Video" w:customStyle="1">
     <w:name w:val="Video"/>
     <w:basedOn w:val="Normal"/>
     <w:next w:val="Normal"/>
@@ -11065,7 +10846,7 @@
       <w14:ligatures w14:val="none"/>
     </w:rPr>
   </w:style>
-  <w:style w:type="character" w:customStyle="1" w:styleId="VideoCar">
+  <w:style w:type="character" w:styleId="VideoCar" w:customStyle="1">
     <w:name w:val="Video Car"/>
     <w:basedOn w:val="Fuentedeprrafopredeter"/>
     <w:link w:val="Video"/>
@@ -11078,7 +10859,7 @@
       <w14:ligatures w14:val="none"/>
     </w:rPr>
   </w:style>
-  <w:style w:type="character" w:customStyle="1" w:styleId="Mencinsinresolver1">
+  <w:style w:type="character" w:styleId="Mencinsinresolver1" w:customStyle="1">
     <w:name w:val="Mención sin resolver1"/>
     <w:basedOn w:val="Fuentedeprrafopredeter"/>
     <w:uiPriority w:val="99"/>
@@ -11106,12 +10887,12 @@
       <w:tblStyleRowBandSize w:val="1"/>
       <w:tblStyleColBandSize w:val="1"/>
       <w:tblBorders>
-        <w:top w:val="single" w:sz="4" w:space="0" w:color="C9C9C9" w:themeColor="accent3" w:themeTint="99"/>
-        <w:left w:val="single" w:sz="4" w:space="0" w:color="C9C9C9" w:themeColor="accent3" w:themeTint="99"/>
-        <w:bottom w:val="single" w:sz="4" w:space="0" w:color="C9C9C9" w:themeColor="accent3" w:themeTint="99"/>
-        <w:right w:val="single" w:sz="4" w:space="0" w:color="C9C9C9" w:themeColor="accent3" w:themeTint="99"/>
-        <w:insideH w:val="single" w:sz="4" w:space="0" w:color="C9C9C9" w:themeColor="accent3" w:themeTint="99"/>
-        <w:insideV w:val="single" w:sz="4" w:space="0" w:color="C9C9C9" w:themeColor="accent3" w:themeTint="99"/>
+        <w:top w:val="single" w:color="C9C9C9" w:themeColor="accent3" w:themeTint="99" w:sz="4" w:space="0"/>
+        <w:left w:val="single" w:color="C9C9C9" w:themeColor="accent3" w:themeTint="99" w:sz="4" w:space="0"/>
+        <w:bottom w:val="single" w:color="C9C9C9" w:themeColor="accent3" w:themeTint="99" w:sz="4" w:space="0"/>
+        <w:right w:val="single" w:color="C9C9C9" w:themeColor="accent3" w:themeTint="99" w:sz="4" w:space="0"/>
+        <w:insideH w:val="single" w:color="C9C9C9" w:themeColor="accent3" w:themeTint="99" w:sz="4" w:space="0"/>
+        <w:insideV w:val="single" w:color="C9C9C9" w:themeColor="accent3" w:themeTint="99" w:sz="4" w:space="0"/>
       </w:tblBorders>
     </w:tblPr>
     <w:tblStylePr w:type="firstRow">
@@ -11123,10 +10904,10 @@
       <w:tblPr/>
       <w:tcPr>
         <w:tcBorders>
-          <w:top w:val="single" w:sz="4" w:space="0" w:color="A5A5A5" w:themeColor="accent3"/>
-          <w:left w:val="single" w:sz="4" w:space="0" w:color="A5A5A5" w:themeColor="accent3"/>
-          <w:bottom w:val="single" w:sz="4" w:space="0" w:color="A5A5A5" w:themeColor="accent3"/>
-          <w:right w:val="single" w:sz="4" w:space="0" w:color="A5A5A5" w:themeColor="accent3"/>
+          <w:top w:val="single" w:color="A5A5A5" w:themeColor="accent3" w:sz="4" w:space="0"/>
+          <w:left w:val="single" w:color="A5A5A5" w:themeColor="accent3" w:sz="4" w:space="0"/>
+          <w:bottom w:val="single" w:color="A5A5A5" w:themeColor="accent3" w:sz="4" w:space="0"/>
+          <w:right w:val="single" w:color="A5A5A5" w:themeColor="accent3" w:sz="4" w:space="0"/>
           <w:insideH w:val="nil"/>
           <w:insideV w:val="nil"/>
         </w:tcBorders>
@@ -11141,7 +10922,7 @@
       <w:tblPr/>
       <w:tcPr>
         <w:tcBorders>
-          <w:top w:val="double" w:sz="4" w:space="0" w:color="A5A5A5" w:themeColor="accent3"/>
+          <w:top w:val="double" w:color="A5A5A5" w:themeColor="accent3" w:sz="4" w:space="0"/>
         </w:tcBorders>
       </w:tcPr>
     </w:tblStylePr>
@@ -11170,7 +10951,7 @@
       </w:tcPr>
     </w:tblStylePr>
   </w:style>
-  <w:style w:type="paragraph" w:customStyle="1" w:styleId="Tablas">
+  <w:style w:type="paragraph" w:styleId="Tablas" w:customStyle="1">
     <w:name w:val="Tablas"/>
     <w:qFormat/>
     <w:rsid w:val="00CE2C4A"/>
@@ -11187,7 +10968,7 @@
       <w14:ligatures w14:val="none"/>
     </w:rPr>
   </w:style>
-  <w:style w:type="paragraph" w:customStyle="1" w:styleId="TextoTablas">
+  <w:style w:type="paragraph" w:styleId="TextoTablas" w:customStyle="1">
     <w:name w:val="Texto_Tablas"/>
     <w:basedOn w:val="Normal"/>
     <w:qFormat/>
@@ -11283,7 +11064,7 @@
       <w:spacing w:before="0" w:after="0" w:line="240" w:lineRule="auto"/>
     </w:pPr>
   </w:style>
-  <w:style w:type="character" w:customStyle="1" w:styleId="EncabezadoCar">
+  <w:style w:type="character" w:styleId="EncabezadoCar" w:customStyle="1">
     <w:name w:val="Encabezado Car"/>
     <w:basedOn w:val="Fuentedeprrafopredeter"/>
     <w:link w:val="Encabezado"/>
@@ -11308,7 +11089,7 @@
       <w:spacing w:before="0" w:after="0" w:line="240" w:lineRule="auto"/>
     </w:pPr>
   </w:style>
-  <w:style w:type="character" w:customStyle="1" w:styleId="PiedepginaCar">
+  <w:style w:type="character" w:styleId="PiedepginaCar" w:customStyle="1">
     <w:name w:val="Pie de página Car"/>
     <w:basedOn w:val="Fuentedeprrafopredeter"/>
     <w:link w:val="Piedepgina"/>
@@ -11318,14 +11099,14 @@
       <w:sz w:val="28"/>
     </w:rPr>
   </w:style>
-  <w:style w:type="character" w:customStyle="1" w:styleId="Ttulo6Car">
+  <w:style w:type="character" w:styleId="Ttulo6Car" w:customStyle="1">
     <w:name w:val="Título 6 Car"/>
     <w:basedOn w:val="Fuentedeprrafopredeter"/>
     <w:link w:val="Ttulo6"/>
     <w:uiPriority w:val="9"/>
     <w:rsid w:val="00C7377B"/>
     <w:rPr>
-      <w:rFonts w:ascii="Calibri" w:eastAsiaTheme="majorEastAsia" w:hAnsi="Calibri" w:cstheme="majorBidi"/>
+      <w:rFonts w:ascii="Calibri" w:hAnsi="Calibri" w:eastAsiaTheme="majorEastAsia" w:cstheme="majorBidi"/>
       <w:b/>
       <w:color w:val="000000" w:themeColor="text1"/>
       <w:kern w:val="0"/>
@@ -11335,7 +11116,7 @@
       <w14:ligatures w14:val="none"/>
     </w:rPr>
   </w:style>
-  <w:style w:type="paragraph" w:customStyle="1" w:styleId="Titulosgenerales">
+  <w:style w:type="paragraph" w:styleId="Titulosgenerales" w:customStyle="1">
     <w:name w:val="Titulos generales"/>
     <w:basedOn w:val="Ttulo1"/>
     <w:qFormat/>
@@ -11381,7 +11162,7 @@
       <w:color w:val="404040" w:themeColor="text1" w:themeTint="BF"/>
     </w:rPr>
   </w:style>
-  <w:style w:type="character" w:customStyle="1" w:styleId="CitaCar">
+  <w:style w:type="character" w:styleId="CitaCar" w:customStyle="1">
     <w:name w:val="Cita Car"/>
     <w:basedOn w:val="Fuentedeprrafopredeter"/>
     <w:link w:val="Cita"/>
@@ -11406,7 +11187,7 @@
       <w:ind w:firstLine="0"/>
     </w:pPr>
     <w:rPr>
-      <w:rFonts w:ascii="Times New Roman" w:eastAsia="Times New Roman" w:hAnsi="Times New Roman" w:cs="Times New Roman"/>
+      <w:rFonts w:ascii="Times New Roman" w:hAnsi="Times New Roman" w:eastAsia="Times New Roman" w:cs="Times New Roman"/>
       <w:kern w:val="0"/>
       <w:sz w:val="24"/>
       <w:szCs w:val="24"/>
@@ -11426,12 +11207,12 @@
       <w:tblStyleRowBandSize w:val="1"/>
       <w:tblStyleColBandSize w:val="1"/>
       <w:tblBorders>
-        <w:top w:val="single" w:sz="4" w:space="0" w:color="999999" w:themeColor="text1" w:themeTint="66"/>
-        <w:left w:val="single" w:sz="4" w:space="0" w:color="999999" w:themeColor="text1" w:themeTint="66"/>
-        <w:bottom w:val="single" w:sz="4" w:space="0" w:color="999999" w:themeColor="text1" w:themeTint="66"/>
-        <w:right w:val="single" w:sz="4" w:space="0" w:color="999999" w:themeColor="text1" w:themeTint="66"/>
-        <w:insideH w:val="single" w:sz="4" w:space="0" w:color="999999" w:themeColor="text1" w:themeTint="66"/>
-        <w:insideV w:val="single" w:sz="4" w:space="0" w:color="999999" w:themeColor="text1" w:themeTint="66"/>
+        <w:top w:val="single" w:color="999999" w:themeColor="text1" w:themeTint="66" w:sz="4" w:space="0"/>
+        <w:left w:val="single" w:color="999999" w:themeColor="text1" w:themeTint="66" w:sz="4" w:space="0"/>
+        <w:bottom w:val="single" w:color="999999" w:themeColor="text1" w:themeTint="66" w:sz="4" w:space="0"/>
+        <w:right w:val="single" w:color="999999" w:themeColor="text1" w:themeTint="66" w:sz="4" w:space="0"/>
+        <w:insideH w:val="single" w:color="999999" w:themeColor="text1" w:themeTint="66" w:sz="4" w:space="0"/>
+        <w:insideV w:val="single" w:color="999999" w:themeColor="text1" w:themeTint="66" w:sz="4" w:space="0"/>
       </w:tblBorders>
     </w:tblPr>
     <w:tblStylePr w:type="firstRow">
@@ -11442,7 +11223,7 @@
       <w:tblPr/>
       <w:tcPr>
         <w:tcBorders>
-          <w:bottom w:val="single" w:sz="12" w:space="0" w:color="666666" w:themeColor="text1" w:themeTint="99"/>
+          <w:bottom w:val="single" w:color="666666" w:themeColor="text1" w:themeTint="99" w:sz="12" w:space="0"/>
         </w:tcBorders>
       </w:tcPr>
     </w:tblStylePr>
@@ -11454,7 +11235,7 @@
       <w:tblPr/>
       <w:tcPr>
         <w:tcBorders>
-          <w:top w:val="double" w:sz="2" w:space="0" w:color="666666" w:themeColor="text1" w:themeTint="99"/>
+          <w:top w:val="double" w:color="666666" w:themeColor="text1" w:themeTint="99" w:sz="2" w:space="0"/>
         </w:tcBorders>
       </w:tcPr>
     </w:tblStylePr>
@@ -11516,7 +11297,7 @@
       <w:sz w:val="22"/>
     </w:rPr>
   </w:style>
-  <w:style w:type="character" w:customStyle="1" w:styleId="SubttuloCar">
+  <w:style w:type="character" w:styleId="SubttuloCar" w:customStyle="1">
     <w:name w:val="Subtítulo Car"/>
     <w:basedOn w:val="Fuentedeprrafopredeter"/>
     <w:link w:val="Subttulo"/>
@@ -11528,14 +11309,14 @@
       <w:spacing w:val="15"/>
     </w:rPr>
   </w:style>
-  <w:style w:type="character" w:customStyle="1" w:styleId="Ttulo7Car">
+  <w:style w:type="character" w:styleId="Ttulo7Car" w:customStyle="1">
     <w:name w:val="Título 7 Car"/>
     <w:basedOn w:val="Fuentedeprrafopredeter"/>
     <w:link w:val="Ttulo7"/>
     <w:uiPriority w:val="9"/>
     <w:rsid w:val="001D4F8D"/>
     <w:rPr>
-      <w:rFonts w:asciiTheme="majorHAnsi" w:eastAsiaTheme="majorEastAsia" w:hAnsiTheme="majorHAnsi" w:cstheme="majorBidi"/>
+      <w:rFonts w:asciiTheme="majorHAnsi" w:hAnsiTheme="majorHAnsi" w:eastAsiaTheme="majorEastAsia" w:cstheme="majorBidi"/>
       <w:i/>
       <w:iCs/>
       <w:color w:val="1F3763" w:themeColor="accent1" w:themeShade="7F"/>
@@ -11555,7 +11336,7 @@
       <w:sz w:val="28"/>
     </w:rPr>
   </w:style>
-  <w:style w:type="numbering" w:customStyle="1" w:styleId="SENALista">
+  <w:style w:type="numbering" w:styleId="SENALista" w:customStyle="1">
     <w:name w:val="SENA_Lista"/>
     <w:uiPriority w:val="99"/>
     <w:rsid w:val="003574CB"/>
@@ -11580,7 +11361,7 @@
 </file>
 
 <file path=word/theme/theme1.xml><?xml version="1.0" encoding="utf-8"?>
-<a:theme xmlns:a="http://schemas.openxmlformats.org/drawingml/2006/main" name="Tema de Office">
+<a:theme xmlns:a="http://schemas.openxmlformats.org/drawingml/2006/main" xmlns:thm15="http://schemas.microsoft.com/office/thememl/2012/main" name="Tema de Office">
   <a:themeElements>
     <a:clrScheme name="Office">
       <a:dk1>
@@ -11886,6 +11667,19 @@
 </file>
 
 <file path=customXml/item2.xml><?xml version="1.0" encoding="utf-8"?>
+<b:Sources xmlns:b="http://schemas.openxmlformats.org/officeDocument/2006/bibliography" xmlns="http://schemas.openxmlformats.org/officeDocument/2006/bibliography" SelectedStyle="\APASixthEditionOfficeOnline.xsl" StyleName="APA" Version="6"/>
+</file>
+
+<file path=customXml/item3.xml><?xml version="1.0" encoding="utf-8"?>
+<?mso-contentType ?>
+<FormTemplates xmlns="http://schemas.microsoft.com/sharepoint/v3/contenttype/forms">
+  <Display>DocumentLibraryForm</Display>
+  <Edit>DocumentLibraryForm</Edit>
+  <New>DocumentLibraryForm</New>
+</FormTemplates>
+</file>
+
+<file path=customXml/item4.xml><?xml version="1.0" encoding="utf-8"?>
 <ct:contentTypeSchema xmlns:ct="http://schemas.microsoft.com/office/2006/metadata/contentType" xmlns:ma="http://schemas.microsoft.com/office/2006/metadata/properties/metaAttributes" ct:_="" ma:_="" ma:contentTypeName="Documento" ma:contentTypeID="0x0101006A81D6BD42E8DF4C91013959704817E1" ma:contentTypeVersion="15" ma:contentTypeDescription="Crear nuevo documento." ma:contentTypeScope="" ma:versionID="bf4f72ffd194f0963ff564daca6869f7">
   <xsd:schema xmlns:xsd="http://www.w3.org/2001/XMLSchema" xmlns:xs="http://www.w3.org/2001/XMLSchema" xmlns:p="http://schemas.microsoft.com/office/2006/metadata/properties" xmlns:ns2="13c90a0b-73bc-4dc0-be5f-28d77b615beb" xmlns:ns3="13c93bba-48ce-428c-bfe5-88b42c19b028" targetNamespace="http://schemas.microsoft.com/office/2006/metadata/properties" ma:root="true" ma:fieldsID="8718d6f4873a5b1392a45044efa78385" ns2:_="" ns3:_="">
     <xsd:import namespace="13c90a0b-73bc-4dc0-be5f-28d77b615beb"/>
@@ -12120,19 +11914,6 @@
 </ct:contentTypeSchema>
 </file>
 
-<file path=customXml/item3.xml><?xml version="1.0" encoding="utf-8"?>
-<?mso-contentType ?>
-<FormTemplates xmlns="http://schemas.microsoft.com/sharepoint/v3/contenttype/forms">
-  <Display>DocumentLibraryForm</Display>
-  <Edit>DocumentLibraryForm</Edit>
-  <New>DocumentLibraryForm</New>
-</FormTemplates>
-</file>
-
-<file path=customXml/item4.xml><?xml version="1.0" encoding="utf-8"?>
-<b:Sources xmlns:b="http://schemas.openxmlformats.org/officeDocument/2006/bibliography" xmlns="http://schemas.openxmlformats.org/officeDocument/2006/bibliography" SelectedStyle="\APASixthEditionOfficeOnline.xsl" StyleName="APA" Version="6"/>
-</file>
-
 <file path=customXml/itemProps1.xml><?xml version="1.0" encoding="utf-8"?>
 <ds:datastoreItem xmlns:ds="http://schemas.openxmlformats.org/officeDocument/2006/customXml" ds:itemID="{1279454D-02BE-4A9C-A117-DCD1573E2608}">
   <ds:schemaRefs>
@@ -12145,6 +11926,22 @@
 </file>
 
 <file path=customXml/itemProps2.xml><?xml version="1.0" encoding="utf-8"?>
+<ds:datastoreItem xmlns:ds="http://schemas.openxmlformats.org/officeDocument/2006/customXml" ds:itemID="{2D2B5832-E448-44FA-9BA7-4210E2303E31}">
+  <ds:schemaRefs>
+    <ds:schemaRef ds:uri="http://schemas.openxmlformats.org/officeDocument/2006/bibliography"/>
+  </ds:schemaRefs>
+</ds:datastoreItem>
+</file>
+
+<file path=customXml/itemProps3.xml><?xml version="1.0" encoding="utf-8"?>
+<ds:datastoreItem xmlns:ds="http://schemas.openxmlformats.org/officeDocument/2006/customXml" ds:itemID="{10663269-2064-4804-8290-36D4A57F5557}">
+  <ds:schemaRefs>
+    <ds:schemaRef ds:uri="http://schemas.microsoft.com/sharepoint/v3/contenttype/forms"/>
+  </ds:schemaRefs>
+</ds:datastoreItem>
+</file>
+
+<file path=customXml/itemProps4.xml><?xml version="1.0" encoding="utf-8"?>
 <ds:datastoreItem xmlns:ds="http://schemas.openxmlformats.org/officeDocument/2006/customXml" ds:itemID="{59065960-E0CA-4804-83B5-320CBCDCC160}">
   <ds:schemaRefs>
     <ds:schemaRef ds:uri="http://schemas.microsoft.com/office/2006/metadata/contentType"/>
@@ -12161,20 +11958,4 @@
     <ds:schemaRef ds:uri="http://schemas.microsoft.com/internal/obd"/>
   </ds:schemaRefs>
 </ds:datastoreItem>
-</file>
-
-<file path=customXml/itemProps3.xml><?xml version="1.0" encoding="utf-8"?>
-<ds:datastoreItem xmlns:ds="http://schemas.openxmlformats.org/officeDocument/2006/customXml" ds:itemID="{10663269-2064-4804-8290-36D4A57F5557}">
-  <ds:schemaRefs>
-    <ds:schemaRef ds:uri="http://schemas.microsoft.com/sharepoint/v3/contenttype/forms"/>
-  </ds:schemaRefs>
-</ds:datastoreItem>
-</file>
-
-<file path=customXml/itemProps4.xml><?xml version="1.0" encoding="utf-8"?>
-<ds:datastoreItem xmlns:ds="http://schemas.openxmlformats.org/officeDocument/2006/customXml" ds:itemID="{2D2B5832-E448-44FA-9BA7-4210E2303E31}">
-  <ds:schemaRefs>
-    <ds:schemaRef ds:uri="http://schemas.openxmlformats.org/officeDocument/2006/bibliography"/>
-  </ds:schemaRefs>
-</ds:datastoreItem>
 </file>
--- a/fuentes/21720191_CF2_DU.docx
+++ b/fuentes/21720191_CF2_DU.docx
@@ -1,15 +1,11 @@
 
 <file path=word/document.xml><?xml version="1.0" encoding="utf-8"?>
-<w:document xmlns:wpc="http://schemas.microsoft.com/office/word/2010/wordprocessingCanvas" xmlns:cx="http://schemas.microsoft.com/office/drawing/2014/chartex" xmlns:cx1="http://schemas.microsoft.com/office/drawing/2015/9/8/chartex" xmlns:cx2="http://schemas.microsoft.com/office/drawing/2015/10/21/chartex" xmlns:cx3="http://schemas.microsoft.com/office/drawing/2016/5/9/chartex" xmlns:cx4="http://schemas.microsoft.com/office/drawing/2016/5/10/chartex" xmlns:cx5="http://schemas.microsoft.com/office/drawing/2016/5/11/chartex" xmlns:cx6="http://schemas.microsoft.com/office/drawing/2016/5/12/chartex" xmlns:cx7="http://schemas.microsoft.com/office/drawing/2016/5/13/chartex" xmlns:cx8="http://schemas.microsoft.com/office/drawing/2016/5/14/chartex" xmlns:mc="http://schemas.openxmlformats.org/markup-compatibility/2006" xmlns:aink="http://schemas.microsoft.com/office/drawing/2016/ink" xmlns:am3d="http://schemas.microsoft.com/office/drawing/2017/model3d" xmlns:o="urn:schemas-microsoft-com:office:office" xmlns:oel="http://schemas.microsoft.com/office/2019/extlst" xmlns:r="http://schemas.openxmlformats.org/officeDocument/2006/relationships" xmlns:m="http://schemas.openxmlformats.org/officeDocument/2006/math" xmlns:v="urn:schemas-microsoft-com:vml" xmlns:wp14="http://schemas.microsoft.com/office/word/2010/wordprocessingDrawing" xmlns:wp="http://schemas.openxmlformats.org/drawingml/2006/wordprocessingDrawing" xmlns:w10="urn:schemas-microsoft-com:office:word" xmlns:w="http://schemas.openxmlformats.org/wordprocessingml/2006/main" xmlns:w14="http://schemas.microsoft.com/office/word/2010/wordml" xmlns:w15="http://schemas.microsoft.com/office/word/2012/wordml" xmlns:w16cei="http://schemas.microsoft.com/office/word/2026/wordml/cei" xmlns:w16cex="http://schemas.microsoft.com/office/word/2018/wordml/cex" xmlns:w16cid="http://schemas.microsoft.com/office/word/2016/wordml/cid" xmlns:w16="http://schemas.microsoft.com/office/word/2018/wordml" xmlns:w16du="http://schemas.microsoft.com/office/word/2023/wordml/word16du" xmlns:w16sdtdh="http://schemas.microsoft.com/office/word/2020/wordml/sdtdatahash" xmlns:w16sdtfl="http://schemas.microsoft.com/office/word/2024/wordml/sdtformatlock" xmlns:w16se="http://schemas.microsoft.com/office/word/2015/wordml/symex" xmlns:wpg="http://schemas.microsoft.com/office/word/2010/wordprocessingGroup" xmlns:wpi="http://schemas.microsoft.com/office/word/2010/wordprocessingInk" xmlns:wne="http://schemas.microsoft.com/office/word/2006/wordml" xmlns:wps="http://schemas.microsoft.com/office/word/2010/wordprocessingShape" xmlns:a="http://schemas.openxmlformats.org/drawingml/2006/main" xmlns:adec="http://schemas.microsoft.com/office/drawing/2017/decorative" xmlns:pic="http://schemas.openxmlformats.org/drawingml/2006/picture" xmlns:a14="http://schemas.microsoft.com/office/drawing/2010/main" xmlns:asvg="http://schemas.microsoft.com/office/drawing/2016/SVG/main" mc:Ignorable="w14 w15 w16se w16cid w16 w16cex w16sdtdh w16sdtfl w16du wp14">
+<w:document xmlns:wpc="http://schemas.microsoft.com/office/word/2010/wordprocessingCanvas" xmlns:cx="http://schemas.microsoft.com/office/drawing/2014/chartex" xmlns:cx1="http://schemas.microsoft.com/office/drawing/2015/9/8/chartex" xmlns:cx2="http://schemas.microsoft.com/office/drawing/2015/10/21/chartex" xmlns:cx3="http://schemas.microsoft.com/office/drawing/2016/5/9/chartex" xmlns:cx4="http://schemas.microsoft.com/office/drawing/2016/5/10/chartex" xmlns:cx5="http://schemas.microsoft.com/office/drawing/2016/5/11/chartex" xmlns:cx6="http://schemas.microsoft.com/office/drawing/2016/5/12/chartex" xmlns:cx7="http://schemas.microsoft.com/office/drawing/2016/5/13/chartex" xmlns:cx8="http://schemas.microsoft.com/office/drawing/2016/5/14/chartex" xmlns:mc="http://schemas.openxmlformats.org/markup-compatibility/2006" xmlns:aink="http://schemas.microsoft.com/office/drawing/2016/ink" xmlns:am3d="http://schemas.microsoft.com/office/drawing/2017/model3d" xmlns:o="urn:schemas-microsoft-com:office:office" xmlns:oel="http://schemas.microsoft.com/office/2019/extlst" xmlns:r="http://schemas.openxmlformats.org/officeDocument/2006/relationships" xmlns:m="http://schemas.openxmlformats.org/officeDocument/2006/math" xmlns:v="urn:schemas-microsoft-com:vml" xmlns:wp14="http://schemas.microsoft.com/office/word/2010/wordprocessingDrawing" xmlns:wp="http://schemas.openxmlformats.org/drawingml/2006/wordprocessingDrawing" xmlns:w10="urn:schemas-microsoft-com:office:word" xmlns:w="http://schemas.openxmlformats.org/wordprocessingml/2006/main" xmlns:w14="http://schemas.microsoft.com/office/word/2010/wordml" xmlns:w15="http://schemas.microsoft.com/office/word/2012/wordml" xmlns:w16cei="http://schemas.microsoft.com/office/word/2026/wordml/cei" xmlns:w16cex="http://schemas.microsoft.com/office/word/2018/wordml/cex" xmlns:w16cid="http://schemas.microsoft.com/office/word/2016/wordml/cid" xmlns:w16="http://schemas.microsoft.com/office/word/2018/wordml" xmlns:w16du="http://schemas.microsoft.com/office/word/2023/wordml/word16du" xmlns:w16sdtdh="http://schemas.microsoft.com/office/word/2020/wordml/sdtdatahash" xmlns:w16sdtfl="http://schemas.microsoft.com/office/word/2024/wordml/sdtformatlock" xmlns:w16se="http://schemas.microsoft.com/office/word/2015/wordml/symex" xmlns:wpg="http://schemas.microsoft.com/office/word/2010/wordprocessingGroup" xmlns:wpi="http://schemas.microsoft.com/office/word/2010/wordprocessingInk" xmlns:wne="http://schemas.microsoft.com/office/word/2006/wordml" xmlns:wps="http://schemas.microsoft.com/office/word/2010/wordprocessingShape" mc:Ignorable="w14 w15 w16se w16cid w16 w16cex w16sdtdh w16sdtfl w16du wp14">
   <w:body>
     <w:p>
       <w:pPr>
         <w:spacing w:before="0" w:after="0"/>
         <w:ind w:firstLine="1"/>
-        <w:rPr>
-          <w:b w:val="1"/>
-          <w:bCs w:val="1"/>
-        </w:rPr>
       </w:pPr>
       <w:r>
         <w:rPr>
@@ -216,7 +212,7 @@
           </mc:Choice>
           <mc:Fallback>
             <w:pict>
-              <v:rect id="Rectángulo 3" style="position:absolute;margin-left:-55.95pt;margin-top:26.4pt;width:613.85pt;height:164.25pt;z-index:-251655168;visibility:visible;mso-wrap-style:square;mso-height-percent:0;mso-wrap-distance-left:9pt;mso-wrap-distance-top:0;mso-wrap-distance-right:9pt;mso-wrap-distance-bottom:0;mso-position-horizontal:absolute;mso-position-horizontal-relative:text;mso-position-vertical:absolute;mso-position-vertical-relative:text;mso-height-percent:0;mso-height-relative:margin;v-text-anchor:middle" alt="&quot;&quot;" o:spid="_x0000_s1026" fillcolor="#00314d" stroked="f" strokeweight="1pt" w14:anchorId="4C256C62" o:gfxdata="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"/>
+              <v:rect w14:anchorId="4C256C62" id="Rectángulo 3" o:spid="_x0000_s1026" alt="&quot;&quot;" style="position:absolute;margin-left:-55.95pt;margin-top:26.4pt;width:613.85pt;height:164.25pt;z-index:-251655168;visibility:visible;mso-wrap-style:square;mso-height-percent:0;mso-wrap-distance-left:9pt;mso-wrap-distance-top:0;mso-wrap-distance-right:9pt;mso-wrap-distance-bottom:0;mso-position-horizontal:absolute;mso-position-horizontal-relative:text;mso-position-vertical:absolute;mso-position-vertical-relative:text;mso-height-percent:0;mso-height-relative:margin;v-text-anchor:middle" o:gfxdata="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" fillcolor="#00314d" stroked="f" strokeweight="1pt"/>
             </w:pict>
           </mc:Fallback>
         </mc:AlternateContent>
@@ -324,11 +320,11 @@
           </mc:Choice>
           <mc:Fallback>
             <w:pict>
-              <v:shapetype id="_x0000_t202" coordsize="21600,21600" o:spt="202" path="m,l,21600r21600,l21600,xe" w14:anchorId="2E2DABF6">
+              <v:shapetype w14:anchorId="2E2DABF6" id="_x0000_t202" coordsize="21600,21600" o:spt="202" path="m,l,21600r21600,l21600,xe">
                 <v:stroke joinstyle="miter"/>
                 <v:path gradientshapeok="t" o:connecttype="rect"/>
               </v:shapetype>
-              <v:shape id="Cuadro de texto 2" style="position:absolute;left:0;text-align:left;margin-left:0;margin-top:3.55pt;width:523.5pt;height:2in;z-index:251663360;visibility:visible;mso-wrap-style:square;mso-width-percent:0;mso-height-percent:0;mso-wrap-distance-left:9pt;mso-wrap-distance-top:3.6pt;mso-wrap-distance-right:9pt;mso-wrap-distance-bottom:3.6pt;mso-position-horizontal:left;mso-position-horizontal-relative:margin;mso-position-vertical:absolute;mso-position-vertical-relative:text;mso-width-percent:0;mso-height-percent:0;mso-width-relative:margin;mso-height-relative:margin;v-text-anchor:top" alt="&quot;&quot;" o:spid="_x0000_s1026" filled="f" stroked="f" type="#_x0000_t202" o:gfxdata="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">
+              <v:shape id="Cuadro de texto 2" o:spid="_x0000_s1026" type="#_x0000_t202" alt="&quot;&quot;" style="position:absolute;left:0;text-align:left;margin-left:0;margin-top:3.55pt;width:523.5pt;height:2in;z-index:251663360;visibility:visible;mso-wrap-style:square;mso-width-percent:0;mso-height-percent:0;mso-wrap-distance-left:9pt;mso-wrap-distance-top:3.6pt;mso-wrap-distance-right:9pt;mso-wrap-distance-bottom:3.6pt;mso-position-horizontal:left;mso-position-horizontal-relative:margin;mso-position-vertical:absolute;mso-position-vertical-relative:text;mso-width-percent:0;mso-height-percent:0;mso-width-relative:margin;mso-height-relative:margin;v-text-anchor:top" o:gfxdata="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" filled="f" stroked="f">
                 <v:textbox>
                   <w:txbxContent>
                     <w:p>
@@ -465,7 +461,7 @@
     <w:p>
       <w:pPr>
         <w:pBdr>
-          <w:bottom w:val="single" w:color="auto" w:sz="12" w:space="1"/>
+          <w:bottom w:val="single" w:sz="12" w:space="1" w:color="auto"/>
         </w:pBdr>
         <w:spacing w:before="0" w:after="0"/>
         <w:ind w:firstLine="708"/>
@@ -533,15 +529,9 @@
     </w:p>
     <w:sdt>
       <w:sdtPr>
-        <w:id w:val="-1852639233"/>
-        <w:docPartObj>
-          <w:docPartGallery w:val="Table of Contents"/>
-          <w:docPartUnique/>
-        </w:docPartObj>
-        <w:rPr>
-          <w:rFonts w:ascii="Calibri" w:hAnsi="Calibri" w:eastAsia="游明朝" w:cs="Arial" w:asciiTheme="minorAscii" w:hAnsiTheme="minorAscii" w:eastAsiaTheme="minorEastAsia" w:cstheme="minorBidi"/>
+        <w:rPr>
+          <w:rFonts w:asciiTheme="minorHAnsi" w:eastAsiaTheme="minorEastAsia" w:hAnsiTheme="minorHAnsi" w:cstheme="minorBidi"/>
           <w:b w:val="0"/>
-          <w:bCs w:val="0"/>
           <w:color w:val="auto"/>
           <w:kern w:val="2"/>
           <w:sz w:val="28"/>
@@ -549,6 +539,11 @@
           <w:lang w:eastAsia="en-US"/>
           <w14:ligatures w14:val="standardContextual"/>
         </w:rPr>
+        <w:id w:val="-1852639233"/>
+        <w:docPartObj>
+          <w:docPartGallery w:val="Table of Contents"/>
+          <w:docPartUnique/>
+        </w:docPartObj>
       </w:sdtPr>
       <w:sdtContent>
         <w:p>
@@ -568,6 +563,7 @@
             <w:tabs>
               <w:tab w:val="right" w:leader="dot" w:pos="9962"/>
             </w:tabs>
+            <w:spacing w:before="0" w:after="0"/>
             <w:rPr>
               <w:rFonts w:eastAsiaTheme="minorEastAsia"/>
               <w:noProof/>
@@ -585,7 +581,7 @@
           <w:r>
             <w:fldChar w:fldCharType="separate"/>
           </w:r>
-          <w:hyperlink w:history="1" w:anchor="_Toc236652048">
+          <w:hyperlink w:anchor="_Toc237354314" w:history="1">
             <w:r>
               <w:rPr>
                 <w:rStyle w:val="Hipervnculo"/>
@@ -612,7 +608,7 @@
                 <w:noProof/>
                 <w:webHidden/>
               </w:rPr>
-              <w:instrText xml:space="preserve"> PAGEREF _Toc236652048 \h </w:instrText>
+              <w:instrText xml:space="preserve"> PAGEREF _Toc237354314 \h </w:instrText>
             </w:r>
             <w:r>
               <w:rPr>
@@ -658,7 +654,7 @@
               <w:lang w:eastAsia="es-CO"/>
             </w:rPr>
           </w:pPr>
-          <w:hyperlink w:history="1" w:anchor="_Toc236652049">
+          <w:hyperlink w:anchor="_Toc237354315" w:history="1">
             <w:r>
               <w:rPr>
                 <w:rStyle w:val="Hipervnculo"/>
@@ -685,7 +681,7 @@
                 <w:noProof/>
                 <w:webHidden/>
               </w:rPr>
-              <w:instrText xml:space="preserve"> PAGEREF _Toc236652049 \h </w:instrText>
+              <w:instrText xml:space="preserve"> PAGEREF _Toc237354315 \h </w:instrText>
             </w:r>
             <w:r>
               <w:rPr>
@@ -731,7 +727,7 @@
               <w:lang w:eastAsia="es-CO"/>
             </w:rPr>
           </w:pPr>
-          <w:hyperlink w:history="1" w:anchor="_Toc236652050">
+          <w:hyperlink w:anchor="_Toc237354316" w:history="1">
             <w:r>
               <w:rPr>
                 <w:rStyle w:val="Hipervnculo"/>
@@ -758,7 +754,7 @@
                 <w:noProof/>
                 <w:webHidden/>
               </w:rPr>
-              <w:instrText xml:space="preserve"> PAGEREF _Toc236652050 \h </w:instrText>
+              <w:instrText xml:space="preserve"> PAGEREF _Toc237354316 \h </w:instrText>
             </w:r>
             <w:r>
               <w:rPr>
@@ -779,6 +775,153 @@
                 <w:webHidden/>
               </w:rPr>
               <w:t>8</w:t>
+            </w:r>
+            <w:r>
+              <w:rPr>
+                <w:noProof/>
+                <w:webHidden/>
+              </w:rPr>
+              <w:fldChar w:fldCharType="end"/>
+            </w:r>
+          </w:hyperlink>
+        </w:p>
+        <w:p>
+          <w:pPr>
+            <w:pStyle w:val="TDC2"/>
+            <w:tabs>
+              <w:tab w:val="right" w:leader="dot" w:pos="9962"/>
+            </w:tabs>
+            <w:spacing w:before="0" w:after="0"/>
+            <w:ind w:left="709" w:firstLine="280"/>
+            <w:rPr>
+              <w:rFonts w:eastAsiaTheme="minorEastAsia"/>
+              <w:noProof/>
+              <w:sz w:val="24"/>
+              <w:szCs w:val="24"/>
+              <w:lang w:eastAsia="es-CO"/>
+            </w:rPr>
+          </w:pPr>
+          <w:hyperlink w:anchor="_Toc237354317" w:history="1">
+            <w:r>
+              <w:rPr>
+                <w:rStyle w:val="Hipervnculo"/>
+                <w:noProof/>
+              </w:rPr>
+              <w:t>1.2. Importancia de la gestión de la información en la cuarta revolución industrial</w:t>
+            </w:r>
+            <w:r>
+              <w:rPr>
+                <w:noProof/>
+                <w:webHidden/>
+              </w:rPr>
+              <w:tab/>
+            </w:r>
+            <w:r>
+              <w:rPr>
+                <w:noProof/>
+                <w:webHidden/>
+              </w:rPr>
+              <w:fldChar w:fldCharType="begin"/>
+            </w:r>
+            <w:r>
+              <w:rPr>
+                <w:noProof/>
+                <w:webHidden/>
+              </w:rPr>
+              <w:instrText xml:space="preserve"> PAGEREF _Toc237354317 \h </w:instrText>
+            </w:r>
+            <w:r>
+              <w:rPr>
+                <w:noProof/>
+                <w:webHidden/>
+              </w:rPr>
+            </w:r>
+            <w:r>
+              <w:rPr>
+                <w:noProof/>
+                <w:webHidden/>
+              </w:rPr>
+              <w:fldChar w:fldCharType="separate"/>
+            </w:r>
+            <w:r>
+              <w:rPr>
+                <w:noProof/>
+                <w:webHidden/>
+              </w:rPr>
+              <w:t>11</w:t>
+            </w:r>
+            <w:r>
+              <w:rPr>
+                <w:noProof/>
+                <w:webHidden/>
+              </w:rPr>
+              <w:fldChar w:fldCharType="end"/>
+            </w:r>
+          </w:hyperlink>
+        </w:p>
+        <w:p>
+          <w:pPr>
+            <w:pStyle w:val="TDC1"/>
+            <w:tabs>
+              <w:tab w:val="right" w:leader="dot" w:pos="9962"/>
+            </w:tabs>
+            <w:spacing w:before="0" w:after="0"/>
+            <w:rPr>
+              <w:rFonts w:eastAsiaTheme="minorEastAsia"/>
+              <w:noProof/>
+              <w:sz w:val="24"/>
+              <w:szCs w:val="24"/>
+              <w:lang w:eastAsia="es-CO"/>
+            </w:rPr>
+          </w:pPr>
+          <w:hyperlink w:anchor="_Toc237354318" w:history="1">
+            <w:r>
+              <w:rPr>
+                <w:rStyle w:val="Hipervnculo"/>
+                <w:noProof/>
+              </w:rPr>
+              <w:t>2. Administración estratégica del correo electrónico Microsoft Outlook 365</w:t>
+            </w:r>
+            <w:r>
+              <w:rPr>
+                <w:noProof/>
+                <w:webHidden/>
+              </w:rPr>
+              <w:tab/>
+            </w:r>
+            <w:r>
+              <w:rPr>
+                <w:noProof/>
+                <w:webHidden/>
+              </w:rPr>
+              <w:fldChar w:fldCharType="begin"/>
+            </w:r>
+            <w:r>
+              <w:rPr>
+                <w:noProof/>
+                <w:webHidden/>
+              </w:rPr>
+              <w:instrText xml:space="preserve"> PAGEREF _Toc237354318 \h </w:instrText>
+            </w:r>
+            <w:r>
+              <w:rPr>
+                <w:noProof/>
+                <w:webHidden/>
+              </w:rPr>
+            </w:r>
+            <w:r>
+              <w:rPr>
+                <w:noProof/>
+                <w:webHidden/>
+              </w:rPr>
+              <w:fldChar w:fldCharType="separate"/>
+            </w:r>
+            <w:r>
+              <w:rPr>
+                <w:noProof/>
+                <w:webHidden/>
+              </w:rPr>
+              <w:t>12</w:t>
             </w:r>
             <w:r>
               <w:rPr>
@@ -805,13 +948,13 @@
               <w:lang w:eastAsia="es-CO"/>
             </w:rPr>
           </w:pPr>
-          <w:hyperlink w:history="1" w:anchor="_Toc236652051">
+          <w:hyperlink w:anchor="_Toc237354319" w:history="1">
             <w:r>
               <w:rPr>
                 <w:rStyle w:val="Hipervnculo"/>
                 <w:noProof/>
               </w:rPr>
-              <w:t>1.2. Importancia de la gestión de la información en la cuarta revolución industrial</w:t>
+              <w:t>2.1. Fundamentos conceptuales del correo corporativo como herramienta pedagógica y profesional</w:t>
             </w:r>
             <w:r>
               <w:rPr>
@@ -832,7 +975,7 @@
                 <w:noProof/>
                 <w:webHidden/>
               </w:rPr>
-              <w:instrText xml:space="preserve"> PAGEREF _Toc236652051 \h </w:instrText>
+              <w:instrText xml:space="preserve"> PAGEREF _Toc237354319 \h </w:instrText>
             </w:r>
             <w:r>
               <w:rPr>
@@ -852,7 +995,153 @@
                 <w:noProof/>
                 <w:webHidden/>
               </w:rPr>
-              <w:t>11</w:t>
+              <w:t>12</w:t>
+            </w:r>
+            <w:r>
+              <w:rPr>
+                <w:noProof/>
+                <w:webHidden/>
+              </w:rPr>
+              <w:fldChar w:fldCharType="end"/>
+            </w:r>
+          </w:hyperlink>
+        </w:p>
+        <w:p>
+          <w:pPr>
+            <w:pStyle w:val="TDC2"/>
+            <w:tabs>
+              <w:tab w:val="right" w:leader="dot" w:pos="9962"/>
+            </w:tabs>
+            <w:spacing w:before="0" w:after="0"/>
+            <w:rPr>
+              <w:rFonts w:eastAsiaTheme="minorEastAsia"/>
+              <w:noProof/>
+              <w:sz w:val="24"/>
+              <w:szCs w:val="24"/>
+              <w:lang w:eastAsia="es-CO"/>
+            </w:rPr>
+          </w:pPr>
+          <w:hyperlink w:anchor="_Toc237354320" w:history="1">
+            <w:r>
+              <w:rPr>
+                <w:rStyle w:val="Hipervnculo"/>
+                <w:noProof/>
+              </w:rPr>
+              <w:t>2.2. Gestión avanzada y organización de la bandeja de entrada</w:t>
+            </w:r>
+            <w:r>
+              <w:rPr>
+                <w:noProof/>
+                <w:webHidden/>
+              </w:rPr>
+              <w:tab/>
+            </w:r>
+            <w:r>
+              <w:rPr>
+                <w:noProof/>
+                <w:webHidden/>
+              </w:rPr>
+              <w:fldChar w:fldCharType="begin"/>
+            </w:r>
+            <w:r>
+              <w:rPr>
+                <w:noProof/>
+                <w:webHidden/>
+              </w:rPr>
+              <w:instrText xml:space="preserve"> PAGEREF _Toc237354320 \h </w:instrText>
+            </w:r>
+            <w:r>
+              <w:rPr>
+                <w:noProof/>
+                <w:webHidden/>
+              </w:rPr>
+            </w:r>
+            <w:r>
+              <w:rPr>
+                <w:noProof/>
+                <w:webHidden/>
+              </w:rPr>
+              <w:fldChar w:fldCharType="separate"/>
+            </w:r>
+            <w:r>
+              <w:rPr>
+                <w:noProof/>
+                <w:webHidden/>
+              </w:rPr>
+              <w:t>13</w:t>
+            </w:r>
+            <w:r>
+              <w:rPr>
+                <w:noProof/>
+                <w:webHidden/>
+              </w:rPr>
+              <w:fldChar w:fldCharType="end"/>
+            </w:r>
+          </w:hyperlink>
+        </w:p>
+        <w:p>
+          <w:pPr>
+            <w:pStyle w:val="TDC2"/>
+            <w:tabs>
+              <w:tab w:val="right" w:leader="dot" w:pos="9962"/>
+            </w:tabs>
+            <w:spacing w:before="0" w:after="0"/>
+            <w:rPr>
+              <w:rFonts w:eastAsiaTheme="minorEastAsia"/>
+              <w:noProof/>
+              <w:sz w:val="24"/>
+              <w:szCs w:val="24"/>
+              <w:lang w:eastAsia="es-CO"/>
+            </w:rPr>
+          </w:pPr>
+          <w:hyperlink w:anchor="_Toc237354321" w:history="1">
+            <w:r>
+              <w:rPr>
+                <w:rStyle w:val="Hipervnculo"/>
+                <w:noProof/>
+              </w:rPr>
+              <w:t>2.3. Configuración, personalización y automatización del entorno de trabajo</w:t>
+            </w:r>
+            <w:r>
+              <w:rPr>
+                <w:noProof/>
+                <w:webHidden/>
+              </w:rPr>
+              <w:tab/>
+            </w:r>
+            <w:r>
+              <w:rPr>
+                <w:noProof/>
+                <w:webHidden/>
+              </w:rPr>
+              <w:fldChar w:fldCharType="begin"/>
+            </w:r>
+            <w:r>
+              <w:rPr>
+                <w:noProof/>
+                <w:webHidden/>
+              </w:rPr>
+              <w:instrText xml:space="preserve"> PAGEREF _Toc237354321 \h </w:instrText>
+            </w:r>
+            <w:r>
+              <w:rPr>
+                <w:noProof/>
+                <w:webHidden/>
+              </w:rPr>
+            </w:r>
+            <w:r>
+              <w:rPr>
+                <w:noProof/>
+                <w:webHidden/>
+              </w:rPr>
+              <w:fldChar w:fldCharType="separate"/>
+            </w:r>
+            <w:r>
+              <w:rPr>
+                <w:noProof/>
+                <w:webHidden/>
+              </w:rPr>
+              <w:t>16</w:t>
             </w:r>
             <w:r>
               <w:rPr>
@@ -878,13 +1167,13 @@
               <w:lang w:eastAsia="es-CO"/>
             </w:rPr>
           </w:pPr>
-          <w:hyperlink w:history="1" w:anchor="_Toc236652052">
+          <w:hyperlink w:anchor="_Toc237354322" w:history="1">
             <w:r>
               <w:rPr>
                 <w:rStyle w:val="Hipervnculo"/>
                 <w:noProof/>
               </w:rPr>
-              <w:t>2. Administración estratégica del correo electrónico Microsoft Outlook 365</w:t>
+              <w:t>3. Gestión de contactos y construcción de redes de colaboración</w:t>
             </w:r>
             <w:r>
               <w:rPr>
@@ -905,7 +1194,7 @@
                 <w:noProof/>
                 <w:webHidden/>
               </w:rPr>
-              <w:instrText xml:space="preserve"> PAGEREF _Toc236652052 \h </w:instrText>
+              <w:instrText xml:space="preserve"> PAGEREF _Toc237354322 \h </w:instrText>
             </w:r>
             <w:r>
               <w:rPr>
@@ -925,7 +1214,80 @@
                 <w:noProof/>
                 <w:webHidden/>
               </w:rPr>
-              <w:t>12</w:t>
+              <w:t>18</w:t>
+            </w:r>
+            <w:r>
+              <w:rPr>
+                <w:noProof/>
+                <w:webHidden/>
+              </w:rPr>
+              <w:fldChar w:fldCharType="end"/>
+            </w:r>
+          </w:hyperlink>
+        </w:p>
+        <w:p>
+          <w:pPr>
+            <w:pStyle w:val="TDC2"/>
+            <w:tabs>
+              <w:tab w:val="right" w:leader="dot" w:pos="9962"/>
+            </w:tabs>
+            <w:spacing w:before="0" w:after="0"/>
+            <w:rPr>
+              <w:rFonts w:eastAsiaTheme="minorEastAsia"/>
+              <w:noProof/>
+              <w:sz w:val="24"/>
+              <w:szCs w:val="24"/>
+              <w:lang w:eastAsia="es-CO"/>
+            </w:rPr>
+          </w:pPr>
+          <w:hyperlink w:anchor="_Toc237354323" w:history="1">
+            <w:r>
+              <w:rPr>
+                <w:rStyle w:val="Hipervnculo"/>
+                <w:noProof/>
+              </w:rPr>
+              <w:t>3.1. Creación, administración y estructuración de listas de contactos</w:t>
+            </w:r>
+            <w:r>
+              <w:rPr>
+                <w:noProof/>
+                <w:webHidden/>
+              </w:rPr>
+              <w:tab/>
+            </w:r>
+            <w:r>
+              <w:rPr>
+                <w:noProof/>
+                <w:webHidden/>
+              </w:rPr>
+              <w:fldChar w:fldCharType="begin"/>
+            </w:r>
+            <w:r>
+              <w:rPr>
+                <w:noProof/>
+                <w:webHidden/>
+              </w:rPr>
+              <w:instrText xml:space="preserve"> PAGEREF _Toc237354323 \h </w:instrText>
+            </w:r>
+            <w:r>
+              <w:rPr>
+                <w:noProof/>
+                <w:webHidden/>
+              </w:rPr>
+            </w:r>
+            <w:r>
+              <w:rPr>
+                <w:noProof/>
+                <w:webHidden/>
+              </w:rPr>
+              <w:fldChar w:fldCharType="separate"/>
+            </w:r>
+            <w:r>
+              <w:rPr>
+                <w:noProof/>
+                <w:webHidden/>
+              </w:rPr>
+              <w:t>18</w:t>
             </w:r>
             <w:r>
               <w:rPr>
@@ -952,13 +1314,13 @@
               <w:lang w:eastAsia="es-CO"/>
             </w:rPr>
           </w:pPr>
-          <w:hyperlink w:history="1" w:anchor="_Toc236652053">
+          <w:hyperlink w:anchor="_Toc237354324" w:history="1">
             <w:r>
               <w:rPr>
                 <w:rStyle w:val="Hipervnculo"/>
                 <w:noProof/>
               </w:rPr>
-              <w:t>2.1. Fundamentos conceptuales del correo corporativo como herramienta pedagógica y profesional</w:t>
+              <w:t>3.2. Operaciones avanzadas, grupos de distribución y su impacto en el trabajo colaborativo</w:t>
             </w:r>
             <w:r>
               <w:rPr>
@@ -979,7 +1341,7 @@
                 <w:noProof/>
                 <w:webHidden/>
               </w:rPr>
-              <w:instrText xml:space="preserve"> PAGEREF _Toc236652053 \h </w:instrText>
+              <w:instrText xml:space="preserve"> PAGEREF _Toc237354324 \h </w:instrText>
             </w:r>
             <w:r>
               <w:rPr>
@@ -999,153 +1361,7 @@
                 <w:noProof/>
                 <w:webHidden/>
               </w:rPr>
-              <w:t>12</w:t>
-            </w:r>
-            <w:r>
-              <w:rPr>
-                <w:noProof/>
-                <w:webHidden/>
-              </w:rPr>
-              <w:fldChar w:fldCharType="end"/>
-            </w:r>
-          </w:hyperlink>
-        </w:p>
-        <w:p>
-          <w:pPr>
-            <w:pStyle w:val="TDC2"/>
-            <w:tabs>
-              <w:tab w:val="right" w:leader="dot" w:pos="9962"/>
-            </w:tabs>
-            <w:spacing w:before="0" w:after="0"/>
-            <w:rPr>
-              <w:rFonts w:eastAsiaTheme="minorEastAsia"/>
-              <w:noProof/>
-              <w:sz w:val="24"/>
-              <w:szCs w:val="24"/>
-              <w:lang w:eastAsia="es-CO"/>
-            </w:rPr>
-          </w:pPr>
-          <w:hyperlink w:history="1" w:anchor="_Toc236652054">
-            <w:r>
-              <w:rPr>
-                <w:rStyle w:val="Hipervnculo"/>
-                <w:noProof/>
-              </w:rPr>
-              <w:t>2.2. Gestión avanzada y organización de la bandeja de entrada</w:t>
-            </w:r>
-            <w:r>
-              <w:rPr>
-                <w:noProof/>
-                <w:webHidden/>
-              </w:rPr>
-              <w:tab/>
-            </w:r>
-            <w:r>
-              <w:rPr>
-                <w:noProof/>
-                <w:webHidden/>
-              </w:rPr>
-              <w:fldChar w:fldCharType="begin"/>
-            </w:r>
-            <w:r>
-              <w:rPr>
-                <w:noProof/>
-                <w:webHidden/>
-              </w:rPr>
-              <w:instrText xml:space="preserve"> PAGEREF _Toc236652054 \h </w:instrText>
-            </w:r>
-            <w:r>
-              <w:rPr>
-                <w:noProof/>
-                <w:webHidden/>
-              </w:rPr>
-            </w:r>
-            <w:r>
-              <w:rPr>
-                <w:noProof/>
-                <w:webHidden/>
-              </w:rPr>
-              <w:fldChar w:fldCharType="separate"/>
-            </w:r>
-            <w:r>
-              <w:rPr>
-                <w:noProof/>
-                <w:webHidden/>
-              </w:rPr>
-              <w:t>13</w:t>
-            </w:r>
-            <w:r>
-              <w:rPr>
-                <w:noProof/>
-                <w:webHidden/>
-              </w:rPr>
-              <w:fldChar w:fldCharType="end"/>
-            </w:r>
-          </w:hyperlink>
-        </w:p>
-        <w:p>
-          <w:pPr>
-            <w:pStyle w:val="TDC2"/>
-            <w:tabs>
-              <w:tab w:val="right" w:leader="dot" w:pos="9962"/>
-            </w:tabs>
-            <w:spacing w:before="0" w:after="0"/>
-            <w:rPr>
-              <w:rFonts w:eastAsiaTheme="minorEastAsia"/>
-              <w:noProof/>
-              <w:sz w:val="24"/>
-              <w:szCs w:val="24"/>
-              <w:lang w:eastAsia="es-CO"/>
-            </w:rPr>
-          </w:pPr>
-          <w:hyperlink w:history="1" w:anchor="_Toc236652055">
-            <w:r>
-              <w:rPr>
-                <w:rStyle w:val="Hipervnculo"/>
-                <w:noProof/>
-              </w:rPr>
-              <w:t>2.3. Configuración, personalización y automatización del entorno de trabajo</w:t>
-            </w:r>
-            <w:r>
-              <w:rPr>
-                <w:noProof/>
-                <w:webHidden/>
-              </w:rPr>
-              <w:tab/>
-            </w:r>
-            <w:r>
-              <w:rPr>
-                <w:noProof/>
-                <w:webHidden/>
-              </w:rPr>
-              <w:fldChar w:fldCharType="begin"/>
-            </w:r>
-            <w:r>
-              <w:rPr>
-                <w:noProof/>
-                <w:webHidden/>
-              </w:rPr>
-              <w:instrText xml:space="preserve"> PAGEREF _Toc236652055 \h </w:instrText>
-            </w:r>
-            <w:r>
-              <w:rPr>
-                <w:noProof/>
-                <w:webHidden/>
-              </w:rPr>
-            </w:r>
-            <w:r>
-              <w:rPr>
-                <w:noProof/>
-                <w:webHidden/>
-              </w:rPr>
-              <w:fldChar w:fldCharType="separate"/>
-            </w:r>
-            <w:r>
-              <w:rPr>
-                <w:noProof/>
-                <w:webHidden/>
-              </w:rPr>
-              <w:t>16</w:t>
+              <w:t>19</w:t>
             </w:r>
             <w:r>
               <w:rPr>
@@ -1171,13 +1387,13 @@
               <w:lang w:eastAsia="es-CO"/>
             </w:rPr>
           </w:pPr>
-          <w:hyperlink w:history="1" w:anchor="_Toc236652056">
+          <w:hyperlink w:anchor="_Toc237354325" w:history="1">
             <w:r>
               <w:rPr>
                 <w:rStyle w:val="Hipervnculo"/>
                 <w:noProof/>
               </w:rPr>
-              <w:t>3. Gestión de contactos y construcción de redes de colaboración</w:t>
+              <w:t>4. Herramientas complementarias para la gestión del tiempo y la información</w:t>
             </w:r>
             <w:r>
               <w:rPr>
@@ -1198,7 +1414,7 @@
                 <w:noProof/>
                 <w:webHidden/>
               </w:rPr>
-              <w:instrText xml:space="preserve"> PAGEREF _Toc236652056 \h </w:instrText>
+              <w:instrText xml:space="preserve"> PAGEREF _Toc237354325 \h </w:instrText>
             </w:r>
             <w:r>
               <w:rPr>
@@ -1218,7 +1434,7 @@
                 <w:noProof/>
                 <w:webHidden/>
               </w:rPr>
-              <w:t>17</w:t>
+              <w:t>22</w:t>
             </w:r>
             <w:r>
               <w:rPr>
@@ -1245,13 +1461,13 @@
               <w:lang w:eastAsia="es-CO"/>
             </w:rPr>
           </w:pPr>
-          <w:hyperlink w:history="1" w:anchor="_Toc236652057">
+          <w:hyperlink w:anchor="_Toc237354326" w:history="1">
             <w:r>
               <w:rPr>
                 <w:rStyle w:val="Hipervnculo"/>
                 <w:noProof/>
               </w:rPr>
-              <w:t>3.2. Operaciones avanzadas, grupos de distribución y su impacto en el trabajo colaborativo</w:t>
+              <w:t>4.1. El calendario interactivo como eje articulador de la gestión del tiempo y eventos</w:t>
             </w:r>
             <w:r>
               <w:rPr>
@@ -1272,7 +1488,7 @@
                 <w:noProof/>
                 <w:webHidden/>
               </w:rPr>
-              <w:instrText xml:space="preserve"> PAGEREF _Toc236652057 \h </w:instrText>
+              <w:instrText xml:space="preserve"> PAGEREF _Toc237354326 \h </w:instrText>
             </w:r>
             <w:r>
               <w:rPr>
@@ -1292,7 +1508,153 @@
                 <w:noProof/>
                 <w:webHidden/>
               </w:rPr>
-              <w:t>18</w:t>
+              <w:t>22</w:t>
+            </w:r>
+            <w:r>
+              <w:rPr>
+                <w:noProof/>
+                <w:webHidden/>
+              </w:rPr>
+              <w:fldChar w:fldCharType="end"/>
+            </w:r>
+          </w:hyperlink>
+        </w:p>
+        <w:p>
+          <w:pPr>
+            <w:pStyle w:val="TDC2"/>
+            <w:tabs>
+              <w:tab w:val="right" w:leader="dot" w:pos="9962"/>
+            </w:tabs>
+            <w:spacing w:before="0" w:after="0"/>
+            <w:rPr>
+              <w:rFonts w:eastAsiaTheme="minorEastAsia"/>
+              <w:noProof/>
+              <w:sz w:val="24"/>
+              <w:szCs w:val="24"/>
+              <w:lang w:eastAsia="es-CO"/>
+            </w:rPr>
+          </w:pPr>
+          <w:hyperlink w:anchor="_Toc237354327" w:history="1">
+            <w:r>
+              <w:rPr>
+                <w:rStyle w:val="Hipervnculo"/>
+                <w:noProof/>
+              </w:rPr>
+              <w:t>4.2. Administración de tareas para el seguimiento y ejecución de proyectos</w:t>
+            </w:r>
+            <w:r>
+              <w:rPr>
+                <w:noProof/>
+                <w:webHidden/>
+              </w:rPr>
+              <w:tab/>
+            </w:r>
+            <w:r>
+              <w:rPr>
+                <w:noProof/>
+                <w:webHidden/>
+              </w:rPr>
+              <w:fldChar w:fldCharType="begin"/>
+            </w:r>
+            <w:r>
+              <w:rPr>
+                <w:noProof/>
+                <w:webHidden/>
+              </w:rPr>
+              <w:instrText xml:space="preserve"> PAGEREF _Toc237354327 \h </w:instrText>
+            </w:r>
+            <w:r>
+              <w:rPr>
+                <w:noProof/>
+                <w:webHidden/>
+              </w:rPr>
+            </w:r>
+            <w:r>
+              <w:rPr>
+                <w:noProof/>
+                <w:webHidden/>
+              </w:rPr>
+              <w:fldChar w:fldCharType="separate"/>
+            </w:r>
+            <w:r>
+              <w:rPr>
+                <w:noProof/>
+                <w:webHidden/>
+              </w:rPr>
+              <w:t>24</w:t>
+            </w:r>
+            <w:r>
+              <w:rPr>
+                <w:noProof/>
+                <w:webHidden/>
+              </w:rPr>
+              <w:fldChar w:fldCharType="end"/>
+            </w:r>
+          </w:hyperlink>
+        </w:p>
+        <w:p>
+          <w:pPr>
+            <w:pStyle w:val="TDC2"/>
+            <w:tabs>
+              <w:tab w:val="right" w:leader="dot" w:pos="9962"/>
+            </w:tabs>
+            <w:spacing w:before="0" w:after="0"/>
+            <w:rPr>
+              <w:rFonts w:eastAsiaTheme="minorEastAsia"/>
+              <w:noProof/>
+              <w:sz w:val="24"/>
+              <w:szCs w:val="24"/>
+              <w:lang w:eastAsia="es-CO"/>
+            </w:rPr>
+          </w:pPr>
+          <w:hyperlink w:anchor="_Toc237354328" w:history="1">
+            <w:r>
+              <w:rPr>
+                <w:rStyle w:val="Hipervnculo"/>
+                <w:noProof/>
+              </w:rPr>
+              <w:t>4.3. Integración de notas digitales para la captura ágil de conocimiento</w:t>
+            </w:r>
+            <w:r>
+              <w:rPr>
+                <w:noProof/>
+                <w:webHidden/>
+              </w:rPr>
+              <w:tab/>
+            </w:r>
+            <w:r>
+              <w:rPr>
+                <w:noProof/>
+                <w:webHidden/>
+              </w:rPr>
+              <w:fldChar w:fldCharType="begin"/>
+            </w:r>
+            <w:r>
+              <w:rPr>
+                <w:noProof/>
+                <w:webHidden/>
+              </w:rPr>
+              <w:instrText xml:space="preserve"> PAGEREF _Toc237354328 \h </w:instrText>
+            </w:r>
+            <w:r>
+              <w:rPr>
+                <w:noProof/>
+                <w:webHidden/>
+              </w:rPr>
+            </w:r>
+            <w:r>
+              <w:rPr>
+                <w:noProof/>
+                <w:webHidden/>
+              </w:rPr>
+              <w:fldChar w:fldCharType="separate"/>
+            </w:r>
+            <w:r>
+              <w:rPr>
+                <w:noProof/>
+                <w:webHidden/>
+              </w:rPr>
+              <w:t>26</w:t>
             </w:r>
             <w:r>
               <w:rPr>
@@ -1318,18 +1680,18 @@
               <w:lang w:eastAsia="es-CO"/>
             </w:rPr>
           </w:pPr>
-          <w:hyperlink w:history="1" w:anchor="_Toc236652058">
+          <w:hyperlink w:anchor="_Toc237354329" w:history="1">
             <w:r>
               <w:rPr>
                 <w:rStyle w:val="Hipervnculo"/>
                 <w:noProof/>
               </w:rPr>
-              <w:t>4. Herramientas complementarias para la gestión del tiempo y la información</w:t>
-            </w:r>
-            <w:r>
-              <w:rPr>
-                <w:noProof/>
-                <w:webHidden/>
+              <w:t>5. Integración práctica en entornos de formación profesional y proyectos digitales</w:t>
+            </w:r>
+            <w:r>
+              <w:rPr>
+                <w:rStyle w:val="Hipervnculo"/>
+                <w:noProof/>
               </w:rPr>
               <w:tab/>
             </w:r>
@@ -1338,6 +1700,13 @@
                 <w:noProof/>
                 <w:webHidden/>
               </w:rPr>
+              <w:tab/>
+            </w:r>
+            <w:r>
+              <w:rPr>
+                <w:noProof/>
+                <w:webHidden/>
+              </w:rPr>
               <w:fldChar w:fldCharType="begin"/>
             </w:r>
             <w:r>
@@ -1345,7 +1714,7 @@
                 <w:noProof/>
                 <w:webHidden/>
               </w:rPr>
-              <w:instrText xml:space="preserve"> PAGEREF _Toc236652058 \h </w:instrText>
+              <w:instrText xml:space="preserve"> PAGEREF _Toc237354329 \h </w:instrText>
             </w:r>
             <w:r>
               <w:rPr>
@@ -1365,7 +1734,7 @@
                 <w:noProof/>
                 <w:webHidden/>
               </w:rPr>
-              <w:t>21</w:t>
+              <w:t>28</w:t>
             </w:r>
             <w:r>
               <w:rPr>
@@ -1392,13 +1761,13 @@
               <w:lang w:eastAsia="es-CO"/>
             </w:rPr>
           </w:pPr>
-          <w:hyperlink w:history="1" w:anchor="_Toc236652059">
+          <w:hyperlink w:anchor="_Toc237354330" w:history="1">
             <w:r>
               <w:rPr>
                 <w:rStyle w:val="Hipervnculo"/>
                 <w:noProof/>
               </w:rPr>
-              <w:t>4.1. El calendario interactivo como eje articulador de la gestión del tiempo y eventos</w:t>
+              <w:t>5.1. Resolución de necesidades reales en el aprendizaje virtual y el trabajo remoto</w:t>
             </w:r>
             <w:r>
               <w:rPr>
@@ -1419,7 +1788,7 @@
                 <w:noProof/>
                 <w:webHidden/>
               </w:rPr>
-              <w:instrText xml:space="preserve"> PAGEREF _Toc236652059 \h </w:instrText>
+              <w:instrText xml:space="preserve"> PAGEREF _Toc237354330 \h </w:instrText>
             </w:r>
             <w:r>
               <w:rPr>
@@ -1439,7 +1808,7 @@
                 <w:noProof/>
                 <w:webHidden/>
               </w:rPr>
-              <w:t>21</w:t>
+              <w:t>28</w:t>
             </w:r>
             <w:r>
               <w:rPr>
@@ -1465,13 +1834,13 @@
               <w:lang w:eastAsia="es-CO"/>
             </w:rPr>
           </w:pPr>
-          <w:hyperlink w:history="1" w:anchor="_Toc236652060">
+          <w:hyperlink w:anchor="_Toc237354331" w:history="1">
             <w:r>
               <w:rPr>
                 <w:rStyle w:val="Hipervnculo"/>
                 <w:noProof/>
               </w:rPr>
-              <w:t>4.2. Administración de tareas para el seguimiento y ejecución de proyectos</w:t>
+              <w:t>5.2. Estrategias pedagógicas apoyadas en el ecosistema Outlook 365</w:t>
             </w:r>
             <w:r>
               <w:rPr>
@@ -1492,7 +1861,7 @@
                 <w:noProof/>
                 <w:webHidden/>
               </w:rPr>
-              <w:instrText xml:space="preserve"> PAGEREF _Toc236652060 \h </w:instrText>
+              <w:instrText xml:space="preserve"> PAGEREF _Toc237354331 \h </w:instrText>
             </w:r>
             <w:r>
               <w:rPr>
@@ -1512,80 +1881,7 @@
                 <w:noProof/>
                 <w:webHidden/>
               </w:rPr>
-              <w:t>23</w:t>
-            </w:r>
-            <w:r>
-              <w:rPr>
-                <w:noProof/>
-                <w:webHidden/>
-              </w:rPr>
-              <w:fldChar w:fldCharType="end"/>
-            </w:r>
-          </w:hyperlink>
-        </w:p>
-        <w:p>
-          <w:pPr>
-            <w:pStyle w:val="TDC2"/>
-            <w:tabs>
-              <w:tab w:val="right" w:leader="dot" w:pos="9962"/>
-            </w:tabs>
-            <w:spacing w:before="0" w:after="0"/>
-            <w:rPr>
-              <w:rFonts w:eastAsiaTheme="minorEastAsia"/>
-              <w:noProof/>
-              <w:sz w:val="24"/>
-              <w:szCs w:val="24"/>
-              <w:lang w:eastAsia="es-CO"/>
-            </w:rPr>
-          </w:pPr>
-          <w:hyperlink w:history="1" w:anchor="_Toc236652061">
-            <w:r>
-              <w:rPr>
-                <w:rStyle w:val="Hipervnculo"/>
-                <w:noProof/>
-              </w:rPr>
-              <w:t>4.3. Integración de notas digitales para la captura ágil de conocimiento</w:t>
-            </w:r>
-            <w:r>
-              <w:rPr>
-                <w:noProof/>
-                <w:webHidden/>
-              </w:rPr>
-              <w:tab/>
-            </w:r>
-            <w:r>
-              <w:rPr>
-                <w:noProof/>
-                <w:webHidden/>
-              </w:rPr>
-              <w:fldChar w:fldCharType="begin"/>
-            </w:r>
-            <w:r>
-              <w:rPr>
-                <w:noProof/>
-                <w:webHidden/>
-              </w:rPr>
-              <w:instrText xml:space="preserve"> PAGEREF _Toc236652061 \h </w:instrText>
-            </w:r>
-            <w:r>
-              <w:rPr>
-                <w:noProof/>
-                <w:webHidden/>
-              </w:rPr>
-            </w:r>
-            <w:r>
-              <w:rPr>
-                <w:noProof/>
-                <w:webHidden/>
-              </w:rPr>
-              <w:fldChar w:fldCharType="separate"/>
-            </w:r>
-            <w:r>
-              <w:rPr>
-                <w:noProof/>
-                <w:webHidden/>
-              </w:rPr>
-              <w:t>25</w:t>
+              <w:t>30</w:t>
             </w:r>
             <w:r>
               <w:rPr>
@@ -1611,18 +1907,18 @@
               <w:lang w:eastAsia="es-CO"/>
             </w:rPr>
           </w:pPr>
-          <w:hyperlink w:history="1" w:anchor="_Toc236652062">
+          <w:hyperlink w:anchor="_Toc237354332" w:history="1">
             <w:r>
               <w:rPr>
                 <w:rStyle w:val="Hipervnculo"/>
                 <w:noProof/>
               </w:rPr>
-              <w:t>5. Integración práctica en entornos de formación profesional y proyectos digitales</w:t>
-            </w:r>
-            <w:r>
-              <w:rPr>
-                <w:rStyle w:val="Hipervnculo"/>
-                <w:noProof/>
+              <w:t>Síntesis</w:t>
+            </w:r>
+            <w:r>
+              <w:rPr>
+                <w:noProof/>
+                <w:webHidden/>
               </w:rPr>
               <w:tab/>
             </w:r>
@@ -1631,13 +1927,6 @@
                 <w:noProof/>
                 <w:webHidden/>
               </w:rPr>
-              <w:tab/>
-            </w:r>
-            <w:r>
-              <w:rPr>
-                <w:noProof/>
-                <w:webHidden/>
-              </w:rPr>
               <w:fldChar w:fldCharType="begin"/>
             </w:r>
             <w:r>
@@ -1645,7 +1934,7 @@
                 <w:noProof/>
                 <w:webHidden/>
               </w:rPr>
-              <w:instrText xml:space="preserve"> PAGEREF _Toc236652062 \h </w:instrText>
+              <w:instrText xml:space="preserve"> PAGEREF _Toc237354332 \h </w:instrText>
             </w:r>
             <w:r>
               <w:rPr>
@@ -1665,154 +1954,7 @@
                 <w:noProof/>
                 <w:webHidden/>
               </w:rPr>
-              <w:t>27</w:t>
-            </w:r>
-            <w:r>
-              <w:rPr>
-                <w:noProof/>
-                <w:webHidden/>
-              </w:rPr>
-              <w:fldChar w:fldCharType="end"/>
-            </w:r>
-          </w:hyperlink>
-        </w:p>
-        <w:p>
-          <w:pPr>
-            <w:pStyle w:val="TDC2"/>
-            <w:tabs>
-              <w:tab w:val="right" w:leader="dot" w:pos="9962"/>
-            </w:tabs>
-            <w:spacing w:before="0" w:after="0"/>
-            <w:ind w:left="708" w:firstLine="281"/>
-            <w:rPr>
-              <w:rFonts w:eastAsiaTheme="minorEastAsia"/>
-              <w:noProof/>
-              <w:sz w:val="24"/>
-              <w:szCs w:val="24"/>
-              <w:lang w:eastAsia="es-CO"/>
-            </w:rPr>
-          </w:pPr>
-          <w:hyperlink w:history="1" w:anchor="_Toc236652063">
-            <w:r>
-              <w:rPr>
-                <w:rStyle w:val="Hipervnculo"/>
-                <w:noProof/>
-              </w:rPr>
-              <w:t>5.1. Resolución de necesidades reales en el aprendizaje virtual y el trabajo remoto</w:t>
-            </w:r>
-            <w:r>
-              <w:rPr>
-                <w:noProof/>
-                <w:webHidden/>
-              </w:rPr>
-              <w:tab/>
-            </w:r>
-            <w:r>
-              <w:rPr>
-                <w:noProof/>
-                <w:webHidden/>
-              </w:rPr>
-              <w:fldChar w:fldCharType="begin"/>
-            </w:r>
-            <w:r>
-              <w:rPr>
-                <w:noProof/>
-                <w:webHidden/>
-              </w:rPr>
-              <w:instrText xml:space="preserve"> PAGEREF _Toc236652063 \h </w:instrText>
-            </w:r>
-            <w:r>
-              <w:rPr>
-                <w:noProof/>
-                <w:webHidden/>
-              </w:rPr>
-            </w:r>
-            <w:r>
-              <w:rPr>
-                <w:noProof/>
-                <w:webHidden/>
-              </w:rPr>
-              <w:fldChar w:fldCharType="separate"/>
-            </w:r>
-            <w:r>
-              <w:rPr>
-                <w:noProof/>
-                <w:webHidden/>
-              </w:rPr>
-              <w:t>27</w:t>
-            </w:r>
-            <w:r>
-              <w:rPr>
-                <w:noProof/>
-                <w:webHidden/>
-              </w:rPr>
-              <w:fldChar w:fldCharType="end"/>
-            </w:r>
-          </w:hyperlink>
-        </w:p>
-        <w:p>
-          <w:pPr>
-            <w:pStyle w:val="TDC2"/>
-            <w:tabs>
-              <w:tab w:val="right" w:leader="dot" w:pos="9962"/>
-            </w:tabs>
-            <w:spacing w:before="0" w:after="0"/>
-            <w:rPr>
-              <w:rFonts w:eastAsiaTheme="minorEastAsia"/>
-              <w:noProof/>
-              <w:sz w:val="24"/>
-              <w:szCs w:val="24"/>
-              <w:lang w:eastAsia="es-CO"/>
-            </w:rPr>
-          </w:pPr>
-          <w:hyperlink w:history="1" w:anchor="_Toc236652064">
-            <w:r>
-              <w:rPr>
-                <w:rStyle w:val="Hipervnculo"/>
-                <w:noProof/>
-              </w:rPr>
-              <w:t>5.2. Estrategias pedagógicas apoyadas en el ecosistema Outlook 365</w:t>
-            </w:r>
-            <w:r>
-              <w:rPr>
-                <w:noProof/>
-                <w:webHidden/>
-              </w:rPr>
-              <w:tab/>
-            </w:r>
-            <w:r>
-              <w:rPr>
-                <w:noProof/>
-                <w:webHidden/>
-              </w:rPr>
-              <w:fldChar w:fldCharType="begin"/>
-            </w:r>
-            <w:r>
-              <w:rPr>
-                <w:noProof/>
-                <w:webHidden/>
-              </w:rPr>
-              <w:instrText xml:space="preserve"> PAGEREF _Toc236652064 \h </w:instrText>
-            </w:r>
-            <w:r>
-              <w:rPr>
-                <w:noProof/>
-                <w:webHidden/>
-              </w:rPr>
-            </w:r>
-            <w:r>
-              <w:rPr>
-                <w:noProof/>
-                <w:webHidden/>
-              </w:rPr>
-              <w:fldChar w:fldCharType="separate"/>
-            </w:r>
-            <w:r>
-              <w:rPr>
-                <w:noProof/>
-                <w:webHidden/>
-              </w:rPr>
-              <w:t>29</w:t>
+              <w:t>32</w:t>
             </w:r>
             <w:r>
               <w:rPr>
@@ -1838,13 +1980,13 @@
               <w:lang w:eastAsia="es-CO"/>
             </w:rPr>
           </w:pPr>
-          <w:hyperlink w:history="1" w:anchor="_Toc236652065">
+          <w:hyperlink w:anchor="_Toc237354333" w:history="1">
             <w:r>
               <w:rPr>
                 <w:rStyle w:val="Hipervnculo"/>
                 <w:noProof/>
               </w:rPr>
-              <w:t>Síntesis</w:t>
+              <w:t>Glosario</w:t>
             </w:r>
             <w:r>
               <w:rPr>
@@ -1865,7 +2007,7 @@
                 <w:noProof/>
                 <w:webHidden/>
               </w:rPr>
-              <w:instrText xml:space="preserve"> PAGEREF _Toc236652065 \h </w:instrText>
+              <w:instrText xml:space="preserve"> PAGEREF _Toc237354333 \h </w:instrText>
             </w:r>
             <w:r>
               <w:rPr>
@@ -1885,7 +2027,7 @@
                 <w:noProof/>
                 <w:webHidden/>
               </w:rPr>
-              <w:t>31</w:t>
+              <w:t>34</w:t>
             </w:r>
             <w:r>
               <w:rPr>
@@ -1911,13 +2053,13 @@
               <w:lang w:eastAsia="es-CO"/>
             </w:rPr>
           </w:pPr>
-          <w:hyperlink w:history="1" w:anchor="_Toc236652066">
+          <w:hyperlink w:anchor="_Toc237354334" w:history="1">
             <w:r>
               <w:rPr>
                 <w:rStyle w:val="Hipervnculo"/>
                 <w:noProof/>
               </w:rPr>
-              <w:t>Glosario</w:t>
+              <w:t>Referencias bibliográficas</w:t>
             </w:r>
             <w:r>
               <w:rPr>
@@ -1938,7 +2080,7 @@
                 <w:noProof/>
                 <w:webHidden/>
               </w:rPr>
-              <w:instrText xml:space="preserve"> PAGEREF _Toc236652066 \h </w:instrText>
+              <w:instrText xml:space="preserve"> PAGEREF _Toc237354334 \h </w:instrText>
             </w:r>
             <w:r>
               <w:rPr>
@@ -1958,7 +2100,7 @@
                 <w:noProof/>
                 <w:webHidden/>
               </w:rPr>
-              <w:t>33</w:t>
+              <w:t>36</w:t>
             </w:r>
             <w:r>
               <w:rPr>
@@ -1984,13 +2126,13 @@
               <w:lang w:eastAsia="es-CO"/>
             </w:rPr>
           </w:pPr>
-          <w:hyperlink w:history="1" w:anchor="_Toc236652067">
+          <w:hyperlink w:anchor="_Toc237354335" w:history="1">
             <w:r>
               <w:rPr>
                 <w:rStyle w:val="Hipervnculo"/>
                 <w:noProof/>
               </w:rPr>
-              <w:t>Referencias bibliográficas</w:t>
+              <w:t>Créditos</w:t>
             </w:r>
             <w:r>
               <w:rPr>
@@ -2011,7 +2153,7 @@
                 <w:noProof/>
                 <w:webHidden/>
               </w:rPr>
-              <w:instrText xml:space="preserve"> PAGEREF _Toc236652067 \h </w:instrText>
+              <w:instrText xml:space="preserve"> PAGEREF _Toc237354335 \h </w:instrText>
             </w:r>
             <w:r>
               <w:rPr>
@@ -2031,80 +2173,7 @@
                 <w:noProof/>
                 <w:webHidden/>
               </w:rPr>
-              <w:t>35</w:t>
-            </w:r>
-            <w:r>
-              <w:rPr>
-                <w:noProof/>
-                <w:webHidden/>
-              </w:rPr>
-              <w:fldChar w:fldCharType="end"/>
-            </w:r>
-          </w:hyperlink>
-        </w:p>
-        <w:p>
-          <w:pPr>
-            <w:pStyle w:val="TDC1"/>
-            <w:tabs>
-              <w:tab w:val="right" w:leader="dot" w:pos="9962"/>
-            </w:tabs>
-            <w:spacing w:before="0" w:after="0"/>
-            <w:rPr>
-              <w:rFonts w:eastAsiaTheme="minorEastAsia"/>
-              <w:noProof/>
-              <w:sz w:val="24"/>
-              <w:szCs w:val="24"/>
-              <w:lang w:eastAsia="es-CO"/>
-            </w:rPr>
-          </w:pPr>
-          <w:hyperlink w:history="1" w:anchor="_Toc236652068">
-            <w:r>
-              <w:rPr>
-                <w:rStyle w:val="Hipervnculo"/>
-                <w:noProof/>
-              </w:rPr>
-              <w:t>Créditos</w:t>
-            </w:r>
-            <w:r>
-              <w:rPr>
-                <w:noProof/>
-                <w:webHidden/>
-              </w:rPr>
-              <w:tab/>
-            </w:r>
-            <w:r>
-              <w:rPr>
-                <w:noProof/>
-                <w:webHidden/>
-              </w:rPr>
-              <w:fldChar w:fldCharType="begin"/>
-            </w:r>
-            <w:r>
-              <w:rPr>
-                <w:noProof/>
-                <w:webHidden/>
-              </w:rPr>
-              <w:instrText xml:space="preserve"> PAGEREF _Toc236652068 \h </w:instrText>
-            </w:r>
-            <w:r>
-              <w:rPr>
-                <w:noProof/>
-                <w:webHidden/>
-              </w:rPr>
-            </w:r>
-            <w:r>
-              <w:rPr>
-                <w:noProof/>
-                <w:webHidden/>
-              </w:rPr>
-              <w:fldChar w:fldCharType="separate"/>
-            </w:r>
-            <w:r>
-              <w:rPr>
-                <w:noProof/>
-                <w:webHidden/>
-              </w:rPr>
-              <w:t>36</w:t>
+              <w:t>37</w:t>
             </w:r>
             <w:r>
               <w:rPr>
@@ -2131,23 +2200,12 @@
           </w:r>
         </w:p>
       </w:sdtContent>
-      <w:sdtEndPr>
-        <w:rPr>
-          <w:rFonts w:ascii="Calibri" w:hAnsi="Calibri" w:eastAsia="游明朝" w:cs="Arial" w:asciiTheme="minorAscii" w:hAnsiTheme="minorAscii" w:eastAsiaTheme="minorEastAsia" w:cstheme="minorBidi"/>
-          <w:b w:val="0"/>
-          <w:bCs w:val="0"/>
-          <w:color w:val="auto"/>
-          <w:sz w:val="28"/>
-          <w:szCs w:val="28"/>
-          <w:lang w:eastAsia="en-US"/>
-        </w:rPr>
-      </w:sdtEndPr>
     </w:sdt>
     <w:p>
       <w:pPr>
         <w:pStyle w:val="Titulosgenerales"/>
       </w:pPr>
-      <w:bookmarkStart w:name="_Toc236652048" w:id="0"/>
+      <w:bookmarkStart w:id="0" w:name="_Toc237354314"/>
       <w:r>
         <w:lastRenderedPageBreak/>
         <w:t>Introducción</w:t>
@@ -2288,7 +2346,7 @@
           <w:b/>
         </w:rPr>
       </w:pPr>
-      <w:hyperlink w:history="1" r:id="rId13">
+      <w:hyperlink r:id="rId13" w:history="1">
         <w:r>
           <w:rPr>
             <w:rStyle w:val="Hipervnculo"/>
@@ -2468,7 +2526,7 @@
       <w:pPr>
         <w:pStyle w:val="Ttulo1"/>
       </w:pPr>
-      <w:bookmarkStart w:name="_Toc236652049" w:id="1"/>
+      <w:bookmarkStart w:id="1" w:name="_Toc237354315"/>
       <w:r>
         <w:lastRenderedPageBreak/>
         <w:t>El ecosistema de Microsoft 365 en las organizaciones 4.0</w:t>
@@ -2494,10 +2552,15 @@
     </w:p>
     <w:p>
       <w:pPr>
+        <w:spacing w:before="0" w:after="0"/>
+      </w:pPr>
+    </w:p>
+    <w:p>
+      <w:pPr>
         <w:pStyle w:val="Ttulo2"/>
         <w:spacing w:before="0" w:after="0" w:line="360" w:lineRule="auto"/>
       </w:pPr>
-      <w:bookmarkStart w:name="_Toc236652050" w:id="2"/>
+      <w:bookmarkStart w:id="2" w:name="_Toc237354316"/>
       <w:r>
         <w:t>De la ofimática tradicional a la productividad en la nube</w:t>
       </w:r>
@@ -2658,10 +2721,10 @@
           <w:lang w:eastAsia="es-CO"/>
         </w:rPr>
         <w:drawing>
-          <wp:inline distT="0" distB="0" distL="0" distR="0" wp14:anchorId="619906C2" wp14:editId="5FED4876">
+          <wp:inline distT="0" distB="0" distL="0" distR="0" wp14:anchorId="5065E02C" wp14:editId="0EFF8E64">
             <wp:extent cx="4680000" cy="6880320"/>
             <wp:effectExtent l="0" t="0" r="6350" b="0"/>
-            <wp:docPr id="1856420439" name="Gráfico 4" descr="Infografía comparativa dividida en dos paneles. A la izquierda, la “Ofimática tradicional” (modelo aislado) se ilustra con una computadora de escritorio antigua, archivadores físicos, almacenamiento local en disco duro y correos unidireccionales. A la derecha, el “Ecosistema en la nube de Microsoft 365” (modelo conectado) muestra una laptop, tablet y celular sincronizados a una nube central brillante que integra aplicaciones como Outlook, Teams y SharePoint, destacando la colaboración en tiempo real, archivos compartidos y el acceso desde múltiples dispositivos."/>
+            <wp:docPr id="1709819607" name="Gráfico 3" descr="Infografía comparativa dividida en dos paneles. A la izquierda, la “Ofimática tradicional” (modelo aislado) se ilustra con una computadora de escritorio antigua, archivadores físicos, almacenamiento local en disco duro y correos unidireccionales. A la derecha, el “Ecosistema en la nube de Microsoft 365” (modelo conectado) muestra una laptop, tablet y celular sincronizados a una nube central brillante que integra aplicaciones como Outlook, Teams y SharePoint, destacando la colaboración en tiempo real, archivos compartidos y el acceso desde múltiples dispositivos."/>
             <wp:cNvGraphicFramePr>
               <a:graphicFrameLocks xmlns:a="http://schemas.openxmlformats.org/drawingml/2006/main" noChangeAspect="1"/>
             </wp:cNvGraphicFramePr>
@@ -2669,7 +2732,7 @@
               <a:graphicData uri="http://schemas.openxmlformats.org/drawingml/2006/picture">
                 <pic:pic xmlns:pic="http://schemas.openxmlformats.org/drawingml/2006/picture">
                   <pic:nvPicPr>
-                    <pic:cNvPr id="1856420439" name="Gráfico 4" descr="Infografía comparativa dividida en dos paneles. A la izquierda, la “Ofimática tradicional” (modelo aislado) se ilustra con una computadora de escritorio antigua, archivadores físicos, almacenamiento local en disco duro y correos unidireccionales. A la derecha, el “Ecosistema en la nube de Microsoft 365” (modelo conectado) muestra una laptop, tablet y celular sincronizados a una nube central brillante que integra aplicaciones como Outlook, Teams y SharePoint, destacando la colaboración en tiempo real, archivos compartidos y el acceso desde múltiples dispositivos."/>
+                    <pic:cNvPr id="1709819607" name="Gráfico 3" descr="Infografía comparativa dividida en dos paneles. A la izquierda, la “Ofimática tradicional” (modelo aislado) se ilustra con una computadora de escritorio antigua, archivadores físicos, almacenamiento local en disco duro y correos unidireccionales. A la derecha, el “Ecosistema en la nube de Microsoft 365” (modelo conectado) muestra una laptop, tablet y celular sincronizados a una nube central brillante que integra aplicaciones como Outlook, Teams y SharePoint, destacando la colaboración en tiempo real, archivos compartidos y el acceso desde múltiples dispositivos."/>
                     <pic:cNvPicPr/>
                   </pic:nvPicPr>
                   <pic:blipFill>
@@ -2710,7 +2773,7 @@
         <w:pStyle w:val="Ttulo2"/>
         <w:spacing w:before="0" w:after="0" w:line="360" w:lineRule="auto"/>
       </w:pPr>
-      <w:bookmarkStart w:name="_Toc236652051" w:id="3"/>
+      <w:bookmarkStart w:id="3" w:name="_Toc237354317"/>
       <w:r>
         <w:lastRenderedPageBreak/>
         <w:t>Importancia de la gestión de la información en la cuarta revolución industrial</w:t>
@@ -2767,7 +2830,7 @@
       <w:pPr>
         <w:pStyle w:val="Ttulo1"/>
       </w:pPr>
-      <w:bookmarkStart w:name="_Toc236652052" w:id="4"/>
+      <w:bookmarkStart w:id="4" w:name="_Toc237354318"/>
       <w:r>
         <w:lastRenderedPageBreak/>
         <w:t>Administración estratégica del correo electrónico Microsoft Outlook 365</w:t>
@@ -2784,10 +2847,15 @@
     </w:p>
     <w:p>
       <w:pPr>
+        <w:spacing w:before="0" w:after="0"/>
+      </w:pPr>
+    </w:p>
+    <w:p>
+      <w:pPr>
         <w:pStyle w:val="Ttulo2"/>
         <w:spacing w:before="0" w:after="0" w:line="360" w:lineRule="auto"/>
       </w:pPr>
-      <w:bookmarkStart w:name="_Toc236652053" w:id="5"/>
+      <w:bookmarkStart w:id="5" w:name="_Toc237354319"/>
       <w:r>
         <w:t>Fundamentos conceptuales del correo corporativo como herramienta pedagógica y profesional</w:t>
       </w:r>
@@ -2806,11 +2874,17 @@
         <w:spacing w:before="0" w:after="0"/>
       </w:pPr>
       <w:r>
-        <w:t xml:space="preserve">Un mensaje de correo electrónico estructurado se compone de varios elementos críticos: el asunto (que debe ser descriptivo y conciso, actuando como el título de un documento), el saludo formal, el cuerpo del mensaje (organizado en párrafos cortos y, si es necesario, listas de viñetas para facilitar la lectura escaneada), y la firma corporativa. En el contexto de la educación virtual, la capacidad del aprendiz para redactar correos precisos impacta directamente en la calidad de la tutoría que recibe. Un correo cuyo asunto indique “Ayuda” es ineficiente; por el contrario, un asunto como “Consulta sobre la Actividad 2 de Diseño Web - Error en la carga de servidor local” </w:t>
+        <w:t>Un mensaje de correo electrónico estructurado se compone de varios elementos críticos: el asunto (que debe ser descriptivo y conciso, actuando como el título de un documento), el saludo formal, el cuerpo del mensaje (organizado en párrafos cortos y, si es necesario, listas de viñetas para facilitar la lectura escaneada)</w:t>
+      </w:r>
+      <w:r>
+        <w:t xml:space="preserve"> </w:t>
+      </w:r>
+      <w:r>
+        <w:t xml:space="preserve">y la firma corporativa. En el contexto de la educación virtual, la capacidad del aprendiz para redactar correos precisos impacta directamente en la calidad de la tutoría que recibe. Un correo cuyo asunto indique “Ayuda” es ineficiente; por el contrario, un asunto como </w:t>
       </w:r>
       <w:r>
         <w:lastRenderedPageBreak/>
-        <w:t>proporciona contexto inmediato, permitiendo al instructor o al equipo de trabajo priorizar y resolver la incidencia con mayor celeridad.</w:t>
+        <w:t>“Consulta sobre la Actividad 2 de Diseño Web - Error en la carga de servidor local” proporciona contexto inmediato, permitiendo al instructor o al equipo de trabajo priorizar y resolver la incidencia con mayor celeridad.</w:t>
       </w:r>
     </w:p>
     <w:p>
@@ -2843,7 +2917,7 @@
         <w:t>software</w:t>
       </w:r>
       <w:r>
-        <w:t>, un grupo de aprendices debe entregar el avance de un sitio web. Al utilizar Outlook 365, el líder del equipo redacta un correo dirigido al instructor (campo “Para”), pone en copia a los miembros de su equipo para mantenerlos informados de la entrega (campo “CC”), y estructura el cuerpo del mensaje detallando los logros del sprint y los enlaces al repositorio del código. Este uso reflexivo de los campos de destinatario no solo cumple con el envío de la tarea, sino que evidencia habilidades de comunicación organizacional y trabajo colaborativo, competencias altamente demandadas en el sector tecnológico.</w:t>
+        <w:t>, un grupo de aprendices debe entregar el avance de un sitio web. Al utilizar Outlook 365, el líder del equipo redacta un correo dirigido al instructor (campo “Para”), pone en copia a los miembros de su equipo para mantenerlos informados de la entrega (campo “CC”) y estructura el cuerpo del mensaje detallando los logros del sprint y los enlaces al repositorio del código. Este uso reflexivo de los campos de destinatario no solo cumple con el envío de la tarea, sino que evidencia habilidades de comunicación organizacional y trabajo colaborativo, competencias altamente demandadas en el sector tecnológico.</w:t>
       </w:r>
     </w:p>
     <w:p>
@@ -2856,7 +2930,7 @@
         <w:pStyle w:val="Ttulo2"/>
         <w:spacing w:before="0" w:after="0" w:line="360" w:lineRule="auto"/>
       </w:pPr>
-      <w:bookmarkStart w:name="_Toc236652054" w:id="6"/>
+      <w:bookmarkStart w:id="6" w:name="_Toc237354320"/>
       <w:r>
         <w:t>Gestión avanzada y organización de la bandeja de entrada</w:t>
       </w:r>
@@ -2886,11 +2960,6 @@
       <w:r>
         <w:t>” (bandeja de entrada a cero) adaptado a las necesidades operativas. Este método no implica tener la bandeja siempre vacía por obsesión, sino procesar cada elemento de manera consciente. Para ello, Microsoft Outlook 365 ofrece funcionalidades técnicas que materializan estos procesos cognitivos de clasificación:</w:t>
       </w:r>
-    </w:p>
-    <w:p>
-      <w:pPr>
-        <w:spacing w:before="0" w:after="0"/>
-      </w:pPr>
     </w:p>
     <w:p>
       <w:pPr>
@@ -3067,6 +3136,12 @@
     </w:p>
     <w:p>
       <w:pPr>
+        <w:spacing w:before="0" w:after="0"/>
+        <w:ind w:left="708"/>
+      </w:pPr>
+    </w:p>
+    <w:p>
+      <w:pPr>
         <w:pStyle w:val="Figura"/>
         <w:spacing w:before="0" w:after="0"/>
       </w:pPr>
@@ -3084,10 +3159,10 @@
           <w:noProof/>
         </w:rPr>
         <w:drawing>
-          <wp:inline distT="0" distB="0" distL="0" distR="0" wp14:anchorId="19CE0672" wp14:editId="30C20129">
+          <wp:inline distT="0" distB="0" distL="0" distR="0" wp14:anchorId="2534887A" wp14:editId="5FAEAD80">
             <wp:extent cx="4680000" cy="5811258"/>
             <wp:effectExtent l="0" t="0" r="6350" b="0"/>
-            <wp:docPr id="625194251" name="Gráfico 3" descr="El proceso inicia evaluando “¿es accionable?” si la respuesta es “No”, la acción es archivar o eliminar el correo. Si es “si”, avanza a la siguiente pregunta: “¿Toma menos de dos minutos?”. Si la respuesta es afirmativa, se debe responder de inmediato; si es negativa, la instrucción final es convertir el correo en una tarea o programarlo en el calendario."/>
+            <wp:docPr id="1910366709" name="Gráfico 4" descr="El proceso inicia evaluando “¿es accionable?” si la respuesta es “No”, la acción es archivar o eliminar el correo. Si es “si”, avanza a la siguiente pregunta: “¿Toma menos de dos minutos?”. Si la respuesta es afirmativa, se debe responder de inmediato; si es negativa, la instrucción final es convertir el correo en una tarea o programarlo en el calendario."/>
             <wp:cNvGraphicFramePr>
               <a:graphicFrameLocks xmlns:a="http://schemas.openxmlformats.org/drawingml/2006/main" noChangeAspect="1"/>
             </wp:cNvGraphicFramePr>
@@ -3095,7 +3170,7 @@
               <a:graphicData uri="http://schemas.openxmlformats.org/drawingml/2006/picture">
                 <pic:pic xmlns:pic="http://schemas.openxmlformats.org/drawingml/2006/picture">
                   <pic:nvPicPr>
-                    <pic:cNvPr id="625194251" name="Gráfico 3" descr="El proceso inicia evaluando “¿es accionable?” si la respuesta es “No”, la acción es archivar o eliminar el correo. Si es “si”, avanza a la siguiente pregunta: “¿Toma menos de dos minutos?”. Si la respuesta es afirmativa, se debe responder de inmediato; si es negativa, la instrucción final es convertir el correo en una tarea o programarlo en el calendario."/>
+                    <pic:cNvPr id="1910366709" name="Gráfico 4" descr="El proceso inicia evaluando “¿es accionable?” si la respuesta es “No”, la acción es archivar o eliminar el correo. Si es “si”, avanza a la siguiente pregunta: “¿Toma menos de dos minutos?”. Si la respuesta es afirmativa, se debe responder de inmediato; si es negativa, la instrucción final es convertir el correo en una tarea o programarlo en el calendario."/>
                     <pic:cNvPicPr/>
                   </pic:nvPicPr>
                   <pic:blipFill>
@@ -3128,10 +3203,16 @@
     </w:p>
     <w:p>
       <w:pPr>
+        <w:spacing w:before="0" w:after="0"/>
+        <w:ind w:left="360"/>
+      </w:pPr>
+    </w:p>
+    <w:p>
+      <w:pPr>
         <w:pStyle w:val="Ttulo2"/>
         <w:spacing w:before="0" w:after="0" w:line="360" w:lineRule="auto"/>
       </w:pPr>
-      <w:bookmarkStart w:name="_Toc236652055" w:id="7"/>
+      <w:bookmarkStart w:id="7" w:name="_Toc237354321"/>
       <w:r>
         <w:lastRenderedPageBreak/>
         <w:t>Configuración, personalización y automatización del entorno de trabajo</w:t>
@@ -3166,7 +3247,7 @@
       <w:pPr>
         <w:pStyle w:val="Ttulo1"/>
       </w:pPr>
-      <w:bookmarkStart w:name="_Toc236652056" w:id="8"/>
+      <w:bookmarkStart w:id="8" w:name="_Toc237354322"/>
       <w:r>
         <w:lastRenderedPageBreak/>
         <w:t>Gestión de contactos y construcción de redes de colaboración</w:t>
@@ -3187,16 +3268,19 @@
     <w:p>
       <w:pPr>
         <w:spacing w:before="0" w:after="0"/>
-      </w:pPr>
-    </w:p>
-    <w:p>
-      <w:pPr>
-        <w:pStyle w:val="Ttulo3"/>
-        <w:spacing w:before="0" w:line="360" w:lineRule="auto"/>
-      </w:pPr>
-      <w:r>
-        <w:t>3.1 Creación, administración y estructuración de listas de contactos</w:t>
-      </w:r>
+        <w:ind w:firstLine="0"/>
+      </w:pPr>
+    </w:p>
+    <w:p>
+      <w:pPr>
+        <w:pStyle w:val="Ttulo2"/>
+        <w:spacing w:before="0" w:after="0" w:line="360" w:lineRule="auto"/>
+      </w:pPr>
+      <w:bookmarkStart w:id="9" w:name="_Toc237354323"/>
+      <w:r>
+        <w:t>Creación, administración y estructuración de listas de contactos</w:t>
+      </w:r>
+      <w:bookmarkEnd w:id="9"/>
     </w:p>
     <w:p>
       <w:pPr>
@@ -3249,14 +3333,22 @@
     </w:p>
     <w:p>
       <w:pPr>
+        <w:spacing w:before="0" w:after="0"/>
+        <w:rPr>
+          <w:lang w:val="es-419" w:eastAsia="es-CO"/>
+        </w:rPr>
+      </w:pPr>
+    </w:p>
+    <w:p>
+      <w:pPr>
         <w:pStyle w:val="Ttulo2"/>
         <w:spacing w:before="0" w:after="0" w:line="360" w:lineRule="auto"/>
       </w:pPr>
-      <w:bookmarkStart w:name="_Toc236652057" w:id="9"/>
+      <w:bookmarkStart w:id="10" w:name="_Toc237354324"/>
       <w:r>
         <w:t>Operaciones avanzadas, grupos de distribución y su impacto en el trabajo colaborativo</w:t>
       </w:r>
-      <w:bookmarkEnd w:id="9"/>
+      <w:bookmarkEnd w:id="10"/>
     </w:p>
     <w:p>
       <w:pPr>
@@ -3321,11 +3413,8 @@
         <w:ind w:left="708"/>
       </w:pPr>
       <w:r>
-        <w:t xml:space="preserve">Durante las seis semanas del proyecto, todas las actas de reunión, los prototipos navegables y las solicitudes de retroalimentación se enviarán a esta </w:t>
-      </w:r>
-      <w:r>
         <w:lastRenderedPageBreak/>
-        <w:t xml:space="preserve">lista. Si a mitad del proyecto se incorpora un nuevo instructor al comité, el aprendiz solo debe actualizar la lista de contactos añadiendo al nuevo miembro; en los envíos futuros, este recibirá la información automáticamente. Esto demuestra cómo el dominio técnico del </w:t>
+        <w:t xml:space="preserve">Durante las seis semanas del proyecto, todas las actas de reunión, los prototipos navegables y las solicitudes de retroalimentación se enviarán a esta lista. Si a mitad del proyecto se incorpora un nuevo instructor al comité, el aprendiz solo debe actualizar la lista de contactos añadiendo al nuevo miembro; en los envíos futuros, este recibirá la información automáticamente. Esto demuestra cómo el dominio técnico del </w:t>
       </w:r>
       <w:r>
         <w:rPr>
@@ -3427,7 +3516,13 @@
               <w:t>Hombre:</w:t>
             </w:r>
             <w:r>
-              <w:t xml:space="preserve"> El arte de gestionar redes de colaboración.</w:t>
+              <w:t xml:space="preserve"> </w:t>
+            </w:r>
+            <w:r>
+              <w:t>e</w:t>
+            </w:r>
+            <w:r>
+              <w:t>l arte de gestionar redes de colaboración.</w:t>
             </w:r>
           </w:p>
           <w:p>
@@ -3450,7 +3545,13 @@
               <w:t>Mujer:</w:t>
             </w:r>
             <w:r>
-              <w:t xml:space="preserve"> Hay personas que parecen tener un talento especial para encontrar rápidamente a quien necesitan, mientras otros siguen buscando el contacto correcto entre un montón de correos perdidos. Algunas ya organizaron la reunión, compartieron la información y pusieron a todo el equipo a trabajar.</w:t>
+              <w:t xml:space="preserve"> </w:t>
+            </w:r>
+            <w:r>
+              <w:t>h</w:t>
+            </w:r>
+            <w:r>
+              <w:t>ay personas que parecen tener un talento especial para encontrar rápidamente a quien necesitan, mientras otros siguen buscando el contacto correcto entre un montón de correos perdidos. Algunas ya organizaron la reunión, compartieron la información y pusieron a todo el equipo a trabajar.</w:t>
             </w:r>
           </w:p>
           <w:p>
@@ -3473,7 +3574,13 @@
               <w:t>Hombre:</w:t>
             </w:r>
             <w:r>
-              <w:t xml:space="preserve"> Muchas veces, esa agilidad no depende solamente de la memoria o de la experiencia, también tiene que ver con la manera como organizamos los contactos y construimos redes de comunicación que funcionan mejor.</w:t>
+              <w:t xml:space="preserve"> </w:t>
+            </w:r>
+            <w:r>
+              <w:t>m</w:t>
+            </w:r>
+            <w:r>
+              <w:t>uchas veces, esa agilidad no depende solamente de la memoria o de la experiencia, también tiene que ver con la manera como organizamos los contactos y construimos redes de comunicación que funcionan mejor.</w:t>
             </w:r>
           </w:p>
           <w:p>
@@ -3486,6 +3593,7 @@
                 <w:b/>
                 <w:bCs/>
               </w:rPr>
+              <w:lastRenderedPageBreak/>
               <w:tab/>
             </w:r>
             <w:r>
@@ -3496,7 +3604,13 @@
               <w:t>Mujer:</w:t>
             </w:r>
             <w:r>
-              <w:t xml:space="preserve"> Porque no hay nada más desgastante que perder tiempo buscando un correo importante entre conversaciones viejas, mensajes reenviados y contactos que no están actualizados.</w:t>
+              <w:t xml:space="preserve"> </w:t>
+            </w:r>
+            <w:r>
+              <w:t>p</w:t>
+            </w:r>
+            <w:r>
+              <w:t>orque no hay nada más desgastante que perder tiempo buscando un correo importante entre conversaciones viejas, mensajes reenviados y contactos que no están actualizados.</w:t>
             </w:r>
           </w:p>
           <w:p>
@@ -3509,7 +3623,6 @@
                 <w:b/>
                 <w:bCs/>
               </w:rPr>
-              <w:lastRenderedPageBreak/>
               <w:tab/>
             </w:r>
             <w:r>
@@ -3520,7 +3633,13 @@
               <w:t>Hombre:</w:t>
             </w:r>
             <w:r>
-              <w:t xml:space="preserve"> Porque en medio de reuniones, proyectos y mensajes que llegan todo el tiempo, tener los contactos organizados puede marcar la diferencia entre resolver algo rápido o perder horas buscando a quién escribirle.</w:t>
+              <w:t xml:space="preserve"> </w:t>
+            </w:r>
+            <w:r>
+              <w:t>p</w:t>
+            </w:r>
+            <w:r>
+              <w:t>orque en medio de reuniones, proyectos y mensajes que llegan todo el tiempo, tener los contactos organizados puede marcar la diferencia entre resolver algo rápido o perder horas buscando a quién escribirle.</w:t>
             </w:r>
           </w:p>
           <w:p>
@@ -3543,7 +3662,13 @@
               <w:t>Mujer:</w:t>
             </w:r>
             <w:r>
-              <w:t xml:space="preserve"> Para eso, herramientas como Outlook facilitan muchísimo el trabajo diario, porque ayudan a organizar personas, equipos y proyectos sin depender de una memoria que, muchas veces, falla más que un carro viejo.</w:t>
+              <w:t xml:space="preserve"> </w:t>
+            </w:r>
+            <w:r>
+              <w:t>p</w:t>
+            </w:r>
+            <w:r>
+              <w:t>ara eso, herramientas como Outlook facilitan muchísimo el trabajo diario, porque ayudan a organizar personas, equipos y proyectos sin depender de una memoria que, muchas veces, falla más que un carro viejo.</w:t>
             </w:r>
           </w:p>
           <w:p>
@@ -3566,7 +3691,13 @@
               <w:t>Hombre:</w:t>
             </w:r>
             <w:r>
-              <w:t xml:space="preserve"> Además, tener los contactos organizados ayuda a que la comunicación fluya mucho mejor. Algo especialmente importante en espacios virtuales, donde muchas personas trabajan juntas sin siquiera haberse visto nunca en persona.</w:t>
+              <w:t xml:space="preserve"> </w:t>
+            </w:r>
+            <w:r>
+              <w:t>a</w:t>
+            </w:r>
+            <w:r>
+              <w:t>demás, tener los contactos organizados ayuda a que la comunicación fluya mucho mejor. Algo especialmente importante en espacios virtuales, donde muchas personas trabajan juntas sin siquiera haberse visto nunca en persona.</w:t>
             </w:r>
           </w:p>
           <w:p>
@@ -3589,7 +3720,13 @@
               <w:t>Mujer:</w:t>
             </w:r>
             <w:r>
-              <w:t xml:space="preserve"> En esos casos, el correo termina convirtiéndose en el lugar donde realmente se mueve buena parte de la comunicación del equipo.</w:t>
+              <w:t xml:space="preserve"> </w:t>
+            </w:r>
+            <w:r>
+              <w:t>e</w:t>
+            </w:r>
+            <w:r>
+              <w:t>n esos casos, el correo termina convirtiéndose en el lugar donde realmente se mueve buena parte de la comunicación del equipo.</w:t>
             </w:r>
           </w:p>
           <w:p>
@@ -3612,13 +3749,17 @@
               <w:t>Hombre:</w:t>
             </w:r>
             <w:r>
-              <w:t xml:space="preserve"> Y cuando los proyectos empiezan a crecer, las listas de contactos ayudan muchísimo a evitar dolores de cabeza. Sobre </w:t>
-            </w:r>
-            <w:proofErr w:type="gramStart"/>
-            <w:r>
-              <w:t>todo</w:t>
-            </w:r>
-            <w:proofErr w:type="gramEnd"/>
+              <w:t xml:space="preserve"> </w:t>
+            </w:r>
+            <w:r>
+              <w:t>y</w:t>
+            </w:r>
+            <w:r>
+              <w:t xml:space="preserve"> cuando los proyectos empiezan a crecer, las listas de contactos ayudan muchísimo a evitar dolores de cabeza. Sobre </w:t>
+            </w:r>
+            <w:r>
+              <w:t>todo,</w:t>
+            </w:r>
             <w:r>
               <w:t xml:space="preserve"> en esos momentos incómodos donde alguien descubre que nunca le llegó el correo que, supuestamente, había sido enviado a todo el equipo.</w:t>
             </w:r>
@@ -3643,7 +3784,13 @@
               <w:t>Mujer:</w:t>
             </w:r>
             <w:r>
-              <w:t xml:space="preserve"> Gestionar contactos de manera inteligente no solo ahorra tiempo, también ayuda a que la información llegue mejor y que los equipos trabajen con menos enredos.</w:t>
+              <w:t xml:space="preserve"> </w:t>
+            </w:r>
+            <w:r>
+              <w:t>g</w:t>
+            </w:r>
+            <w:r>
+              <w:t>estionar contactos de manera inteligente no solo ahorra tiempo, también ayuda a que la información llegue mejor y que los equipos trabajen con menos enredos.</w:t>
             </w:r>
           </w:p>
           <w:p>
@@ -3666,7 +3813,13 @@
               <w:t>Hombre:</w:t>
             </w:r>
             <w:r>
-              <w:t xml:space="preserve"> Gracias por su compañía. Nos escuchamos en el próximo programa.</w:t>
+              <w:t xml:space="preserve"> </w:t>
+            </w:r>
+            <w:r>
+              <w:t>g</w:t>
+            </w:r>
+            <w:r>
+              <w:t>racias por su compañía. Nos escuchamos en el próximo programa.</w:t>
             </w:r>
           </w:p>
         </w:tc>
@@ -3684,19 +3837,14 @@
     </w:p>
     <w:p>
       <w:pPr>
-        <w:spacing w:before="0" w:after="0"/>
-      </w:pPr>
-    </w:p>
-    <w:p>
-      <w:pPr>
         <w:pStyle w:val="Ttulo1"/>
       </w:pPr>
-      <w:bookmarkStart w:name="_Toc236652058" w:id="10"/>
+      <w:bookmarkStart w:id="11" w:name="_Toc237354325"/>
       <w:r>
         <w:lastRenderedPageBreak/>
         <w:t>Herramientas complementarias para la gestión del tiempo y la información</w:t>
       </w:r>
-      <w:bookmarkEnd w:id="10"/>
+      <w:bookmarkEnd w:id="11"/>
     </w:p>
     <w:p>
       <w:pPr>
@@ -3742,11 +3890,11 @@
         <w:pStyle w:val="Ttulo2"/>
         <w:spacing w:before="0" w:after="0" w:line="360" w:lineRule="auto"/>
       </w:pPr>
-      <w:bookmarkStart w:name="_Toc236652059" w:id="11"/>
+      <w:bookmarkStart w:id="12" w:name="_Toc237354326"/>
       <w:r>
         <w:t>El calendario interactivo como eje articulador de la gestión del tiempo y eventos</w:t>
       </w:r>
-      <w:bookmarkEnd w:id="11"/>
+      <w:bookmarkEnd w:id="12"/>
     </w:p>
     <w:p>
       <w:pPr>
@@ -3875,14 +4023,10 @@
         <w:t>Una de las funcionalidades más potentes y aplicables en contextos corporativos y de formación es el </w:t>
       </w:r>
       <w:r>
-        <w:rPr>
-          <w:b/>
-          <w:bCs/>
-        </w:rPr>
-        <w:t>asistente para programación</w:t>
-      </w:r>
-      <w:r>
-        <w:t xml:space="preserve">. Cuando un aprendiz necesita convocar a una reunión de proyecto con su instructor y tres compañeros, el método tradicional implicaría un largo cruce de correos electrónicos para encontrar un horario común. El asistente para programación soluciona esto superponiendo las agendas de todos los convocados (siempre que pertenezcan a la misma organización o hayan compartido permisos de visualización), identificando automáticamente los espacios libres comunes </w:t>
+        <w:t xml:space="preserve">asistente para programación. </w:t>
+      </w:r>
+      <w:r>
+        <w:t xml:space="preserve">Cuando un aprendiz necesita convocar a una reunión de proyecto con su instructor y tres compañeros, el método tradicional implicaría un largo cruce de correos electrónicos para encontrar un horario común. El asistente para programación soluciona esto superponiendo las agendas de todos los convocados (siempre que pertenezcan a la misma organización o hayan compartido permisos de visualización), identificando automáticamente los espacios libres comunes </w:t>
       </w:r>
       <w:r>
         <w:lastRenderedPageBreak/>
@@ -3939,14 +4083,20 @@
     </w:p>
     <w:p>
       <w:pPr>
+        <w:spacing w:before="0" w:after="0"/>
+        <w:ind w:left="1416" w:firstLine="708"/>
+      </w:pPr>
+    </w:p>
+    <w:p>
+      <w:pPr>
         <w:pStyle w:val="Ttulo2"/>
         <w:spacing w:before="0" w:after="0" w:line="360" w:lineRule="auto"/>
       </w:pPr>
-      <w:bookmarkStart w:name="_Toc236652060" w:id="12"/>
+      <w:bookmarkStart w:id="13" w:name="_Toc237354327"/>
       <w:r>
         <w:t>Administración de tareas para el seguimiento y ejecución de proyectos</w:t>
       </w:r>
-      <w:bookmarkEnd w:id="12"/>
+      <w:bookmarkEnd w:id="13"/>
     </w:p>
     <w:p>
       <w:pPr>
@@ -3961,15 +4111,18 @@
       </w:r>
       <w:proofErr w:type="spellEnd"/>
       <w:r>
-        <w:t xml:space="preserve"> Do dentro del ecosistema 365) gestiona el “qué”. Un error común en la gestión digital es utilizar la bandeja de entrada del correo como una lista de tareas pendientes. Esto genera estrés y desorganización, ya que los correos nuevos empujan hacia abajo los compromisos antiguos. El proceso correcto, alineado con el saber de manejar herramientas complementarias, consiste en convertir la información recibida en elementos de acción concretos. Outlook 365 permite arrastrar un correo electrónico hacia el ícono de tareas, creando automáticamente una actividad pendiente que contiene el cuerpo del mensaje como contexto.</w:t>
-      </w:r>
-    </w:p>
-    <w:p>
-      <w:pPr>
-        <w:spacing w:before="0" w:after="0"/>
-      </w:pPr>
+        <w:t xml:space="preserve"> Do dentro del ecosistema 365) gestiona el “qué”. Un error común en la gestión digital es utilizar la bandeja de entrada del correo como una lista de tareas pendientes. Esto genera estrés y desorganización, ya que los correos nuevos empujan hacia abajo los compromisos antiguos. El proceso correcto, alineado con el saber de manejar herramientas complementarias, consiste en convertir la información recibida en elementos de acción concretos. Outlook 365 permite </w:t>
+      </w:r>
       <w:r>
         <w:lastRenderedPageBreak/>
+        <w:t>arrastrar un correo electrónico hacia el ícono de tareas, creando automáticamente una actividad pendiente que contiene el cuerpo del mensaje como contexto.</w:t>
+      </w:r>
+    </w:p>
+    <w:p>
+      <w:pPr>
+        <w:spacing w:before="0" w:after="0"/>
+      </w:pPr>
+      <w:r>
         <w:t>Desde la dimensión pedagógica, la administración de tareas debe enseñarse bajo el principio de la “acción siguiente”. Una tarea no debe ser redactada como un proyecto abstracto (por ejemplo, “Hacer sitio web”), sino como una instrucción clara, medible y ejecutable (por ejemplo, “Diseñar el boceto de la página de inicio en formato móvil”).</w:t>
       </w:r>
     </w:p>
@@ -4124,23 +4277,29 @@
         <w:ind w:left="707"/>
       </w:pPr>
       <w:r>
-        <w:t xml:space="preserve">Durante la fase de ejecución de un proyecto formativo relacionado con la instalación de redes, el líder del grupo utiliza la herramienta de tareas de Outlook para desglosar el trabajo. Crea una tarea principal llamada “Adquisición de materiales” y establece subtareas: “Cotizar cable UTP”, “Comprar conectores RJ45” y “Verificar disponibilidad de herramientas de ponchado”. Cada subtarea tiene asignado a un aprendiz diferente con una fecha límite estricta previa a la práctica presencial. El instructor, si forma parte del entorno de trabajo </w:t>
+        <w:t xml:space="preserve">Durante la fase de ejecución de un proyecto formativo relacionado con la instalación de redes, el líder del grupo utiliza la herramienta de tareas de Outlook para desglosar el trabajo. Crea una tarea principal llamada “Adquisición de materiales” y establece subtareas: “Cotizar cable UTP”, “Comprar conectores RJ45” y “Verificar disponibilidad de herramientas de ponchado”. Cada subtarea </w:t>
       </w:r>
       <w:r>
         <w:lastRenderedPageBreak/>
-        <w:t>compartido, puede visualizar este tablero, evaluar la capacidad de organización del equipo y realizar intervenciones tempranas si detecta que las fechas de vencimiento se están incumpliendo.</w:t>
-      </w:r>
+        <w:t>tiene asignado a un aprendiz diferente con una fecha límite estricta previa a la práctica presencial. El instructor, si forma parte del entorno de trabajo compartido, puede visualizar este tablero, evaluar la capacidad de organización del equipo y realizar intervenciones tempranas si detecta que las fechas de vencimiento se están incumpliendo.</w:t>
+      </w:r>
+    </w:p>
+    <w:p>
+      <w:pPr>
+        <w:spacing w:before="0" w:after="0"/>
+        <w:ind w:left="707"/>
+      </w:pPr>
     </w:p>
     <w:p>
       <w:pPr>
         <w:pStyle w:val="Ttulo2"/>
         <w:spacing w:before="0" w:after="0" w:line="360" w:lineRule="auto"/>
       </w:pPr>
-      <w:bookmarkStart w:name="_Toc236652061" w:id="13"/>
+      <w:bookmarkStart w:id="14" w:name="_Toc237354328"/>
       <w:r>
         <w:t>Integración de notas digitales para la captura ágil de conocimiento</w:t>
       </w:r>
-      <w:bookmarkEnd w:id="13"/>
+      <w:bookmarkEnd w:id="14"/>
     </w:p>
     <w:p>
       <w:pPr>
@@ -4184,11 +4343,11 @@
         <w:spacing w:before="0" w:after="0"/>
       </w:pPr>
       <w:r>
-        <w:t xml:space="preserve">Una aplicación pedagógica vital de esta herramienta es la creación de actas de reunión dinámicas. Cuando un grupo de aprendices asiste a una sesión de asesoría con su instructor, pueden abrir un bloc de notas compartido directamente desde la invitación del calendario en Outlook. Durante la reunión, todos los miembros del equipo pueden escribir simultáneamente, pegando capturas de pantalla de los errores de código, registrando las recomendaciones del instructor y documentando los acuerdos. Al finalizar la reunión, estas notas quedan vinculadas perpetuamente al evento del calendario, creando un repositorio histórico del proyecto al que se puede </w:t>
+        <w:t xml:space="preserve">Una aplicación pedagógica vital de esta herramienta es la creación de actas de reunión dinámicas. Cuando un grupo de aprendices asiste a una sesión de asesoría con su instructor, pueden abrir un bloc de notas compartido directamente desde la invitación del calendario en Outlook. Durante la reunión, todos los miembros del equipo pueden escribir simultáneamente, pegando capturas de pantalla de los errores </w:t>
       </w:r>
       <w:r>
         <w:lastRenderedPageBreak/>
-        <w:t>acudir meses después para comprender por qué se tomó una decisión de diseño específica.</w:t>
+        <w:t>de código, registrando las recomendaciones del instructor y documentando los acuerdos. Al finalizar la reunión, estas notas quedan vinculadas perpetuamente al evento del calendario, creando un repositorio histórico del proyecto al que se puede acudir meses después para comprender por qué se tomó una decisión de diseño específica.</w:t>
       </w:r>
     </w:p>
     <w:p>
@@ -4290,18 +4449,18 @@
       <w:pPr>
         <w:pStyle w:val="Ttulo1"/>
       </w:pPr>
-      <w:bookmarkStart w:name="_Toc236652062" w:id="14"/>
-      <w:r>
+      <w:bookmarkStart w:id="15" w:name="_Toc237354329"/>
+      <w:r>
+        <w:lastRenderedPageBreak/>
         <w:t>Integración práctica en entornos de formación profesional y proyectos digitales</w:t>
       </w:r>
-      <w:bookmarkEnd w:id="14"/>
-    </w:p>
-    <w:p>
-      <w:pPr>
-        <w:spacing w:before="0" w:after="0"/>
-      </w:pPr>
-      <w:r>
-        <w:lastRenderedPageBreak/>
+      <w:bookmarkEnd w:id="15"/>
+    </w:p>
+    <w:p>
+      <w:pPr>
+        <w:spacing w:before="0" w:after="0"/>
+      </w:pPr>
+      <w:r>
         <w:t>El dominio aislado de las funciones de correo, contactos, calendarios, tareas y notas carece de impacto si no se articula en una estrategia unificada de trabajo. La formación profesional integral del SENA busca que el aprendiz trascienda el rol de “operador de </w:t>
       </w:r>
       <w:r>
@@ -4324,11 +4483,11 @@
         <w:pStyle w:val="Ttulo2"/>
         <w:spacing w:before="0" w:after="0" w:line="360" w:lineRule="auto"/>
       </w:pPr>
-      <w:bookmarkStart w:name="_Toc236652063" w:id="15"/>
+      <w:bookmarkStart w:id="16" w:name="_Toc237354330"/>
       <w:r>
         <w:t>Resolución de necesidades reales en el aprendizaje virtual y el trabajo remoto</w:t>
       </w:r>
-      <w:bookmarkEnd w:id="15"/>
+      <w:bookmarkEnd w:id="16"/>
     </w:p>
     <w:p>
       <w:pPr>
@@ -4390,7 +4549,11 @@
         <w:ind w:left="708" w:firstLine="708"/>
       </w:pPr>
       <w:r>
-        <w:t>Un equipo de cuatro aprendices del área de diseño e integración multimedia recibe, mediante un correo electrónico de su instructor, los requerimientos técnicos para el proyecto final: diseñar un portal web accesible para una empresa local.</w:t>
+        <w:t xml:space="preserve">Un equipo de cuatro aprendices del área de diseño e integración multimedia recibe, mediante un correo electrónico de su instructor, los </w:t>
+      </w:r>
+      <w:r>
+        <w:lastRenderedPageBreak/>
+        <w:t>requerimientos técnicos para el proyecto final: diseñar un portal web accesible para una empresa local.</w:t>
       </w:r>
     </w:p>
     <w:p>
@@ -4411,7 +4574,6 @@
           <w:b/>
           <w:bCs/>
         </w:rPr>
-        <w:lastRenderedPageBreak/>
         <w:t>Recepción y procesamiento (correo y tareas)</w:t>
       </w:r>
     </w:p>
@@ -4520,7 +4682,11 @@
         <w:ind w:left="1416"/>
       </w:pPr>
       <w:r>
-        <w:t>Durante la reunión de planeación, el equipo utiliza un bloc de notas compartido vinculado al evento del calendario para hacer una lluvia de ideas sobre la paleta de colores y la estructura del sitio. De esa reunión surgen decisiones concretas que el gestor traduce inmediatamente en nuevas tareas asignadas a cada miembro (por ejemplo: “Diseñar logo vectorial” asignado a María; “Configurar base de datos” asignado a Juan), cada una con fechas de vencimiento alineadas a los hitos del calendario.</w:t>
+        <w:t xml:space="preserve">Durante la reunión de planeación, el equipo utiliza un bloc de notas compartido vinculado al evento del calendario para hacer una lluvia de ideas sobre la paleta de colores y la estructura del sitio. De esa reunión surgen decisiones concretas que el gestor traduce inmediatamente en nuevas tareas asignadas a cada miembro (por ejemplo: “Diseñar logo </w:t>
+      </w:r>
+      <w:r>
+        <w:lastRenderedPageBreak/>
+        <w:t>vectorial” asignado a María; “Configurar base de datos” asignado a Juan), cada una con fechas de vencimiento alineadas a los hitos del calendario.</w:t>
       </w:r>
     </w:p>
     <w:p>
@@ -4534,7 +4700,6 @@
         <w:spacing w:before="0" w:after="0"/>
       </w:pPr>
       <w:r>
-        <w:lastRenderedPageBreak/>
         <w:t>En este escenario, la tecnología actúa como un soporte invisible pero fundamental. Ninguna información se pierde, las responsabilidades están claramente delimitadas, los plazos son visibles para todos y la comunicación es asertiva. El aprendiz ha demostrado el cumplimiento del resultado de aprendizaje al emplear de manera óptima el ecosistema en un contexto productivo real.</w:t>
       </w:r>
     </w:p>
@@ -4548,11 +4713,11 @@
         <w:pStyle w:val="Ttulo2"/>
         <w:spacing w:before="0" w:after="0" w:line="360" w:lineRule="auto"/>
       </w:pPr>
-      <w:bookmarkStart w:name="_Toc236652064" w:id="16"/>
+      <w:bookmarkStart w:id="17" w:name="_Toc237354331"/>
       <w:r>
         <w:t>Estrategias pedagógicas apoyadas en el ecosistema Outlook 365</w:t>
       </w:r>
-      <w:bookmarkEnd w:id="16"/>
+      <w:bookmarkEnd w:id="17"/>
     </w:p>
     <w:p>
       <w:pPr>
@@ -4585,11 +4750,11 @@
         <w:spacing w:before="0" w:after="0"/>
       </w:pPr>
       <w:r>
-        <w:t xml:space="preserve">En cuanto al aprendizaje colaborativo, herramientas como las listas de distribución y los calendarios compartidos rompen los silos de información. Se fomenta una pedagogía de la transparencia, donde el trabajo de un individuo es visible y auditable por sus pares. Esto genera dinámicas de coevaluación natural; si un aprendiz </w:t>
+        <w:t xml:space="preserve">En cuanto al aprendizaje colaborativo, herramientas como las listas de distribución y los calendarios compartidos rompen los silos de información. Se fomenta </w:t>
       </w:r>
       <w:r>
         <w:lastRenderedPageBreak/>
-        <w:t>no actualiza el estado de sus tareas en la plataforma, el equipo entero identifica el cuello de botella y puede ofrecer apoyo o redistribuir cargas.</w:t>
+        <w:t>una pedagogía de la transparencia, donde el trabajo de un individuo es visible y auditable por sus pares. Esto genera dinámicas de coevaluación natural; si un aprendiz no actualiza el estado de sus tareas en la plataforma, el equipo entero identifica el cuello de botella y puede ofrecer apoyo o redistribuir cargas.</w:t>
       </w:r>
     </w:p>
     <w:p>
@@ -4663,7 +4828,7 @@
           <w:u w:val="single"/>
         </w:rPr>
       </w:pPr>
-      <w:bookmarkStart w:name="_Toc236652065" w:id="17"/>
+      <w:bookmarkStart w:id="18" w:name="_Toc237354332"/>
       <w:r>
         <w:lastRenderedPageBreak/>
         <w:t>S</w:t>
@@ -4671,7 +4836,7 @@
       <w:r>
         <w:t>íntesis</w:t>
       </w:r>
-      <w:bookmarkEnd w:id="17"/>
+      <w:bookmarkEnd w:id="18"/>
       <w:r>
         <w:t xml:space="preserve"> </w:t>
       </w:r>
@@ -4816,12 +4981,12 @@
       <w:pPr>
         <w:pStyle w:val="Titulosgenerales"/>
       </w:pPr>
-      <w:bookmarkStart w:name="_Toc236652066" w:id="18"/>
+      <w:bookmarkStart w:id="19" w:name="_Toc237354333"/>
       <w:r>
         <w:lastRenderedPageBreak/>
         <w:t>Glosario</w:t>
       </w:r>
-      <w:bookmarkEnd w:id="18"/>
+      <w:bookmarkEnd w:id="19"/>
     </w:p>
     <w:p>
       <w:pPr>
@@ -5203,12 +5368,12 @@
       <w:pPr>
         <w:pStyle w:val="Titulosgenerales"/>
       </w:pPr>
-      <w:bookmarkStart w:name="_Toc236652067" w:id="19"/>
+      <w:bookmarkStart w:id="20" w:name="_Toc237354334"/>
       <w:r>
         <w:lastRenderedPageBreak/>
         <w:t>Referencias bibliográficas</w:t>
       </w:r>
-      <w:bookmarkEnd w:id="19"/>
+      <w:bookmarkEnd w:id="20"/>
       <w:r>
         <w:t xml:space="preserve"> </w:t>
       </w:r>
@@ -5297,12 +5462,12 @@
       <w:pPr>
         <w:pStyle w:val="Titulosgenerales"/>
       </w:pPr>
-      <w:bookmarkStart w:name="_Toc236652068" w:id="20"/>
+      <w:bookmarkStart w:id="21" w:name="_Toc237354335"/>
       <w:r>
         <w:lastRenderedPageBreak/>
         <w:t>Créditos</w:t>
       </w:r>
-      <w:bookmarkEnd w:id="20"/>
+      <w:bookmarkEnd w:id="21"/>
     </w:p>
     <w:tbl>
       <w:tblPr>
@@ -5313,8 +5478,8 @@
       </w:tblPr>
       <w:tblGrid>
         <w:gridCol w:w="2830"/>
-        <w:gridCol w:w="3686"/>
-        <w:gridCol w:w="3544"/>
+        <w:gridCol w:w="3969"/>
+        <w:gridCol w:w="3261"/>
       </w:tblGrid>
       <w:tr>
         <w:trPr>
@@ -5344,7 +5509,7 @@
         </w:tc>
         <w:tc>
           <w:tcPr>
-            <w:tcW w:w="3686" w:type="dxa"/>
+            <w:tcW w:w="3969" w:type="dxa"/>
           </w:tcPr>
           <w:p>
             <w:pPr>
@@ -5364,7 +5529,7 @@
         </w:tc>
         <w:tc>
           <w:tcPr>
-            <w:tcW w:w="3544" w:type="dxa"/>
+            <w:tcW w:w="3261" w:type="dxa"/>
           </w:tcPr>
           <w:p>
             <w:pPr>
@@ -5426,7 +5591,7 @@
         </w:tc>
         <w:tc>
           <w:tcPr>
-            <w:tcW w:w="3686" w:type="dxa"/>
+            <w:tcW w:w="3969" w:type="dxa"/>
           </w:tcPr>
           <w:p>
             <w:pPr>
@@ -5467,7 +5632,7 @@
         </w:tc>
         <w:tc>
           <w:tcPr>
-            <w:tcW w:w="3544" w:type="dxa"/>
+            <w:tcW w:w="3261" w:type="dxa"/>
           </w:tcPr>
           <w:p>
             <w:pPr>
@@ -5519,7 +5684,7 @@
         </w:tc>
         <w:tc>
           <w:tcPr>
-            <w:tcW w:w="3686" w:type="dxa"/>
+            <w:tcW w:w="3969" w:type="dxa"/>
           </w:tcPr>
           <w:p>
             <w:pPr>
@@ -5544,7 +5709,7 @@
         </w:tc>
         <w:tc>
           <w:tcPr>
-            <w:tcW w:w="3544" w:type="dxa"/>
+            <w:tcW w:w="3261" w:type="dxa"/>
           </w:tcPr>
           <w:p>
             <w:pPr>
@@ -5599,7 +5764,7 @@
         </w:tc>
         <w:tc>
           <w:tcPr>
-            <w:tcW w:w="3686" w:type="dxa"/>
+            <w:tcW w:w="3969" w:type="dxa"/>
           </w:tcPr>
           <w:p>
             <w:pPr>
@@ -5624,7 +5789,7 @@
         </w:tc>
         <w:tc>
           <w:tcPr>
-            <w:tcW w:w="3544" w:type="dxa"/>
+            <w:tcW w:w="3261" w:type="dxa"/>
           </w:tcPr>
           <w:p>
             <w:pPr>
@@ -5676,7 +5841,7 @@
         </w:tc>
         <w:tc>
           <w:tcPr>
-            <w:tcW w:w="3686" w:type="dxa"/>
+            <w:tcW w:w="3969" w:type="dxa"/>
           </w:tcPr>
           <w:p>
             <w:pPr>
@@ -5701,7 +5866,7 @@
         </w:tc>
         <w:tc>
           <w:tcPr>
-            <w:tcW w:w="3544" w:type="dxa"/>
+            <w:tcW w:w="3261" w:type="dxa"/>
           </w:tcPr>
           <w:p>
             <w:pPr>
@@ -5772,7 +5937,7 @@
         </w:tc>
         <w:tc>
           <w:tcPr>
-            <w:tcW w:w="3686" w:type="dxa"/>
+            <w:tcW w:w="3969" w:type="dxa"/>
           </w:tcPr>
           <w:p>
             <w:pPr>
@@ -5797,7 +5962,7 @@
         </w:tc>
         <w:tc>
           <w:tcPr>
-            <w:tcW w:w="3544" w:type="dxa"/>
+            <w:tcW w:w="3261" w:type="dxa"/>
           </w:tcPr>
           <w:p>
             <w:pPr>
@@ -5849,7 +6014,7 @@
         </w:tc>
         <w:tc>
           <w:tcPr>
-            <w:tcW w:w="3686" w:type="dxa"/>
+            <w:tcW w:w="3969" w:type="dxa"/>
           </w:tcPr>
           <w:p>
             <w:pPr>
@@ -5882,7 +6047,7 @@
         </w:tc>
         <w:tc>
           <w:tcPr>
-            <w:tcW w:w="3544" w:type="dxa"/>
+            <w:tcW w:w="3261" w:type="dxa"/>
           </w:tcPr>
           <w:p>
             <w:pPr>
@@ -5936,7 +6101,7 @@
         </w:tc>
         <w:tc>
           <w:tcPr>
-            <w:tcW w:w="3686" w:type="dxa"/>
+            <w:tcW w:w="3969" w:type="dxa"/>
           </w:tcPr>
           <w:p>
             <w:pPr>
@@ -5961,7 +6126,7 @@
         </w:tc>
         <w:tc>
           <w:tcPr>
-            <w:tcW w:w="3544" w:type="dxa"/>
+            <w:tcW w:w="3261" w:type="dxa"/>
           </w:tcPr>
           <w:p>
             <w:pPr>
@@ -6012,7 +6177,7 @@
         </w:tc>
         <w:tc>
           <w:tcPr>
-            <w:tcW w:w="3686" w:type="dxa"/>
+            <w:tcW w:w="3969" w:type="dxa"/>
           </w:tcPr>
           <w:p>
             <w:pPr>
@@ -6037,7 +6202,7 @@
         </w:tc>
         <w:tc>
           <w:tcPr>
-            <w:tcW w:w="3544" w:type="dxa"/>
+            <w:tcW w:w="3261" w:type="dxa"/>
           </w:tcPr>
           <w:p>
             <w:pPr>
@@ -6091,7 +6256,7 @@
         </w:tc>
         <w:tc>
           <w:tcPr>
-            <w:tcW w:w="3686" w:type="dxa"/>
+            <w:tcW w:w="3969" w:type="dxa"/>
           </w:tcPr>
           <w:p>
             <w:pPr>
@@ -6116,7 +6281,7 @@
         </w:tc>
         <w:tc>
           <w:tcPr>
-            <w:tcW w:w="3544" w:type="dxa"/>
+            <w:tcW w:w="3261" w:type="dxa"/>
           </w:tcPr>
           <w:p>
             <w:pPr>
@@ -6152,7 +6317,7 @@
     <w:sectPr>
       <w:headerReference w:type="default" r:id="rId20"/>
       <w:footerReference w:type="default" r:id="rId21"/>
-      <w:pgSz w:w="12240" w:h="15840" w:orient="portrait"/>
+      <w:pgSz w:w="12240" w:h="15840"/>
       <w:pgMar w:top="1701" w:right="1134" w:bottom="1134" w:left="1134" w:header="709" w:footer="737" w:gutter="0"/>
       <w:pgNumType w:start="1"/>
       <w:cols w:space="708"/>
@@ -6259,7 +6424,7 @@
 </file>
 
 <file path=word/header1.xml><?xml version="1.0" encoding="utf-8"?>
-<w:hdr xmlns:wpc="http://schemas.microsoft.com/office/word/2010/wordprocessingCanvas" xmlns:cx="http://schemas.microsoft.com/office/drawing/2014/chartex" xmlns:cx1="http://schemas.microsoft.com/office/drawing/2015/9/8/chartex" xmlns:cx2="http://schemas.microsoft.com/office/drawing/2015/10/21/chartex" xmlns:cx3="http://schemas.microsoft.com/office/drawing/2016/5/9/chartex" xmlns:cx4="http://schemas.microsoft.com/office/drawing/2016/5/10/chartex" xmlns:cx5="http://schemas.microsoft.com/office/drawing/2016/5/11/chartex" xmlns:cx6="http://schemas.microsoft.com/office/drawing/2016/5/12/chartex" xmlns:cx7="http://schemas.microsoft.com/office/drawing/2016/5/13/chartex" xmlns:cx8="http://schemas.microsoft.com/office/drawing/2016/5/14/chartex" xmlns:mc="http://schemas.openxmlformats.org/markup-compatibility/2006" xmlns:aink="http://schemas.microsoft.com/office/drawing/2016/ink" xmlns:am3d="http://schemas.microsoft.com/office/drawing/2017/model3d" xmlns:o="urn:schemas-microsoft-com:office:office" xmlns:oel="http://schemas.microsoft.com/office/2019/extlst" xmlns:r="http://schemas.openxmlformats.org/officeDocument/2006/relationships" xmlns:m="http://schemas.openxmlformats.org/officeDocument/2006/math" xmlns:v="urn:schemas-microsoft-com:vml" xmlns:wp14="http://schemas.microsoft.com/office/word/2010/wordprocessingDrawing" xmlns:wp="http://schemas.openxmlformats.org/drawingml/2006/wordprocessingDrawing" xmlns:w10="urn:schemas-microsoft-com:office:word" xmlns:w="http://schemas.openxmlformats.org/wordprocessingml/2006/main" xmlns:w14="http://schemas.microsoft.com/office/word/2010/wordml" xmlns:w15="http://schemas.microsoft.com/office/word/2012/wordml" xmlns:w16cei="http://schemas.microsoft.com/office/word/2026/wordml/cei" xmlns:w16cex="http://schemas.microsoft.com/office/word/2018/wordml/cex" xmlns:w16cid="http://schemas.microsoft.com/office/word/2016/wordml/cid" xmlns:w16="http://schemas.microsoft.com/office/word/2018/wordml" xmlns:w16du="http://schemas.microsoft.com/office/word/2023/wordml/word16du" xmlns:w16sdtdh="http://schemas.microsoft.com/office/word/2020/wordml/sdtdatahash" xmlns:w16sdtfl="http://schemas.microsoft.com/office/word/2024/wordml/sdtformatlock" xmlns:w16se="http://schemas.microsoft.com/office/word/2015/wordml/symex" xmlns:wpg="http://schemas.microsoft.com/office/word/2010/wordprocessingGroup" xmlns:wpi="http://schemas.microsoft.com/office/word/2010/wordprocessingInk" xmlns:wne="http://schemas.microsoft.com/office/word/2006/wordml" xmlns:wps="http://schemas.microsoft.com/office/word/2010/wordprocessingShape" xmlns:a="http://schemas.openxmlformats.org/drawingml/2006/main" xmlns:adec="http://schemas.microsoft.com/office/drawing/2017/decorative" xmlns:pic="http://schemas.openxmlformats.org/drawingml/2006/picture" xmlns:a14="http://schemas.microsoft.com/office/drawing/2010/main" xmlns:asvg="http://schemas.microsoft.com/office/drawing/2016/SVG/main" mc:Ignorable="w14 w15 w16se w16cid w16 w16cex w16sdtdh w16sdtfl w16du wp14">
+<w:hdr xmlns:wpc="http://schemas.microsoft.com/office/word/2010/wordprocessingCanvas" xmlns:cx="http://schemas.microsoft.com/office/drawing/2014/chartex" xmlns:cx1="http://schemas.microsoft.com/office/drawing/2015/9/8/chartex" xmlns:cx2="http://schemas.microsoft.com/office/drawing/2015/10/21/chartex" xmlns:cx3="http://schemas.microsoft.com/office/drawing/2016/5/9/chartex" xmlns:cx4="http://schemas.microsoft.com/office/drawing/2016/5/10/chartex" xmlns:cx5="http://schemas.microsoft.com/office/drawing/2016/5/11/chartex" xmlns:cx6="http://schemas.microsoft.com/office/drawing/2016/5/12/chartex" xmlns:cx7="http://schemas.microsoft.com/office/drawing/2016/5/13/chartex" xmlns:cx8="http://schemas.microsoft.com/office/drawing/2016/5/14/chartex" xmlns:mc="http://schemas.openxmlformats.org/markup-compatibility/2006" xmlns:aink="http://schemas.microsoft.com/office/drawing/2016/ink" xmlns:am3d="http://schemas.microsoft.com/office/drawing/2017/model3d" xmlns:o="urn:schemas-microsoft-com:office:office" xmlns:oel="http://schemas.microsoft.com/office/2019/extlst" xmlns:r="http://schemas.openxmlformats.org/officeDocument/2006/relationships" xmlns:m="http://schemas.openxmlformats.org/officeDocument/2006/math" xmlns:v="urn:schemas-microsoft-com:vml" xmlns:wp14="http://schemas.microsoft.com/office/word/2010/wordprocessingDrawing" xmlns:wp="http://schemas.openxmlformats.org/drawingml/2006/wordprocessingDrawing" xmlns:w10="urn:schemas-microsoft-com:office:word" xmlns:w="http://schemas.openxmlformats.org/wordprocessingml/2006/main" xmlns:w14="http://schemas.microsoft.com/office/word/2010/wordml" xmlns:w15="http://schemas.microsoft.com/office/word/2012/wordml" xmlns:w16cei="http://schemas.microsoft.com/office/word/2026/wordml/cei" xmlns:w16cex="http://schemas.microsoft.com/office/word/2018/wordml/cex" xmlns:w16cid="http://schemas.microsoft.com/office/word/2016/wordml/cid" xmlns:w16="http://schemas.microsoft.com/office/word/2018/wordml" xmlns:w16du="http://schemas.microsoft.com/office/word/2023/wordml/word16du" xmlns:w16sdtdh="http://schemas.microsoft.com/office/word/2020/wordml/sdtdatahash" xmlns:w16sdtfl="http://schemas.microsoft.com/office/word/2024/wordml/sdtformatlock" xmlns:w16se="http://schemas.microsoft.com/office/word/2015/wordml/symex" xmlns:wpg="http://schemas.microsoft.com/office/word/2010/wordprocessingGroup" xmlns:wpi="http://schemas.microsoft.com/office/word/2010/wordprocessingInk" xmlns:wne="http://schemas.microsoft.com/office/word/2006/wordml" xmlns:wps="http://schemas.microsoft.com/office/word/2010/wordprocessingShape" mc:Ignorable="w14 w15 w16se w16cid w16 w16cex w16sdtdh w16sdtfl w16du wp14">
   <w:p>
     <w:pPr>
       <w:pStyle w:val="Encabezado"/>
@@ -6363,7 +6528,7 @@
         <w:ind w:left="360" w:hanging="360"/>
       </w:pPr>
       <w:rPr>
-        <w:rFonts w:hint="default" w:ascii="Symbol" w:hAnsi="Symbol"/>
+        <w:rFonts w:ascii="Symbol" w:hAnsi="Symbol" w:hint="default"/>
       </w:rPr>
     </w:lvl>
   </w:abstractNum>
@@ -6380,7 +6545,7 @@
         <w:ind w:left="1713" w:hanging="360"/>
       </w:pPr>
       <w:rPr>
-        <w:rFonts w:hint="default" w:ascii="Symbol" w:hAnsi="Symbol"/>
+        <w:rFonts w:ascii="Symbol" w:hAnsi="Symbol" w:hint="default"/>
       </w:rPr>
     </w:lvl>
     <w:lvl w:ilvl="1" w:tplc="FFFFFFFF" w:tentative="1">
@@ -6392,7 +6557,7 @@
         <w:ind w:left="2433" w:hanging="360"/>
       </w:pPr>
       <w:rPr>
-        <w:rFonts w:hint="default" w:ascii="Courier New" w:hAnsi="Courier New" w:cs="Courier New"/>
+        <w:rFonts w:ascii="Courier New" w:hAnsi="Courier New" w:cs="Courier New" w:hint="default"/>
       </w:rPr>
     </w:lvl>
     <w:lvl w:ilvl="2" w:tplc="FFFFFFFF" w:tentative="1">
@@ -6404,7 +6569,7 @@
         <w:ind w:left="3153" w:hanging="360"/>
       </w:pPr>
       <w:rPr>
-        <w:rFonts w:hint="default" w:ascii="Wingdings" w:hAnsi="Wingdings"/>
+        <w:rFonts w:ascii="Wingdings" w:hAnsi="Wingdings" w:hint="default"/>
       </w:rPr>
     </w:lvl>
     <w:lvl w:ilvl="3" w:tplc="FFFFFFFF" w:tentative="1">
@@ -6416,7 +6581,7 @@
         <w:ind w:left="3873" w:hanging="360"/>
       </w:pPr>
       <w:rPr>
-        <w:rFonts w:hint="default" w:ascii="Symbol" w:hAnsi="Symbol"/>
+        <w:rFonts w:ascii="Symbol" w:hAnsi="Symbol" w:hint="default"/>
       </w:rPr>
     </w:lvl>
     <w:lvl w:ilvl="4" w:tplc="FFFFFFFF" w:tentative="1">
@@ -6428,7 +6593,7 @@
         <w:ind w:left="4593" w:hanging="360"/>
       </w:pPr>
       <w:rPr>
-        <w:rFonts w:hint="default" w:ascii="Courier New" w:hAnsi="Courier New" w:cs="Courier New"/>
+        <w:rFonts w:ascii="Courier New" w:hAnsi="Courier New" w:cs="Courier New" w:hint="default"/>
       </w:rPr>
     </w:lvl>
     <w:lvl w:ilvl="5" w:tplc="FFFFFFFF" w:tentative="1">
@@ -6440,7 +6605,7 @@
         <w:ind w:left="5313" w:hanging="360"/>
       </w:pPr>
       <w:rPr>
-        <w:rFonts w:hint="default" w:ascii="Wingdings" w:hAnsi="Wingdings"/>
+        <w:rFonts w:ascii="Wingdings" w:hAnsi="Wingdings" w:hint="default"/>
       </w:rPr>
     </w:lvl>
     <w:lvl w:ilvl="6" w:tplc="FFFFFFFF" w:tentative="1">
@@ -6452,7 +6617,7 @@
         <w:ind w:left="6033" w:hanging="360"/>
       </w:pPr>
       <w:rPr>
-        <w:rFonts w:hint="default" w:ascii="Symbol" w:hAnsi="Symbol"/>
+        <w:rFonts w:ascii="Symbol" w:hAnsi="Symbol" w:hint="default"/>
       </w:rPr>
     </w:lvl>
     <w:lvl w:ilvl="7" w:tplc="FFFFFFFF" w:tentative="1">
@@ -6464,7 +6629,7 @@
         <w:ind w:left="6753" w:hanging="360"/>
       </w:pPr>
       <w:rPr>
-        <w:rFonts w:hint="default" w:ascii="Courier New" w:hAnsi="Courier New" w:cs="Courier New"/>
+        <w:rFonts w:ascii="Courier New" w:hAnsi="Courier New" w:cs="Courier New" w:hint="default"/>
       </w:rPr>
     </w:lvl>
     <w:lvl w:ilvl="8" w:tplc="FFFFFFFF" w:tentative="1">
@@ -6476,7 +6641,7 @@
         <w:ind w:left="7473" w:hanging="360"/>
       </w:pPr>
       <w:rPr>
-        <w:rFonts w:hint="default" w:ascii="Wingdings" w:hAnsi="Wingdings"/>
+        <w:rFonts w:ascii="Wingdings" w:hAnsi="Wingdings" w:hint="default"/>
       </w:rPr>
     </w:lvl>
   </w:abstractNum>
@@ -6493,7 +6658,7 @@
         <w:ind w:left="1429" w:hanging="360"/>
       </w:pPr>
       <w:rPr>
-        <w:rFonts w:hint="default" w:ascii="Symbol" w:hAnsi="Symbol"/>
+        <w:rFonts w:ascii="Symbol" w:hAnsi="Symbol" w:hint="default"/>
       </w:rPr>
     </w:lvl>
     <w:lvl w:ilvl="1" w:tplc="0C0A0003" w:tentative="1">
@@ -6505,7 +6670,7 @@
         <w:ind w:left="2149" w:hanging="360"/>
       </w:pPr>
       <w:rPr>
-        <w:rFonts w:hint="default" w:ascii="Courier New" w:hAnsi="Courier New" w:cs="Courier New"/>
+        <w:rFonts w:ascii="Courier New" w:hAnsi="Courier New" w:cs="Courier New" w:hint="default"/>
       </w:rPr>
     </w:lvl>
     <w:lvl w:ilvl="2" w:tplc="0C0A0005" w:tentative="1">
@@ -6517,7 +6682,7 @@
         <w:ind w:left="2869" w:hanging="360"/>
       </w:pPr>
       <w:rPr>
-        <w:rFonts w:hint="default" w:ascii="Wingdings" w:hAnsi="Wingdings"/>
+        <w:rFonts w:ascii="Wingdings" w:hAnsi="Wingdings" w:hint="default"/>
       </w:rPr>
     </w:lvl>
     <w:lvl w:ilvl="3" w:tplc="0C0A0001" w:tentative="1">
@@ -6529,7 +6694,7 @@
         <w:ind w:left="3589" w:hanging="360"/>
       </w:pPr>
       <w:rPr>
-        <w:rFonts w:hint="default" w:ascii="Symbol" w:hAnsi="Symbol"/>
+        <w:rFonts w:ascii="Symbol" w:hAnsi="Symbol" w:hint="default"/>
       </w:rPr>
     </w:lvl>
     <w:lvl w:ilvl="4" w:tplc="0C0A0003" w:tentative="1">
@@ -6541,7 +6706,7 @@
         <w:ind w:left="4309" w:hanging="360"/>
       </w:pPr>
       <w:rPr>
-        <w:rFonts w:hint="default" w:ascii="Courier New" w:hAnsi="Courier New" w:cs="Courier New"/>
+        <w:rFonts w:ascii="Courier New" w:hAnsi="Courier New" w:cs="Courier New" w:hint="default"/>
       </w:rPr>
     </w:lvl>
     <w:lvl w:ilvl="5" w:tplc="0C0A0005" w:tentative="1">
@@ -6553,7 +6718,7 @@
         <w:ind w:left="5029" w:hanging="360"/>
       </w:pPr>
       <w:rPr>
-        <w:rFonts w:hint="default" w:ascii="Wingdings" w:hAnsi="Wingdings"/>
+        <w:rFonts w:ascii="Wingdings" w:hAnsi="Wingdings" w:hint="default"/>
       </w:rPr>
     </w:lvl>
     <w:lvl w:ilvl="6" w:tplc="0C0A0001" w:tentative="1">
@@ -6565,7 +6730,7 @@
         <w:ind w:left="5749" w:hanging="360"/>
       </w:pPr>
       <w:rPr>
-        <w:rFonts w:hint="default" w:ascii="Symbol" w:hAnsi="Symbol"/>
+        <w:rFonts w:ascii="Symbol" w:hAnsi="Symbol" w:hint="default"/>
       </w:rPr>
     </w:lvl>
     <w:lvl w:ilvl="7" w:tplc="0C0A0003" w:tentative="1">
@@ -6577,7 +6742,7 @@
         <w:ind w:left="6469" w:hanging="360"/>
       </w:pPr>
       <w:rPr>
-        <w:rFonts w:hint="default" w:ascii="Courier New" w:hAnsi="Courier New" w:cs="Courier New"/>
+        <w:rFonts w:ascii="Courier New" w:hAnsi="Courier New" w:cs="Courier New" w:hint="default"/>
       </w:rPr>
     </w:lvl>
     <w:lvl w:ilvl="8" w:tplc="0C0A0005" w:tentative="1">
@@ -6589,7 +6754,7 @@
         <w:ind w:left="7189" w:hanging="360"/>
       </w:pPr>
       <w:rPr>
-        <w:rFonts w:hint="default" w:ascii="Wingdings" w:hAnsi="Wingdings"/>
+        <w:rFonts w:ascii="Wingdings" w:hAnsi="Wingdings" w:hint="default"/>
       </w:rPr>
     </w:lvl>
   </w:abstractNum>
@@ -6618,7 +6783,7 @@
         <w:ind w:left="1789" w:hanging="360"/>
       </w:pPr>
       <w:rPr>
-        <w:rFonts w:hint="default" w:ascii="Courier New" w:hAnsi="Courier New" w:cs="Courier New"/>
+        <w:rFonts w:ascii="Courier New" w:hAnsi="Courier New" w:cs="Courier New" w:hint="default"/>
       </w:rPr>
     </w:lvl>
     <w:lvl w:ilvl="2" w:tplc="240A0005" w:tentative="1">
@@ -6630,7 +6795,7 @@
         <w:ind w:left="2509" w:hanging="360"/>
       </w:pPr>
       <w:rPr>
-        <w:rFonts w:hint="default" w:ascii="Wingdings" w:hAnsi="Wingdings"/>
+        <w:rFonts w:ascii="Wingdings" w:hAnsi="Wingdings" w:hint="default"/>
       </w:rPr>
     </w:lvl>
     <w:lvl w:ilvl="3" w:tplc="240A0001" w:tentative="1">
@@ -6642,7 +6807,7 @@
         <w:ind w:left="3229" w:hanging="360"/>
       </w:pPr>
       <w:rPr>
-        <w:rFonts w:hint="default" w:ascii="Symbol" w:hAnsi="Symbol"/>
+        <w:rFonts w:ascii="Symbol" w:hAnsi="Symbol" w:hint="default"/>
       </w:rPr>
     </w:lvl>
     <w:lvl w:ilvl="4" w:tplc="240A0003" w:tentative="1">
@@ -6654,7 +6819,7 @@
         <w:ind w:left="3949" w:hanging="360"/>
       </w:pPr>
       <w:rPr>
-        <w:rFonts w:hint="default" w:ascii="Courier New" w:hAnsi="Courier New" w:cs="Courier New"/>
+        <w:rFonts w:ascii="Courier New" w:hAnsi="Courier New" w:cs="Courier New" w:hint="default"/>
       </w:rPr>
     </w:lvl>
     <w:lvl w:ilvl="5" w:tplc="240A0005" w:tentative="1">
@@ -6666,7 +6831,7 @@
         <w:ind w:left="4669" w:hanging="360"/>
       </w:pPr>
       <w:rPr>
-        <w:rFonts w:hint="default" w:ascii="Wingdings" w:hAnsi="Wingdings"/>
+        <w:rFonts w:ascii="Wingdings" w:hAnsi="Wingdings" w:hint="default"/>
       </w:rPr>
     </w:lvl>
     <w:lvl w:ilvl="6" w:tplc="240A0001" w:tentative="1">
@@ -6678,7 +6843,7 @@
         <w:ind w:left="5389" w:hanging="360"/>
       </w:pPr>
       <w:rPr>
-        <w:rFonts w:hint="default" w:ascii="Symbol" w:hAnsi="Symbol"/>
+        <w:rFonts w:ascii="Symbol" w:hAnsi="Symbol" w:hint="default"/>
       </w:rPr>
     </w:lvl>
     <w:lvl w:ilvl="7" w:tplc="240A0003" w:tentative="1">
@@ -6690,7 +6855,7 @@
         <w:ind w:left="6109" w:hanging="360"/>
       </w:pPr>
       <w:rPr>
-        <w:rFonts w:hint="default" w:ascii="Courier New" w:hAnsi="Courier New" w:cs="Courier New"/>
+        <w:rFonts w:ascii="Courier New" w:hAnsi="Courier New" w:cs="Courier New" w:hint="default"/>
       </w:rPr>
     </w:lvl>
     <w:lvl w:ilvl="8" w:tplc="240A0005" w:tentative="1">
@@ -6702,7 +6867,7 @@
         <w:ind w:left="6829" w:hanging="360"/>
       </w:pPr>
       <w:rPr>
-        <w:rFonts w:hint="default" w:ascii="Wingdings" w:hAnsi="Wingdings"/>
+        <w:rFonts w:ascii="Wingdings" w:hAnsi="Wingdings" w:hint="default"/>
       </w:rPr>
     </w:lvl>
   </w:abstractNum>
@@ -6809,7 +6974,7 @@
         <w:ind w:left="1713" w:hanging="360"/>
       </w:pPr>
       <w:rPr>
-        <w:rFonts w:hint="default" w:ascii="Courier New" w:hAnsi="Courier New" w:cs="Courier New"/>
+        <w:rFonts w:ascii="Courier New" w:hAnsi="Courier New" w:cs="Courier New" w:hint="default"/>
       </w:rPr>
     </w:lvl>
     <w:lvl w:ilvl="1" w:tplc="0C0A0003" w:tentative="1">
@@ -6821,7 +6986,7 @@
         <w:ind w:left="2433" w:hanging="360"/>
       </w:pPr>
       <w:rPr>
-        <w:rFonts w:hint="default" w:ascii="Courier New" w:hAnsi="Courier New" w:cs="Courier New"/>
+        <w:rFonts w:ascii="Courier New" w:hAnsi="Courier New" w:cs="Courier New" w:hint="default"/>
       </w:rPr>
     </w:lvl>
     <w:lvl w:ilvl="2" w:tplc="0C0A0005" w:tentative="1">
@@ -6833,7 +6998,7 @@
         <w:ind w:left="3153" w:hanging="360"/>
       </w:pPr>
       <w:rPr>
-        <w:rFonts w:hint="default" w:ascii="Wingdings" w:hAnsi="Wingdings"/>
+        <w:rFonts w:ascii="Wingdings" w:hAnsi="Wingdings" w:hint="default"/>
       </w:rPr>
     </w:lvl>
     <w:lvl w:ilvl="3" w:tplc="0C0A0001" w:tentative="1">
@@ -6845,7 +7010,7 @@
         <w:ind w:left="3873" w:hanging="360"/>
       </w:pPr>
       <w:rPr>
-        <w:rFonts w:hint="default" w:ascii="Symbol" w:hAnsi="Symbol"/>
+        <w:rFonts w:ascii="Symbol" w:hAnsi="Symbol" w:hint="default"/>
       </w:rPr>
     </w:lvl>
     <w:lvl w:ilvl="4" w:tplc="0C0A0003" w:tentative="1">
@@ -6857,7 +7022,7 @@
         <w:ind w:left="4593" w:hanging="360"/>
       </w:pPr>
       <w:rPr>
-        <w:rFonts w:hint="default" w:ascii="Courier New" w:hAnsi="Courier New" w:cs="Courier New"/>
+        <w:rFonts w:ascii="Courier New" w:hAnsi="Courier New" w:cs="Courier New" w:hint="default"/>
       </w:rPr>
     </w:lvl>
     <w:lvl w:ilvl="5" w:tplc="0C0A0005" w:tentative="1">
@@ -6869,7 +7034,7 @@
         <w:ind w:left="5313" w:hanging="360"/>
       </w:pPr>
       <w:rPr>
-        <w:rFonts w:hint="default" w:ascii="Wingdings" w:hAnsi="Wingdings"/>
+        <w:rFonts w:ascii="Wingdings" w:hAnsi="Wingdings" w:hint="default"/>
       </w:rPr>
     </w:lvl>
     <w:lvl w:ilvl="6" w:tplc="0C0A0001" w:tentative="1">
@@ -6881,7 +7046,7 @@
         <w:ind w:left="6033" w:hanging="360"/>
       </w:pPr>
       <w:rPr>
-        <w:rFonts w:hint="default" w:ascii="Symbol" w:hAnsi="Symbol"/>
+        <w:rFonts w:ascii="Symbol" w:hAnsi="Symbol" w:hint="default"/>
       </w:rPr>
     </w:lvl>
     <w:lvl w:ilvl="7" w:tplc="0C0A0003" w:tentative="1">
@@ -6893,7 +7058,7 @@
         <w:ind w:left="6753" w:hanging="360"/>
       </w:pPr>
       <w:rPr>
-        <w:rFonts w:hint="default" w:ascii="Courier New" w:hAnsi="Courier New" w:cs="Courier New"/>
+        <w:rFonts w:ascii="Courier New" w:hAnsi="Courier New" w:cs="Courier New" w:hint="default"/>
       </w:rPr>
     </w:lvl>
     <w:lvl w:ilvl="8" w:tplc="0C0A0005" w:tentative="1">
@@ -6905,7 +7070,7 @@
         <w:ind w:left="7473" w:hanging="360"/>
       </w:pPr>
       <w:rPr>
-        <w:rFonts w:hint="default" w:ascii="Wingdings" w:hAnsi="Wingdings"/>
+        <w:rFonts w:ascii="Wingdings" w:hAnsi="Wingdings" w:hint="default"/>
       </w:rPr>
     </w:lvl>
   </w:abstractNum>
@@ -6934,7 +7099,7 @@
         <w:ind w:left="3204" w:hanging="360"/>
       </w:pPr>
       <w:rPr>
-        <w:rFonts w:hint="default" w:ascii="Courier New" w:hAnsi="Courier New" w:cs="Courier New"/>
+        <w:rFonts w:ascii="Courier New" w:hAnsi="Courier New" w:cs="Courier New" w:hint="default"/>
       </w:rPr>
     </w:lvl>
     <w:lvl w:ilvl="2" w:tplc="FFFFFFFF" w:tentative="1">
@@ -6946,7 +7111,7 @@
         <w:ind w:left="3924" w:hanging="360"/>
       </w:pPr>
       <w:rPr>
-        <w:rFonts w:hint="default" w:ascii="Wingdings" w:hAnsi="Wingdings"/>
+        <w:rFonts w:ascii="Wingdings" w:hAnsi="Wingdings" w:hint="default"/>
       </w:rPr>
     </w:lvl>
     <w:lvl w:ilvl="3" w:tplc="FFFFFFFF" w:tentative="1">
@@ -6958,7 +7123,7 @@
         <w:ind w:left="4644" w:hanging="360"/>
       </w:pPr>
       <w:rPr>
-        <w:rFonts w:hint="default" w:ascii="Symbol" w:hAnsi="Symbol"/>
+        <w:rFonts w:ascii="Symbol" w:hAnsi="Symbol" w:hint="default"/>
       </w:rPr>
     </w:lvl>
     <w:lvl w:ilvl="4" w:tplc="FFFFFFFF" w:tentative="1">
@@ -6970,7 +7135,7 @@
         <w:ind w:left="5364" w:hanging="360"/>
       </w:pPr>
       <w:rPr>
-        <w:rFonts w:hint="default" w:ascii="Courier New" w:hAnsi="Courier New" w:cs="Courier New"/>
+        <w:rFonts w:ascii="Courier New" w:hAnsi="Courier New" w:cs="Courier New" w:hint="default"/>
       </w:rPr>
     </w:lvl>
     <w:lvl w:ilvl="5" w:tplc="FFFFFFFF" w:tentative="1">
@@ -6982,7 +7147,7 @@
         <w:ind w:left="6084" w:hanging="360"/>
       </w:pPr>
       <w:rPr>
-        <w:rFonts w:hint="default" w:ascii="Wingdings" w:hAnsi="Wingdings"/>
+        <w:rFonts w:ascii="Wingdings" w:hAnsi="Wingdings" w:hint="default"/>
       </w:rPr>
     </w:lvl>
     <w:lvl w:ilvl="6" w:tplc="FFFFFFFF" w:tentative="1">
@@ -6994,7 +7159,7 @@
         <w:ind w:left="6804" w:hanging="360"/>
       </w:pPr>
       <w:rPr>
-        <w:rFonts w:hint="default" w:ascii="Symbol" w:hAnsi="Symbol"/>
+        <w:rFonts w:ascii="Symbol" w:hAnsi="Symbol" w:hint="default"/>
       </w:rPr>
     </w:lvl>
     <w:lvl w:ilvl="7" w:tplc="FFFFFFFF" w:tentative="1">
@@ -7006,7 +7171,7 @@
         <w:ind w:left="7524" w:hanging="360"/>
       </w:pPr>
       <w:rPr>
-        <w:rFonts w:hint="default" w:ascii="Courier New" w:hAnsi="Courier New" w:cs="Courier New"/>
+        <w:rFonts w:ascii="Courier New" w:hAnsi="Courier New" w:cs="Courier New" w:hint="default"/>
       </w:rPr>
     </w:lvl>
     <w:lvl w:ilvl="8" w:tplc="FFFFFFFF" w:tentative="1">
@@ -7018,7 +7183,7 @@
         <w:ind w:left="8244" w:hanging="360"/>
       </w:pPr>
       <w:rPr>
-        <w:rFonts w:hint="default" w:ascii="Wingdings" w:hAnsi="Wingdings"/>
+        <w:rFonts w:ascii="Wingdings" w:hAnsi="Wingdings" w:hint="default"/>
       </w:rPr>
     </w:lvl>
   </w:abstractNum>
@@ -7035,7 +7200,7 @@
         <w:ind w:left="1429" w:hanging="360"/>
       </w:pPr>
       <w:rPr>
-        <w:rFonts w:hint="default" w:ascii="Symbol" w:hAnsi="Symbol"/>
+        <w:rFonts w:ascii="Symbol" w:hAnsi="Symbol" w:hint="default"/>
       </w:rPr>
     </w:lvl>
     <w:lvl w:ilvl="1" w:tplc="0C0A0003" w:tentative="1">
@@ -7047,7 +7212,7 @@
         <w:ind w:left="2149" w:hanging="360"/>
       </w:pPr>
       <w:rPr>
-        <w:rFonts w:hint="default" w:ascii="Courier New" w:hAnsi="Courier New" w:cs="Courier New"/>
+        <w:rFonts w:ascii="Courier New" w:hAnsi="Courier New" w:cs="Courier New" w:hint="default"/>
       </w:rPr>
     </w:lvl>
     <w:lvl w:ilvl="2" w:tplc="0C0A0005" w:tentative="1">
@@ -7059,7 +7224,7 @@
         <w:ind w:left="2869" w:hanging="360"/>
       </w:pPr>
       <w:rPr>
-        <w:rFonts w:hint="default" w:ascii="Wingdings" w:hAnsi="Wingdings"/>
+        <w:rFonts w:ascii="Wingdings" w:hAnsi="Wingdings" w:hint="default"/>
       </w:rPr>
     </w:lvl>
     <w:lvl w:ilvl="3" w:tplc="0C0A0001" w:tentative="1">
@@ -7071,7 +7236,7 @@
         <w:ind w:left="3589" w:hanging="360"/>
       </w:pPr>
       <w:rPr>
-        <w:rFonts w:hint="default" w:ascii="Symbol" w:hAnsi="Symbol"/>
+        <w:rFonts w:ascii="Symbol" w:hAnsi="Symbol" w:hint="default"/>
       </w:rPr>
     </w:lvl>
     <w:lvl w:ilvl="4" w:tplc="0C0A0003" w:tentative="1">
@@ -7083,7 +7248,7 @@
         <w:ind w:left="4309" w:hanging="360"/>
       </w:pPr>
       <w:rPr>
-        <w:rFonts w:hint="default" w:ascii="Courier New" w:hAnsi="Courier New" w:cs="Courier New"/>
+        <w:rFonts w:ascii="Courier New" w:hAnsi="Courier New" w:cs="Courier New" w:hint="default"/>
       </w:rPr>
     </w:lvl>
     <w:lvl w:ilvl="5" w:tplc="0C0A0005" w:tentative="1">
@@ -7095,7 +7260,7 @@
         <w:ind w:left="5029" w:hanging="360"/>
       </w:pPr>
       <w:rPr>
-        <w:rFonts w:hint="default" w:ascii="Wingdings" w:hAnsi="Wingdings"/>
+        <w:rFonts w:ascii="Wingdings" w:hAnsi="Wingdings" w:hint="default"/>
       </w:rPr>
     </w:lvl>
     <w:lvl w:ilvl="6" w:tplc="0C0A0001" w:tentative="1">
@@ -7107,7 +7272,7 @@
         <w:ind w:left="5749" w:hanging="360"/>
       </w:pPr>
       <w:rPr>
-        <w:rFonts w:hint="default" w:ascii="Symbol" w:hAnsi="Symbol"/>
+        <w:rFonts w:ascii="Symbol" w:hAnsi="Symbol" w:hint="default"/>
       </w:rPr>
     </w:lvl>
     <w:lvl w:ilvl="7" w:tplc="0C0A0003" w:tentative="1">
@@ -7119,7 +7284,7 @@
         <w:ind w:left="6469" w:hanging="360"/>
       </w:pPr>
       <w:rPr>
-        <w:rFonts w:hint="default" w:ascii="Courier New" w:hAnsi="Courier New" w:cs="Courier New"/>
+        <w:rFonts w:ascii="Courier New" w:hAnsi="Courier New" w:cs="Courier New" w:hint="default"/>
       </w:rPr>
     </w:lvl>
     <w:lvl w:ilvl="8" w:tplc="0C0A0005" w:tentative="1">
@@ -7131,7 +7296,7 @@
         <w:ind w:left="7189" w:hanging="360"/>
       </w:pPr>
       <w:rPr>
-        <w:rFonts w:hint="default" w:ascii="Wingdings" w:hAnsi="Wingdings"/>
+        <w:rFonts w:ascii="Wingdings" w:hAnsi="Wingdings" w:hint="default"/>
       </w:rPr>
     </w:lvl>
   </w:abstractNum>
@@ -7238,7 +7403,7 @@
         <w:ind w:left="1713" w:hanging="360"/>
       </w:pPr>
       <w:rPr>
-        <w:rFonts w:hint="default" w:ascii="Symbol" w:hAnsi="Symbol"/>
+        <w:rFonts w:ascii="Symbol" w:hAnsi="Symbol" w:hint="default"/>
       </w:rPr>
     </w:lvl>
     <w:lvl w:ilvl="1" w:tplc="FFFFFFFF" w:tentative="1">
@@ -7250,7 +7415,7 @@
         <w:ind w:left="2433" w:hanging="360"/>
       </w:pPr>
       <w:rPr>
-        <w:rFonts w:hint="default" w:ascii="Courier New" w:hAnsi="Courier New" w:cs="Courier New"/>
+        <w:rFonts w:ascii="Courier New" w:hAnsi="Courier New" w:cs="Courier New" w:hint="default"/>
       </w:rPr>
     </w:lvl>
     <w:lvl w:ilvl="2" w:tplc="FFFFFFFF" w:tentative="1">
@@ -7262,7 +7427,7 @@
         <w:ind w:left="3153" w:hanging="360"/>
       </w:pPr>
       <w:rPr>
-        <w:rFonts w:hint="default" w:ascii="Wingdings" w:hAnsi="Wingdings"/>
+        <w:rFonts w:ascii="Wingdings" w:hAnsi="Wingdings" w:hint="default"/>
       </w:rPr>
     </w:lvl>
     <w:lvl w:ilvl="3" w:tplc="FFFFFFFF" w:tentative="1">
@@ -7274,7 +7439,7 @@
         <w:ind w:left="3873" w:hanging="360"/>
       </w:pPr>
       <w:rPr>
-        <w:rFonts w:hint="default" w:ascii="Symbol" w:hAnsi="Symbol"/>
+        <w:rFonts w:ascii="Symbol" w:hAnsi="Symbol" w:hint="default"/>
       </w:rPr>
     </w:lvl>
     <w:lvl w:ilvl="4" w:tplc="FFFFFFFF" w:tentative="1">
@@ -7286,7 +7451,7 @@
         <w:ind w:left="4593" w:hanging="360"/>
       </w:pPr>
       <w:rPr>
-        <w:rFonts w:hint="default" w:ascii="Courier New" w:hAnsi="Courier New" w:cs="Courier New"/>
+        <w:rFonts w:ascii="Courier New" w:hAnsi="Courier New" w:cs="Courier New" w:hint="default"/>
       </w:rPr>
     </w:lvl>
     <w:lvl w:ilvl="5" w:tplc="FFFFFFFF" w:tentative="1">
@@ -7298,7 +7463,7 @@
         <w:ind w:left="5313" w:hanging="360"/>
       </w:pPr>
       <w:rPr>
-        <w:rFonts w:hint="default" w:ascii="Wingdings" w:hAnsi="Wingdings"/>
+        <w:rFonts w:ascii="Wingdings" w:hAnsi="Wingdings" w:hint="default"/>
       </w:rPr>
     </w:lvl>
     <w:lvl w:ilvl="6" w:tplc="FFFFFFFF" w:tentative="1">
@@ -7310,7 +7475,7 @@
         <w:ind w:left="6033" w:hanging="360"/>
       </w:pPr>
       <w:rPr>
-        <w:rFonts w:hint="default" w:ascii="Symbol" w:hAnsi="Symbol"/>
+        <w:rFonts w:ascii="Symbol" w:hAnsi="Symbol" w:hint="default"/>
       </w:rPr>
     </w:lvl>
     <w:lvl w:ilvl="7" w:tplc="FFFFFFFF" w:tentative="1">
@@ -7322,7 +7487,7 @@
         <w:ind w:left="6753" w:hanging="360"/>
       </w:pPr>
       <w:rPr>
-        <w:rFonts w:hint="default" w:ascii="Courier New" w:hAnsi="Courier New" w:cs="Courier New"/>
+        <w:rFonts w:ascii="Courier New" w:hAnsi="Courier New" w:cs="Courier New" w:hint="default"/>
       </w:rPr>
     </w:lvl>
     <w:lvl w:ilvl="8" w:tplc="FFFFFFFF" w:tentative="1">
@@ -7334,7 +7499,7 @@
         <w:ind w:left="7473" w:hanging="360"/>
       </w:pPr>
       <w:rPr>
-        <w:rFonts w:hint="default" w:ascii="Wingdings" w:hAnsi="Wingdings"/>
+        <w:rFonts w:ascii="Wingdings" w:hAnsi="Wingdings" w:hint="default"/>
       </w:rPr>
     </w:lvl>
   </w:abstractNum>
@@ -7351,7 +7516,7 @@
         <w:ind w:left="1429" w:hanging="360"/>
       </w:pPr>
       <w:rPr>
-        <w:rFonts w:hint="default" w:ascii="Symbol" w:hAnsi="Symbol"/>
+        <w:rFonts w:ascii="Symbol" w:hAnsi="Symbol" w:hint="default"/>
       </w:rPr>
     </w:lvl>
     <w:lvl w:ilvl="1" w:tplc="0C0A0003" w:tentative="1">
@@ -7363,7 +7528,7 @@
         <w:ind w:left="2149" w:hanging="360"/>
       </w:pPr>
       <w:rPr>
-        <w:rFonts w:hint="default" w:ascii="Courier New" w:hAnsi="Courier New" w:cs="Courier New"/>
+        <w:rFonts w:ascii="Courier New" w:hAnsi="Courier New" w:cs="Courier New" w:hint="default"/>
       </w:rPr>
     </w:lvl>
     <w:lvl w:ilvl="2" w:tplc="0C0A0005" w:tentative="1">
@@ -7375,7 +7540,7 @@
         <w:ind w:left="2869" w:hanging="360"/>
       </w:pPr>
       <w:rPr>
-        <w:rFonts w:hint="default" w:ascii="Wingdings" w:hAnsi="Wingdings"/>
+        <w:rFonts w:ascii="Wingdings" w:hAnsi="Wingdings" w:hint="default"/>
       </w:rPr>
     </w:lvl>
     <w:lvl w:ilvl="3" w:tplc="0C0A0001" w:tentative="1">
@@ -7387,7 +7552,7 @@
         <w:ind w:left="3589" w:hanging="360"/>
       </w:pPr>
       <w:rPr>
-        <w:rFonts w:hint="default" w:ascii="Symbol" w:hAnsi="Symbol"/>
+        <w:rFonts w:ascii="Symbol" w:hAnsi="Symbol" w:hint="default"/>
       </w:rPr>
     </w:lvl>
     <w:lvl w:ilvl="4" w:tplc="0C0A0003" w:tentative="1">
@@ -7399,7 +7564,7 @@
         <w:ind w:left="4309" w:hanging="360"/>
       </w:pPr>
       <w:rPr>
-        <w:rFonts w:hint="default" w:ascii="Courier New" w:hAnsi="Courier New" w:cs="Courier New"/>
+        <w:rFonts w:ascii="Courier New" w:hAnsi="Courier New" w:cs="Courier New" w:hint="default"/>
       </w:rPr>
     </w:lvl>
     <w:lvl w:ilvl="5" w:tplc="0C0A0005" w:tentative="1">
@@ -7411,7 +7576,7 @@
         <w:ind w:left="5029" w:hanging="360"/>
       </w:pPr>
       <w:rPr>
-        <w:rFonts w:hint="default" w:ascii="Wingdings" w:hAnsi="Wingdings"/>
+        <w:rFonts w:ascii="Wingdings" w:hAnsi="Wingdings" w:hint="default"/>
       </w:rPr>
     </w:lvl>
     <w:lvl w:ilvl="6" w:tplc="0C0A0001" w:tentative="1">
@@ -7423,7 +7588,7 @@
         <w:ind w:left="5749" w:hanging="360"/>
       </w:pPr>
       <w:rPr>
-        <w:rFonts w:hint="default" w:ascii="Symbol" w:hAnsi="Symbol"/>
+        <w:rFonts w:ascii="Symbol" w:hAnsi="Symbol" w:hint="default"/>
       </w:rPr>
     </w:lvl>
     <w:lvl w:ilvl="7" w:tplc="0C0A0003" w:tentative="1">
@@ -7435,7 +7600,7 @@
         <w:ind w:left="6469" w:hanging="360"/>
       </w:pPr>
       <w:rPr>
-        <w:rFonts w:hint="default" w:ascii="Courier New" w:hAnsi="Courier New" w:cs="Courier New"/>
+        <w:rFonts w:ascii="Courier New" w:hAnsi="Courier New" w:cs="Courier New" w:hint="default"/>
       </w:rPr>
     </w:lvl>
     <w:lvl w:ilvl="8" w:tplc="0C0A0005" w:tentative="1">
@@ -7447,7 +7612,7 @@
         <w:ind w:left="7189" w:hanging="360"/>
       </w:pPr>
       <w:rPr>
-        <w:rFonts w:hint="default" w:ascii="Wingdings" w:hAnsi="Wingdings"/>
+        <w:rFonts w:ascii="Wingdings" w:hAnsi="Wingdings" w:hint="default"/>
       </w:rPr>
     </w:lvl>
   </w:abstractNum>
@@ -7555,7 +7720,7 @@
         <w:ind w:left="1429" w:hanging="360"/>
       </w:pPr>
       <w:rPr>
-        <w:rFonts w:hint="default" w:ascii="Symbol" w:hAnsi="Symbol"/>
+        <w:rFonts w:ascii="Symbol" w:hAnsi="Symbol" w:hint="default"/>
       </w:rPr>
     </w:lvl>
     <w:lvl w:ilvl="1" w:tplc="0C0A0003" w:tentative="1">
@@ -7567,7 +7732,7 @@
         <w:ind w:left="2149" w:hanging="360"/>
       </w:pPr>
       <w:rPr>
-        <w:rFonts w:hint="default" w:ascii="Courier New" w:hAnsi="Courier New" w:cs="Courier New"/>
+        <w:rFonts w:ascii="Courier New" w:hAnsi="Courier New" w:cs="Courier New" w:hint="default"/>
       </w:rPr>
     </w:lvl>
     <w:lvl w:ilvl="2" w:tplc="0C0A0005" w:tentative="1">
@@ -7579,7 +7744,7 @@
         <w:ind w:left="2869" w:hanging="360"/>
       </w:pPr>
       <w:rPr>
-        <w:rFonts w:hint="default" w:ascii="Wingdings" w:hAnsi="Wingdings"/>
+        <w:rFonts w:ascii="Wingdings" w:hAnsi="Wingdings" w:hint="default"/>
       </w:rPr>
     </w:lvl>
     <w:lvl w:ilvl="3" w:tplc="0C0A0001" w:tentative="1">
@@ -7591,7 +7756,7 @@
         <w:ind w:left="3589" w:hanging="360"/>
       </w:pPr>
       <w:rPr>
-        <w:rFonts w:hint="default" w:ascii="Symbol" w:hAnsi="Symbol"/>
+        <w:rFonts w:ascii="Symbol" w:hAnsi="Symbol" w:hint="default"/>
       </w:rPr>
     </w:lvl>
     <w:lvl w:ilvl="4" w:tplc="0C0A0003" w:tentative="1">
@@ -7603,7 +7768,7 @@
         <w:ind w:left="4309" w:hanging="360"/>
       </w:pPr>
       <w:rPr>
-        <w:rFonts w:hint="default" w:ascii="Courier New" w:hAnsi="Courier New" w:cs="Courier New"/>
+        <w:rFonts w:ascii="Courier New" w:hAnsi="Courier New" w:cs="Courier New" w:hint="default"/>
       </w:rPr>
     </w:lvl>
     <w:lvl w:ilvl="5" w:tplc="0C0A0005" w:tentative="1">
@@ -7615,7 +7780,7 @@
         <w:ind w:left="5029" w:hanging="360"/>
       </w:pPr>
       <w:rPr>
-        <w:rFonts w:hint="default" w:ascii="Wingdings" w:hAnsi="Wingdings"/>
+        <w:rFonts w:ascii="Wingdings" w:hAnsi="Wingdings" w:hint="default"/>
       </w:rPr>
     </w:lvl>
     <w:lvl w:ilvl="6" w:tplc="0C0A0001" w:tentative="1">
@@ -7627,7 +7792,7 @@
         <w:ind w:left="5749" w:hanging="360"/>
       </w:pPr>
       <w:rPr>
-        <w:rFonts w:hint="default" w:ascii="Symbol" w:hAnsi="Symbol"/>
+        <w:rFonts w:ascii="Symbol" w:hAnsi="Symbol" w:hint="default"/>
       </w:rPr>
     </w:lvl>
     <w:lvl w:ilvl="7" w:tplc="0C0A0003" w:tentative="1">
@@ -7639,7 +7804,7 @@
         <w:ind w:left="6469" w:hanging="360"/>
       </w:pPr>
       <w:rPr>
-        <w:rFonts w:hint="default" w:ascii="Courier New" w:hAnsi="Courier New" w:cs="Courier New"/>
+        <w:rFonts w:ascii="Courier New" w:hAnsi="Courier New" w:cs="Courier New" w:hint="default"/>
       </w:rPr>
     </w:lvl>
     <w:lvl w:ilvl="8" w:tplc="0C0A0005" w:tentative="1">
@@ -7651,7 +7816,7 @@
         <w:ind w:left="7189" w:hanging="360"/>
       </w:pPr>
       <w:rPr>
-        <w:rFonts w:hint="default" w:ascii="Wingdings" w:hAnsi="Wingdings"/>
+        <w:rFonts w:ascii="Wingdings" w:hAnsi="Wingdings" w:hint="default"/>
       </w:rPr>
     </w:lvl>
   </w:abstractNum>
@@ -7668,7 +7833,7 @@
         <w:ind w:left="1429" w:hanging="360"/>
       </w:pPr>
       <w:rPr>
-        <w:rFonts w:hint="default" w:ascii="Symbol" w:hAnsi="Symbol"/>
+        <w:rFonts w:ascii="Symbol" w:hAnsi="Symbol" w:hint="default"/>
       </w:rPr>
     </w:lvl>
     <w:lvl w:ilvl="1" w:tplc="240A0003" w:tentative="1">
@@ -7680,7 +7845,7 @@
         <w:ind w:left="2149" w:hanging="360"/>
       </w:pPr>
       <w:rPr>
-        <w:rFonts w:hint="default" w:ascii="Courier New" w:hAnsi="Courier New" w:cs="Courier New"/>
+        <w:rFonts w:ascii="Courier New" w:hAnsi="Courier New" w:cs="Courier New" w:hint="default"/>
       </w:rPr>
     </w:lvl>
     <w:lvl w:ilvl="2" w:tplc="240A0005" w:tentative="1">
@@ -7692,7 +7857,7 @@
         <w:ind w:left="2869" w:hanging="360"/>
       </w:pPr>
       <w:rPr>
-        <w:rFonts w:hint="default" w:ascii="Wingdings" w:hAnsi="Wingdings"/>
+        <w:rFonts w:ascii="Wingdings" w:hAnsi="Wingdings" w:hint="default"/>
       </w:rPr>
     </w:lvl>
     <w:lvl w:ilvl="3" w:tplc="240A0001" w:tentative="1">
@@ -7704,7 +7869,7 @@
         <w:ind w:left="3589" w:hanging="360"/>
       </w:pPr>
       <w:rPr>
-        <w:rFonts w:hint="default" w:ascii="Symbol" w:hAnsi="Symbol"/>
+        <w:rFonts w:ascii="Symbol" w:hAnsi="Symbol" w:hint="default"/>
       </w:rPr>
     </w:lvl>
     <w:lvl w:ilvl="4" w:tplc="240A0003" w:tentative="1">
@@ -7716,7 +7881,7 @@
         <w:ind w:left="4309" w:hanging="360"/>
       </w:pPr>
       <w:rPr>
-        <w:rFonts w:hint="default" w:ascii="Courier New" w:hAnsi="Courier New" w:cs="Courier New"/>
+        <w:rFonts w:ascii="Courier New" w:hAnsi="Courier New" w:cs="Courier New" w:hint="default"/>
       </w:rPr>
     </w:lvl>
     <w:lvl w:ilvl="5" w:tplc="240A0005" w:tentative="1">
@@ -7728,7 +7893,7 @@
         <w:ind w:left="5029" w:hanging="360"/>
       </w:pPr>
       <w:rPr>
-        <w:rFonts w:hint="default" w:ascii="Wingdings" w:hAnsi="Wingdings"/>
+        <w:rFonts w:ascii="Wingdings" w:hAnsi="Wingdings" w:hint="default"/>
       </w:rPr>
     </w:lvl>
     <w:lvl w:ilvl="6" w:tplc="240A0001" w:tentative="1">
@@ -7740,7 +7905,7 @@
         <w:ind w:left="5749" w:hanging="360"/>
       </w:pPr>
       <w:rPr>
-        <w:rFonts w:hint="default" w:ascii="Symbol" w:hAnsi="Symbol"/>
+        <w:rFonts w:ascii="Symbol" w:hAnsi="Symbol" w:hint="default"/>
       </w:rPr>
     </w:lvl>
     <w:lvl w:ilvl="7" w:tplc="240A0003" w:tentative="1">
@@ -7752,7 +7917,7 @@
         <w:ind w:left="6469" w:hanging="360"/>
       </w:pPr>
       <w:rPr>
-        <w:rFonts w:hint="default" w:ascii="Courier New" w:hAnsi="Courier New" w:cs="Courier New"/>
+        <w:rFonts w:ascii="Courier New" w:hAnsi="Courier New" w:cs="Courier New" w:hint="default"/>
       </w:rPr>
     </w:lvl>
     <w:lvl w:ilvl="8" w:tplc="240A0005" w:tentative="1">
@@ -7764,7 +7929,7 @@
         <w:ind w:left="7189" w:hanging="360"/>
       </w:pPr>
       <w:rPr>
-        <w:rFonts w:hint="default" w:ascii="Wingdings" w:hAnsi="Wingdings"/>
+        <w:rFonts w:ascii="Wingdings" w:hAnsi="Wingdings" w:hint="default"/>
       </w:rPr>
     </w:lvl>
   </w:abstractNum>
@@ -7781,7 +7946,7 @@
         <w:ind w:left="1429" w:hanging="360"/>
       </w:pPr>
       <w:rPr>
-        <w:rFonts w:hint="default" w:ascii="Symbol" w:hAnsi="Symbol"/>
+        <w:rFonts w:ascii="Symbol" w:hAnsi="Symbol" w:hint="default"/>
       </w:rPr>
     </w:lvl>
     <w:lvl w:ilvl="1" w:tplc="0C0A0003" w:tentative="1">
@@ -7793,7 +7958,7 @@
         <w:ind w:left="2149" w:hanging="360"/>
       </w:pPr>
       <w:rPr>
-        <w:rFonts w:hint="default" w:ascii="Courier New" w:hAnsi="Courier New" w:cs="Courier New"/>
+        <w:rFonts w:ascii="Courier New" w:hAnsi="Courier New" w:cs="Courier New" w:hint="default"/>
       </w:rPr>
     </w:lvl>
     <w:lvl w:ilvl="2" w:tplc="0C0A0005" w:tentative="1">
@@ -7805,7 +7970,7 @@
         <w:ind w:left="2869" w:hanging="360"/>
       </w:pPr>
       <w:rPr>
-        <w:rFonts w:hint="default" w:ascii="Wingdings" w:hAnsi="Wingdings"/>
+        <w:rFonts w:ascii="Wingdings" w:hAnsi="Wingdings" w:hint="default"/>
       </w:rPr>
     </w:lvl>
     <w:lvl w:ilvl="3" w:tplc="0C0A0001" w:tentative="1">
@@ -7817,7 +7982,7 @@
         <w:ind w:left="3589" w:hanging="360"/>
       </w:pPr>
       <w:rPr>
-        <w:rFonts w:hint="default" w:ascii="Symbol" w:hAnsi="Symbol"/>
+        <w:rFonts w:ascii="Symbol" w:hAnsi="Symbol" w:hint="default"/>
       </w:rPr>
     </w:lvl>
     <w:lvl w:ilvl="4" w:tplc="0C0A0003" w:tentative="1">
@@ -7829,7 +7994,7 @@
         <w:ind w:left="4309" w:hanging="360"/>
       </w:pPr>
       <w:rPr>
-        <w:rFonts w:hint="default" w:ascii="Courier New" w:hAnsi="Courier New" w:cs="Courier New"/>
+        <w:rFonts w:ascii="Courier New" w:hAnsi="Courier New" w:cs="Courier New" w:hint="default"/>
       </w:rPr>
     </w:lvl>
     <w:lvl w:ilvl="5" w:tplc="0C0A0005" w:tentative="1">
@@ -7841,7 +8006,7 @@
         <w:ind w:left="5029" w:hanging="360"/>
       </w:pPr>
       <w:rPr>
-        <w:rFonts w:hint="default" w:ascii="Wingdings" w:hAnsi="Wingdings"/>
+        <w:rFonts w:ascii="Wingdings" w:hAnsi="Wingdings" w:hint="default"/>
       </w:rPr>
     </w:lvl>
     <w:lvl w:ilvl="6" w:tplc="0C0A0001" w:tentative="1">
@@ -7853,7 +8018,7 @@
         <w:ind w:left="5749" w:hanging="360"/>
       </w:pPr>
       <w:rPr>
-        <w:rFonts w:hint="default" w:ascii="Symbol" w:hAnsi="Symbol"/>
+        <w:rFonts w:ascii="Symbol" w:hAnsi="Symbol" w:hint="default"/>
       </w:rPr>
     </w:lvl>
     <w:lvl w:ilvl="7" w:tplc="0C0A0003" w:tentative="1">
@@ -7865,7 +8030,7 @@
         <w:ind w:left="6469" w:hanging="360"/>
       </w:pPr>
       <w:rPr>
-        <w:rFonts w:hint="default" w:ascii="Courier New" w:hAnsi="Courier New" w:cs="Courier New"/>
+        <w:rFonts w:ascii="Courier New" w:hAnsi="Courier New" w:cs="Courier New" w:hint="default"/>
       </w:rPr>
     </w:lvl>
     <w:lvl w:ilvl="8" w:tplc="0C0A0005" w:tentative="1">
@@ -7877,7 +8042,7 @@
         <w:ind w:left="7189" w:hanging="360"/>
       </w:pPr>
       <w:rPr>
-        <w:rFonts w:hint="default" w:ascii="Wingdings" w:hAnsi="Wingdings"/>
+        <w:rFonts w:ascii="Wingdings" w:hAnsi="Wingdings" w:hint="default"/>
       </w:rPr>
     </w:lvl>
   </w:abstractNum>
@@ -7980,7 +8145,7 @@
         <w:ind w:left="1789" w:hanging="360"/>
       </w:pPr>
       <w:rPr>
-        <w:rFonts w:hint="default" w:ascii="Courier New" w:hAnsi="Courier New" w:cs="Courier New"/>
+        <w:rFonts w:ascii="Courier New" w:hAnsi="Courier New" w:cs="Courier New" w:hint="default"/>
       </w:rPr>
     </w:lvl>
     <w:lvl w:ilvl="1" w:tplc="240A0003" w:tentative="1">
@@ -7992,7 +8157,7 @@
         <w:ind w:left="2509" w:hanging="360"/>
       </w:pPr>
       <w:rPr>
-        <w:rFonts w:hint="default" w:ascii="Courier New" w:hAnsi="Courier New" w:cs="Courier New"/>
+        <w:rFonts w:ascii="Courier New" w:hAnsi="Courier New" w:cs="Courier New" w:hint="default"/>
       </w:rPr>
     </w:lvl>
     <w:lvl w:ilvl="2" w:tplc="240A0005" w:tentative="1">
@@ -8004,7 +8169,7 @@
         <w:ind w:left="3229" w:hanging="360"/>
       </w:pPr>
       <w:rPr>
-        <w:rFonts w:hint="default" w:ascii="Wingdings" w:hAnsi="Wingdings"/>
+        <w:rFonts w:ascii="Wingdings" w:hAnsi="Wingdings" w:hint="default"/>
       </w:rPr>
     </w:lvl>
     <w:lvl w:ilvl="3" w:tplc="240A0001" w:tentative="1">
@@ -8016,7 +8181,7 @@
         <w:ind w:left="3949" w:hanging="360"/>
       </w:pPr>
       <w:rPr>
-        <w:rFonts w:hint="default" w:ascii="Symbol" w:hAnsi="Symbol"/>
+        <w:rFonts w:ascii="Symbol" w:hAnsi="Symbol" w:hint="default"/>
       </w:rPr>
     </w:lvl>
     <w:lvl w:ilvl="4" w:tplc="240A0003" w:tentative="1">
@@ -8028,7 +8193,7 @@
         <w:ind w:left="4669" w:hanging="360"/>
       </w:pPr>
       <w:rPr>
-        <w:rFonts w:hint="default" w:ascii="Courier New" w:hAnsi="Courier New" w:cs="Courier New"/>
+        <w:rFonts w:ascii="Courier New" w:hAnsi="Courier New" w:cs="Courier New" w:hint="default"/>
       </w:rPr>
     </w:lvl>
     <w:lvl w:ilvl="5" w:tplc="240A0005" w:tentative="1">
@@ -8040,7 +8205,7 @@
         <w:ind w:left="5389" w:hanging="360"/>
       </w:pPr>
       <w:rPr>
-        <w:rFonts w:hint="default" w:ascii="Wingdings" w:hAnsi="Wingdings"/>
+        <w:rFonts w:ascii="Wingdings" w:hAnsi="Wingdings" w:hint="default"/>
       </w:rPr>
     </w:lvl>
     <w:lvl w:ilvl="6" w:tplc="240A0001" w:tentative="1">
@@ -8052,7 +8217,7 @@
         <w:ind w:left="6109" w:hanging="360"/>
       </w:pPr>
       <w:rPr>
-        <w:rFonts w:hint="default" w:ascii="Symbol" w:hAnsi="Symbol"/>
+        <w:rFonts w:ascii="Symbol" w:hAnsi="Symbol" w:hint="default"/>
       </w:rPr>
     </w:lvl>
     <w:lvl w:ilvl="7" w:tplc="240A0003" w:tentative="1">
@@ -8064,7 +8229,7 @@
         <w:ind w:left="6829" w:hanging="360"/>
       </w:pPr>
       <w:rPr>
-        <w:rFonts w:hint="default" w:ascii="Courier New" w:hAnsi="Courier New" w:cs="Courier New"/>
+        <w:rFonts w:ascii="Courier New" w:hAnsi="Courier New" w:cs="Courier New" w:hint="default"/>
       </w:rPr>
     </w:lvl>
     <w:lvl w:ilvl="8" w:tplc="240A0005" w:tentative="1">
@@ -8076,7 +8241,7 @@
         <w:ind w:left="7549" w:hanging="360"/>
       </w:pPr>
       <w:rPr>
-        <w:rFonts w:hint="default" w:ascii="Wingdings" w:hAnsi="Wingdings"/>
+        <w:rFonts w:ascii="Wingdings" w:hAnsi="Wingdings" w:hint="default"/>
       </w:rPr>
     </w:lvl>
   </w:abstractNum>
@@ -8094,7 +8259,7 @@
         <w:ind w:left="1211" w:hanging="360"/>
       </w:pPr>
       <w:rPr>
-        <w:rFonts w:hint="default" w:ascii="Arial" w:hAnsi="Arial"/>
+        <w:rFonts w:ascii="Arial" w:hAnsi="Arial" w:hint="default"/>
         <w:b/>
         <w:i w:val="0"/>
         <w:caps w:val="0"/>
@@ -8187,7 +8352,7 @@
         <w:ind w:left="1429" w:hanging="360"/>
       </w:pPr>
       <w:rPr>
-        <w:rFonts w:hint="default" w:ascii="Symbol" w:hAnsi="Symbol"/>
+        <w:rFonts w:ascii="Symbol" w:hAnsi="Symbol" w:hint="default"/>
       </w:rPr>
     </w:lvl>
     <w:lvl w:ilvl="1" w:tplc="0C0A0003" w:tentative="1">
@@ -8199,7 +8364,7 @@
         <w:ind w:left="2149" w:hanging="360"/>
       </w:pPr>
       <w:rPr>
-        <w:rFonts w:hint="default" w:ascii="Courier New" w:hAnsi="Courier New" w:cs="Courier New"/>
+        <w:rFonts w:ascii="Courier New" w:hAnsi="Courier New" w:cs="Courier New" w:hint="default"/>
       </w:rPr>
     </w:lvl>
     <w:lvl w:ilvl="2" w:tplc="0C0A0005" w:tentative="1">
@@ -8211,7 +8376,7 @@
         <w:ind w:left="2869" w:hanging="360"/>
       </w:pPr>
       <w:rPr>
-        <w:rFonts w:hint="default" w:ascii="Wingdings" w:hAnsi="Wingdings"/>
+        <w:rFonts w:ascii="Wingdings" w:hAnsi="Wingdings" w:hint="default"/>
       </w:rPr>
     </w:lvl>
     <w:lvl w:ilvl="3" w:tplc="0C0A0001" w:tentative="1">
@@ -8223,7 +8388,7 @@
         <w:ind w:left="3589" w:hanging="360"/>
       </w:pPr>
       <w:rPr>
-        <w:rFonts w:hint="default" w:ascii="Symbol" w:hAnsi="Symbol"/>
+        <w:rFonts w:ascii="Symbol" w:hAnsi="Symbol" w:hint="default"/>
       </w:rPr>
     </w:lvl>
     <w:lvl w:ilvl="4" w:tplc="0C0A0003" w:tentative="1">
@@ -8235,7 +8400,7 @@
         <w:ind w:left="4309" w:hanging="360"/>
       </w:pPr>
       <w:rPr>
-        <w:rFonts w:hint="default" w:ascii="Courier New" w:hAnsi="Courier New" w:cs="Courier New"/>
+        <w:rFonts w:ascii="Courier New" w:hAnsi="Courier New" w:cs="Courier New" w:hint="default"/>
       </w:rPr>
     </w:lvl>
     <w:lvl w:ilvl="5" w:tplc="0C0A0005" w:tentative="1">
@@ -8247,7 +8412,7 @@
         <w:ind w:left="5029" w:hanging="360"/>
       </w:pPr>
       <w:rPr>
-        <w:rFonts w:hint="default" w:ascii="Wingdings" w:hAnsi="Wingdings"/>
+        <w:rFonts w:ascii="Wingdings" w:hAnsi="Wingdings" w:hint="default"/>
       </w:rPr>
     </w:lvl>
     <w:lvl w:ilvl="6" w:tplc="0C0A0001" w:tentative="1">
@@ -8259,7 +8424,7 @@
         <w:ind w:left="5749" w:hanging="360"/>
       </w:pPr>
       <w:rPr>
-        <w:rFonts w:hint="default" w:ascii="Symbol" w:hAnsi="Symbol"/>
+        <w:rFonts w:ascii="Symbol" w:hAnsi="Symbol" w:hint="default"/>
       </w:rPr>
     </w:lvl>
     <w:lvl w:ilvl="7" w:tplc="0C0A0003" w:tentative="1">
@@ -8271,7 +8436,7 @@
         <w:ind w:left="6469" w:hanging="360"/>
       </w:pPr>
       <w:rPr>
-        <w:rFonts w:hint="default" w:ascii="Courier New" w:hAnsi="Courier New" w:cs="Courier New"/>
+        <w:rFonts w:ascii="Courier New" w:hAnsi="Courier New" w:cs="Courier New" w:hint="default"/>
       </w:rPr>
     </w:lvl>
     <w:lvl w:ilvl="8" w:tplc="0C0A0005" w:tentative="1">
@@ -8283,7 +8448,7 @@
         <w:ind w:left="7189" w:hanging="360"/>
       </w:pPr>
       <w:rPr>
-        <w:rFonts w:hint="default" w:ascii="Wingdings" w:hAnsi="Wingdings"/>
+        <w:rFonts w:ascii="Wingdings" w:hAnsi="Wingdings" w:hint="default"/>
       </w:rPr>
     </w:lvl>
   </w:abstractNum>
@@ -8421,7 +8586,7 @@
         <w:ind w:left="1429" w:hanging="360"/>
       </w:pPr>
       <w:rPr>
-        <w:rFonts w:hint="default" w:ascii="Symbol" w:hAnsi="Symbol"/>
+        <w:rFonts w:ascii="Symbol" w:hAnsi="Symbol" w:hint="default"/>
       </w:rPr>
     </w:lvl>
     <w:lvl w:ilvl="1" w:tplc="0C0A0003" w:tentative="1">
@@ -8433,7 +8598,7 @@
         <w:ind w:left="2149" w:hanging="360"/>
       </w:pPr>
       <w:rPr>
-        <w:rFonts w:hint="default" w:ascii="Courier New" w:hAnsi="Courier New" w:cs="Courier New"/>
+        <w:rFonts w:ascii="Courier New" w:hAnsi="Courier New" w:cs="Courier New" w:hint="default"/>
       </w:rPr>
     </w:lvl>
     <w:lvl w:ilvl="2" w:tplc="0C0A0005" w:tentative="1">
@@ -8445,7 +8610,7 @@
         <w:ind w:left="2869" w:hanging="360"/>
       </w:pPr>
       <w:rPr>
-        <w:rFonts w:hint="default" w:ascii="Wingdings" w:hAnsi="Wingdings"/>
+        <w:rFonts w:ascii="Wingdings" w:hAnsi="Wingdings" w:hint="default"/>
       </w:rPr>
     </w:lvl>
     <w:lvl w:ilvl="3" w:tplc="0C0A0001" w:tentative="1">
@@ -8457,7 +8622,7 @@
         <w:ind w:left="3589" w:hanging="360"/>
       </w:pPr>
       <w:rPr>
-        <w:rFonts w:hint="default" w:ascii="Symbol" w:hAnsi="Symbol"/>
+        <w:rFonts w:ascii="Symbol" w:hAnsi="Symbol" w:hint="default"/>
       </w:rPr>
     </w:lvl>
     <w:lvl w:ilvl="4" w:tplc="0C0A0003" w:tentative="1">
@@ -8469,7 +8634,7 @@
         <w:ind w:left="4309" w:hanging="360"/>
       </w:pPr>
       <w:rPr>
-        <w:rFonts w:hint="default" w:ascii="Courier New" w:hAnsi="Courier New" w:cs="Courier New"/>
+        <w:rFonts w:ascii="Courier New" w:hAnsi="Courier New" w:cs="Courier New" w:hint="default"/>
       </w:rPr>
     </w:lvl>
     <w:lvl w:ilvl="5" w:tplc="0C0A0005" w:tentative="1">
@@ -8481,7 +8646,7 @@
         <w:ind w:left="5029" w:hanging="360"/>
       </w:pPr>
       <w:rPr>
-        <w:rFonts w:hint="default" w:ascii="Wingdings" w:hAnsi="Wingdings"/>
+        <w:rFonts w:ascii="Wingdings" w:hAnsi="Wingdings" w:hint="default"/>
       </w:rPr>
     </w:lvl>
     <w:lvl w:ilvl="6" w:tplc="0C0A0001" w:tentative="1">
@@ -8493,7 +8658,7 @@
         <w:ind w:left="5749" w:hanging="360"/>
       </w:pPr>
       <w:rPr>
-        <w:rFonts w:hint="default" w:ascii="Symbol" w:hAnsi="Symbol"/>
+        <w:rFonts w:ascii="Symbol" w:hAnsi="Symbol" w:hint="default"/>
       </w:rPr>
     </w:lvl>
     <w:lvl w:ilvl="7" w:tplc="0C0A0003" w:tentative="1">
@@ -8505,7 +8670,7 @@
         <w:ind w:left="6469" w:hanging="360"/>
       </w:pPr>
       <w:rPr>
-        <w:rFonts w:hint="default" w:ascii="Courier New" w:hAnsi="Courier New" w:cs="Courier New"/>
+        <w:rFonts w:ascii="Courier New" w:hAnsi="Courier New" w:cs="Courier New" w:hint="default"/>
       </w:rPr>
     </w:lvl>
     <w:lvl w:ilvl="8" w:tplc="0C0A0005" w:tentative="1">
@@ -8517,7 +8682,7 @@
         <w:ind w:left="7189" w:hanging="360"/>
       </w:pPr>
       <w:rPr>
-        <w:rFonts w:hint="default" w:ascii="Wingdings" w:hAnsi="Wingdings"/>
+        <w:rFonts w:ascii="Wingdings" w:hAnsi="Wingdings" w:hint="default"/>
       </w:rPr>
     </w:lvl>
   </w:abstractNum>
@@ -8620,7 +8785,7 @@
         <w:ind w:left="1713" w:hanging="360"/>
       </w:pPr>
       <w:rPr>
-        <w:rFonts w:hint="default" w:ascii="Symbol" w:hAnsi="Symbol"/>
+        <w:rFonts w:ascii="Symbol" w:hAnsi="Symbol" w:hint="default"/>
       </w:rPr>
     </w:lvl>
     <w:lvl w:ilvl="1" w:tplc="FFFFFFFF" w:tentative="1">
@@ -8632,7 +8797,7 @@
         <w:ind w:left="2433" w:hanging="360"/>
       </w:pPr>
       <w:rPr>
-        <w:rFonts w:hint="default" w:ascii="Courier New" w:hAnsi="Courier New" w:cs="Courier New"/>
+        <w:rFonts w:ascii="Courier New" w:hAnsi="Courier New" w:cs="Courier New" w:hint="default"/>
       </w:rPr>
     </w:lvl>
     <w:lvl w:ilvl="2" w:tplc="FFFFFFFF" w:tentative="1">
@@ -8644,7 +8809,7 @@
         <w:ind w:left="3153" w:hanging="360"/>
       </w:pPr>
       <w:rPr>
-        <w:rFonts w:hint="default" w:ascii="Wingdings" w:hAnsi="Wingdings"/>
+        <w:rFonts w:ascii="Wingdings" w:hAnsi="Wingdings" w:hint="default"/>
       </w:rPr>
     </w:lvl>
     <w:lvl w:ilvl="3" w:tplc="FFFFFFFF" w:tentative="1">
@@ -8656,7 +8821,7 @@
         <w:ind w:left="3873" w:hanging="360"/>
       </w:pPr>
       <w:rPr>
-        <w:rFonts w:hint="default" w:ascii="Symbol" w:hAnsi="Symbol"/>
+        <w:rFonts w:ascii="Symbol" w:hAnsi="Symbol" w:hint="default"/>
       </w:rPr>
     </w:lvl>
     <w:lvl w:ilvl="4" w:tplc="FFFFFFFF" w:tentative="1">
@@ -8668,7 +8833,7 @@
         <w:ind w:left="4593" w:hanging="360"/>
       </w:pPr>
       <w:rPr>
-        <w:rFonts w:hint="default" w:ascii="Courier New" w:hAnsi="Courier New" w:cs="Courier New"/>
+        <w:rFonts w:ascii="Courier New" w:hAnsi="Courier New" w:cs="Courier New" w:hint="default"/>
       </w:rPr>
     </w:lvl>
     <w:lvl w:ilvl="5" w:tplc="FFFFFFFF" w:tentative="1">
@@ -8680,7 +8845,7 @@
         <w:ind w:left="5313" w:hanging="360"/>
       </w:pPr>
       <w:rPr>
-        <w:rFonts w:hint="default" w:ascii="Wingdings" w:hAnsi="Wingdings"/>
+        <w:rFonts w:ascii="Wingdings" w:hAnsi="Wingdings" w:hint="default"/>
       </w:rPr>
     </w:lvl>
     <w:lvl w:ilvl="6" w:tplc="FFFFFFFF" w:tentative="1">
@@ -8692,7 +8857,7 @@
         <w:ind w:left="6033" w:hanging="360"/>
       </w:pPr>
       <w:rPr>
-        <w:rFonts w:hint="default" w:ascii="Symbol" w:hAnsi="Symbol"/>
+        <w:rFonts w:ascii="Symbol" w:hAnsi="Symbol" w:hint="default"/>
       </w:rPr>
     </w:lvl>
     <w:lvl w:ilvl="7" w:tplc="FFFFFFFF" w:tentative="1">
@@ -8704,7 +8869,7 @@
         <w:ind w:left="6753" w:hanging="360"/>
       </w:pPr>
       <w:rPr>
-        <w:rFonts w:hint="default" w:ascii="Courier New" w:hAnsi="Courier New" w:cs="Courier New"/>
+        <w:rFonts w:ascii="Courier New" w:hAnsi="Courier New" w:cs="Courier New" w:hint="default"/>
       </w:rPr>
     </w:lvl>
     <w:lvl w:ilvl="8" w:tplc="FFFFFFFF" w:tentative="1">
@@ -8716,7 +8881,7 @@
         <w:ind w:left="7473" w:hanging="360"/>
       </w:pPr>
       <w:rPr>
-        <w:rFonts w:hint="default" w:ascii="Wingdings" w:hAnsi="Wingdings"/>
+        <w:rFonts w:ascii="Wingdings" w:hAnsi="Wingdings" w:hint="default"/>
       </w:rPr>
     </w:lvl>
   </w:abstractNum>
@@ -8733,7 +8898,7 @@
         <w:ind w:left="1429" w:hanging="360"/>
       </w:pPr>
       <w:rPr>
-        <w:rFonts w:hint="default" w:ascii="Symbol" w:hAnsi="Symbol"/>
+        <w:rFonts w:ascii="Symbol" w:hAnsi="Symbol" w:hint="default"/>
       </w:rPr>
     </w:lvl>
     <w:lvl w:ilvl="1" w:tplc="0C0A0003" w:tentative="1">
@@ -8745,7 +8910,7 @@
         <w:ind w:left="2149" w:hanging="360"/>
       </w:pPr>
       <w:rPr>
-        <w:rFonts w:hint="default" w:ascii="Courier New" w:hAnsi="Courier New" w:cs="Courier New"/>
+        <w:rFonts w:ascii="Courier New" w:hAnsi="Courier New" w:cs="Courier New" w:hint="default"/>
       </w:rPr>
     </w:lvl>
     <w:lvl w:ilvl="2" w:tplc="0C0A0005" w:tentative="1">
@@ -8757,7 +8922,7 @@
         <w:ind w:left="2869" w:hanging="360"/>
       </w:pPr>
       <w:rPr>
-        <w:rFonts w:hint="default" w:ascii="Wingdings" w:hAnsi="Wingdings"/>
+        <w:rFonts w:ascii="Wingdings" w:hAnsi="Wingdings" w:hint="default"/>
       </w:rPr>
     </w:lvl>
     <w:lvl w:ilvl="3" w:tplc="0C0A0001" w:tentative="1">
@@ -8769,7 +8934,7 @@
         <w:ind w:left="3589" w:hanging="360"/>
       </w:pPr>
       <w:rPr>
-        <w:rFonts w:hint="default" w:ascii="Symbol" w:hAnsi="Symbol"/>
+        <w:rFonts w:ascii="Symbol" w:hAnsi="Symbol" w:hint="default"/>
       </w:rPr>
     </w:lvl>
     <w:lvl w:ilvl="4" w:tplc="0C0A0003" w:tentative="1">
@@ -8781,7 +8946,7 @@
         <w:ind w:left="4309" w:hanging="360"/>
       </w:pPr>
       <w:rPr>
-        <w:rFonts w:hint="default" w:ascii="Courier New" w:hAnsi="Courier New" w:cs="Courier New"/>
+        <w:rFonts w:ascii="Courier New" w:hAnsi="Courier New" w:cs="Courier New" w:hint="default"/>
       </w:rPr>
     </w:lvl>
     <w:lvl w:ilvl="5" w:tplc="0C0A0005" w:tentative="1">
@@ -8793,7 +8958,7 @@
         <w:ind w:left="5029" w:hanging="360"/>
       </w:pPr>
       <w:rPr>
-        <w:rFonts w:hint="default" w:ascii="Wingdings" w:hAnsi="Wingdings"/>
+        <w:rFonts w:ascii="Wingdings" w:hAnsi="Wingdings" w:hint="default"/>
       </w:rPr>
     </w:lvl>
     <w:lvl w:ilvl="6" w:tplc="0C0A0001" w:tentative="1">
@@ -8805,7 +8970,7 @@
         <w:ind w:left="5749" w:hanging="360"/>
       </w:pPr>
       <w:rPr>
-        <w:rFonts w:hint="default" w:ascii="Symbol" w:hAnsi="Symbol"/>
+        <w:rFonts w:ascii="Symbol" w:hAnsi="Symbol" w:hint="default"/>
       </w:rPr>
     </w:lvl>
     <w:lvl w:ilvl="7" w:tplc="0C0A0003" w:tentative="1">
@@ -8817,7 +8982,7 @@
         <w:ind w:left="6469" w:hanging="360"/>
       </w:pPr>
       <w:rPr>
-        <w:rFonts w:hint="default" w:ascii="Courier New" w:hAnsi="Courier New" w:cs="Courier New"/>
+        <w:rFonts w:ascii="Courier New" w:hAnsi="Courier New" w:cs="Courier New" w:hint="default"/>
       </w:rPr>
     </w:lvl>
     <w:lvl w:ilvl="8" w:tplc="0C0A0005" w:tentative="1">
@@ -8829,7 +8994,7 @@
         <w:ind w:left="7189" w:hanging="360"/>
       </w:pPr>
       <w:rPr>
-        <w:rFonts w:hint="default" w:ascii="Wingdings" w:hAnsi="Wingdings"/>
+        <w:rFonts w:ascii="Wingdings" w:hAnsi="Wingdings" w:hint="default"/>
       </w:rPr>
     </w:lvl>
   </w:abstractNum>
@@ -8937,7 +9102,7 @@
         <w:ind w:left="1429" w:hanging="360"/>
       </w:pPr>
       <w:rPr>
-        <w:rFonts w:hint="default" w:ascii="Symbol" w:hAnsi="Symbol"/>
+        <w:rFonts w:ascii="Symbol" w:hAnsi="Symbol" w:hint="default"/>
       </w:rPr>
     </w:lvl>
     <w:lvl w:ilvl="1" w:tplc="0C0A0003" w:tentative="1">
@@ -8949,7 +9114,7 @@
         <w:ind w:left="2149" w:hanging="360"/>
       </w:pPr>
       <w:rPr>
-        <w:rFonts w:hint="default" w:ascii="Courier New" w:hAnsi="Courier New" w:cs="Courier New"/>
+        <w:rFonts w:ascii="Courier New" w:hAnsi="Courier New" w:cs="Courier New" w:hint="default"/>
       </w:rPr>
     </w:lvl>
     <w:lvl w:ilvl="2" w:tplc="0C0A0005" w:tentative="1">
@@ -8961,7 +9126,7 @@
         <w:ind w:left="2869" w:hanging="360"/>
       </w:pPr>
       <w:rPr>
-        <w:rFonts w:hint="default" w:ascii="Wingdings" w:hAnsi="Wingdings"/>
+        <w:rFonts w:ascii="Wingdings" w:hAnsi="Wingdings" w:hint="default"/>
       </w:rPr>
     </w:lvl>
     <w:lvl w:ilvl="3" w:tplc="0C0A0001" w:tentative="1">
@@ -8973,7 +9138,7 @@
         <w:ind w:left="3589" w:hanging="360"/>
       </w:pPr>
       <w:rPr>
-        <w:rFonts w:hint="default" w:ascii="Symbol" w:hAnsi="Symbol"/>
+        <w:rFonts w:ascii="Symbol" w:hAnsi="Symbol" w:hint="default"/>
       </w:rPr>
     </w:lvl>
     <w:lvl w:ilvl="4" w:tplc="0C0A0003" w:tentative="1">
@@ -8985,7 +9150,7 @@
         <w:ind w:left="4309" w:hanging="360"/>
       </w:pPr>
       <w:rPr>
-        <w:rFonts w:hint="default" w:ascii="Courier New" w:hAnsi="Courier New" w:cs="Courier New"/>
+        <w:rFonts w:ascii="Courier New" w:hAnsi="Courier New" w:cs="Courier New" w:hint="default"/>
       </w:rPr>
     </w:lvl>
     <w:lvl w:ilvl="5" w:tplc="0C0A0005" w:tentative="1">
@@ -8997,7 +9162,7 @@
         <w:ind w:left="5029" w:hanging="360"/>
       </w:pPr>
       <w:rPr>
-        <w:rFonts w:hint="default" w:ascii="Wingdings" w:hAnsi="Wingdings"/>
+        <w:rFonts w:ascii="Wingdings" w:hAnsi="Wingdings" w:hint="default"/>
       </w:rPr>
     </w:lvl>
     <w:lvl w:ilvl="6" w:tplc="0C0A0001" w:tentative="1">
@@ -9009,7 +9174,7 @@
         <w:ind w:left="5749" w:hanging="360"/>
       </w:pPr>
       <w:rPr>
-        <w:rFonts w:hint="default" w:ascii="Symbol" w:hAnsi="Symbol"/>
+        <w:rFonts w:ascii="Symbol" w:hAnsi="Symbol" w:hint="default"/>
       </w:rPr>
     </w:lvl>
     <w:lvl w:ilvl="7" w:tplc="0C0A0003" w:tentative="1">
@@ -9021,7 +9186,7 @@
         <w:ind w:left="6469" w:hanging="360"/>
       </w:pPr>
       <w:rPr>
-        <w:rFonts w:hint="default" w:ascii="Courier New" w:hAnsi="Courier New" w:cs="Courier New"/>
+        <w:rFonts w:ascii="Courier New" w:hAnsi="Courier New" w:cs="Courier New" w:hint="default"/>
       </w:rPr>
     </w:lvl>
     <w:lvl w:ilvl="8" w:tplc="0C0A0005" w:tentative="1">
@@ -9033,7 +9198,7 @@
         <w:ind w:left="7189" w:hanging="360"/>
       </w:pPr>
       <w:rPr>
-        <w:rFonts w:hint="default" w:ascii="Wingdings" w:hAnsi="Wingdings"/>
+        <w:rFonts w:ascii="Wingdings" w:hAnsi="Wingdings" w:hint="default"/>
       </w:rPr>
     </w:lvl>
   </w:abstractNum>
@@ -9050,7 +9215,7 @@
         <w:ind w:left="1429" w:hanging="360"/>
       </w:pPr>
       <w:rPr>
-        <w:rFonts w:hint="default" w:ascii="Symbol" w:hAnsi="Symbol"/>
+        <w:rFonts w:ascii="Symbol" w:hAnsi="Symbol" w:hint="default"/>
       </w:rPr>
     </w:lvl>
     <w:lvl w:ilvl="1" w:tplc="0C0A0003" w:tentative="1">
@@ -9062,7 +9227,7 @@
         <w:ind w:left="2149" w:hanging="360"/>
       </w:pPr>
       <w:rPr>
-        <w:rFonts w:hint="default" w:ascii="Courier New" w:hAnsi="Courier New" w:cs="Courier New"/>
+        <w:rFonts w:ascii="Courier New" w:hAnsi="Courier New" w:cs="Courier New" w:hint="default"/>
       </w:rPr>
     </w:lvl>
     <w:lvl w:ilvl="2" w:tplc="0C0A0005" w:tentative="1">
@@ -9074,7 +9239,7 @@
         <w:ind w:left="2869" w:hanging="360"/>
       </w:pPr>
       <w:rPr>
-        <w:rFonts w:hint="default" w:ascii="Wingdings" w:hAnsi="Wingdings"/>
+        <w:rFonts w:ascii="Wingdings" w:hAnsi="Wingdings" w:hint="default"/>
       </w:rPr>
     </w:lvl>
     <w:lvl w:ilvl="3" w:tplc="0C0A0001" w:tentative="1">
@@ -9086,7 +9251,7 @@
         <w:ind w:left="3589" w:hanging="360"/>
       </w:pPr>
       <w:rPr>
-        <w:rFonts w:hint="default" w:ascii="Symbol" w:hAnsi="Symbol"/>
+        <w:rFonts w:ascii="Symbol" w:hAnsi="Symbol" w:hint="default"/>
       </w:rPr>
     </w:lvl>
     <w:lvl w:ilvl="4" w:tplc="0C0A0003" w:tentative="1">
@@ -9098,7 +9263,7 @@
         <w:ind w:left="4309" w:hanging="360"/>
       </w:pPr>
       <w:rPr>
-        <w:rFonts w:hint="default" w:ascii="Courier New" w:hAnsi="Courier New" w:cs="Courier New"/>
+        <w:rFonts w:ascii="Courier New" w:hAnsi="Courier New" w:cs="Courier New" w:hint="default"/>
       </w:rPr>
     </w:lvl>
     <w:lvl w:ilvl="5" w:tplc="0C0A0005" w:tentative="1">
@@ -9110,7 +9275,7 @@
         <w:ind w:left="5029" w:hanging="360"/>
       </w:pPr>
       <w:rPr>
-        <w:rFonts w:hint="default" w:ascii="Wingdings" w:hAnsi="Wingdings"/>
+        <w:rFonts w:ascii="Wingdings" w:hAnsi="Wingdings" w:hint="default"/>
       </w:rPr>
     </w:lvl>
     <w:lvl w:ilvl="6" w:tplc="0C0A0001" w:tentative="1">
@@ -9122,7 +9287,7 @@
         <w:ind w:left="5749" w:hanging="360"/>
       </w:pPr>
       <w:rPr>
-        <w:rFonts w:hint="default" w:ascii="Symbol" w:hAnsi="Symbol"/>
+        <w:rFonts w:ascii="Symbol" w:hAnsi="Symbol" w:hint="default"/>
       </w:rPr>
     </w:lvl>
     <w:lvl w:ilvl="7" w:tplc="0C0A0003" w:tentative="1">
@@ -9134,7 +9299,7 @@
         <w:ind w:left="6469" w:hanging="360"/>
       </w:pPr>
       <w:rPr>
-        <w:rFonts w:hint="default" w:ascii="Courier New" w:hAnsi="Courier New" w:cs="Courier New"/>
+        <w:rFonts w:ascii="Courier New" w:hAnsi="Courier New" w:cs="Courier New" w:hint="default"/>
       </w:rPr>
     </w:lvl>
     <w:lvl w:ilvl="8" w:tplc="0C0A0005" w:tentative="1">
@@ -9146,7 +9311,7 @@
         <w:ind w:left="7189" w:hanging="360"/>
       </w:pPr>
       <w:rPr>
-        <w:rFonts w:hint="default" w:ascii="Wingdings" w:hAnsi="Wingdings"/>
+        <w:rFonts w:ascii="Wingdings" w:hAnsi="Wingdings" w:hint="default"/>
       </w:rPr>
     </w:lvl>
   </w:abstractNum>
@@ -9339,7 +9504,7 @@
         <w:ind w:left="2136" w:hanging="360"/>
       </w:pPr>
       <w:rPr>
-        <w:rFonts w:hint="default" w:ascii="Symbol" w:hAnsi="Symbol"/>
+        <w:rFonts w:ascii="Symbol" w:hAnsi="Symbol" w:hint="default"/>
       </w:rPr>
     </w:lvl>
     <w:lvl w:ilvl="1" w:tplc="240A0003" w:tentative="1">
@@ -9351,7 +9516,7 @@
         <w:ind w:left="2856" w:hanging="360"/>
       </w:pPr>
       <w:rPr>
-        <w:rFonts w:hint="default" w:ascii="Courier New" w:hAnsi="Courier New" w:cs="Courier New"/>
+        <w:rFonts w:ascii="Courier New" w:hAnsi="Courier New" w:cs="Courier New" w:hint="default"/>
       </w:rPr>
     </w:lvl>
     <w:lvl w:ilvl="2" w:tplc="240A0005" w:tentative="1">
@@ -9363,7 +9528,7 @@
         <w:ind w:left="3576" w:hanging="360"/>
       </w:pPr>
       <w:rPr>
-        <w:rFonts w:hint="default" w:ascii="Wingdings" w:hAnsi="Wingdings"/>
+        <w:rFonts w:ascii="Wingdings" w:hAnsi="Wingdings" w:hint="default"/>
       </w:rPr>
     </w:lvl>
     <w:lvl w:ilvl="3" w:tplc="240A0001" w:tentative="1">
@@ -9375,7 +9540,7 @@
         <w:ind w:left="4296" w:hanging="360"/>
       </w:pPr>
       <w:rPr>
-        <w:rFonts w:hint="default" w:ascii="Symbol" w:hAnsi="Symbol"/>
+        <w:rFonts w:ascii="Symbol" w:hAnsi="Symbol" w:hint="default"/>
       </w:rPr>
     </w:lvl>
     <w:lvl w:ilvl="4" w:tplc="240A0003" w:tentative="1">
@@ -9387,7 +9552,7 @@
         <w:ind w:left="5016" w:hanging="360"/>
       </w:pPr>
       <w:rPr>
-        <w:rFonts w:hint="default" w:ascii="Courier New" w:hAnsi="Courier New" w:cs="Courier New"/>
+        <w:rFonts w:ascii="Courier New" w:hAnsi="Courier New" w:cs="Courier New" w:hint="default"/>
       </w:rPr>
     </w:lvl>
     <w:lvl w:ilvl="5" w:tplc="240A0005" w:tentative="1">
@@ -9399,7 +9564,7 @@
         <w:ind w:left="5736" w:hanging="360"/>
       </w:pPr>
       <w:rPr>
-        <w:rFonts w:hint="default" w:ascii="Wingdings" w:hAnsi="Wingdings"/>
+        <w:rFonts w:ascii="Wingdings" w:hAnsi="Wingdings" w:hint="default"/>
       </w:rPr>
     </w:lvl>
     <w:lvl w:ilvl="6" w:tplc="240A0001" w:tentative="1">
@@ -9411,7 +9576,7 @@
         <w:ind w:left="6456" w:hanging="360"/>
       </w:pPr>
       <w:rPr>
-        <w:rFonts w:hint="default" w:ascii="Symbol" w:hAnsi="Symbol"/>
+        <w:rFonts w:ascii="Symbol" w:hAnsi="Symbol" w:hint="default"/>
       </w:rPr>
     </w:lvl>
     <w:lvl w:ilvl="7" w:tplc="240A0003" w:tentative="1">
@@ -9423,7 +9588,7 @@
         <w:ind w:left="7176" w:hanging="360"/>
       </w:pPr>
       <w:rPr>
-        <w:rFonts w:hint="default" w:ascii="Courier New" w:hAnsi="Courier New" w:cs="Courier New"/>
+        <w:rFonts w:ascii="Courier New" w:hAnsi="Courier New" w:cs="Courier New" w:hint="default"/>
       </w:rPr>
     </w:lvl>
     <w:lvl w:ilvl="8" w:tplc="240A0005" w:tentative="1">
@@ -9435,7 +9600,7 @@
         <w:ind w:left="7896" w:hanging="360"/>
       </w:pPr>
       <w:rPr>
-        <w:rFonts w:hint="default" w:ascii="Wingdings" w:hAnsi="Wingdings"/>
+        <w:rFonts w:ascii="Wingdings" w:hAnsi="Wingdings" w:hint="default"/>
       </w:rPr>
     </w:lvl>
   </w:abstractNum>
@@ -9538,7 +9703,7 @@
         <w:ind w:left="1429" w:hanging="360"/>
       </w:pPr>
       <w:rPr>
-        <w:rFonts w:hint="default" w:ascii="Symbol" w:hAnsi="Symbol"/>
+        <w:rFonts w:ascii="Symbol" w:hAnsi="Symbol" w:hint="default"/>
       </w:rPr>
     </w:lvl>
     <w:lvl w:ilvl="1" w:tplc="240A0003" w:tentative="1">
@@ -9550,7 +9715,7 @@
         <w:ind w:left="2149" w:hanging="360"/>
       </w:pPr>
       <w:rPr>
-        <w:rFonts w:hint="default" w:ascii="Courier New" w:hAnsi="Courier New" w:cs="Courier New"/>
+        <w:rFonts w:ascii="Courier New" w:hAnsi="Courier New" w:cs="Courier New" w:hint="default"/>
       </w:rPr>
     </w:lvl>
     <w:lvl w:ilvl="2" w:tplc="240A0005" w:tentative="1">
@@ -9562,7 +9727,7 @@
         <w:ind w:left="2869" w:hanging="360"/>
       </w:pPr>
       <w:rPr>
-        <w:rFonts w:hint="default" w:ascii="Wingdings" w:hAnsi="Wingdings"/>
+        <w:rFonts w:ascii="Wingdings" w:hAnsi="Wingdings" w:hint="default"/>
       </w:rPr>
     </w:lvl>
     <w:lvl w:ilvl="3" w:tplc="240A0001" w:tentative="1">
@@ -9574,7 +9739,7 @@
         <w:ind w:left="3589" w:hanging="360"/>
       </w:pPr>
       <w:rPr>
-        <w:rFonts w:hint="default" w:ascii="Symbol" w:hAnsi="Symbol"/>
+        <w:rFonts w:ascii="Symbol" w:hAnsi="Symbol" w:hint="default"/>
       </w:rPr>
     </w:lvl>
     <w:lvl w:ilvl="4" w:tplc="240A0003" w:tentative="1">
@@ -9586,7 +9751,7 @@
         <w:ind w:left="4309" w:hanging="360"/>
       </w:pPr>
       <w:rPr>
-        <w:rFonts w:hint="default" w:ascii="Courier New" w:hAnsi="Courier New" w:cs="Courier New"/>
+        <w:rFonts w:ascii="Courier New" w:hAnsi="Courier New" w:cs="Courier New" w:hint="default"/>
       </w:rPr>
     </w:lvl>
     <w:lvl w:ilvl="5" w:tplc="240A0005" w:tentative="1">
@@ -9598,7 +9763,7 @@
         <w:ind w:left="5029" w:hanging="360"/>
       </w:pPr>
       <w:rPr>
-        <w:rFonts w:hint="default" w:ascii="Wingdings" w:hAnsi="Wingdings"/>
+        <w:rFonts w:ascii="Wingdings" w:hAnsi="Wingdings" w:hint="default"/>
       </w:rPr>
     </w:lvl>
     <w:lvl w:ilvl="6" w:tplc="240A0001" w:tentative="1">
@@ -9610,7 +9775,7 @@
         <w:ind w:left="5749" w:hanging="360"/>
       </w:pPr>
       <w:rPr>
-        <w:rFonts w:hint="default" w:ascii="Symbol" w:hAnsi="Symbol"/>
+        <w:rFonts w:ascii="Symbol" w:hAnsi="Symbol" w:hint="default"/>
       </w:rPr>
     </w:lvl>
     <w:lvl w:ilvl="7" w:tplc="240A0003" w:tentative="1">
@@ -9622,7 +9787,7 @@
         <w:ind w:left="6469" w:hanging="360"/>
       </w:pPr>
       <w:rPr>
-        <w:rFonts w:hint="default" w:ascii="Courier New" w:hAnsi="Courier New" w:cs="Courier New"/>
+        <w:rFonts w:ascii="Courier New" w:hAnsi="Courier New" w:cs="Courier New" w:hint="default"/>
       </w:rPr>
     </w:lvl>
     <w:lvl w:ilvl="8" w:tplc="240A0005" w:tentative="1">
@@ -9634,7 +9799,7 @@
         <w:ind w:left="7189" w:hanging="360"/>
       </w:pPr>
       <w:rPr>
-        <w:rFonts w:hint="default" w:ascii="Wingdings" w:hAnsi="Wingdings"/>
+        <w:rFonts w:ascii="Wingdings" w:hAnsi="Wingdings" w:hint="default"/>
       </w:rPr>
     </w:lvl>
   </w:abstractNum>
@@ -9651,7 +9816,7 @@
         <w:ind w:left="1429" w:hanging="360"/>
       </w:pPr>
       <w:rPr>
-        <w:rFonts w:hint="default" w:ascii="Symbol" w:hAnsi="Symbol"/>
+        <w:rFonts w:ascii="Symbol" w:hAnsi="Symbol" w:hint="default"/>
       </w:rPr>
     </w:lvl>
     <w:lvl w:ilvl="1" w:tplc="0C0A0003" w:tentative="1">
@@ -9663,7 +9828,7 @@
         <w:ind w:left="2149" w:hanging="360"/>
       </w:pPr>
       <w:rPr>
-        <w:rFonts w:hint="default" w:ascii="Courier New" w:hAnsi="Courier New" w:cs="Courier New"/>
+        <w:rFonts w:ascii="Courier New" w:hAnsi="Courier New" w:cs="Courier New" w:hint="default"/>
       </w:rPr>
     </w:lvl>
     <w:lvl w:ilvl="2" w:tplc="0C0A0005" w:tentative="1">
@@ -9675,7 +9840,7 @@
         <w:ind w:left="2869" w:hanging="360"/>
       </w:pPr>
       <w:rPr>
-        <w:rFonts w:hint="default" w:ascii="Wingdings" w:hAnsi="Wingdings"/>
+        <w:rFonts w:ascii="Wingdings" w:hAnsi="Wingdings" w:hint="default"/>
       </w:rPr>
     </w:lvl>
     <w:lvl w:ilvl="3" w:tplc="0C0A0001" w:tentative="1">
@@ -9687,7 +9852,7 @@
         <w:ind w:left="3589" w:hanging="360"/>
       </w:pPr>
       <w:rPr>
-        <w:rFonts w:hint="default" w:ascii="Symbol" w:hAnsi="Symbol"/>
+        <w:rFonts w:ascii="Symbol" w:hAnsi="Symbol" w:hint="default"/>
       </w:rPr>
     </w:lvl>
     <w:lvl w:ilvl="4" w:tplc="0C0A0003" w:tentative="1">
@@ -9699,7 +9864,7 @@
         <w:ind w:left="4309" w:hanging="360"/>
       </w:pPr>
       <w:rPr>
-        <w:rFonts w:hint="default" w:ascii="Courier New" w:hAnsi="Courier New" w:cs="Courier New"/>
+        <w:rFonts w:ascii="Courier New" w:hAnsi="Courier New" w:cs="Courier New" w:hint="default"/>
       </w:rPr>
     </w:lvl>
     <w:lvl w:ilvl="5" w:tplc="0C0A0005" w:tentative="1">
@@ -9711,7 +9876,7 @@
         <w:ind w:left="5029" w:hanging="360"/>
       </w:pPr>
       <w:rPr>
-        <w:rFonts w:hint="default" w:ascii="Wingdings" w:hAnsi="Wingdings"/>
+        <w:rFonts w:ascii="Wingdings" w:hAnsi="Wingdings" w:hint="default"/>
       </w:rPr>
     </w:lvl>
     <w:lvl w:ilvl="6" w:tplc="0C0A0001" w:tentative="1">
@@ -9723,7 +9888,7 @@
         <w:ind w:left="5749" w:hanging="360"/>
       </w:pPr>
       <w:rPr>
-        <w:rFonts w:hint="default" w:ascii="Symbol" w:hAnsi="Symbol"/>
+        <w:rFonts w:ascii="Symbol" w:hAnsi="Symbol" w:hint="default"/>
       </w:rPr>
     </w:lvl>
     <w:lvl w:ilvl="7" w:tplc="0C0A0003" w:tentative="1">
@@ -9735,7 +9900,7 @@
         <w:ind w:left="6469" w:hanging="360"/>
       </w:pPr>
       <w:rPr>
-        <w:rFonts w:hint="default" w:ascii="Courier New" w:hAnsi="Courier New" w:cs="Courier New"/>
+        <w:rFonts w:ascii="Courier New" w:hAnsi="Courier New" w:cs="Courier New" w:hint="default"/>
       </w:rPr>
     </w:lvl>
     <w:lvl w:ilvl="8" w:tplc="0C0A0005" w:tentative="1">
@@ -9747,7 +9912,7 @@
         <w:ind w:left="7189" w:hanging="360"/>
       </w:pPr>
       <w:rPr>
-        <w:rFonts w:hint="default" w:ascii="Wingdings" w:hAnsi="Wingdings"/>
+        <w:rFonts w:ascii="Wingdings" w:hAnsi="Wingdings" w:hint="default"/>
       </w:rPr>
     </w:lvl>
   </w:abstractNum>
@@ -9910,7 +10075,7 @@
   <w:docDefaults>
     <w:rPrDefault>
       <w:rPr>
-        <w:rFonts w:asciiTheme="minorHAnsi" w:hAnsiTheme="minorHAnsi" w:eastAsiaTheme="minorHAnsi" w:cstheme="minorBidi"/>
+        <w:rFonts w:asciiTheme="minorHAnsi" w:eastAsiaTheme="minorHAnsi" w:hAnsiTheme="minorHAnsi" w:cstheme="minorBidi"/>
         <w:kern w:val="2"/>
         <w:sz w:val="22"/>
         <w:szCs w:val="22"/>
@@ -9927,14 +10092,14 @@
   <w:latentStyles w:defLockedState="0" w:defUIPriority="99" w:defSemiHidden="0" w:defUnhideWhenUsed="0" w:defQFormat="0" w:count="376">
     <w:lsdException w:name="Normal" w:uiPriority="0" w:qFormat="1"/>
     <w:lsdException w:name="heading 1" w:uiPriority="9" w:qFormat="1"/>
-    <w:lsdException w:name="heading 2" w:uiPriority="9" w:semiHidden="1" w:unhideWhenUsed="1" w:qFormat="1"/>
-    <w:lsdException w:name="heading 3" w:uiPriority="9" w:semiHidden="1" w:unhideWhenUsed="1" w:qFormat="1"/>
-    <w:lsdException w:name="heading 4" w:uiPriority="9" w:semiHidden="1" w:unhideWhenUsed="1" w:qFormat="1"/>
-    <w:lsdException w:name="heading 5" w:uiPriority="9" w:semiHidden="1" w:unhideWhenUsed="1" w:qFormat="1"/>
-    <w:lsdException w:name="heading 6" w:uiPriority="9" w:semiHidden="1" w:unhideWhenUsed="1"/>
-    <w:lsdException w:name="heading 7" w:uiPriority="9" w:semiHidden="1" w:unhideWhenUsed="1" w:qFormat="1"/>
-    <w:lsdException w:name="heading 8" w:uiPriority="9" w:semiHidden="1" w:unhideWhenUsed="1" w:qFormat="1"/>
-    <w:lsdException w:name="heading 9" w:uiPriority="9" w:semiHidden="1" w:unhideWhenUsed="1" w:qFormat="1"/>
+    <w:lsdException w:name="heading 2" w:semiHidden="1" w:uiPriority="9" w:unhideWhenUsed="1" w:qFormat="1"/>
+    <w:lsdException w:name="heading 3" w:semiHidden="1" w:uiPriority="9" w:unhideWhenUsed="1" w:qFormat="1"/>
+    <w:lsdException w:name="heading 4" w:semiHidden="1" w:uiPriority="9" w:unhideWhenUsed="1" w:qFormat="1"/>
+    <w:lsdException w:name="heading 5" w:semiHidden="1" w:uiPriority="9" w:unhideWhenUsed="1" w:qFormat="1"/>
+    <w:lsdException w:name="heading 6" w:semiHidden="1" w:uiPriority="9" w:unhideWhenUsed="1"/>
+    <w:lsdException w:name="heading 7" w:semiHidden="1" w:uiPriority="9" w:unhideWhenUsed="1" w:qFormat="1"/>
+    <w:lsdException w:name="heading 8" w:semiHidden="1" w:uiPriority="9" w:unhideWhenUsed="1" w:qFormat="1"/>
+    <w:lsdException w:name="heading 9" w:semiHidden="1" w:uiPriority="9" w:unhideWhenUsed="1" w:qFormat="1"/>
     <w:lsdException w:name="index 1" w:semiHidden="1" w:unhideWhenUsed="1"/>
     <w:lsdException w:name="index 2" w:semiHidden="1" w:unhideWhenUsed="1"/>
     <w:lsdException w:name="index 3" w:semiHidden="1" w:unhideWhenUsed="1"/>
@@ -9944,22 +10109,22 @@
     <w:lsdException w:name="index 7" w:semiHidden="1" w:unhideWhenUsed="1"/>
     <w:lsdException w:name="index 8" w:semiHidden="1" w:unhideWhenUsed="1"/>
     <w:lsdException w:name="index 9" w:semiHidden="1" w:unhideWhenUsed="1"/>
-    <w:lsdException w:name="toc 1" w:uiPriority="39" w:semiHidden="1" w:unhideWhenUsed="1"/>
-    <w:lsdException w:name="toc 2" w:uiPriority="39" w:semiHidden="1" w:unhideWhenUsed="1"/>
-    <w:lsdException w:name="toc 3" w:uiPriority="39" w:semiHidden="1" w:unhideWhenUsed="1"/>
-    <w:lsdException w:name="toc 4" w:uiPriority="39" w:semiHidden="1" w:unhideWhenUsed="1"/>
-    <w:lsdException w:name="toc 5" w:uiPriority="39" w:semiHidden="1" w:unhideWhenUsed="1"/>
-    <w:lsdException w:name="toc 6" w:uiPriority="39" w:semiHidden="1" w:unhideWhenUsed="1"/>
-    <w:lsdException w:name="toc 7" w:uiPriority="39" w:semiHidden="1" w:unhideWhenUsed="1"/>
-    <w:lsdException w:name="toc 8" w:uiPriority="39" w:semiHidden="1" w:unhideWhenUsed="1"/>
-    <w:lsdException w:name="toc 9" w:uiPriority="39" w:semiHidden="1" w:unhideWhenUsed="1"/>
+    <w:lsdException w:name="toc 1" w:semiHidden="1" w:uiPriority="39" w:unhideWhenUsed="1"/>
+    <w:lsdException w:name="toc 2" w:semiHidden="1" w:uiPriority="39" w:unhideWhenUsed="1"/>
+    <w:lsdException w:name="toc 3" w:semiHidden="1" w:uiPriority="39" w:unhideWhenUsed="1"/>
+    <w:lsdException w:name="toc 4" w:semiHidden="1" w:uiPriority="39" w:unhideWhenUsed="1"/>
+    <w:lsdException w:name="toc 5" w:semiHidden="1" w:uiPriority="39" w:unhideWhenUsed="1"/>
+    <w:lsdException w:name="toc 6" w:semiHidden="1" w:uiPriority="39" w:unhideWhenUsed="1"/>
+    <w:lsdException w:name="toc 7" w:semiHidden="1" w:uiPriority="39" w:unhideWhenUsed="1"/>
+    <w:lsdException w:name="toc 8" w:semiHidden="1" w:uiPriority="39" w:unhideWhenUsed="1"/>
+    <w:lsdException w:name="toc 9" w:semiHidden="1" w:uiPriority="39" w:unhideWhenUsed="1"/>
     <w:lsdException w:name="Normal Indent" w:semiHidden="1" w:unhideWhenUsed="1"/>
     <w:lsdException w:name="footnote text" w:semiHidden="1" w:unhideWhenUsed="1"/>
     <w:lsdException w:name="annotation text" w:semiHidden="1" w:unhideWhenUsed="1"/>
     <w:lsdException w:name="header" w:semiHidden="1" w:unhideWhenUsed="1"/>
     <w:lsdException w:name="footer" w:semiHidden="1" w:unhideWhenUsed="1"/>
     <w:lsdException w:name="index heading" w:semiHidden="1" w:unhideWhenUsed="1"/>
-    <w:lsdException w:name="caption" w:uiPriority="35" w:semiHidden="1" w:unhideWhenUsed="1" w:qFormat="1"/>
+    <w:lsdException w:name="caption" w:semiHidden="1" w:uiPriority="35" w:unhideWhenUsed="1" w:qFormat="1"/>
     <w:lsdException w:name="table of figures" w:semiHidden="1" w:unhideWhenUsed="1"/>
     <w:lsdException w:name="envelope address" w:semiHidden="1" w:unhideWhenUsed="1"/>
     <w:lsdException w:name="envelope return" w:semiHidden="1" w:unhideWhenUsed="1"/>
@@ -9990,7 +10155,7 @@
     <w:lsdException w:name="Title" w:uiPriority="10" w:qFormat="1"/>
     <w:lsdException w:name="Closing" w:semiHidden="1" w:unhideWhenUsed="1"/>
     <w:lsdException w:name="Signature" w:semiHidden="1" w:unhideWhenUsed="1"/>
-    <w:lsdException w:name="Default Paragraph Font" w:uiPriority="1" w:semiHidden="1" w:unhideWhenUsed="1"/>
+    <w:lsdException w:name="Default Paragraph Font" w:semiHidden="1" w:uiPriority="1" w:unhideWhenUsed="1"/>
     <w:lsdException w:name="Body Text" w:semiHidden="1" w:unhideWhenUsed="1"/>
     <w:lsdException w:name="Body Text Indent" w:semiHidden="1" w:unhideWhenUsed="1"/>
     <w:lsdException w:name="List Continue" w:semiHidden="1" w:unhideWhenUsed="1"/>
@@ -10190,8 +10355,8 @@
     <w:lsdException w:name="Subtle Reference" w:uiPriority="31" w:qFormat="1"/>
     <w:lsdException w:name="Intense Reference" w:uiPriority="32" w:qFormat="1"/>
     <w:lsdException w:name="Book Title" w:uiPriority="33" w:qFormat="1"/>
-    <w:lsdException w:name="Bibliography" w:uiPriority="37" w:semiHidden="1" w:unhideWhenUsed="1"/>
-    <w:lsdException w:name="TOC Heading" w:uiPriority="39" w:semiHidden="1" w:unhideWhenUsed="1" w:qFormat="1"/>
+    <w:lsdException w:name="Bibliography" w:semiHidden="1" w:uiPriority="37" w:unhideWhenUsed="1"/>
+    <w:lsdException w:name="TOC Heading" w:semiHidden="1" w:uiPriority="39" w:unhideWhenUsed="1" w:qFormat="1"/>
     <w:lsdException w:name="Plain Table 1" w:uiPriority="41"/>
     <w:lsdException w:name="Plain Table 2" w:uiPriority="42"/>
     <w:lsdException w:name="Plain Table 3" w:uiPriority="43"/>
@@ -10302,7 +10467,7 @@
     <w:lsdException w:name="Unresolved Mention" w:semiHidden="1" w:unhideWhenUsed="1"/>
     <w:lsdException w:name="Smart Link" w:semiHidden="1" w:unhideWhenUsed="1"/>
   </w:latentStyles>
-  <w:style w:type="paragraph" w:styleId="Normal" w:default="1">
+  <w:style w:type="paragraph" w:default="1" w:styleId="Normal">
     <w:name w:val="Normal"/>
     <w:qFormat/>
     <w:rsid w:val="001B0577"/>
@@ -10332,7 +10497,7 @@
       <w:outlineLvl w:val="0"/>
     </w:pPr>
     <w:rPr>
-      <w:rFonts w:ascii="Calibri" w:hAnsi="Calibri" w:eastAsia="Times New Roman" w:cs="Times New Roman (Títulos en alf"/>
+      <w:rFonts w:ascii="Calibri" w:eastAsia="Times New Roman" w:hAnsi="Calibri" w:cs="Times New Roman (Títulos en alf"/>
       <w:b/>
       <w:color w:val="000000" w:themeColor="text1"/>
       <w:kern w:val="0"/>
@@ -10363,7 +10528,7 @@
       <w:outlineLvl w:val="1"/>
     </w:pPr>
     <w:rPr>
-      <w:rFonts w:ascii="Calibri" w:hAnsi="Calibri" w:eastAsiaTheme="majorEastAsia" w:cstheme="majorBidi"/>
+      <w:rFonts w:ascii="Calibri" w:eastAsiaTheme="majorEastAsia" w:hAnsi="Calibri" w:cstheme="majorBidi"/>
       <w:b/>
       <w:color w:val="000000" w:themeColor="text1"/>
       <w:kern w:val="0"/>
@@ -10462,18 +10627,19 @@
       <w:outlineLvl w:val="6"/>
     </w:pPr>
     <w:rPr>
-      <w:rFonts w:asciiTheme="majorHAnsi" w:hAnsiTheme="majorHAnsi" w:eastAsiaTheme="majorEastAsia" w:cstheme="majorBidi"/>
+      <w:rFonts w:asciiTheme="majorHAnsi" w:eastAsiaTheme="majorEastAsia" w:hAnsiTheme="majorHAnsi" w:cstheme="majorBidi"/>
       <w:i/>
       <w:iCs/>
       <w:color w:val="1F3763" w:themeColor="accent1" w:themeShade="7F"/>
     </w:rPr>
   </w:style>
-  <w:style w:type="character" w:styleId="Fuentedeprrafopredeter" w:default="1">
+  <w:style w:type="character" w:default="1" w:styleId="Fuentedeprrafopredeter">
     <w:name w:val="Default Paragraph Font"/>
     <w:uiPriority w:val="1"/>
+    <w:semiHidden/>
     <w:unhideWhenUsed/>
   </w:style>
-  <w:style w:type="table" w:styleId="Tablanormal" w:default="1">
+  <w:style w:type="table" w:default="1" w:styleId="Tablanormal">
     <w:name w:val="Normal Table"/>
     <w:uiPriority w:val="99"/>
     <w:semiHidden/>
@@ -10488,7 +10654,7 @@
       </w:tblCellMar>
     </w:tblPr>
   </w:style>
-  <w:style w:type="numbering" w:styleId="Sinlista" w:default="1">
+  <w:style w:type="numbering" w:default="1" w:styleId="Sinlista">
     <w:name w:val="No List"/>
     <w:uiPriority w:val="99"/>
     <w:semiHidden/>
@@ -10505,7 +10671,7 @@
       <w:contextualSpacing/>
     </w:pPr>
   </w:style>
-  <w:style w:type="paragraph" w:styleId="TituloPortada" w:customStyle="1">
+  <w:style w:type="paragraph" w:customStyle="1" w:styleId="TituloPortada">
     <w:name w:val="Titulo Portada"/>
     <w:basedOn w:val="Normal"/>
     <w:rsid w:val="00C407C1"/>
@@ -10519,14 +10685,14 @@
       <w:lang w:val="es-419"/>
     </w:rPr>
   </w:style>
-  <w:style w:type="character" w:styleId="Ttulo1Car" w:customStyle="1">
+  <w:style w:type="character" w:customStyle="1" w:styleId="Ttulo1Car">
     <w:name w:val="Título 1 Car"/>
     <w:basedOn w:val="Fuentedeprrafopredeter"/>
     <w:link w:val="Ttulo1"/>
     <w:uiPriority w:val="9"/>
     <w:rsid w:val="004210B9"/>
     <w:rPr>
-      <w:rFonts w:ascii="Calibri" w:hAnsi="Calibri" w:eastAsia="Times New Roman" w:cs="Times New Roman (Títulos en alf"/>
+      <w:rFonts w:ascii="Calibri" w:eastAsia="Times New Roman" w:hAnsi="Calibri" w:cs="Times New Roman (Títulos en alf"/>
       <w:b/>
       <w:color w:val="000000" w:themeColor="text1"/>
       <w:spacing w:val="-10"/>
@@ -10538,14 +10704,14 @@
       <w14:ligatures w14:val="none"/>
     </w:rPr>
   </w:style>
-  <w:style w:type="character" w:styleId="Ttulo2Car" w:customStyle="1">
+  <w:style w:type="character" w:customStyle="1" w:styleId="Ttulo2Car">
     <w:name w:val="Título 2 Car"/>
     <w:basedOn w:val="Fuentedeprrafopredeter"/>
     <w:link w:val="Ttulo2"/>
     <w:uiPriority w:val="9"/>
     <w:rsid w:val="0064331C"/>
     <w:rPr>
-      <w:rFonts w:ascii="Calibri" w:hAnsi="Calibri" w:eastAsiaTheme="majorEastAsia" w:cstheme="majorBidi"/>
+      <w:rFonts w:ascii="Calibri" w:eastAsiaTheme="majorEastAsia" w:hAnsi="Calibri" w:cstheme="majorBidi"/>
       <w:b/>
       <w:color w:val="000000" w:themeColor="text1"/>
       <w:kern w:val="0"/>
@@ -10555,14 +10721,14 @@
       <w14:ligatures w14:val="none"/>
     </w:rPr>
   </w:style>
-  <w:style w:type="character" w:styleId="Ttulo3Car" w:customStyle="1">
+  <w:style w:type="character" w:customStyle="1" w:styleId="Ttulo3Car">
     <w:name w:val="Título 3 Car"/>
     <w:basedOn w:val="Fuentedeprrafopredeter"/>
     <w:link w:val="Ttulo3"/>
     <w:uiPriority w:val="9"/>
     <w:rsid w:val="00F014CE"/>
     <w:rPr>
-      <w:rFonts w:ascii="Calibri" w:hAnsi="Calibri" w:eastAsiaTheme="majorEastAsia" w:cstheme="majorBidi"/>
+      <w:rFonts w:ascii="Calibri" w:eastAsiaTheme="majorEastAsia" w:hAnsi="Calibri" w:cstheme="majorBidi"/>
       <w:b/>
       <w:iCs/>
       <w:color w:val="000000" w:themeColor="text1"/>
@@ -10592,7 +10758,7 @@
       <w14:ligatures w14:val="none"/>
     </w:rPr>
   </w:style>
-  <w:style w:type="character" w:styleId="Extranjerismo" w:customStyle="1">
+  <w:style w:type="character" w:customStyle="1" w:styleId="Extranjerismo">
     <w:name w:val="Extranjerismo"/>
     <w:basedOn w:val="Fuentedeprrafopredeter"/>
     <w:uiPriority w:val="1"/>
@@ -10603,7 +10769,7 @@
       <w:lang w:val="en-US"/>
     </w:rPr>
   </w:style>
-  <w:style w:type="paragraph" w:styleId="Figura" w:customStyle="1">
+  <w:style w:type="paragraph" w:customStyle="1" w:styleId="Figura">
     <w:name w:val="Figura"/>
     <w:basedOn w:val="Normal"/>
     <w:next w:val="Normal"/>
@@ -10629,7 +10795,7 @@
       <w14:ligatures w14:val="none"/>
     </w:rPr>
   </w:style>
-  <w:style w:type="character" w:styleId="FiguraCar" w:customStyle="1">
+  <w:style w:type="character" w:customStyle="1" w:styleId="FiguraCar">
     <w:name w:val="Figura Car"/>
     <w:basedOn w:val="Fuentedeprrafopredeter"/>
     <w:link w:val="Figura"/>
@@ -10644,14 +10810,14 @@
       <w14:ligatures w14:val="none"/>
     </w:rPr>
   </w:style>
-  <w:style w:type="character" w:styleId="Ttulo4Car" w:customStyle="1">
+  <w:style w:type="character" w:customStyle="1" w:styleId="Ttulo4Car">
     <w:name w:val="Título 4 Car"/>
     <w:basedOn w:val="Fuentedeprrafopredeter"/>
     <w:link w:val="Ttulo4"/>
     <w:uiPriority w:val="9"/>
     <w:rsid w:val="001B57A6"/>
     <w:rPr>
-      <w:rFonts w:ascii="Calibri" w:hAnsi="Calibri" w:eastAsiaTheme="majorEastAsia" w:cstheme="majorBidi"/>
+      <w:rFonts w:ascii="Calibri" w:eastAsiaTheme="majorEastAsia" w:hAnsi="Calibri" w:cstheme="majorBidi"/>
       <w:b/>
       <w:color w:val="000000" w:themeColor="text1"/>
       <w:kern w:val="0"/>
@@ -10661,14 +10827,14 @@
       <w14:ligatures w14:val="none"/>
     </w:rPr>
   </w:style>
-  <w:style w:type="character" w:styleId="Ttulo5Car" w:customStyle="1">
+  <w:style w:type="character" w:customStyle="1" w:styleId="Ttulo5Car">
     <w:name w:val="Título 5 Car"/>
     <w:basedOn w:val="Fuentedeprrafopredeter"/>
     <w:link w:val="Ttulo5"/>
     <w:uiPriority w:val="9"/>
     <w:rsid w:val="00746AD1"/>
     <w:rPr>
-      <w:rFonts w:ascii="Calibri" w:hAnsi="Calibri" w:eastAsiaTheme="majorEastAsia" w:cstheme="majorBidi"/>
+      <w:rFonts w:ascii="Calibri" w:eastAsiaTheme="majorEastAsia" w:hAnsi="Calibri" w:cstheme="majorBidi"/>
       <w:b/>
       <w:color w:val="000000" w:themeColor="text1"/>
       <w:kern w:val="0"/>
@@ -10678,7 +10844,7 @@
       <w14:ligatures w14:val="none"/>
     </w:rPr>
   </w:style>
-  <w:style w:type="paragraph" w:styleId="Tabla" w:customStyle="1">
+  <w:style w:type="paragraph" w:customStyle="1" w:styleId="Tabla">
     <w:name w:val="Tabla"/>
     <w:basedOn w:val="Normal"/>
     <w:next w:val="Normal"/>
@@ -10714,28 +10880,28 @@
       <w:contextualSpacing/>
     </w:pPr>
     <w:rPr>
-      <w:rFonts w:asciiTheme="majorHAnsi" w:hAnsiTheme="majorHAnsi" w:eastAsiaTheme="majorEastAsia" w:cstheme="majorBidi"/>
+      <w:rFonts w:asciiTheme="majorHAnsi" w:eastAsiaTheme="majorEastAsia" w:hAnsiTheme="majorHAnsi" w:cstheme="majorBidi"/>
       <w:spacing w:val="-10"/>
       <w:kern w:val="28"/>
       <w:sz w:val="56"/>
       <w:szCs w:val="56"/>
     </w:rPr>
   </w:style>
-  <w:style w:type="character" w:styleId="TtuloCar" w:customStyle="1">
+  <w:style w:type="character" w:customStyle="1" w:styleId="TtuloCar">
     <w:name w:val="Título Car"/>
     <w:basedOn w:val="Fuentedeprrafopredeter"/>
     <w:link w:val="Ttulo"/>
     <w:uiPriority w:val="10"/>
     <w:rsid w:val="00590D20"/>
     <w:rPr>
-      <w:rFonts w:asciiTheme="majorHAnsi" w:hAnsiTheme="majorHAnsi" w:eastAsiaTheme="majorEastAsia" w:cstheme="majorBidi"/>
+      <w:rFonts w:asciiTheme="majorHAnsi" w:eastAsiaTheme="majorEastAsia" w:hAnsiTheme="majorHAnsi" w:cstheme="majorBidi"/>
       <w:spacing w:val="-10"/>
       <w:kern w:val="28"/>
       <w:sz w:val="56"/>
       <w:szCs w:val="56"/>
     </w:rPr>
   </w:style>
-  <w:style w:type="character" w:styleId="TablaCar" w:customStyle="1">
+  <w:style w:type="character" w:customStyle="1" w:styleId="TablaCar">
     <w:name w:val="Tabla Car"/>
     <w:basedOn w:val="Fuentedeprrafopredeter"/>
     <w:link w:val="Tabla"/>
@@ -10750,7 +10916,7 @@
       <w14:ligatures w14:val="none"/>
     </w:rPr>
   </w:style>
-  <w:style w:type="table" w:styleId="SENA" w:customStyle="1">
+  <w:style w:type="table" w:customStyle="1" w:styleId="SENA">
     <w:name w:val="SENA"/>
     <w:basedOn w:val="Tablanormal"/>
     <w:uiPriority w:val="99"/>
@@ -10767,18 +10933,18 @@
     <w:tblPr>
       <w:tblStyleRowBandSize w:val="1"/>
       <w:tblBorders>
-        <w:top w:val="single" w:color="D9D9D9" w:themeColor="background1" w:themeShade="D9" w:sz="4" w:space="0"/>
-        <w:left w:val="single" w:color="D9D9D9" w:themeColor="background1" w:themeShade="D9" w:sz="4" w:space="0"/>
-        <w:bottom w:val="single" w:color="D9D9D9" w:themeColor="background1" w:themeShade="D9" w:sz="4" w:space="0"/>
-        <w:right w:val="single" w:color="D9D9D9" w:themeColor="background1" w:themeShade="D9" w:sz="4" w:space="0"/>
-        <w:insideH w:val="single" w:color="D9D9D9" w:themeColor="background1" w:themeShade="D9" w:sz="4" w:space="0"/>
-        <w:insideV w:val="single" w:color="D9D9D9" w:themeColor="background1" w:themeShade="D9" w:sz="4" w:space="0"/>
+        <w:top w:val="single" w:sz="4" w:space="0" w:color="D9D9D9" w:themeColor="background1" w:themeShade="D9"/>
+        <w:left w:val="single" w:sz="4" w:space="0" w:color="D9D9D9" w:themeColor="background1" w:themeShade="D9"/>
+        <w:bottom w:val="single" w:sz="4" w:space="0" w:color="D9D9D9" w:themeColor="background1" w:themeShade="D9"/>
+        <w:right w:val="single" w:sz="4" w:space="0" w:color="D9D9D9" w:themeColor="background1" w:themeShade="D9"/>
+        <w:insideH w:val="single" w:sz="4" w:space="0" w:color="D9D9D9" w:themeColor="background1" w:themeShade="D9"/>
+        <w:insideV w:val="single" w:sz="4" w:space="0" w:color="D9D9D9" w:themeColor="background1" w:themeShade="D9"/>
       </w:tblBorders>
     </w:tblPr>
     <w:tblStylePr w:type="firstRow">
       <w:pPr>
         <w:wordWrap/>
-        <w:spacing w:before="120" w:beforeLines="0" w:beforeAutospacing="0" w:after="120" w:afterLines="0" w:afterAutospacing="0"/>
+        <w:spacing w:beforeLines="0" w:before="120" w:beforeAutospacing="0" w:afterLines="0" w:after="120" w:afterAutospacing="0"/>
       </w:pPr>
       <w:rPr>
         <w:b/>
@@ -10805,12 +10971,12 @@
     </w:pPr>
     <w:tblPr>
       <w:tblBorders>
-        <w:top w:val="single" w:color="auto" w:sz="4" w:space="0"/>
-        <w:left w:val="single" w:color="auto" w:sz="4" w:space="0"/>
-        <w:bottom w:val="single" w:color="auto" w:sz="4" w:space="0"/>
-        <w:right w:val="single" w:color="auto" w:sz="4" w:space="0"/>
-        <w:insideH w:val="single" w:color="auto" w:sz="4" w:space="0"/>
-        <w:insideV w:val="single" w:color="auto" w:sz="4" w:space="0"/>
+        <w:top w:val="single" w:sz="4" w:space="0" w:color="auto"/>
+        <w:left w:val="single" w:sz="4" w:space="0" w:color="auto"/>
+        <w:bottom w:val="single" w:sz="4" w:space="0" w:color="auto"/>
+        <w:right w:val="single" w:sz="4" w:space="0" w:color="auto"/>
+        <w:insideH w:val="single" w:sz="4" w:space="0" w:color="auto"/>
+        <w:insideV w:val="single" w:sz="4" w:space="0" w:color="auto"/>
       </w:tblBorders>
     </w:tblPr>
   </w:style>
@@ -10825,7 +10991,7 @@
       <w:u w:val="single"/>
     </w:rPr>
   </w:style>
-  <w:style w:type="paragraph" w:styleId="Video" w:customStyle="1">
+  <w:style w:type="paragraph" w:customStyle="1" w:styleId="Video">
     <w:name w:val="Video"/>
     <w:basedOn w:val="Normal"/>
     <w:next w:val="Normal"/>
@@ -10846,7 +11012,7 @@
       <w14:ligatures w14:val="none"/>
     </w:rPr>
   </w:style>
-  <w:style w:type="character" w:styleId="VideoCar" w:customStyle="1">
+  <w:style w:type="character" w:customStyle="1" w:styleId="VideoCar">
     <w:name w:val="Video Car"/>
     <w:basedOn w:val="Fuentedeprrafopredeter"/>
     <w:link w:val="Video"/>
@@ -10859,7 +11025,7 @@
       <w14:ligatures w14:val="none"/>
     </w:rPr>
   </w:style>
-  <w:style w:type="character" w:styleId="Mencinsinresolver1" w:customStyle="1">
+  <w:style w:type="character" w:customStyle="1" w:styleId="Mencinsinresolver1">
     <w:name w:val="Mención sin resolver1"/>
     <w:basedOn w:val="Fuentedeprrafopredeter"/>
     <w:uiPriority w:val="99"/>
@@ -10887,12 +11053,12 @@
       <w:tblStyleRowBandSize w:val="1"/>
       <w:tblStyleColBandSize w:val="1"/>
       <w:tblBorders>
-        <w:top w:val="single" w:color="C9C9C9" w:themeColor="accent3" w:themeTint="99" w:sz="4" w:space="0"/>
-        <w:left w:val="single" w:color="C9C9C9" w:themeColor="accent3" w:themeTint="99" w:sz="4" w:space="0"/>
-        <w:bottom w:val="single" w:color="C9C9C9" w:themeColor="accent3" w:themeTint="99" w:sz="4" w:space="0"/>
-        <w:right w:val="single" w:color="C9C9C9" w:themeColor="accent3" w:themeTint="99" w:sz="4" w:space="0"/>
-        <w:insideH w:val="single" w:color="C9C9C9" w:themeColor="accent3" w:themeTint="99" w:sz="4" w:space="0"/>
-        <w:insideV w:val="single" w:color="C9C9C9" w:themeColor="accent3" w:themeTint="99" w:sz="4" w:space="0"/>
+        <w:top w:val="single" w:sz="4" w:space="0" w:color="C9C9C9" w:themeColor="accent3" w:themeTint="99"/>
+        <w:left w:val="single" w:sz="4" w:space="0" w:color="C9C9C9" w:themeColor="accent3" w:themeTint="99"/>
+        <w:bottom w:val="single" w:sz="4" w:space="0" w:color="C9C9C9" w:themeColor="accent3" w:themeTint="99"/>
+        <w:right w:val="single" w:sz="4" w:space="0" w:color="C9C9C9" w:themeColor="accent3" w:themeTint="99"/>
+        <w:insideH w:val="single" w:sz="4" w:space="0" w:color="C9C9C9" w:themeColor="accent3" w:themeTint="99"/>
+        <w:insideV w:val="single" w:sz="4" w:space="0" w:color="C9C9C9" w:themeColor="accent3" w:themeTint="99"/>
       </w:tblBorders>
     </w:tblPr>
     <w:tblStylePr w:type="firstRow">
@@ -10904,10 +11070,10 @@
       <w:tblPr/>
       <w:tcPr>
         <w:tcBorders>
-          <w:top w:val="single" w:color="A5A5A5" w:themeColor="accent3" w:sz="4" w:space="0"/>
-          <w:left w:val="single" w:color="A5A5A5" w:themeColor="accent3" w:sz="4" w:space="0"/>
-          <w:bottom w:val="single" w:color="A5A5A5" w:themeColor="accent3" w:sz="4" w:space="0"/>
-          <w:right w:val="single" w:color="A5A5A5" w:themeColor="accent3" w:sz="4" w:space="0"/>
+          <w:top w:val="single" w:sz="4" w:space="0" w:color="A5A5A5" w:themeColor="accent3"/>
+          <w:left w:val="single" w:sz="4" w:space="0" w:color="A5A5A5" w:themeColor="accent3"/>
+          <w:bottom w:val="single" w:sz="4" w:space="0" w:color="A5A5A5" w:themeColor="accent3"/>
+          <w:right w:val="single" w:sz="4" w:space="0" w:color="A5A5A5" w:themeColor="accent3"/>
           <w:insideH w:val="nil"/>
           <w:insideV w:val="nil"/>
         </w:tcBorders>
@@ -10922,7 +11088,7 @@
       <w:tblPr/>
       <w:tcPr>
         <w:tcBorders>
-          <w:top w:val="double" w:color="A5A5A5" w:themeColor="accent3" w:sz="4" w:space="0"/>
+          <w:top w:val="double" w:sz="4" w:space="0" w:color="A5A5A5" w:themeColor="accent3"/>
         </w:tcBorders>
       </w:tcPr>
     </w:tblStylePr>
@@ -10951,7 +11117,7 @@
       </w:tcPr>
     </w:tblStylePr>
   </w:style>
-  <w:style w:type="paragraph" w:styleId="Tablas" w:customStyle="1">
+  <w:style w:type="paragraph" w:customStyle="1" w:styleId="Tablas">
     <w:name w:val="Tablas"/>
     <w:qFormat/>
     <w:rsid w:val="00CE2C4A"/>
@@ -10968,7 +11134,7 @@
       <w14:ligatures w14:val="none"/>
     </w:rPr>
   </w:style>
-  <w:style w:type="paragraph" w:styleId="TextoTablas" w:customStyle="1">
+  <w:style w:type="paragraph" w:customStyle="1" w:styleId="TextoTablas">
     <w:name w:val="Texto_Tablas"/>
     <w:basedOn w:val="Normal"/>
     <w:qFormat/>
@@ -11064,7 +11230,7 @@
       <w:spacing w:before="0" w:after="0" w:line="240" w:lineRule="auto"/>
     </w:pPr>
   </w:style>
-  <w:style w:type="character" w:styleId="EncabezadoCar" w:customStyle="1">
+  <w:style w:type="character" w:customStyle="1" w:styleId="EncabezadoCar">
     <w:name w:val="Encabezado Car"/>
     <w:basedOn w:val="Fuentedeprrafopredeter"/>
     <w:link w:val="Encabezado"/>
@@ -11089,7 +11255,7 @@
       <w:spacing w:before="0" w:after="0" w:line="240" w:lineRule="auto"/>
     </w:pPr>
   </w:style>
-  <w:style w:type="character" w:styleId="PiedepginaCar" w:customStyle="1">
+  <w:style w:type="character" w:customStyle="1" w:styleId="PiedepginaCar">
     <w:name w:val="Pie de página Car"/>
     <w:basedOn w:val="Fuentedeprrafopredeter"/>
     <w:link w:val="Piedepgina"/>
@@ -11099,14 +11265,14 @@
       <w:sz w:val="28"/>
     </w:rPr>
   </w:style>
-  <w:style w:type="character" w:styleId="Ttulo6Car" w:customStyle="1">
+  <w:style w:type="character" w:customStyle="1" w:styleId="Ttulo6Car">
     <w:name w:val="Título 6 Car"/>
     <w:basedOn w:val="Fuentedeprrafopredeter"/>
     <w:link w:val="Ttulo6"/>
     <w:uiPriority w:val="9"/>
     <w:rsid w:val="00C7377B"/>
     <w:rPr>
-      <w:rFonts w:ascii="Calibri" w:hAnsi="Calibri" w:eastAsiaTheme="majorEastAsia" w:cstheme="majorBidi"/>
+      <w:rFonts w:ascii="Calibri" w:eastAsiaTheme="majorEastAsia" w:hAnsi="Calibri" w:cstheme="majorBidi"/>
       <w:b/>
       <w:color w:val="000000" w:themeColor="text1"/>
       <w:kern w:val="0"/>
@@ -11116,7 +11282,7 @@
       <w14:ligatures w14:val="none"/>
     </w:rPr>
   </w:style>
-  <w:style w:type="paragraph" w:styleId="Titulosgenerales" w:customStyle="1">
+  <w:style w:type="paragraph" w:customStyle="1" w:styleId="Titulosgenerales">
     <w:name w:val="Titulos generales"/>
     <w:basedOn w:val="Ttulo1"/>
     <w:qFormat/>
@@ -11162,7 +11328,7 @@
       <w:color w:val="404040" w:themeColor="text1" w:themeTint="BF"/>
     </w:rPr>
   </w:style>
-  <w:style w:type="character" w:styleId="CitaCar" w:customStyle="1">
+  <w:style w:type="character" w:customStyle="1" w:styleId="CitaCar">
     <w:name w:val="Cita Car"/>
     <w:basedOn w:val="Fuentedeprrafopredeter"/>
     <w:link w:val="Cita"/>
@@ -11187,7 +11353,7 @@
       <w:ind w:firstLine="0"/>
     </w:pPr>
     <w:rPr>
-      <w:rFonts w:ascii="Times New Roman" w:hAnsi="Times New Roman" w:eastAsia="Times New Roman" w:cs="Times New Roman"/>
+      <w:rFonts w:ascii="Times New Roman" w:eastAsia="Times New Roman" w:hAnsi="Times New Roman" w:cs="Times New Roman"/>
       <w:kern w:val="0"/>
       <w:sz w:val="24"/>
       <w:szCs w:val="24"/>
@@ -11207,12 +11373,12 @@
       <w:tblStyleRowBandSize w:val="1"/>
       <w:tblStyleColBandSize w:val="1"/>
       <w:tblBorders>
-        <w:top w:val="single" w:color="999999" w:themeColor="text1" w:themeTint="66" w:sz="4" w:space="0"/>
-        <w:left w:val="single" w:color="999999" w:themeColor="text1" w:themeTint="66" w:sz="4" w:space="0"/>
-        <w:bottom w:val="single" w:color="999999" w:themeColor="text1" w:themeTint="66" w:sz="4" w:space="0"/>
-        <w:right w:val="single" w:color="999999" w:themeColor="text1" w:themeTint="66" w:sz="4" w:space="0"/>
-        <w:insideH w:val="single" w:color="999999" w:themeColor="text1" w:themeTint="66" w:sz="4" w:space="0"/>
-        <w:insideV w:val="single" w:color="999999" w:themeColor="text1" w:themeTint="66" w:sz="4" w:space="0"/>
+        <w:top w:val="single" w:sz="4" w:space="0" w:color="999999" w:themeColor="text1" w:themeTint="66"/>
+        <w:left w:val="single" w:sz="4" w:space="0" w:color="999999" w:themeColor="text1" w:themeTint="66"/>
+        <w:bottom w:val="single" w:sz="4" w:space="0" w:color="999999" w:themeColor="text1" w:themeTint="66"/>
+        <w:right w:val="single" w:sz="4" w:space="0" w:color="999999" w:themeColor="text1" w:themeTint="66"/>
+        <w:insideH w:val="single" w:sz="4" w:space="0" w:color="999999" w:themeColor="text1" w:themeTint="66"/>
+        <w:insideV w:val="single" w:sz="4" w:space="0" w:color="999999" w:themeColor="text1" w:themeTint="66"/>
       </w:tblBorders>
     </w:tblPr>
     <w:tblStylePr w:type="firstRow">
@@ -11223,7 +11389,7 @@
       <w:tblPr/>
       <w:tcPr>
         <w:tcBorders>
-          <w:bottom w:val="single" w:color="666666" w:themeColor="text1" w:themeTint="99" w:sz="12" w:space="0"/>
+          <w:bottom w:val="single" w:sz="12" w:space="0" w:color="666666" w:themeColor="text1" w:themeTint="99"/>
         </w:tcBorders>
       </w:tcPr>
     </w:tblStylePr>
@@ -11235,7 +11401,7 @@
       <w:tblPr/>
       <w:tcPr>
         <w:tcBorders>
-          <w:top w:val="double" w:color="666666" w:themeColor="text1" w:themeTint="99" w:sz="2" w:space="0"/>
+          <w:top w:val="double" w:sz="2" w:space="0" w:color="666666" w:themeColor="text1" w:themeTint="99"/>
         </w:tcBorders>
       </w:tcPr>
     </w:tblStylePr>
@@ -11297,7 +11463,7 @@
       <w:sz w:val="22"/>
     </w:rPr>
   </w:style>
-  <w:style w:type="character" w:styleId="SubttuloCar" w:customStyle="1">
+  <w:style w:type="character" w:customStyle="1" w:styleId="SubttuloCar">
     <w:name w:val="Subtítulo Car"/>
     <w:basedOn w:val="Fuentedeprrafopredeter"/>
     <w:link w:val="Subttulo"/>
@@ -11309,14 +11475,14 @@
       <w:spacing w:val="15"/>
     </w:rPr>
   </w:style>
-  <w:style w:type="character" w:styleId="Ttulo7Car" w:customStyle="1">
+  <w:style w:type="character" w:customStyle="1" w:styleId="Ttulo7Car">
     <w:name w:val="Título 7 Car"/>
     <w:basedOn w:val="Fuentedeprrafopredeter"/>
     <w:link w:val="Ttulo7"/>
     <w:uiPriority w:val="9"/>
     <w:rsid w:val="001D4F8D"/>
     <w:rPr>
-      <w:rFonts w:asciiTheme="majorHAnsi" w:hAnsiTheme="majorHAnsi" w:eastAsiaTheme="majorEastAsia" w:cstheme="majorBidi"/>
+      <w:rFonts w:asciiTheme="majorHAnsi" w:eastAsiaTheme="majorEastAsia" w:hAnsiTheme="majorHAnsi" w:cstheme="majorBidi"/>
       <w:i/>
       <w:iCs/>
       <w:color w:val="1F3763" w:themeColor="accent1" w:themeShade="7F"/>
@@ -11336,7 +11502,7 @@
       <w:sz w:val="28"/>
     </w:rPr>
   </w:style>
-  <w:style w:type="numbering" w:styleId="SENALista" w:customStyle="1">
+  <w:style w:type="numbering" w:customStyle="1" w:styleId="SENALista">
     <w:name w:val="SENA_Lista"/>
     <w:uiPriority w:val="99"/>
     <w:rsid w:val="003574CB"/>
@@ -11361,7 +11527,7 @@
 </file>
 
 <file path=word/theme/theme1.xml><?xml version="1.0" encoding="utf-8"?>
-<a:theme xmlns:a="http://schemas.openxmlformats.org/drawingml/2006/main" xmlns:thm15="http://schemas.microsoft.com/office/thememl/2012/main" name="Tema de Office">
+<a:theme xmlns:a="http://schemas.openxmlformats.org/drawingml/2006/main" name="Tema de Office">
   <a:themeElements>
     <a:clrScheme name="Office">
       <a:dk1>
@@ -11656,6 +11822,10 @@
 </file>
 
 <file path=customXml/item1.xml><?xml version="1.0" encoding="utf-8"?>
+<b:Sources xmlns:b="http://schemas.openxmlformats.org/officeDocument/2006/bibliography" xmlns="http://schemas.openxmlformats.org/officeDocument/2006/bibliography" SelectedStyle="\APASixthEditionOfficeOnline.xsl" StyleName="APA" Version="6"/>
+</file>
+
+<file path=customXml/item2.xml><?xml version="1.0" encoding="utf-8"?>
 <p:properties xmlns:p="http://schemas.microsoft.com/office/2006/metadata/properties" xmlns:xsi="http://www.w3.org/2001/XMLSchema-instance" xmlns:pc="http://schemas.microsoft.com/office/infopath/2007/PartnerControls">
   <documentManagement>
     <TaxCatchAll xmlns="13c90a0b-73bc-4dc0-be5f-28d77b615beb" xsi:nil="true"/>
@@ -11666,20 +11836,7 @@
 </p:properties>
 </file>
 
-<file path=customXml/item2.xml><?xml version="1.0" encoding="utf-8"?>
-<b:Sources xmlns:b="http://schemas.openxmlformats.org/officeDocument/2006/bibliography" xmlns="http://schemas.openxmlformats.org/officeDocument/2006/bibliography" SelectedStyle="\APASixthEditionOfficeOnline.xsl" StyleName="APA" Version="6"/>
-</file>
-
 <file path=customXml/item3.xml><?xml version="1.0" encoding="utf-8"?>
-<?mso-contentType ?>
-<FormTemplates xmlns="http://schemas.microsoft.com/sharepoint/v3/contenttype/forms">
-  <Display>DocumentLibraryForm</Display>
-  <Edit>DocumentLibraryForm</Edit>
-  <New>DocumentLibraryForm</New>
-</FormTemplates>
-</file>
-
-<file path=customXml/item4.xml><?xml version="1.0" encoding="utf-8"?>
 <ct:contentTypeSchema xmlns:ct="http://schemas.microsoft.com/office/2006/metadata/contentType" xmlns:ma="http://schemas.microsoft.com/office/2006/metadata/properties/metaAttributes" ct:_="" ma:_="" ma:contentTypeName="Documento" ma:contentTypeID="0x0101006A81D6BD42E8DF4C91013959704817E1" ma:contentTypeVersion="15" ma:contentTypeDescription="Crear nuevo documento." ma:contentTypeScope="" ma:versionID="bf4f72ffd194f0963ff564daca6869f7">
   <xsd:schema xmlns:xsd="http://www.w3.org/2001/XMLSchema" xmlns:xs="http://www.w3.org/2001/XMLSchema" xmlns:p="http://schemas.microsoft.com/office/2006/metadata/properties" xmlns:ns2="13c90a0b-73bc-4dc0-be5f-28d77b615beb" xmlns:ns3="13c93bba-48ce-428c-bfe5-88b42c19b028" targetNamespace="http://schemas.microsoft.com/office/2006/metadata/properties" ma:root="true" ma:fieldsID="8718d6f4873a5b1392a45044efa78385" ns2:_="" ns3:_="">
     <xsd:import namespace="13c90a0b-73bc-4dc0-be5f-28d77b615beb"/>
@@ -11914,7 +12071,24 @@
 </ct:contentTypeSchema>
 </file>
 
+<file path=customXml/item4.xml><?xml version="1.0" encoding="utf-8"?>
+<?mso-contentType ?>
+<FormTemplates xmlns="http://schemas.microsoft.com/sharepoint/v3/contenttype/forms">
+  <Display>DocumentLibraryForm</Display>
+  <Edit>DocumentLibraryForm</Edit>
+  <New>DocumentLibraryForm</New>
+</FormTemplates>
+</file>
+
 <file path=customXml/itemProps1.xml><?xml version="1.0" encoding="utf-8"?>
+<ds:datastoreItem xmlns:ds="http://schemas.openxmlformats.org/officeDocument/2006/customXml" ds:itemID="{2D2B5832-E448-44FA-9BA7-4210E2303E31}">
+  <ds:schemaRefs>
+    <ds:schemaRef ds:uri="http://schemas.openxmlformats.org/officeDocument/2006/bibliography"/>
+  </ds:schemaRefs>
+</ds:datastoreItem>
+</file>
+
+<file path=customXml/itemProps2.xml><?xml version="1.0" encoding="utf-8"?>
 <ds:datastoreItem xmlns:ds="http://schemas.openxmlformats.org/officeDocument/2006/customXml" ds:itemID="{1279454D-02BE-4A9C-A117-DCD1573E2608}">
   <ds:schemaRefs>
     <ds:schemaRef ds:uri="http://schemas.microsoft.com/office/2006/metadata/properties"/>
@@ -11925,23 +12099,7 @@
 </ds:datastoreItem>
 </file>
 
-<file path=customXml/itemProps2.xml><?xml version="1.0" encoding="utf-8"?>
-<ds:datastoreItem xmlns:ds="http://schemas.openxmlformats.org/officeDocument/2006/customXml" ds:itemID="{2D2B5832-E448-44FA-9BA7-4210E2303E31}">
-  <ds:schemaRefs>
-    <ds:schemaRef ds:uri="http://schemas.openxmlformats.org/officeDocument/2006/bibliography"/>
-  </ds:schemaRefs>
-</ds:datastoreItem>
-</file>
-
 <file path=customXml/itemProps3.xml><?xml version="1.0" encoding="utf-8"?>
-<ds:datastoreItem xmlns:ds="http://schemas.openxmlformats.org/officeDocument/2006/customXml" ds:itemID="{10663269-2064-4804-8290-36D4A57F5557}">
-  <ds:schemaRefs>
-    <ds:schemaRef ds:uri="http://schemas.microsoft.com/sharepoint/v3/contenttype/forms"/>
-  </ds:schemaRefs>
-</ds:datastoreItem>
-</file>
-
-<file path=customXml/itemProps4.xml><?xml version="1.0" encoding="utf-8"?>
 <ds:datastoreItem xmlns:ds="http://schemas.openxmlformats.org/officeDocument/2006/customXml" ds:itemID="{59065960-E0CA-4804-83B5-320CBCDCC160}">
   <ds:schemaRefs>
     <ds:schemaRef ds:uri="http://schemas.microsoft.com/office/2006/metadata/contentType"/>
@@ -11958,4 +12116,12 @@
     <ds:schemaRef ds:uri="http://schemas.microsoft.com/internal/obd"/>
   </ds:schemaRefs>
 </ds:datastoreItem>
+</file>
+
+<file path=customXml/itemProps4.xml><?xml version="1.0" encoding="utf-8"?>
+<ds:datastoreItem xmlns:ds="http://schemas.openxmlformats.org/officeDocument/2006/customXml" ds:itemID="{10663269-2064-4804-8290-36D4A57F5557}">
+  <ds:schemaRefs>
+    <ds:schemaRef ds:uri="http://schemas.microsoft.com/sharepoint/v3/contenttype/forms"/>
+  </ds:schemaRefs>
+</ds:datastoreItem>
 </file>
--- a/fuentes/21720191_CF2_DU.docx
+++ b/fuentes/21720191_CF2_DU.docx
@@ -1,6 +1,6 @@
 
 <file path=word/document.xml><?xml version="1.0" encoding="utf-8"?>
-<w:document xmlns:wpc="http://schemas.microsoft.com/office/word/2010/wordprocessingCanvas" xmlns:cx="http://schemas.microsoft.com/office/drawing/2014/chartex" xmlns:cx1="http://schemas.microsoft.com/office/drawing/2015/9/8/chartex" xmlns:cx2="http://schemas.microsoft.com/office/drawing/2015/10/21/chartex" xmlns:cx3="http://schemas.microsoft.com/office/drawing/2016/5/9/chartex" xmlns:cx4="http://schemas.microsoft.com/office/drawing/2016/5/10/chartex" xmlns:cx5="http://schemas.microsoft.com/office/drawing/2016/5/11/chartex" xmlns:cx6="http://schemas.microsoft.com/office/drawing/2016/5/12/chartex" xmlns:cx7="http://schemas.microsoft.com/office/drawing/2016/5/13/chartex" xmlns:cx8="http://schemas.microsoft.com/office/drawing/2016/5/14/chartex" xmlns:mc="http://schemas.openxmlformats.org/markup-compatibility/2006" xmlns:aink="http://schemas.microsoft.com/office/drawing/2016/ink" xmlns:am3d="http://schemas.microsoft.com/office/drawing/2017/model3d" xmlns:o="urn:schemas-microsoft-com:office:office" xmlns:oel="http://schemas.microsoft.com/office/2019/extlst" xmlns:r="http://schemas.openxmlformats.org/officeDocument/2006/relationships" xmlns:m="http://schemas.openxmlformats.org/officeDocument/2006/math" xmlns:v="urn:schemas-microsoft-com:vml" xmlns:wp14="http://schemas.microsoft.com/office/word/2010/wordprocessingDrawing" xmlns:wp="http://schemas.openxmlformats.org/drawingml/2006/wordprocessingDrawing" xmlns:w10="urn:schemas-microsoft-com:office:word" xmlns:w="http://schemas.openxmlformats.org/wordprocessingml/2006/main" xmlns:w14="http://schemas.microsoft.com/office/word/2010/wordml" xmlns:w15="http://schemas.microsoft.com/office/word/2012/wordml" xmlns:w16cei="http://schemas.microsoft.com/office/word/2026/wordml/cei" xmlns:w16cex="http://schemas.microsoft.com/office/word/2018/wordml/cex" xmlns:w16cid="http://schemas.microsoft.com/office/word/2016/wordml/cid" xmlns:w16="http://schemas.microsoft.com/office/word/2018/wordml" xmlns:w16du="http://schemas.microsoft.com/office/word/2023/wordml/word16du" xmlns:w16sdtdh="http://schemas.microsoft.com/office/word/2020/wordml/sdtdatahash" xmlns:w16sdtfl="http://schemas.microsoft.com/office/word/2024/wordml/sdtformatlock" xmlns:w16se="http://schemas.microsoft.com/office/word/2015/wordml/symex" xmlns:wpg="http://schemas.microsoft.com/office/word/2010/wordprocessingGroup" xmlns:wpi="http://schemas.microsoft.com/office/word/2010/wordprocessingInk" xmlns:wne="http://schemas.microsoft.com/office/word/2006/wordml" xmlns:wps="http://schemas.microsoft.com/office/word/2010/wordprocessingShape" mc:Ignorable="w14 w15 w16se w16cid w16 w16cex w16sdtdh w16sdtfl w16du wp14">
+<w:document xmlns:wpc="http://schemas.microsoft.com/office/word/2010/wordprocessingCanvas" xmlns:cx="http://schemas.microsoft.com/office/drawing/2014/chartex" xmlns:cx1="http://schemas.microsoft.com/office/drawing/2015/9/8/chartex" xmlns:cx2="http://schemas.microsoft.com/office/drawing/2015/10/21/chartex" xmlns:cx3="http://schemas.microsoft.com/office/drawing/2016/5/9/chartex" xmlns:cx4="http://schemas.microsoft.com/office/drawing/2016/5/10/chartex" xmlns:cx5="http://schemas.microsoft.com/office/drawing/2016/5/11/chartex" xmlns:cx6="http://schemas.microsoft.com/office/drawing/2016/5/12/chartex" xmlns:cx7="http://schemas.microsoft.com/office/drawing/2016/5/13/chartex" xmlns:cx8="http://schemas.microsoft.com/office/drawing/2016/5/14/chartex" xmlns:mc="http://schemas.openxmlformats.org/markup-compatibility/2006" xmlns:m="http://schemas.openxmlformats.org/officeDocument/2006/math" xmlns:aink="http://schemas.microsoft.com/office/drawing/2016/ink" xmlns:am3d="http://schemas.microsoft.com/office/drawing/2017/model3d" xmlns:oel="http://schemas.microsoft.com/office/2019/extlst" xmlns:r="http://schemas.openxmlformats.org/officeDocument/2006/relationships" xmlns:wp14="http://schemas.microsoft.com/office/word/2010/wordprocessingDrawing" xmlns:wp="http://schemas.openxmlformats.org/drawingml/2006/wordprocessingDrawing" xmlns:wpg="http://schemas.microsoft.com/office/word/2010/wordprocessingGroup" xmlns:wpi="http://schemas.microsoft.com/office/word/2010/wordprocessingInk" xmlns:wps="http://schemas.microsoft.com/office/word/2010/wordprocessingShape" xmlns:o="urn:schemas-microsoft-com:office:office" xmlns:v="urn:schemas-microsoft-com:vml" xmlns:w10="urn:schemas-microsoft-com:office:word" xmlns:w="http://schemas.openxmlformats.org/wordprocessingml/2006/main" xmlns:w14="http://schemas.microsoft.com/office/word/2010/wordml" xmlns:w15="http://schemas.microsoft.com/office/word/2012/wordml" xmlns:w16cex="http://schemas.microsoft.com/office/word/2018/wordml/cex" xmlns:w16cid="http://schemas.microsoft.com/office/word/2016/wordml/cid" xmlns:w16="http://schemas.microsoft.com/office/word/2018/wordml" xmlns:w16sdtdh="http://schemas.microsoft.com/office/word/2020/wordml/sdtdatahash" xmlns:w16sdtfl="http://schemas.microsoft.com/office/word/2024/wordml/sdtformatlock" xmlns:w16se="http://schemas.microsoft.com/office/word/2015/wordml/symex" xmlns:w16du="http://schemas.microsoft.com/office/word/2023/wordml/word16du" xmlns:wne="http://schemas.microsoft.com/office/word/2006/wordml" mc:Ignorable="w14 w15 w16se w16cid w16 w16cex w16sdtdh w16sdtfl w16du wp14">
   <w:body>
     <w:p>
       <w:pPr>
@@ -210,7 +210,7 @@
               </wp:anchor>
             </w:drawing>
           </mc:Choice>
-          <mc:Fallback>
+          <mc:Fallback xmlns:w16cei="http://schemas.microsoft.com/office/word/2026/wordml/cei">
             <w:pict>
               <v:rect w14:anchorId="4C256C62" id="Rectángulo 3" o:spid="_x0000_s1026" alt="&quot;&quot;" style="position:absolute;margin-left:-55.95pt;margin-top:26.4pt;width:613.85pt;height:164.25pt;z-index:-251655168;visibility:visible;mso-wrap-style:square;mso-height-percent:0;mso-wrap-distance-left:9pt;mso-wrap-distance-top:0;mso-wrap-distance-right:9pt;mso-wrap-distance-bottom:0;mso-position-horizontal:absolute;mso-position-horizontal-relative:text;mso-position-vertical:absolute;mso-position-vertical-relative:text;mso-height-percent:0;mso-height-relative:margin;v-text-anchor:middle" o:gfxdata="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" fillcolor="#00314d" stroked="f" strokeweight="1pt"/>
             </w:pict>
@@ -318,7 +318,7 @@
               </wp:anchor>
             </w:drawing>
           </mc:Choice>
-          <mc:Fallback>
+          <mc:Fallback xmlns:w16cei="http://schemas.microsoft.com/office/word/2026/wordml/cei">
             <w:pict>
               <v:shapetype w14:anchorId="2E2DABF6" id="_x0000_t202" coordsize="21600,21600" o:spt="202" path="m,l,21600r21600,l21600,xe">
                 <v:stroke joinstyle="miter"/>
@@ -2431,14 +2431,25 @@
             <w:r>
               <w:rPr>
                 <w:rStyle w:val="Extranjerismo"/>
-              </w:rPr>
-              <w:t xml:space="preserve"> Inbox Zero</w:t>
-            </w:r>
+                <w:lang w:val="es-ES"/>
+              </w:rPr>
+              <w:t xml:space="preserve"> </w:t>
+            </w:r>
+            <w:proofErr w:type="spellStart"/>
             <w:r>
               <w:rPr>
                 <w:rStyle w:val="Extranjerismo"/>
-              </w:rPr>
-              <w:t>.</w:t>
+                <w:lang w:val="es-ES"/>
+              </w:rPr>
+              <w:t>Inbox</w:t>
+            </w:r>
+            <w:proofErr w:type="spellEnd"/>
+            <w:r>
+              <w:rPr>
+                <w:rStyle w:val="Extranjerismo"/>
+                <w:lang w:val="es-ES"/>
+              </w:rPr>
+              <w:t xml:space="preserve"> Zero.</w:t>
             </w:r>
           </w:p>
           <w:p>
@@ -2462,9 +2473,19 @@
             <w:r>
               <w:rPr>
                 <w:rStyle w:val="Extranjerismo"/>
-              </w:rPr>
-              <w:t>time blocking</w:t>
-            </w:r>
+                <w:lang w:val="es-ES"/>
+              </w:rPr>
+              <w:t xml:space="preserve">time </w:t>
+            </w:r>
+            <w:proofErr w:type="spellStart"/>
+            <w:r>
+              <w:rPr>
+                <w:rStyle w:val="Extranjerismo"/>
+                <w:lang w:val="es-ES"/>
+              </w:rPr>
+              <w:t>blocking</w:t>
+            </w:r>
+            <w:proofErr w:type="spellEnd"/>
             <w:r>
               <w:t>, asegurando que la tecnología sea un vehículo facilitador de la productividad y no una carga cognitiva.</w:t>
             </w:r>
@@ -2543,6 +2564,7 @@
       <w:r>
         <w:rPr>
           <w:rStyle w:val="Extranjerismo"/>
+          <w:lang w:val="es-ES"/>
         </w:rPr>
         <w:t>software </w:t>
       </w:r>
@@ -2913,6 +2935,7 @@
       <w:r>
         <w:rPr>
           <w:rStyle w:val="Extranjerismo"/>
+          <w:lang w:val="es-ES"/>
         </w:rPr>
         <w:t>software</w:t>
       </w:r>
@@ -2954,6 +2977,7 @@
       <w:r>
         <w:rPr>
           <w:rStyle w:val="Extranjerismo"/>
+          <w:lang w:val="es-ES"/>
         </w:rPr>
         <w:t>Inbox Zero</w:t>
       </w:r>
@@ -3118,6 +3142,7 @@
       <w:r>
         <w:rPr>
           <w:rStyle w:val="Extranjerismo"/>
+          <w:lang w:val="es-ES"/>
         </w:rPr>
         <w:t>software</w:t>
       </w:r>
@@ -3127,6 +3152,7 @@
       <w:r>
         <w:rPr>
           <w:rStyle w:val="Extranjerismo"/>
+          <w:lang w:val="es-ES"/>
         </w:rPr>
         <w:t>workflow</w:t>
       </w:r>
@@ -3368,6 +3394,7 @@
       <w:r>
         <w:rPr>
           <w:rStyle w:val="Extranjerismo"/>
+          <w:lang w:val="es-ES"/>
         </w:rPr>
         <w:t>Frontend</w:t>
       </w:r>
@@ -3419,6 +3446,7 @@
       <w:r>
         <w:rPr>
           <w:rStyle w:val="Extranjerismo"/>
+          <w:lang w:val="es-ES"/>
         </w:rPr>
         <w:t>software</w:t>
       </w:r>
@@ -3864,6 +3892,7 @@
       <w:r>
         <w:rPr>
           <w:rStyle w:val="Extranjerismo"/>
+          <w:lang w:val="es-ES"/>
         </w:rPr>
         <w:t>time-blocking</w:t>
       </w:r>
@@ -3873,6 +3902,7 @@
       <w:r>
         <w:rPr>
           <w:rStyle w:val="Extranjerismo"/>
+          <w:lang w:val="es-ES"/>
         </w:rPr>
         <w:t>work breakdown structure</w:t>
       </w:r>
@@ -3978,6 +4008,7 @@
       <w:r>
         <w:rPr>
           <w:rStyle w:val="Extranjerismo"/>
+          <w:lang w:val="es-ES"/>
         </w:rPr>
         <w:t>RVP</w:t>
       </w:r>
@@ -4065,6 +4096,7 @@
       <w:r>
         <w:rPr>
           <w:rStyle w:val="Extranjerismo"/>
+          <w:lang w:val="es-ES"/>
         </w:rPr>
         <w:t>time-blocking.</w:t>
       </w:r>
@@ -4074,6 +4106,7 @@
       <w:r>
         <w:rPr>
           <w:rStyle w:val="Extranjerismo"/>
+          <w:lang w:val="es-ES"/>
         </w:rPr>
         <w:t>burnout</w:t>
       </w:r>
@@ -4331,6 +4364,7 @@
       <w:r>
         <w:rPr>
           <w:rStyle w:val="Extranjerismo"/>
+          <w:lang w:val="es-ES"/>
         </w:rPr>
         <w:t>OCR</w:t>
       </w:r>
@@ -4466,6 +4500,7 @@
       <w:r>
         <w:rPr>
           <w:rStyle w:val="Extranjerismo"/>
+          <w:lang w:val="es-ES"/>
         </w:rPr>
         <w:t>software</w:t>
       </w:r>
@@ -4648,6 +4683,7 @@
       <w:r>
         <w:rPr>
           <w:rStyle w:val="Extranjerismo"/>
+          <w:lang w:val="es-ES"/>
         </w:rPr>
         <w:t>Wireframes</w:t>
       </w:r>
@@ -4872,7 +4908,7 @@
       <w:r>
         <w:rPr>
           <w:rStyle w:val="Extranjerismo"/>
-          <w:lang w:eastAsia="es-CO"/>
+          <w:lang w:val="es-ES" w:eastAsia="es-CO"/>
         </w:rPr>
         <w:t>time-blocking</w:t>
       </w:r>
@@ -5027,6 +5063,7 @@
           <w:rStyle w:val="Extranjerismo"/>
           <w:b/>
           <w:bCs/>
+          <w:lang w:val="es-ES"/>
         </w:rPr>
         <w:t>inbox</w:t>
       </w:r>
@@ -5233,6 +5270,7 @@
           <w:rStyle w:val="Extranjerismo"/>
           <w:b/>
           <w:bCs/>
+          <w:lang w:val="es-ES"/>
         </w:rPr>
         <w:t>cloud computing</w:t>
       </w:r>
@@ -5249,6 +5287,7 @@
       <w:r>
         <w:rPr>
           <w:rStyle w:val="Extranjerismo"/>
+          <w:lang w:val="es-ES"/>
         </w:rPr>
         <w:t>software</w:t>
       </w:r>
@@ -5288,6 +5327,7 @@
           <w:rStyle w:val="Extranjerismo"/>
           <w:b/>
           <w:bCs/>
+          <w:lang w:val="es-ES"/>
         </w:rPr>
         <w:t>Time-blocking</w:t>
       </w:r>
@@ -5412,6 +5452,7 @@
       <w:r>
         <w:rPr>
           <w:rStyle w:val="Extranjerismo"/>
+          <w:lang w:val="es-ES"/>
         </w:rPr>
         <w:t>Corporation</w:t>
       </w:r>
@@ -5610,23 +5651,7 @@
                 <w:sz w:val="28"/>
                 <w:szCs w:val="28"/>
               </w:rPr>
-              <w:t xml:space="preserve">Profesional </w:t>
-            </w:r>
-            <w:r>
-              <w:rPr>
-                <w:rFonts w:asciiTheme="minorHAnsi" w:hAnsiTheme="minorHAnsi" w:cstheme="minorHAnsi"/>
-                <w:sz w:val="28"/>
-                <w:szCs w:val="28"/>
-              </w:rPr>
-              <w:t>G</w:t>
-            </w:r>
-            <w:r>
-              <w:rPr>
-                <w:rFonts w:asciiTheme="minorHAnsi" w:hAnsiTheme="minorHAnsi" w:cstheme="minorHAnsi"/>
-                <w:sz w:val="28"/>
-                <w:szCs w:val="28"/>
-              </w:rPr>
-              <w:t>06. Responsable Ecosistema Virtual de Recursos Educativos Digitales (RED)</w:t>
+              <w:t>Profesional 06. Responsable Ecosistema Virtual de Recursos Educativos Digitales</w:t>
             </w:r>
           </w:p>
         </w:tc>
@@ -6329,7 +6354,7 @@
 </file>
 
 <file path=word/endnotes.xml><?xml version="1.0" encoding="utf-8"?>
-<w:endnotes xmlns:wpc="http://schemas.microsoft.com/office/word/2010/wordprocessingCanvas" xmlns:cx="http://schemas.microsoft.com/office/drawing/2014/chartex" xmlns:cx1="http://schemas.microsoft.com/office/drawing/2015/9/8/chartex" xmlns:cx2="http://schemas.microsoft.com/office/drawing/2015/10/21/chartex" xmlns:cx3="http://schemas.microsoft.com/office/drawing/2016/5/9/chartex" xmlns:cx4="http://schemas.microsoft.com/office/drawing/2016/5/10/chartex" xmlns:cx5="http://schemas.microsoft.com/office/drawing/2016/5/11/chartex" xmlns:cx6="http://schemas.microsoft.com/office/drawing/2016/5/12/chartex" xmlns:cx7="http://schemas.microsoft.com/office/drawing/2016/5/13/chartex" xmlns:cx8="http://schemas.microsoft.com/office/drawing/2016/5/14/chartex" xmlns:mc="http://schemas.openxmlformats.org/markup-compatibility/2006" xmlns:aink="http://schemas.microsoft.com/office/drawing/2016/ink" xmlns:am3d="http://schemas.microsoft.com/office/drawing/2017/model3d" xmlns:o="urn:schemas-microsoft-com:office:office" xmlns:oel="http://schemas.microsoft.com/office/2019/extlst" xmlns:r="http://schemas.openxmlformats.org/officeDocument/2006/relationships" xmlns:m="http://schemas.openxmlformats.org/officeDocument/2006/math" xmlns:v="urn:schemas-microsoft-com:vml" xmlns:wp14="http://schemas.microsoft.com/office/word/2010/wordprocessingDrawing" xmlns:wp="http://schemas.openxmlformats.org/drawingml/2006/wordprocessingDrawing" xmlns:w10="urn:schemas-microsoft-com:office:word" xmlns:w="http://schemas.openxmlformats.org/wordprocessingml/2006/main" xmlns:w14="http://schemas.microsoft.com/office/word/2010/wordml" xmlns:w15="http://schemas.microsoft.com/office/word/2012/wordml" xmlns:w16cei="http://schemas.microsoft.com/office/word/2026/wordml/cei" xmlns:w16cex="http://schemas.microsoft.com/office/word/2018/wordml/cex" xmlns:w16cid="http://schemas.microsoft.com/office/word/2016/wordml/cid" xmlns:w16="http://schemas.microsoft.com/office/word/2018/wordml" xmlns:w16du="http://schemas.microsoft.com/office/word/2023/wordml/word16du" xmlns:w16sdtdh="http://schemas.microsoft.com/office/word/2020/wordml/sdtdatahash" xmlns:w16sdtfl="http://schemas.microsoft.com/office/word/2024/wordml/sdtformatlock" xmlns:w16se="http://schemas.microsoft.com/office/word/2015/wordml/symex" xmlns:wpg="http://schemas.microsoft.com/office/word/2010/wordprocessingGroup" xmlns:wpi="http://schemas.microsoft.com/office/word/2010/wordprocessingInk" xmlns:wne="http://schemas.microsoft.com/office/word/2006/wordml" xmlns:wps="http://schemas.microsoft.com/office/word/2010/wordprocessingShape" mc:Ignorable="w14 w15 w16se w16cid w16 w16cex w16sdtdh w16sdtfl w16du wp14">
+<w:endnotes xmlns:wpc="http://schemas.microsoft.com/office/word/2010/wordprocessingCanvas" xmlns:cx="http://schemas.microsoft.com/office/drawing/2014/chartex" xmlns:cx1="http://schemas.microsoft.com/office/drawing/2015/9/8/chartex" xmlns:cx2="http://schemas.microsoft.com/office/drawing/2015/10/21/chartex" xmlns:cx3="http://schemas.microsoft.com/office/drawing/2016/5/9/chartex" xmlns:cx4="http://schemas.microsoft.com/office/drawing/2016/5/10/chartex" xmlns:cx5="http://schemas.microsoft.com/office/drawing/2016/5/11/chartex" xmlns:cx6="http://schemas.microsoft.com/office/drawing/2016/5/12/chartex" xmlns:cx7="http://schemas.microsoft.com/office/drawing/2016/5/13/chartex" xmlns:cx8="http://schemas.microsoft.com/office/drawing/2016/5/14/chartex" xmlns:mc="http://schemas.openxmlformats.org/markup-compatibility/2006" xmlns:m="http://schemas.openxmlformats.org/officeDocument/2006/math" xmlns:aink="http://schemas.microsoft.com/office/drawing/2016/ink" xmlns:am3d="http://schemas.microsoft.com/office/drawing/2017/model3d" xmlns:oel="http://schemas.microsoft.com/office/2019/extlst" xmlns:r="http://schemas.openxmlformats.org/officeDocument/2006/relationships" xmlns:wp14="http://schemas.microsoft.com/office/word/2010/wordprocessingDrawing" xmlns:wp="http://schemas.openxmlformats.org/drawingml/2006/wordprocessingDrawing" xmlns:wpg="http://schemas.microsoft.com/office/word/2010/wordprocessingGroup" xmlns:wpi="http://schemas.microsoft.com/office/word/2010/wordprocessingInk" xmlns:wps="http://schemas.microsoft.com/office/word/2010/wordprocessingShape" xmlns:o="urn:schemas-microsoft-com:office:office" xmlns:v="urn:schemas-microsoft-com:vml" xmlns:w10="urn:schemas-microsoft-com:office:word" xmlns:w="http://schemas.openxmlformats.org/wordprocessingml/2006/main" xmlns:w14="http://schemas.microsoft.com/office/word/2010/wordml" xmlns:w15="http://schemas.microsoft.com/office/word/2012/wordml" xmlns:w16cex="http://schemas.microsoft.com/office/word/2018/wordml/cex" xmlns:w16cid="http://schemas.microsoft.com/office/word/2016/wordml/cid" xmlns:w16="http://schemas.microsoft.com/office/word/2018/wordml" xmlns:w16sdtdh="http://schemas.microsoft.com/office/word/2020/wordml/sdtdatahash" xmlns:w16sdtfl="http://schemas.microsoft.com/office/word/2024/wordml/sdtformatlock" xmlns:w16se="http://schemas.microsoft.com/office/word/2015/wordml/symex" xmlns:w16du="http://schemas.microsoft.com/office/word/2023/wordml/word16du" xmlns:wne="http://schemas.microsoft.com/office/word/2006/wordml" mc:Ignorable="w14 w15 w16se w16cid w16 w16cex w16sdtdh w16sdtfl w16du wp14">
   <w:endnote w:type="separator" w:id="-1">
     <w:p>
       <w:pPr>
@@ -6354,7 +6379,7 @@
 </file>
 
 <file path=word/footer1.xml><?xml version="1.0" encoding="utf-8"?>
-<w:ftr xmlns:wpc="http://schemas.microsoft.com/office/word/2010/wordprocessingCanvas" xmlns:cx="http://schemas.microsoft.com/office/drawing/2014/chartex" xmlns:cx1="http://schemas.microsoft.com/office/drawing/2015/9/8/chartex" xmlns:cx2="http://schemas.microsoft.com/office/drawing/2015/10/21/chartex" xmlns:cx3="http://schemas.microsoft.com/office/drawing/2016/5/9/chartex" xmlns:cx4="http://schemas.microsoft.com/office/drawing/2016/5/10/chartex" xmlns:cx5="http://schemas.microsoft.com/office/drawing/2016/5/11/chartex" xmlns:cx6="http://schemas.microsoft.com/office/drawing/2016/5/12/chartex" xmlns:cx7="http://schemas.microsoft.com/office/drawing/2016/5/13/chartex" xmlns:cx8="http://schemas.microsoft.com/office/drawing/2016/5/14/chartex" xmlns:mc="http://schemas.openxmlformats.org/markup-compatibility/2006" xmlns:aink="http://schemas.microsoft.com/office/drawing/2016/ink" xmlns:am3d="http://schemas.microsoft.com/office/drawing/2017/model3d" xmlns:o="urn:schemas-microsoft-com:office:office" xmlns:oel="http://schemas.microsoft.com/office/2019/extlst" xmlns:r="http://schemas.openxmlformats.org/officeDocument/2006/relationships" xmlns:m="http://schemas.openxmlformats.org/officeDocument/2006/math" xmlns:v="urn:schemas-microsoft-com:vml" xmlns:wp14="http://schemas.microsoft.com/office/word/2010/wordprocessingDrawing" xmlns:wp="http://schemas.openxmlformats.org/drawingml/2006/wordprocessingDrawing" xmlns:w10="urn:schemas-microsoft-com:office:word" xmlns:w="http://schemas.openxmlformats.org/wordprocessingml/2006/main" xmlns:w14="http://schemas.microsoft.com/office/word/2010/wordml" xmlns:w15="http://schemas.microsoft.com/office/word/2012/wordml" xmlns:w16cei="http://schemas.microsoft.com/office/word/2026/wordml/cei" xmlns:w16cex="http://schemas.microsoft.com/office/word/2018/wordml/cex" xmlns:w16cid="http://schemas.microsoft.com/office/word/2016/wordml/cid" xmlns:w16="http://schemas.microsoft.com/office/word/2018/wordml" xmlns:w16du="http://schemas.microsoft.com/office/word/2023/wordml/word16du" xmlns:w16sdtdh="http://schemas.microsoft.com/office/word/2020/wordml/sdtdatahash" xmlns:w16sdtfl="http://schemas.microsoft.com/office/word/2024/wordml/sdtformatlock" xmlns:w16se="http://schemas.microsoft.com/office/word/2015/wordml/symex" xmlns:wpg="http://schemas.microsoft.com/office/word/2010/wordprocessingGroup" xmlns:wpi="http://schemas.microsoft.com/office/word/2010/wordprocessingInk" xmlns:wne="http://schemas.microsoft.com/office/word/2006/wordml" xmlns:wps="http://schemas.microsoft.com/office/word/2010/wordprocessingShape" mc:Ignorable="w14 w15 w16se w16cid w16 w16cex w16sdtdh w16sdtfl w16du wp14">
+<w:ftr xmlns:wpc="http://schemas.microsoft.com/office/word/2010/wordprocessingCanvas" xmlns:cx="http://schemas.microsoft.com/office/drawing/2014/chartex" xmlns:cx1="http://schemas.microsoft.com/office/drawing/2015/9/8/chartex" xmlns:cx2="http://schemas.microsoft.com/office/drawing/2015/10/21/chartex" xmlns:cx3="http://schemas.microsoft.com/office/drawing/2016/5/9/chartex" xmlns:cx4="http://schemas.microsoft.com/office/drawing/2016/5/10/chartex" xmlns:cx5="http://schemas.microsoft.com/office/drawing/2016/5/11/chartex" xmlns:cx6="http://schemas.microsoft.com/office/drawing/2016/5/12/chartex" xmlns:cx7="http://schemas.microsoft.com/office/drawing/2016/5/13/chartex" xmlns:cx8="http://schemas.microsoft.com/office/drawing/2016/5/14/chartex" xmlns:mc="http://schemas.openxmlformats.org/markup-compatibility/2006" xmlns:m="http://schemas.openxmlformats.org/officeDocument/2006/math" xmlns:aink="http://schemas.microsoft.com/office/drawing/2016/ink" xmlns:am3d="http://schemas.microsoft.com/office/drawing/2017/model3d" xmlns:oel="http://schemas.microsoft.com/office/2019/extlst" xmlns:r="http://schemas.openxmlformats.org/officeDocument/2006/relationships" xmlns:wp14="http://schemas.microsoft.com/office/word/2010/wordprocessingDrawing" xmlns:wp="http://schemas.openxmlformats.org/drawingml/2006/wordprocessingDrawing" xmlns:wpg="http://schemas.microsoft.com/office/word/2010/wordprocessingGroup" xmlns:wpi="http://schemas.microsoft.com/office/word/2010/wordprocessingInk" xmlns:wps="http://schemas.microsoft.com/office/word/2010/wordprocessingShape" xmlns:o="urn:schemas-microsoft-com:office:office" xmlns:v="urn:schemas-microsoft-com:vml" xmlns:w10="urn:schemas-microsoft-com:office:word" xmlns:w="http://schemas.openxmlformats.org/wordprocessingml/2006/main" xmlns:w14="http://schemas.microsoft.com/office/word/2010/wordml" xmlns:w15="http://schemas.microsoft.com/office/word/2012/wordml" xmlns:w16cex="http://schemas.microsoft.com/office/word/2018/wordml/cex" xmlns:w16cid="http://schemas.microsoft.com/office/word/2016/wordml/cid" xmlns:w16="http://schemas.microsoft.com/office/word/2018/wordml" xmlns:w16sdtdh="http://schemas.microsoft.com/office/word/2020/wordml/sdtdatahash" xmlns:w16sdtfl="http://schemas.microsoft.com/office/word/2024/wordml/sdtformatlock" xmlns:w16se="http://schemas.microsoft.com/office/word/2015/wordml/symex" xmlns:w16du="http://schemas.microsoft.com/office/word/2023/wordml/word16du" xmlns:wne="http://schemas.microsoft.com/office/word/2006/wordml" mc:Ignorable="w14 w15 w16se w16cid w16 w16cex w16sdtdh w16sdtfl w16du wp14">
   <w:sdt>
     <w:sdtPr>
       <w:id w:val="-1465197936"/>
@@ -6382,7 +6407,13 @@
           <w:rPr>
             <w:noProof/>
           </w:rPr>
-          <w:t>15</w:t>
+          <w:t>1</w:t>
+        </w:r>
+        <w:r>
+          <w:rPr>
+            <w:noProof/>
+          </w:rPr>
+          <w:t>5</w:t>
         </w:r>
         <w:r>
           <w:fldChar w:fldCharType="end"/>
@@ -6399,7 +6430,7 @@
 </file>
 
 <file path=word/footnotes.xml><?xml version="1.0" encoding="utf-8"?>
-<w:footnotes xmlns:wpc="http://schemas.microsoft.com/office/word/2010/wordprocessingCanvas" xmlns:cx="http://schemas.microsoft.com/office/drawing/2014/chartex" xmlns:cx1="http://schemas.microsoft.com/office/drawing/2015/9/8/chartex" xmlns:cx2="http://schemas.microsoft.com/office/drawing/2015/10/21/chartex" xmlns:cx3="http://schemas.microsoft.com/office/drawing/2016/5/9/chartex" xmlns:cx4="http://schemas.microsoft.com/office/drawing/2016/5/10/chartex" xmlns:cx5="http://schemas.microsoft.com/office/drawing/2016/5/11/chartex" xmlns:cx6="http://schemas.microsoft.com/office/drawing/2016/5/12/chartex" xmlns:cx7="http://schemas.microsoft.com/office/drawing/2016/5/13/chartex" xmlns:cx8="http://schemas.microsoft.com/office/drawing/2016/5/14/chartex" xmlns:mc="http://schemas.openxmlformats.org/markup-compatibility/2006" xmlns:aink="http://schemas.microsoft.com/office/drawing/2016/ink" xmlns:am3d="http://schemas.microsoft.com/office/drawing/2017/model3d" xmlns:o="urn:schemas-microsoft-com:office:office" xmlns:oel="http://schemas.microsoft.com/office/2019/extlst" xmlns:r="http://schemas.openxmlformats.org/officeDocument/2006/relationships" xmlns:m="http://schemas.openxmlformats.org/officeDocument/2006/math" xmlns:v="urn:schemas-microsoft-com:vml" xmlns:wp14="http://schemas.microsoft.com/office/word/2010/wordprocessingDrawing" xmlns:wp="http://schemas.openxmlformats.org/drawingml/2006/wordprocessingDrawing" xmlns:w10="urn:schemas-microsoft-com:office:word" xmlns:w="http://schemas.openxmlformats.org/wordprocessingml/2006/main" xmlns:w14="http://schemas.microsoft.com/office/word/2010/wordml" xmlns:w15="http://schemas.microsoft.com/office/word/2012/wordml" xmlns:w16cei="http://schemas.microsoft.com/office/word/2026/wordml/cei" xmlns:w16cex="http://schemas.microsoft.com/office/word/2018/wordml/cex" xmlns:w16cid="http://schemas.microsoft.com/office/word/2016/wordml/cid" xmlns:w16="http://schemas.microsoft.com/office/word/2018/wordml" xmlns:w16du="http://schemas.microsoft.com/office/word/2023/wordml/word16du" xmlns:w16sdtdh="http://schemas.microsoft.com/office/word/2020/wordml/sdtdatahash" xmlns:w16sdtfl="http://schemas.microsoft.com/office/word/2024/wordml/sdtformatlock" xmlns:w16se="http://schemas.microsoft.com/office/word/2015/wordml/symex" xmlns:wpg="http://schemas.microsoft.com/office/word/2010/wordprocessingGroup" xmlns:wpi="http://schemas.microsoft.com/office/word/2010/wordprocessingInk" xmlns:wne="http://schemas.microsoft.com/office/word/2006/wordml" xmlns:wps="http://schemas.microsoft.com/office/word/2010/wordprocessingShape" mc:Ignorable="w14 w15 w16se w16cid w16 w16cex w16sdtdh w16sdtfl w16du wp14">
+<w:footnotes xmlns:wpc="http://schemas.microsoft.com/office/word/2010/wordprocessingCanvas" xmlns:cx="http://schemas.microsoft.com/office/drawing/2014/chartex" xmlns:cx1="http://schemas.microsoft.com/office/drawing/2015/9/8/chartex" xmlns:cx2="http://schemas.microsoft.com/office/drawing/2015/10/21/chartex" xmlns:cx3="http://schemas.microsoft.com/office/drawing/2016/5/9/chartex" xmlns:cx4="http://schemas.microsoft.com/office/drawing/2016/5/10/chartex" xmlns:cx5="http://schemas.microsoft.com/office/drawing/2016/5/11/chartex" xmlns:cx6="http://schemas.microsoft.com/office/drawing/2016/5/12/chartex" xmlns:cx7="http://schemas.microsoft.com/office/drawing/2016/5/13/chartex" xmlns:cx8="http://schemas.microsoft.com/office/drawing/2016/5/14/chartex" xmlns:mc="http://schemas.openxmlformats.org/markup-compatibility/2006" xmlns:m="http://schemas.openxmlformats.org/officeDocument/2006/math" xmlns:aink="http://schemas.microsoft.com/office/drawing/2016/ink" xmlns:am3d="http://schemas.microsoft.com/office/drawing/2017/model3d" xmlns:oel="http://schemas.microsoft.com/office/2019/extlst" xmlns:r="http://schemas.openxmlformats.org/officeDocument/2006/relationships" xmlns:wp14="http://schemas.microsoft.com/office/word/2010/wordprocessingDrawing" xmlns:wp="http://schemas.openxmlformats.org/drawingml/2006/wordprocessingDrawing" xmlns:wpg="http://schemas.microsoft.com/office/word/2010/wordprocessingGroup" xmlns:wpi="http://schemas.microsoft.com/office/word/2010/wordprocessingInk" xmlns:wps="http://schemas.microsoft.com/office/word/2010/wordprocessingShape" xmlns:o="urn:schemas-microsoft-com:office:office" xmlns:v="urn:schemas-microsoft-com:vml" xmlns:w10="urn:schemas-microsoft-com:office:word" xmlns:w="http://schemas.openxmlformats.org/wordprocessingml/2006/main" xmlns:w14="http://schemas.microsoft.com/office/word/2010/wordml" xmlns:w15="http://schemas.microsoft.com/office/word/2012/wordml" xmlns:w16cex="http://schemas.microsoft.com/office/word/2018/wordml/cex" xmlns:w16cid="http://schemas.microsoft.com/office/word/2016/wordml/cid" xmlns:w16="http://schemas.microsoft.com/office/word/2018/wordml" xmlns:w16sdtdh="http://schemas.microsoft.com/office/word/2020/wordml/sdtdatahash" xmlns:w16sdtfl="http://schemas.microsoft.com/office/word/2024/wordml/sdtformatlock" xmlns:w16se="http://schemas.microsoft.com/office/word/2015/wordml/symex" xmlns:w16du="http://schemas.microsoft.com/office/word/2023/wordml/word16du" xmlns:wne="http://schemas.microsoft.com/office/word/2006/wordml" mc:Ignorable="w14 w15 w16se w16cid w16 w16cex w16sdtdh w16sdtfl w16du wp14">
   <w:footnote w:type="separator" w:id="-1">
     <w:p>
       <w:pPr>
@@ -6424,7 +6455,7 @@
 </file>
 
 <file path=word/header1.xml><?xml version="1.0" encoding="utf-8"?>
-<w:hdr xmlns:wpc="http://schemas.microsoft.com/office/word/2010/wordprocessingCanvas" xmlns:cx="http://schemas.microsoft.com/office/drawing/2014/chartex" xmlns:cx1="http://schemas.microsoft.com/office/drawing/2015/9/8/chartex" xmlns:cx2="http://schemas.microsoft.com/office/drawing/2015/10/21/chartex" xmlns:cx3="http://schemas.microsoft.com/office/drawing/2016/5/9/chartex" xmlns:cx4="http://schemas.microsoft.com/office/drawing/2016/5/10/chartex" xmlns:cx5="http://schemas.microsoft.com/office/drawing/2016/5/11/chartex" xmlns:cx6="http://schemas.microsoft.com/office/drawing/2016/5/12/chartex" xmlns:cx7="http://schemas.microsoft.com/office/drawing/2016/5/13/chartex" xmlns:cx8="http://schemas.microsoft.com/office/drawing/2016/5/14/chartex" xmlns:mc="http://schemas.openxmlformats.org/markup-compatibility/2006" xmlns:aink="http://schemas.microsoft.com/office/drawing/2016/ink" xmlns:am3d="http://schemas.microsoft.com/office/drawing/2017/model3d" xmlns:o="urn:schemas-microsoft-com:office:office" xmlns:oel="http://schemas.microsoft.com/office/2019/extlst" xmlns:r="http://schemas.openxmlformats.org/officeDocument/2006/relationships" xmlns:m="http://schemas.openxmlformats.org/officeDocument/2006/math" xmlns:v="urn:schemas-microsoft-com:vml" xmlns:wp14="http://schemas.microsoft.com/office/word/2010/wordprocessingDrawing" xmlns:wp="http://schemas.openxmlformats.org/drawingml/2006/wordprocessingDrawing" xmlns:w10="urn:schemas-microsoft-com:office:word" xmlns:w="http://schemas.openxmlformats.org/wordprocessingml/2006/main" xmlns:w14="http://schemas.microsoft.com/office/word/2010/wordml" xmlns:w15="http://schemas.microsoft.com/office/word/2012/wordml" xmlns:w16cei="http://schemas.microsoft.com/office/word/2026/wordml/cei" xmlns:w16cex="http://schemas.microsoft.com/office/word/2018/wordml/cex" xmlns:w16cid="http://schemas.microsoft.com/office/word/2016/wordml/cid" xmlns:w16="http://schemas.microsoft.com/office/word/2018/wordml" xmlns:w16du="http://schemas.microsoft.com/office/word/2023/wordml/word16du" xmlns:w16sdtdh="http://schemas.microsoft.com/office/word/2020/wordml/sdtdatahash" xmlns:w16sdtfl="http://schemas.microsoft.com/office/word/2024/wordml/sdtformatlock" xmlns:w16se="http://schemas.microsoft.com/office/word/2015/wordml/symex" xmlns:wpg="http://schemas.microsoft.com/office/word/2010/wordprocessingGroup" xmlns:wpi="http://schemas.microsoft.com/office/word/2010/wordprocessingInk" xmlns:wne="http://schemas.microsoft.com/office/word/2006/wordml" xmlns:wps="http://schemas.microsoft.com/office/word/2010/wordprocessingShape" mc:Ignorable="w14 w15 w16se w16cid w16 w16cex w16sdtdh w16sdtfl w16du wp14">
+<w:hdr xmlns:wpc="http://schemas.microsoft.com/office/word/2010/wordprocessingCanvas" xmlns:cx="http://schemas.microsoft.com/office/drawing/2014/chartex" xmlns:cx1="http://schemas.microsoft.com/office/drawing/2015/9/8/chartex" xmlns:cx2="http://schemas.microsoft.com/office/drawing/2015/10/21/chartex" xmlns:cx3="http://schemas.microsoft.com/office/drawing/2016/5/9/chartex" xmlns:cx4="http://schemas.microsoft.com/office/drawing/2016/5/10/chartex" xmlns:cx5="http://schemas.microsoft.com/office/drawing/2016/5/11/chartex" xmlns:cx6="http://schemas.microsoft.com/office/drawing/2016/5/12/chartex" xmlns:cx7="http://schemas.microsoft.com/office/drawing/2016/5/13/chartex" xmlns:cx8="http://schemas.microsoft.com/office/drawing/2016/5/14/chartex" xmlns:mc="http://schemas.openxmlformats.org/markup-compatibility/2006" xmlns:m="http://schemas.openxmlformats.org/officeDocument/2006/math" xmlns:aink="http://schemas.microsoft.com/office/drawing/2016/ink" xmlns:am3d="http://schemas.microsoft.com/office/drawing/2017/model3d" xmlns:oel="http://schemas.microsoft.com/office/2019/extlst" xmlns:r="http://schemas.openxmlformats.org/officeDocument/2006/relationships" xmlns:wp14="http://schemas.microsoft.com/office/word/2010/wordprocessingDrawing" xmlns:wp="http://schemas.openxmlformats.org/drawingml/2006/wordprocessingDrawing" xmlns:wpg="http://schemas.microsoft.com/office/word/2010/wordprocessingGroup" xmlns:wpi="http://schemas.microsoft.com/office/word/2010/wordprocessingInk" xmlns:wps="http://schemas.microsoft.com/office/word/2010/wordprocessingShape" xmlns:o="urn:schemas-microsoft-com:office:office" xmlns:v="urn:schemas-microsoft-com:vml" xmlns:w10="urn:schemas-microsoft-com:office:word" xmlns:w="http://schemas.openxmlformats.org/wordprocessingml/2006/main" xmlns:w14="http://schemas.microsoft.com/office/word/2010/wordml" xmlns:w15="http://schemas.microsoft.com/office/word/2012/wordml" xmlns:w16cex="http://schemas.microsoft.com/office/word/2018/wordml/cex" xmlns:w16cid="http://schemas.microsoft.com/office/word/2016/wordml/cid" xmlns:w16="http://schemas.microsoft.com/office/word/2018/wordml" xmlns:w16sdtdh="http://schemas.microsoft.com/office/word/2020/wordml/sdtdatahash" xmlns:w16sdtfl="http://schemas.microsoft.com/office/word/2024/wordml/sdtformatlock" xmlns:w16se="http://schemas.microsoft.com/office/word/2015/wordml/symex" xmlns:w16du="http://schemas.microsoft.com/office/word/2023/wordml/word16du" xmlns:wne="http://schemas.microsoft.com/office/word/2006/wordml" mc:Ignorable="w14 w15 w16se w16cid w16 w16cex w16sdtdh w16sdtfl w16du wp14">
   <w:p>
     <w:pPr>
       <w:pStyle w:val="Encabezado"/>
@@ -6510,7 +6541,7 @@
 </file>
 
 <file path=word/numbering.xml><?xml version="1.0" encoding="utf-8"?>
-<w:numbering xmlns:wpc="http://schemas.microsoft.com/office/word/2010/wordprocessingCanvas" xmlns:cx="http://schemas.microsoft.com/office/drawing/2014/chartex" xmlns:cx1="http://schemas.microsoft.com/office/drawing/2015/9/8/chartex" xmlns:cx2="http://schemas.microsoft.com/office/drawing/2015/10/21/chartex" xmlns:cx3="http://schemas.microsoft.com/office/drawing/2016/5/9/chartex" xmlns:cx4="http://schemas.microsoft.com/office/drawing/2016/5/10/chartex" xmlns:cx5="http://schemas.microsoft.com/office/drawing/2016/5/11/chartex" xmlns:cx6="http://schemas.microsoft.com/office/drawing/2016/5/12/chartex" xmlns:cx7="http://schemas.microsoft.com/office/drawing/2016/5/13/chartex" xmlns:cx8="http://schemas.microsoft.com/office/drawing/2016/5/14/chartex" xmlns:mc="http://schemas.openxmlformats.org/markup-compatibility/2006" xmlns:aink="http://schemas.microsoft.com/office/drawing/2016/ink" xmlns:am3d="http://schemas.microsoft.com/office/drawing/2017/model3d" xmlns:o="urn:schemas-microsoft-com:office:office" xmlns:oel="http://schemas.microsoft.com/office/2019/extlst" xmlns:r="http://schemas.openxmlformats.org/officeDocument/2006/relationships" xmlns:m="http://schemas.openxmlformats.org/officeDocument/2006/math" xmlns:v="urn:schemas-microsoft-com:vml" xmlns:wp14="http://schemas.microsoft.com/office/word/2010/wordprocessingDrawing" xmlns:wp="http://schemas.openxmlformats.org/drawingml/2006/wordprocessingDrawing" xmlns:w10="urn:schemas-microsoft-com:office:word" xmlns:w="http://schemas.openxmlformats.org/wordprocessingml/2006/main" xmlns:w14="http://schemas.microsoft.com/office/word/2010/wordml" xmlns:w15="http://schemas.microsoft.com/office/word/2012/wordml" xmlns:w16cei="http://schemas.microsoft.com/office/word/2026/wordml/cei" xmlns:w16cex="http://schemas.microsoft.com/office/word/2018/wordml/cex" xmlns:w16cid="http://schemas.microsoft.com/office/word/2016/wordml/cid" xmlns:w16="http://schemas.microsoft.com/office/word/2018/wordml" xmlns:w16du="http://schemas.microsoft.com/office/word/2023/wordml/word16du" xmlns:w16sdtdh="http://schemas.microsoft.com/office/word/2020/wordml/sdtdatahash" xmlns:w16sdtfl="http://schemas.microsoft.com/office/word/2024/wordml/sdtformatlock" xmlns:w16se="http://schemas.microsoft.com/office/word/2015/wordml/symex" xmlns:wpg="http://schemas.microsoft.com/office/word/2010/wordprocessingGroup" xmlns:wpi="http://schemas.microsoft.com/office/word/2010/wordprocessingInk" xmlns:wne="http://schemas.microsoft.com/office/word/2006/wordml" xmlns:wps="http://schemas.microsoft.com/office/word/2010/wordprocessingShape" mc:Ignorable="w14 w15 w16se w16cid w16 w16cex w16sdtdh w16sdtfl w16du wp14">
+<w:numbering xmlns:wpc="http://schemas.microsoft.com/office/word/2010/wordprocessingCanvas" xmlns:cx="http://schemas.microsoft.com/office/drawing/2014/chartex" xmlns:cx1="http://schemas.microsoft.com/office/drawing/2015/9/8/chartex" xmlns:cx2="http://schemas.microsoft.com/office/drawing/2015/10/21/chartex" xmlns:cx3="http://schemas.microsoft.com/office/drawing/2016/5/9/chartex" xmlns:cx4="http://schemas.microsoft.com/office/drawing/2016/5/10/chartex" xmlns:cx5="http://schemas.microsoft.com/office/drawing/2016/5/11/chartex" xmlns:cx6="http://schemas.microsoft.com/office/drawing/2016/5/12/chartex" xmlns:cx7="http://schemas.microsoft.com/office/drawing/2016/5/13/chartex" xmlns:cx8="http://schemas.microsoft.com/office/drawing/2016/5/14/chartex" xmlns:mc="http://schemas.openxmlformats.org/markup-compatibility/2006" xmlns:m="http://schemas.openxmlformats.org/officeDocument/2006/math" xmlns:aink="http://schemas.microsoft.com/office/drawing/2016/ink" xmlns:am3d="http://schemas.microsoft.com/office/drawing/2017/model3d" xmlns:oel="http://schemas.microsoft.com/office/2019/extlst" xmlns:r="http://schemas.openxmlformats.org/officeDocument/2006/relationships" xmlns:wp14="http://schemas.microsoft.com/office/word/2010/wordprocessingDrawing" xmlns:wp="http://schemas.openxmlformats.org/drawingml/2006/wordprocessingDrawing" xmlns:wpg="http://schemas.microsoft.com/office/word/2010/wordprocessingGroup" xmlns:wpi="http://schemas.microsoft.com/office/word/2010/wordprocessingInk" xmlns:wps="http://schemas.microsoft.com/office/word/2010/wordprocessingShape" xmlns:o="urn:schemas-microsoft-com:office:office" xmlns:v="urn:schemas-microsoft-com:vml" xmlns:w10="urn:schemas-microsoft-com:office:word" xmlns:w="http://schemas.openxmlformats.org/wordprocessingml/2006/main" xmlns:w14="http://schemas.microsoft.com/office/word/2010/wordml" xmlns:w15="http://schemas.microsoft.com/office/word/2012/wordml" xmlns:w16cex="http://schemas.microsoft.com/office/word/2018/wordml/cex" xmlns:w16cid="http://schemas.microsoft.com/office/word/2016/wordml/cid" xmlns:w16="http://schemas.microsoft.com/office/word/2018/wordml" xmlns:w16sdtdh="http://schemas.microsoft.com/office/word/2020/wordml/sdtdatahash" xmlns:w16sdtfl="http://schemas.microsoft.com/office/word/2024/wordml/sdtformatlock" xmlns:w16se="http://schemas.microsoft.com/office/word/2015/wordml/symex" xmlns:w16du="http://schemas.microsoft.com/office/word/2023/wordml/word16du" xmlns:wne="http://schemas.microsoft.com/office/word/2006/wordml" mc:Ignorable="w14 w15 w16se w16cid w16 w16cex w16sdtdh w16sdtfl w16du wp14">
   <w:abstractNum w:abstractNumId="0" w15:restartNumberingAfterBreak="0">
     <w:nsid w:val="FFFFFF89"/>
     <w:multiLevelType w:val="singleLevel"/>
@@ -10071,7 +10102,7 @@
 </file>
 
 <file path=word/styles.xml><?xml version="1.0" encoding="utf-8"?>
-<w:styles xmlns:mc="http://schemas.openxmlformats.org/markup-compatibility/2006" xmlns:r="http://schemas.openxmlformats.org/officeDocument/2006/relationships" xmlns:w="http://schemas.openxmlformats.org/wordprocessingml/2006/main" xmlns:w14="http://schemas.microsoft.com/office/word/2010/wordml" xmlns:w15="http://schemas.microsoft.com/office/word/2012/wordml" xmlns:w16cex="http://schemas.microsoft.com/office/word/2018/wordml/cex" xmlns:w16cid="http://schemas.microsoft.com/office/word/2016/wordml/cid" xmlns:w16="http://schemas.microsoft.com/office/word/2018/wordml" xmlns:w16du="http://schemas.microsoft.com/office/word/2023/wordml/word16du" xmlns:w16sdtdh="http://schemas.microsoft.com/office/word/2020/wordml/sdtdatahash" xmlns:w16sdtfl="http://schemas.microsoft.com/office/word/2024/wordml/sdtformatlock" xmlns:w16se="http://schemas.microsoft.com/office/word/2015/wordml/symex" mc:Ignorable="w14 w15 w16se w16cid w16 w16cex w16sdtdh w16sdtfl w16du">
+<w:styles xmlns:mc="http://schemas.openxmlformats.org/markup-compatibility/2006" xmlns:r="http://schemas.openxmlformats.org/officeDocument/2006/relationships" xmlns:w="http://schemas.openxmlformats.org/wordprocessingml/2006/main" xmlns:w14="http://schemas.microsoft.com/office/word/2010/wordml" xmlns:w15="http://schemas.microsoft.com/office/word/2012/wordml" xmlns:w16cex="http://schemas.microsoft.com/office/word/2018/wordml/cex" xmlns:w16cid="http://schemas.microsoft.com/office/word/2016/wordml/cid" xmlns:w16="http://schemas.microsoft.com/office/word/2018/wordml" xmlns:w16sdtdh="http://schemas.microsoft.com/office/word/2020/wordml/sdtdatahash" xmlns:w16sdtfl="http://schemas.microsoft.com/office/word/2024/wordml/sdtformatlock" xmlns:w16se="http://schemas.microsoft.com/office/word/2015/wordml/symex" xmlns:w16du="http://schemas.microsoft.com/office/word/2023/wordml/word16du" mc:Ignorable="w14 w15 w16se w16cid w16 w16cex w16sdtdh w16sdtfl w16du">
   <w:docDefaults>
     <w:rPrDefault>
       <w:rPr>
@@ -11822,21 +11853,6 @@
 </file>
 
 <file path=customXml/item1.xml><?xml version="1.0" encoding="utf-8"?>
-<b:Sources xmlns:b="http://schemas.openxmlformats.org/officeDocument/2006/bibliography" xmlns="http://schemas.openxmlformats.org/officeDocument/2006/bibliography" SelectedStyle="\APASixthEditionOfficeOnline.xsl" StyleName="APA" Version="6"/>
-</file>
-
-<file path=customXml/item2.xml><?xml version="1.0" encoding="utf-8"?>
-<p:properties xmlns:p="http://schemas.microsoft.com/office/2006/metadata/properties" xmlns:xsi="http://www.w3.org/2001/XMLSchema-instance" xmlns:pc="http://schemas.microsoft.com/office/infopath/2007/PartnerControls">
-  <documentManagement>
-    <TaxCatchAll xmlns="13c90a0b-73bc-4dc0-be5f-28d77b615beb" xsi:nil="true"/>
-    <lcf76f155ced4ddcb4097134ff3c332f xmlns="13c93bba-48ce-428c-bfe5-88b42c19b028">
-      <Terms xmlns="http://schemas.microsoft.com/office/infopath/2007/PartnerControls"/>
-    </lcf76f155ced4ddcb4097134ff3c332f>
-  </documentManagement>
-</p:properties>
-</file>
-
-<file path=customXml/item3.xml><?xml version="1.0" encoding="utf-8"?>
 <ct:contentTypeSchema xmlns:ct="http://schemas.microsoft.com/office/2006/metadata/contentType" xmlns:ma="http://schemas.microsoft.com/office/2006/metadata/properties/metaAttributes" ct:_="" ma:_="" ma:contentTypeName="Documento" ma:contentTypeID="0x0101006A81D6BD42E8DF4C91013959704817E1" ma:contentTypeVersion="15" ma:contentTypeDescription="Crear nuevo documento." ma:contentTypeScope="" ma:versionID="bf4f72ffd194f0963ff564daca6869f7">
   <xsd:schema xmlns:xsd="http://www.w3.org/2001/XMLSchema" xmlns:xs="http://www.w3.org/2001/XMLSchema" xmlns:p="http://schemas.microsoft.com/office/2006/metadata/properties" xmlns:ns2="13c90a0b-73bc-4dc0-be5f-28d77b615beb" xmlns:ns3="13c93bba-48ce-428c-bfe5-88b42c19b028" targetNamespace="http://schemas.microsoft.com/office/2006/metadata/properties" ma:root="true" ma:fieldsID="8718d6f4873a5b1392a45044efa78385" ns2:_="" ns3:_="">
     <xsd:import namespace="13c90a0b-73bc-4dc0-be5f-28d77b615beb"/>
@@ -12071,6 +12087,21 @@
 </ct:contentTypeSchema>
 </file>
 
+<file path=customXml/item2.xml><?xml version="1.0" encoding="utf-8"?>
+<p:properties xmlns:p="http://schemas.microsoft.com/office/2006/metadata/properties" xmlns:xsi="http://www.w3.org/2001/XMLSchema-instance" xmlns:pc="http://schemas.microsoft.com/office/infopath/2007/PartnerControls">
+  <documentManagement>
+    <TaxCatchAll xmlns="13c90a0b-73bc-4dc0-be5f-28d77b615beb" xsi:nil="true"/>
+    <lcf76f155ced4ddcb4097134ff3c332f xmlns="13c93bba-48ce-428c-bfe5-88b42c19b028">
+      <Terms xmlns="http://schemas.microsoft.com/office/infopath/2007/PartnerControls"/>
+    </lcf76f155ced4ddcb4097134ff3c332f>
+  </documentManagement>
+</p:properties>
+</file>
+
+<file path=customXml/item3.xml><?xml version="1.0" encoding="utf-8"?>
+<b:Sources xmlns:b="http://schemas.openxmlformats.org/officeDocument/2006/bibliography" xmlns="http://schemas.openxmlformats.org/officeDocument/2006/bibliography" SelectedStyle="\APASixthEditionOfficeOnline.xsl" StyleName="APA" Version="6"/>
+</file>
+
 <file path=customXml/item4.xml><?xml version="1.0" encoding="utf-8"?>
 <?mso-contentType ?>
 <FormTemplates xmlns="http://schemas.microsoft.com/sharepoint/v3/contenttype/forms">
@@ -12081,25 +12112,6 @@
 </file>
 
 <file path=customXml/itemProps1.xml><?xml version="1.0" encoding="utf-8"?>
-<ds:datastoreItem xmlns:ds="http://schemas.openxmlformats.org/officeDocument/2006/customXml" ds:itemID="{2D2B5832-E448-44FA-9BA7-4210E2303E31}">
-  <ds:schemaRefs>
-    <ds:schemaRef ds:uri="http://schemas.openxmlformats.org/officeDocument/2006/bibliography"/>
-  </ds:schemaRefs>
-</ds:datastoreItem>
-</file>
-
-<file path=customXml/itemProps2.xml><?xml version="1.0" encoding="utf-8"?>
-<ds:datastoreItem xmlns:ds="http://schemas.openxmlformats.org/officeDocument/2006/customXml" ds:itemID="{1279454D-02BE-4A9C-A117-DCD1573E2608}">
-  <ds:schemaRefs>
-    <ds:schemaRef ds:uri="http://schemas.microsoft.com/office/2006/metadata/properties"/>
-    <ds:schemaRef ds:uri="http://schemas.microsoft.com/office/infopath/2007/PartnerControls"/>
-    <ds:schemaRef ds:uri="13c90a0b-73bc-4dc0-be5f-28d77b615beb"/>
-    <ds:schemaRef ds:uri="13c93bba-48ce-428c-bfe5-88b42c19b028"/>
-  </ds:schemaRefs>
-</ds:datastoreItem>
-</file>
-
-<file path=customXml/itemProps3.xml><?xml version="1.0" encoding="utf-8"?>
 <ds:datastoreItem xmlns:ds="http://schemas.openxmlformats.org/officeDocument/2006/customXml" ds:itemID="{59065960-E0CA-4804-83B5-320CBCDCC160}">
   <ds:schemaRefs>
     <ds:schemaRef ds:uri="http://schemas.microsoft.com/office/2006/metadata/contentType"/>
@@ -12118,6 +12130,25 @@
 </ds:datastoreItem>
 </file>
 
+<file path=customXml/itemProps2.xml><?xml version="1.0" encoding="utf-8"?>
+<ds:datastoreItem xmlns:ds="http://schemas.openxmlformats.org/officeDocument/2006/customXml" ds:itemID="{1279454D-02BE-4A9C-A117-DCD1573E2608}">
+  <ds:schemaRefs>
+    <ds:schemaRef ds:uri="http://schemas.microsoft.com/office/2006/metadata/properties"/>
+    <ds:schemaRef ds:uri="http://schemas.microsoft.com/office/infopath/2007/PartnerControls"/>
+    <ds:schemaRef ds:uri="13c90a0b-73bc-4dc0-be5f-28d77b615beb"/>
+    <ds:schemaRef ds:uri="13c93bba-48ce-428c-bfe5-88b42c19b028"/>
+  </ds:schemaRefs>
+</ds:datastoreItem>
+</file>
+
+<file path=customXml/itemProps3.xml><?xml version="1.0" encoding="utf-8"?>
+<ds:datastoreItem xmlns:ds="http://schemas.openxmlformats.org/officeDocument/2006/customXml" ds:itemID="{2D2B5832-E448-44FA-9BA7-4210E2303E31}">
+  <ds:schemaRefs>
+    <ds:schemaRef ds:uri="http://schemas.openxmlformats.org/officeDocument/2006/bibliography"/>
+  </ds:schemaRefs>
+</ds:datastoreItem>
+</file>
+
 <file path=customXml/itemProps4.xml><?xml version="1.0" encoding="utf-8"?>
 <ds:datastoreItem xmlns:ds="http://schemas.openxmlformats.org/officeDocument/2006/customXml" ds:itemID="{10663269-2064-4804-8290-36D4A57F5557}">
   <ds:schemaRefs>
